--- a/aop/ICCA_TEMPLATE.docx
+++ b/aop/ICCA_TEMPLATE.docx
@@ -1980,7 +1980,7 @@
               <mc:AlternateContent>
                 <mc:Choice Requires="wps">
                   <w:drawing>
-                    <wp:anchor distT="0" distB="0" distL="114300" distR="114300" simplePos="0" relativeHeight="251673600" behindDoc="0" locked="0" layoutInCell="1" allowOverlap="1" wp14:anchorId="327C9E7A" wp14:editId="568D7FAB">
+                    <wp:anchor distT="0" distB="0" distL="114300" distR="114300" simplePos="0" relativeHeight="251673600" behindDoc="0" locked="0" layoutInCell="1" allowOverlap="1" wp14:anchorId="327C9E7A" wp14:editId="715E7E45">
                       <wp:simplePos x="0" y="0"/>
                       <wp:positionH relativeFrom="column">
                         <wp:posOffset>1332172</wp:posOffset>
@@ -2010,7 +2010,7 @@
                               </a:solidFill>
                               <a:ln w="6350">
                                 <a:solidFill>
-                                  <a:srgbClr val="689C9A"/>
+                                  <a:srgbClr val="868686"/>
                                 </a:solidFill>
                               </a:ln>
                             </wps:spPr>
@@ -2024,7 +2024,7 @@
                                       <w:rFonts w:ascii="Arial" w:hAnsi="Arial" w:cs="Arial"/>
                                       <w:b/>
                                       <w:bCs/>
-                                      <w:color w:val="000000" w:themeColor="text1"/>
+                                      <w:color w:val="FFFFFF" w:themeColor="background1"/>
                                       <w:sz w:val="10"/>
                                       <w:szCs w:val="10"/>
                                     </w:rPr>
@@ -2035,7 +2035,7 @@
                                       <w:rFonts w:ascii="Arial" w:hAnsi="Arial" w:cs="Arial"/>
                                       <w:b/>
                                       <w:bCs/>
-                                      <w:color w:val="000000" w:themeColor="text1"/>
+                                      <w:color w:val="FFFFFF" w:themeColor="background1"/>
                                       <w:sz w:val="10"/>
                                       <w:szCs w:val="10"/>
                                     </w:rPr>
@@ -2047,7 +2047,7 @@
                                       <w:rFonts w:ascii="Arial" w:hAnsi="Arial" w:cs="Arial"/>
                                       <w:b/>
                                       <w:bCs/>
-                                      <w:color w:val="000000" w:themeColor="text1"/>
+                                      <w:color w:val="FFFFFF" w:themeColor="background1"/>
                                       <w:sz w:val="10"/>
                                       <w:szCs w:val="10"/>
                                     </w:rPr>
@@ -2058,7 +2058,7 @@
                                       <w:rFonts w:ascii="Arial" w:hAnsi="Arial" w:cs="Arial"/>
                                       <w:b/>
                                       <w:bCs/>
-                                      <w:color w:val="000000" w:themeColor="text1"/>
+                                      <w:color w:val="FFFFFF" w:themeColor="background1"/>
                                       <w:sz w:val="10"/>
                                       <w:szCs w:val="10"/>
                                     </w:rPr>
@@ -2070,7 +2070,7 @@
                                       <w:rFonts w:ascii="Arial" w:hAnsi="Arial" w:cs="Arial"/>
                                       <w:b/>
                                       <w:bCs/>
-                                      <w:color w:val="000000" w:themeColor="text1"/>
+                                      <w:color w:val="FFFFFF" w:themeColor="background1"/>
                                       <w:sz w:val="10"/>
                                       <w:szCs w:val="10"/>
                                     </w:rPr>
@@ -2100,7 +2100,7 @@
                 </mc:Choice>
                 <mc:Fallback>
                   <w:pict>
-                    <v:shape w14:anchorId="327C9E7A" id="Text Box 13" o:spid="_x0000_s1027" type="#_x0000_t202" style="position:absolute;margin-left:104.9pt;margin-top:251.15pt;width:24.3pt;height:28.8pt;z-index:251673600;visibility:visible;mso-wrap-style:square;mso-width-percent:0;mso-height-percent:0;mso-wrap-distance-left:9pt;mso-wrap-distance-top:0;mso-wrap-distance-right:9pt;mso-wrap-distance-bottom:0;mso-position-horizontal:absolute;mso-position-horizontal-relative:text;mso-position-vertical:absolute;mso-position-vertical-relative:text;mso-width-percent:0;mso-height-percent:0;mso-width-relative:margin;mso-height-relative:margin;v-text-anchor:middle" o:gfxdata="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" fillcolor="#689c9a" strokecolor="#689c9a" strokeweight=".5pt">
+                    <v:shape w14:anchorId="327C9E7A" id="Text Box 13" o:spid="_x0000_s1027" type="#_x0000_t202" style="position:absolute;margin-left:104.9pt;margin-top:251.15pt;width:24.3pt;height:28.8pt;z-index:251673600;visibility:visible;mso-wrap-style:square;mso-width-percent:0;mso-height-percent:0;mso-wrap-distance-left:9pt;mso-wrap-distance-top:0;mso-wrap-distance-right:9pt;mso-wrap-distance-bottom:0;mso-position-horizontal:absolute;mso-position-horizontal-relative:text;mso-position-vertical:absolute;mso-position-vertical-relative:text;mso-width-percent:0;mso-height-percent:0;mso-width-relative:margin;mso-height-relative:margin;v-text-anchor:middle" o:gfxdata="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" fillcolor="#689c9a" strokecolor="#868686" strokeweight=".5pt">
                       <v:textbox inset="0,0,0,0">
                         <w:txbxContent>
                           <w:p>
@@ -2111,7 +2111,7 @@
                                 <w:rFonts w:ascii="Arial" w:hAnsi="Arial" w:cs="Arial"/>
                                 <w:b/>
                                 <w:bCs/>
-                                <w:color w:val="000000" w:themeColor="text1"/>
+                                <w:color w:val="FFFFFF" w:themeColor="background1"/>
                                 <w:sz w:val="10"/>
                                 <w:szCs w:val="10"/>
                               </w:rPr>
@@ -2122,7 +2122,7 @@
                                 <w:rFonts w:ascii="Arial" w:hAnsi="Arial" w:cs="Arial"/>
                                 <w:b/>
                                 <w:bCs/>
-                                <w:color w:val="000000" w:themeColor="text1"/>
+                                <w:color w:val="FFFFFF" w:themeColor="background1"/>
                                 <w:sz w:val="10"/>
                                 <w:szCs w:val="10"/>
                               </w:rPr>
@@ -2134,7 +2134,7 @@
                                 <w:rFonts w:ascii="Arial" w:hAnsi="Arial" w:cs="Arial"/>
                                 <w:b/>
                                 <w:bCs/>
-                                <w:color w:val="000000" w:themeColor="text1"/>
+                                <w:color w:val="FFFFFF" w:themeColor="background1"/>
                                 <w:sz w:val="10"/>
                                 <w:szCs w:val="10"/>
                               </w:rPr>
@@ -2145,7 +2145,7 @@
                                 <w:rFonts w:ascii="Arial" w:hAnsi="Arial" w:cs="Arial"/>
                                 <w:b/>
                                 <w:bCs/>
-                                <w:color w:val="000000" w:themeColor="text1"/>
+                                <w:color w:val="FFFFFF" w:themeColor="background1"/>
                                 <w:sz w:val="10"/>
                                 <w:szCs w:val="10"/>
                               </w:rPr>
@@ -2157,7 +2157,7 @@
                                 <w:rFonts w:ascii="Arial" w:hAnsi="Arial" w:cs="Arial"/>
                                 <w:b/>
                                 <w:bCs/>
-                                <w:color w:val="000000" w:themeColor="text1"/>
+                                <w:color w:val="FFFFFF" w:themeColor="background1"/>
                                 <w:sz w:val="10"/>
                                 <w:szCs w:val="10"/>
                               </w:rPr>
@@ -2183,7 +2183,7 @@
               <mc:AlternateContent>
                 <mc:Choice Requires="wps">
                   <w:drawing>
-                    <wp:anchor distT="0" distB="0" distL="114300" distR="114300" simplePos="0" relativeHeight="251679744" behindDoc="0" locked="0" layoutInCell="1" allowOverlap="1" wp14:anchorId="4B0019F5" wp14:editId="560687D6">
+                    <wp:anchor distT="0" distB="0" distL="114300" distR="114300" simplePos="0" relativeHeight="251679744" behindDoc="0" locked="0" layoutInCell="1" allowOverlap="1" wp14:anchorId="4B0019F5" wp14:editId="161DEA14">
                       <wp:simplePos x="0" y="0"/>
                       <wp:positionH relativeFrom="column">
                         <wp:posOffset>2968224</wp:posOffset>
@@ -2213,7 +2213,7 @@
                               </a:solidFill>
                               <a:ln w="6350">
                                 <a:solidFill>
-                                  <a:srgbClr val="689C9A"/>
+                                  <a:srgbClr val="868686"/>
                                 </a:solidFill>
                               </a:ln>
                             </wps:spPr>
@@ -2227,7 +2227,7 @@
                                       <w:rFonts w:ascii="Arial" w:hAnsi="Arial" w:cs="Arial"/>
                                       <w:b/>
                                       <w:bCs/>
-                                      <w:color w:val="000000" w:themeColor="text1"/>
+                                      <w:color w:val="FFFFFF" w:themeColor="background1"/>
                                       <w:sz w:val="10"/>
                                       <w:szCs w:val="10"/>
                                     </w:rPr>
@@ -2238,7 +2238,7 @@
                                       <w:rFonts w:ascii="Arial" w:hAnsi="Arial" w:cs="Arial"/>
                                       <w:b/>
                                       <w:bCs/>
-                                      <w:color w:val="000000" w:themeColor="text1"/>
+                                      <w:color w:val="FFFFFF" w:themeColor="background1"/>
                                       <w:sz w:val="10"/>
                                       <w:szCs w:val="10"/>
                                     </w:rPr>
@@ -2249,7 +2249,7 @@
                                       <w:rFonts w:ascii="Arial" w:hAnsi="Arial" w:cs="Arial"/>
                                       <w:b/>
                                       <w:bCs/>
-                                      <w:color w:val="000000" w:themeColor="text1"/>
+                                      <w:color w:val="FFFFFF" w:themeColor="background1"/>
                                       <w:sz w:val="10"/>
                                       <w:szCs w:val="10"/>
                                     </w:rPr>
@@ -2260,7 +2260,7 @@
                                       <w:rFonts w:ascii="Arial" w:hAnsi="Arial" w:cs="Arial"/>
                                       <w:b/>
                                       <w:bCs/>
-                                      <w:color w:val="000000" w:themeColor="text1"/>
+                                      <w:color w:val="FFFFFF" w:themeColor="background1"/>
                                       <w:sz w:val="10"/>
                                       <w:szCs w:val="10"/>
                                     </w:rPr>
@@ -2290,7 +2290,7 @@
                 </mc:Choice>
                 <mc:Fallback>
                   <w:pict>
-                    <v:shape w14:anchorId="4B0019F5" id="Text Box 16" o:spid="_x0000_s1028" type="#_x0000_t202" style="position:absolute;margin-left:233.7pt;margin-top:251.3pt;width:25.9pt;height:28.8pt;z-index:251679744;visibility:visible;mso-wrap-style:square;mso-width-percent:0;mso-height-percent:0;mso-wrap-distance-left:9pt;mso-wrap-distance-top:0;mso-wrap-distance-right:9pt;mso-wrap-distance-bottom:0;mso-position-horizontal:absolute;mso-position-horizontal-relative:text;mso-position-vertical:absolute;mso-position-vertical-relative:text;mso-width-percent:0;mso-height-percent:0;mso-width-relative:margin;mso-height-relative:margin;v-text-anchor:middle" o:gfxdata="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" fillcolor="#a9a57c" strokecolor="#689c9a" strokeweight=".5pt">
+                    <v:shape w14:anchorId="4B0019F5" id="Text Box 16" o:spid="_x0000_s1028" type="#_x0000_t202" style="position:absolute;margin-left:233.7pt;margin-top:251.3pt;width:25.9pt;height:28.8pt;z-index:251679744;visibility:visible;mso-wrap-style:square;mso-width-percent:0;mso-height-percent:0;mso-wrap-distance-left:9pt;mso-wrap-distance-top:0;mso-wrap-distance-right:9pt;mso-wrap-distance-bottom:0;mso-position-horizontal:absolute;mso-position-horizontal-relative:text;mso-position-vertical:absolute;mso-position-vertical-relative:text;mso-width-percent:0;mso-height-percent:0;mso-width-relative:margin;mso-height-relative:margin;v-text-anchor:middle" o:gfxdata="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" fillcolor="#a9a57c" strokecolor="#868686" strokeweight=".5pt">
                       <v:textbox inset="0,0,0,0">
                         <w:txbxContent>
                           <w:p>
@@ -2301,7 +2301,7 @@
                                 <w:rFonts w:ascii="Arial" w:hAnsi="Arial" w:cs="Arial"/>
                                 <w:b/>
                                 <w:bCs/>
-                                <w:color w:val="000000" w:themeColor="text1"/>
+                                <w:color w:val="FFFFFF" w:themeColor="background1"/>
                                 <w:sz w:val="10"/>
                                 <w:szCs w:val="10"/>
                               </w:rPr>
@@ -2312,7 +2312,7 @@
                                 <w:rFonts w:ascii="Arial" w:hAnsi="Arial" w:cs="Arial"/>
                                 <w:b/>
                                 <w:bCs/>
-                                <w:color w:val="000000" w:themeColor="text1"/>
+                                <w:color w:val="FFFFFF" w:themeColor="background1"/>
                                 <w:sz w:val="10"/>
                                 <w:szCs w:val="10"/>
                               </w:rPr>
@@ -2323,7 +2323,7 @@
                                 <w:rFonts w:ascii="Arial" w:hAnsi="Arial" w:cs="Arial"/>
                                 <w:b/>
                                 <w:bCs/>
-                                <w:color w:val="000000" w:themeColor="text1"/>
+                                <w:color w:val="FFFFFF" w:themeColor="background1"/>
                                 <w:sz w:val="10"/>
                                 <w:szCs w:val="10"/>
                               </w:rPr>
@@ -2334,7 +2334,7 @@
                                 <w:rFonts w:ascii="Arial" w:hAnsi="Arial" w:cs="Arial"/>
                                 <w:b/>
                                 <w:bCs/>
-                                <w:color w:val="000000" w:themeColor="text1"/>
+                                <w:color w:val="FFFFFF" w:themeColor="background1"/>
                                 <w:sz w:val="10"/>
                                 <w:szCs w:val="10"/>
                               </w:rPr>
@@ -2360,7 +2360,7 @@
               <mc:AlternateContent>
                 <mc:Choice Requires="wps">
                   <w:drawing>
-                    <wp:anchor distT="0" distB="0" distL="114300" distR="114300" simplePos="0" relativeHeight="251675648" behindDoc="0" locked="0" layoutInCell="1" allowOverlap="1" wp14:anchorId="0F42B3A3" wp14:editId="6A583C19">
+                    <wp:anchor distT="0" distB="0" distL="114300" distR="114300" simplePos="0" relativeHeight="251675648" behindDoc="0" locked="0" layoutInCell="1" allowOverlap="1" wp14:anchorId="0F42B3A3" wp14:editId="13649E69">
                       <wp:simplePos x="0" y="0"/>
                       <wp:positionH relativeFrom="column">
                         <wp:posOffset>2609282</wp:posOffset>
@@ -2390,7 +2390,7 @@
                               </a:solidFill>
                               <a:ln w="6350">
                                 <a:solidFill>
-                                  <a:srgbClr val="689C9A"/>
+                                  <a:srgbClr val="868686"/>
                                 </a:solidFill>
                               </a:ln>
                             </wps:spPr>
@@ -2404,7 +2404,7 @@
                                       <w:rFonts w:ascii="Arial" w:hAnsi="Arial" w:cs="Arial"/>
                                       <w:b/>
                                       <w:bCs/>
-                                      <w:color w:val="000000" w:themeColor="text1"/>
+                                      <w:color w:val="FFFFFF" w:themeColor="background1"/>
                                       <w:sz w:val="10"/>
                                       <w:szCs w:val="10"/>
                                     </w:rPr>
@@ -2415,7 +2415,7 @@
                                       <w:rFonts w:ascii="Arial" w:hAnsi="Arial" w:cs="Arial"/>
                                       <w:b/>
                                       <w:bCs/>
-                                      <w:color w:val="000000" w:themeColor="text1"/>
+                                      <w:color w:val="FFFFFF" w:themeColor="background1"/>
                                       <w:sz w:val="10"/>
                                       <w:szCs w:val="10"/>
                                     </w:rPr>
@@ -2427,7 +2427,7 @@
                                       <w:rFonts w:ascii="Arial" w:hAnsi="Arial" w:cs="Arial"/>
                                       <w:b/>
                                       <w:bCs/>
-                                      <w:color w:val="000000" w:themeColor="text1"/>
+                                      <w:color w:val="FFFFFF" w:themeColor="background1"/>
                                       <w:sz w:val="10"/>
                                       <w:szCs w:val="10"/>
                                     </w:rPr>
@@ -2439,7 +2439,7 @@
                                       <w:rFonts w:ascii="Arial" w:hAnsi="Arial" w:cs="Arial"/>
                                       <w:b/>
                                       <w:bCs/>
-                                      <w:color w:val="000000" w:themeColor="text1"/>
+                                      <w:color w:val="FFFFFF" w:themeColor="background1"/>
                                       <w:sz w:val="10"/>
                                       <w:szCs w:val="10"/>
                                     </w:rPr>
@@ -2469,7 +2469,7 @@
                 </mc:Choice>
                 <mc:Fallback>
                   <w:pict>
-                    <v:shape w14:anchorId="0F42B3A3" id="Text Box 14" o:spid="_x0000_s1029" type="#_x0000_t202" style="position:absolute;margin-left:205.45pt;margin-top:251.3pt;width:28.4pt;height:28.8pt;z-index:251675648;visibility:visible;mso-wrap-style:square;mso-width-percent:0;mso-height-percent:0;mso-wrap-distance-left:9pt;mso-wrap-distance-top:0;mso-wrap-distance-right:9pt;mso-wrap-distance-bottom:0;mso-position-horizontal:absolute;mso-position-horizontal-relative:text;mso-position-vertical:absolute;mso-position-vertical-relative:text;mso-width-percent:0;mso-height-percent:0;mso-width-relative:margin;mso-height-relative:margin;v-text-anchor:middle" o:gfxdata="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" fillcolor="#a9a57c" strokecolor="#689c9a" strokeweight=".5pt">
+                    <v:shape w14:anchorId="0F42B3A3" id="Text Box 14" o:spid="_x0000_s1029" type="#_x0000_t202" style="position:absolute;margin-left:205.45pt;margin-top:251.3pt;width:28.4pt;height:28.8pt;z-index:251675648;visibility:visible;mso-wrap-style:square;mso-width-percent:0;mso-height-percent:0;mso-wrap-distance-left:9pt;mso-wrap-distance-top:0;mso-wrap-distance-right:9pt;mso-wrap-distance-bottom:0;mso-position-horizontal:absolute;mso-position-horizontal-relative:text;mso-position-vertical:absolute;mso-position-vertical-relative:text;mso-width-percent:0;mso-height-percent:0;mso-width-relative:margin;mso-height-relative:margin;v-text-anchor:middle" o:gfxdata="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" fillcolor="#a9a57c" strokecolor="#868686" strokeweight=".5pt">
                       <v:textbox inset="0,0,0,0">
                         <w:txbxContent>
                           <w:p>
@@ -2480,7 +2480,7 @@
                                 <w:rFonts w:ascii="Arial" w:hAnsi="Arial" w:cs="Arial"/>
                                 <w:b/>
                                 <w:bCs/>
-                                <w:color w:val="000000" w:themeColor="text1"/>
+                                <w:color w:val="FFFFFF" w:themeColor="background1"/>
                                 <w:sz w:val="10"/>
                                 <w:szCs w:val="10"/>
                               </w:rPr>
@@ -2491,7 +2491,7 @@
                                 <w:rFonts w:ascii="Arial" w:hAnsi="Arial" w:cs="Arial"/>
                                 <w:b/>
                                 <w:bCs/>
-                                <w:color w:val="000000" w:themeColor="text1"/>
+                                <w:color w:val="FFFFFF" w:themeColor="background1"/>
                                 <w:sz w:val="10"/>
                                 <w:szCs w:val="10"/>
                               </w:rPr>
@@ -2503,7 +2503,7 @@
                                 <w:rFonts w:ascii="Arial" w:hAnsi="Arial" w:cs="Arial"/>
                                 <w:b/>
                                 <w:bCs/>
-                                <w:color w:val="000000" w:themeColor="text1"/>
+                                <w:color w:val="FFFFFF" w:themeColor="background1"/>
                                 <w:sz w:val="10"/>
                                 <w:szCs w:val="10"/>
                               </w:rPr>
@@ -2515,7 +2515,7 @@
                                 <w:rFonts w:ascii="Arial" w:hAnsi="Arial" w:cs="Arial"/>
                                 <w:b/>
                                 <w:bCs/>
-                                <w:color w:val="000000" w:themeColor="text1"/>
+                                <w:color w:val="FFFFFF" w:themeColor="background1"/>
                                 <w:sz w:val="10"/>
                                 <w:szCs w:val="10"/>
                               </w:rPr>
@@ -2541,7 +2541,7 @@
               <mc:AlternateContent>
                 <mc:Choice Requires="wps">
                   <w:drawing>
-                    <wp:anchor distT="0" distB="0" distL="114300" distR="114300" simplePos="0" relativeHeight="251665408" behindDoc="0" locked="0" layoutInCell="1" allowOverlap="1" wp14:anchorId="1E79411C" wp14:editId="07AECDB7">
+                    <wp:anchor distT="0" distB="0" distL="114300" distR="114300" simplePos="0" relativeHeight="251665408" behindDoc="0" locked="0" layoutInCell="1" allowOverlap="1" wp14:anchorId="1E79411C" wp14:editId="498E40F3">
                       <wp:simplePos x="0" y="0"/>
                       <wp:positionH relativeFrom="column">
                         <wp:posOffset>1014095</wp:posOffset>
@@ -2571,7 +2571,7 @@
                               </a:solidFill>
                               <a:ln w="6350">
                                 <a:solidFill>
-                                  <a:srgbClr val="689C9A"/>
+                                  <a:srgbClr val="868686"/>
                                 </a:solidFill>
                               </a:ln>
                             </wps:spPr>
@@ -2585,7 +2585,7 @@
                                       <w:rFonts w:ascii="Arial" w:hAnsi="Arial" w:cs="Arial"/>
                                       <w:b/>
                                       <w:bCs/>
-                                      <w:color w:val="000000" w:themeColor="text1"/>
+                                      <w:color w:val="FFFFFF" w:themeColor="background1"/>
                                       <w:sz w:val="10"/>
                                       <w:szCs w:val="10"/>
                                     </w:rPr>
@@ -2596,7 +2596,7 @@
                                       <w:rFonts w:ascii="Arial" w:hAnsi="Arial" w:cs="Arial"/>
                                       <w:b/>
                                       <w:bCs/>
-                                      <w:color w:val="000000" w:themeColor="text1"/>
+                                      <w:color w:val="FFFFFF" w:themeColor="background1"/>
                                       <w:sz w:val="10"/>
                                       <w:szCs w:val="10"/>
                                     </w:rPr>
@@ -2626,7 +2626,7 @@
                 </mc:Choice>
                 <mc:Fallback>
                   <w:pict>
-                    <v:shape w14:anchorId="1E79411C" id="Text Box 9" o:spid="_x0000_s1030" type="#_x0000_t202" style="position:absolute;margin-left:79.85pt;margin-top:251.2pt;width:25.8pt;height:28.8pt;z-index:251665408;visibility:visible;mso-wrap-style:square;mso-width-percent:0;mso-height-percent:0;mso-wrap-distance-left:9pt;mso-wrap-distance-top:0;mso-wrap-distance-right:9pt;mso-wrap-distance-bottom:0;mso-position-horizontal:absolute;mso-position-horizontal-relative:text;mso-position-vertical:absolute;mso-position-vertical-relative:text;mso-width-percent:0;mso-height-percent:0;mso-width-relative:margin;mso-height-relative:margin;v-text-anchor:middle" o:gfxdata="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" fillcolor="#689c9a" strokecolor="#689c9a" strokeweight=".5pt">
+                    <v:shape w14:anchorId="1E79411C" id="Text Box 9" o:spid="_x0000_s1030" type="#_x0000_t202" style="position:absolute;margin-left:79.85pt;margin-top:251.2pt;width:25.8pt;height:28.8pt;z-index:251665408;visibility:visible;mso-wrap-style:square;mso-width-percent:0;mso-height-percent:0;mso-wrap-distance-left:9pt;mso-wrap-distance-top:0;mso-wrap-distance-right:9pt;mso-wrap-distance-bottom:0;mso-position-horizontal:absolute;mso-position-horizontal-relative:text;mso-position-vertical:absolute;mso-position-vertical-relative:text;mso-width-percent:0;mso-height-percent:0;mso-width-relative:margin;mso-height-relative:margin;v-text-anchor:middle" o:gfxdata="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" fillcolor="#689c9a" strokecolor="#868686" strokeweight=".5pt">
                       <v:textbox inset="0,0,0,0">
                         <w:txbxContent>
                           <w:p>
@@ -2637,7 +2637,7 @@
                                 <w:rFonts w:ascii="Arial" w:hAnsi="Arial" w:cs="Arial"/>
                                 <w:b/>
                                 <w:bCs/>
-                                <w:color w:val="000000" w:themeColor="text1"/>
+                                <w:color w:val="FFFFFF" w:themeColor="background1"/>
                                 <w:sz w:val="10"/>
                                 <w:szCs w:val="10"/>
                               </w:rPr>
@@ -2648,7 +2648,7 @@
                                 <w:rFonts w:ascii="Arial" w:hAnsi="Arial" w:cs="Arial"/>
                                 <w:b/>
                                 <w:bCs/>
-                                <w:color w:val="000000" w:themeColor="text1"/>
+                                <w:color w:val="FFFFFF" w:themeColor="background1"/>
                                 <w:sz w:val="10"/>
                                 <w:szCs w:val="10"/>
                               </w:rPr>
@@ -2674,7 +2674,7 @@
               <mc:AlternateContent>
                 <mc:Choice Requires="wps">
                   <w:drawing>
-                    <wp:anchor distT="0" distB="0" distL="114300" distR="114300" simplePos="0" relativeHeight="251663360" behindDoc="0" locked="0" layoutInCell="1" allowOverlap="1" wp14:anchorId="0190E239" wp14:editId="21D46C7A">
+                    <wp:anchor distT="0" distB="0" distL="114300" distR="114300" simplePos="0" relativeHeight="251663360" behindDoc="0" locked="0" layoutInCell="1" allowOverlap="1" wp14:anchorId="0190E239" wp14:editId="49A72D8B">
                       <wp:simplePos x="0" y="0"/>
                       <wp:positionH relativeFrom="column">
                         <wp:posOffset>350520</wp:posOffset>
@@ -2704,7 +2704,7 @@
                               </a:solidFill>
                               <a:ln w="6350">
                                 <a:solidFill>
-                                  <a:srgbClr val="689C9A"/>
+                                  <a:srgbClr val="868686"/>
                                 </a:solidFill>
                               </a:ln>
                             </wps:spPr>
@@ -2717,7 +2717,7 @@
                                       <w:rFonts w:ascii="Arial" w:hAnsi="Arial" w:cs="Arial"/>
                                       <w:b/>
                                       <w:bCs/>
-                                      <w:color w:val="000000" w:themeColor="text1"/>
+                                      <w:color w:val="FFFFFF" w:themeColor="background1"/>
                                       <w:sz w:val="10"/>
                                       <w:szCs w:val="10"/>
                                     </w:rPr>
@@ -2728,7 +2728,7 @@
                                       <w:rFonts w:ascii="Arial" w:hAnsi="Arial" w:cs="Arial"/>
                                       <w:b/>
                                       <w:bCs/>
-                                      <w:color w:val="000000" w:themeColor="text1"/>
+                                      <w:color w:val="FFFFFF" w:themeColor="background1"/>
                                       <w:sz w:val="10"/>
                                       <w:szCs w:val="10"/>
                                     </w:rPr>
@@ -2740,7 +2740,7 @@
                                       <w:rFonts w:ascii="Arial" w:hAnsi="Arial" w:cs="Arial"/>
                                       <w:b/>
                                       <w:bCs/>
-                                      <w:color w:val="000000" w:themeColor="text1"/>
+                                      <w:color w:val="FFFFFF" w:themeColor="background1"/>
                                       <w:sz w:val="10"/>
                                       <w:szCs w:val="10"/>
                                     </w:rPr>
@@ -2752,7 +2752,7 @@
                                       <w:rFonts w:ascii="Arial" w:hAnsi="Arial" w:cs="Arial"/>
                                       <w:b/>
                                       <w:bCs/>
-                                      <w:color w:val="000000" w:themeColor="text1"/>
+                                      <w:color w:val="FFFFFF" w:themeColor="background1"/>
                                       <w:sz w:val="10"/>
                                       <w:szCs w:val="10"/>
                                     </w:rPr>
@@ -2764,7 +2764,7 @@
                                       <w:rFonts w:ascii="Arial" w:hAnsi="Arial" w:cs="Arial"/>
                                       <w:b/>
                                       <w:bCs/>
-                                      <w:color w:val="000000" w:themeColor="text1"/>
+                                      <w:color w:val="FFFFFF" w:themeColor="background1"/>
                                       <w:sz w:val="10"/>
                                       <w:szCs w:val="10"/>
                                     </w:rPr>
@@ -2776,7 +2776,7 @@
                                       <w:rFonts w:ascii="Arial" w:hAnsi="Arial" w:cs="Arial"/>
                                       <w:b/>
                                       <w:bCs/>
-                                      <w:color w:val="000000" w:themeColor="text1"/>
+                                      <w:color w:val="FFFFFF" w:themeColor="background1"/>
                                       <w:sz w:val="10"/>
                                       <w:szCs w:val="10"/>
                                     </w:rPr>
@@ -2788,7 +2788,7 @@
                                       <w:rFonts w:ascii="Arial" w:hAnsi="Arial" w:cs="Arial"/>
                                       <w:b/>
                                       <w:bCs/>
-                                      <w:color w:val="000000" w:themeColor="text1"/>
+                                      <w:color w:val="FFFFFF" w:themeColor="background1"/>
                                       <w:sz w:val="10"/>
                                       <w:szCs w:val="10"/>
                                     </w:rPr>
@@ -2800,7 +2800,7 @@
                                       <w:rFonts w:ascii="Arial" w:hAnsi="Arial" w:cs="Arial"/>
                                       <w:b/>
                                       <w:bCs/>
-                                      <w:color w:val="000000" w:themeColor="text1"/>
+                                      <w:color w:val="FFFFFF" w:themeColor="background1"/>
                                       <w:sz w:val="10"/>
                                       <w:szCs w:val="10"/>
                                     </w:rPr>
@@ -2812,7 +2812,7 @@
                                       <w:rFonts w:ascii="Arial" w:hAnsi="Arial" w:cs="Arial"/>
                                       <w:b/>
                                       <w:bCs/>
-                                      <w:color w:val="000000" w:themeColor="text1"/>
+                                      <w:color w:val="FFFFFF" w:themeColor="background1"/>
                                       <w:sz w:val="10"/>
                                       <w:szCs w:val="10"/>
                                     </w:rPr>
@@ -2824,7 +2824,7 @@
                                       <w:rFonts w:ascii="Arial" w:hAnsi="Arial" w:cs="Arial"/>
                                       <w:b/>
                                       <w:bCs/>
-                                      <w:color w:val="000000" w:themeColor="text1"/>
+                                      <w:color w:val="FFFFFF" w:themeColor="background1"/>
                                       <w:sz w:val="10"/>
                                       <w:szCs w:val="10"/>
                                     </w:rPr>
@@ -2854,7 +2854,7 @@
                 </mc:Choice>
                 <mc:Fallback>
                   <w:pict>
-                    <v:shape w14:anchorId="0190E239" id="Text Box 8" o:spid="_x0000_s1031" type="#_x0000_t202" style="position:absolute;margin-left:27.6pt;margin-top:251.25pt;width:26.6pt;height:28.8pt;z-index:251663360;visibility:visible;mso-wrap-style:square;mso-width-percent:0;mso-height-percent:0;mso-wrap-distance-left:9pt;mso-wrap-distance-top:0;mso-wrap-distance-right:9pt;mso-wrap-distance-bottom:0;mso-position-horizontal:absolute;mso-position-horizontal-relative:text;mso-position-vertical:absolute;mso-position-vertical-relative:text;mso-width-percent:0;mso-height-percent:0;mso-width-relative:margin;mso-height-relative:margin;v-text-anchor:middle" o:gfxdata="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" fillcolor="#b7ae38" strokecolor="#689c9a" strokeweight=".5pt">
+                    <v:shape w14:anchorId="0190E239" id="Text Box 8" o:spid="_x0000_s1031" type="#_x0000_t202" style="position:absolute;margin-left:27.6pt;margin-top:251.25pt;width:26.6pt;height:28.8pt;z-index:251663360;visibility:visible;mso-wrap-style:square;mso-width-percent:0;mso-height-percent:0;mso-wrap-distance-left:9pt;mso-wrap-distance-top:0;mso-wrap-distance-right:9pt;mso-wrap-distance-bottom:0;mso-position-horizontal:absolute;mso-position-horizontal-relative:text;mso-position-vertical:absolute;mso-position-vertical-relative:text;mso-width-percent:0;mso-height-percent:0;mso-width-relative:margin;mso-height-relative:margin;v-text-anchor:middle" o:gfxdata="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" fillcolor="#b7ae38" strokecolor="#868686" strokeweight=".5pt">
                       <v:textbox inset="0,0,0,0">
                         <w:txbxContent>
                           <w:p>
@@ -2864,7 +2864,7 @@
                                 <w:rFonts w:ascii="Arial" w:hAnsi="Arial" w:cs="Arial"/>
                                 <w:b/>
                                 <w:bCs/>
-                                <w:color w:val="000000" w:themeColor="text1"/>
+                                <w:color w:val="FFFFFF" w:themeColor="background1"/>
                                 <w:sz w:val="10"/>
                                 <w:szCs w:val="10"/>
                               </w:rPr>
@@ -2875,7 +2875,7 @@
                                 <w:rFonts w:ascii="Arial" w:hAnsi="Arial" w:cs="Arial"/>
                                 <w:b/>
                                 <w:bCs/>
-                                <w:color w:val="000000" w:themeColor="text1"/>
+                                <w:color w:val="FFFFFF" w:themeColor="background1"/>
                                 <w:sz w:val="10"/>
                                 <w:szCs w:val="10"/>
                               </w:rPr>
@@ -2887,7 +2887,7 @@
                                 <w:rFonts w:ascii="Arial" w:hAnsi="Arial" w:cs="Arial"/>
                                 <w:b/>
                                 <w:bCs/>
-                                <w:color w:val="000000" w:themeColor="text1"/>
+                                <w:color w:val="FFFFFF" w:themeColor="background1"/>
                                 <w:sz w:val="10"/>
                                 <w:szCs w:val="10"/>
                               </w:rPr>
@@ -2899,7 +2899,7 @@
                                 <w:rFonts w:ascii="Arial" w:hAnsi="Arial" w:cs="Arial"/>
                                 <w:b/>
                                 <w:bCs/>
-                                <w:color w:val="000000" w:themeColor="text1"/>
+                                <w:color w:val="FFFFFF" w:themeColor="background1"/>
                                 <w:sz w:val="10"/>
                                 <w:szCs w:val="10"/>
                               </w:rPr>
@@ -2911,7 +2911,7 @@
                                 <w:rFonts w:ascii="Arial" w:hAnsi="Arial" w:cs="Arial"/>
                                 <w:b/>
                                 <w:bCs/>
-                                <w:color w:val="000000" w:themeColor="text1"/>
+                                <w:color w:val="FFFFFF" w:themeColor="background1"/>
                                 <w:sz w:val="10"/>
                                 <w:szCs w:val="10"/>
                               </w:rPr>
@@ -2923,7 +2923,7 @@
                                 <w:rFonts w:ascii="Arial" w:hAnsi="Arial" w:cs="Arial"/>
                                 <w:b/>
                                 <w:bCs/>
-                                <w:color w:val="000000" w:themeColor="text1"/>
+                                <w:color w:val="FFFFFF" w:themeColor="background1"/>
                                 <w:sz w:val="10"/>
                                 <w:szCs w:val="10"/>
                               </w:rPr>
@@ -2935,7 +2935,7 @@
                                 <w:rFonts w:ascii="Arial" w:hAnsi="Arial" w:cs="Arial"/>
                                 <w:b/>
                                 <w:bCs/>
-                                <w:color w:val="000000" w:themeColor="text1"/>
+                                <w:color w:val="FFFFFF" w:themeColor="background1"/>
                                 <w:sz w:val="10"/>
                                 <w:szCs w:val="10"/>
                               </w:rPr>
@@ -2947,7 +2947,7 @@
                                 <w:rFonts w:ascii="Arial" w:hAnsi="Arial" w:cs="Arial"/>
                                 <w:b/>
                                 <w:bCs/>
-                                <w:color w:val="000000" w:themeColor="text1"/>
+                                <w:color w:val="FFFFFF" w:themeColor="background1"/>
                                 <w:sz w:val="10"/>
                                 <w:szCs w:val="10"/>
                               </w:rPr>
@@ -2959,7 +2959,7 @@
                                 <w:rFonts w:ascii="Arial" w:hAnsi="Arial" w:cs="Arial"/>
                                 <w:b/>
                                 <w:bCs/>
-                                <w:color w:val="000000" w:themeColor="text1"/>
+                                <w:color w:val="FFFFFF" w:themeColor="background1"/>
                                 <w:sz w:val="10"/>
                                 <w:szCs w:val="10"/>
                               </w:rPr>
@@ -2971,7 +2971,7 @@
                                 <w:rFonts w:ascii="Arial" w:hAnsi="Arial" w:cs="Arial"/>
                                 <w:b/>
                                 <w:bCs/>
-                                <w:color w:val="000000" w:themeColor="text1"/>
+                                <w:color w:val="FFFFFF" w:themeColor="background1"/>
                                 <w:sz w:val="10"/>
                                 <w:szCs w:val="10"/>
                               </w:rPr>
@@ -2997,7 +2997,7 @@
               <mc:AlternateContent>
                 <mc:Choice Requires="wps">
                   <w:drawing>
-                    <wp:anchor distT="0" distB="0" distL="114300" distR="114300" simplePos="0" relativeHeight="251661312" behindDoc="0" locked="0" layoutInCell="1" allowOverlap="1" wp14:anchorId="6C4B8B03" wp14:editId="6D5241AF">
+                    <wp:anchor distT="0" distB="0" distL="114300" distR="114300" simplePos="0" relativeHeight="251661312" behindDoc="0" locked="0" layoutInCell="1" allowOverlap="1" wp14:anchorId="6C4B8B03" wp14:editId="2D8B06BD">
                       <wp:simplePos x="0" y="0"/>
                       <wp:positionH relativeFrom="column">
                         <wp:posOffset>685165</wp:posOffset>
@@ -3027,7 +3027,7 @@
                               </a:solidFill>
                               <a:ln w="6350">
                                 <a:solidFill>
-                                  <a:srgbClr val="689C9A"/>
+                                  <a:srgbClr val="868686"/>
                                 </a:solidFill>
                               </a:ln>
                             </wps:spPr>
@@ -3041,6 +3041,7 @@
                                       <w:rFonts w:ascii="Arial" w:hAnsi="Arial" w:cs="Arial"/>
                                       <w:b/>
                                       <w:bCs/>
+                                      <w:color w:val="FFFFFF" w:themeColor="background1"/>
                                       <w:sz w:val="10"/>
                                       <w:szCs w:val="10"/>
                                     </w:rPr>
@@ -3051,6 +3052,7 @@
                                       <w:rFonts w:ascii="Arial" w:hAnsi="Arial" w:cs="Arial"/>
                                       <w:b/>
                                       <w:bCs/>
+                                      <w:color w:val="FFFFFF" w:themeColor="background1"/>
                                       <w:sz w:val="10"/>
                                       <w:szCs w:val="10"/>
                                     </w:rPr>
@@ -3062,6 +3064,7 @@
                                       <w:rFonts w:ascii="Arial" w:hAnsi="Arial" w:cs="Arial"/>
                                       <w:b/>
                                       <w:bCs/>
+                                      <w:color w:val="FFFFFF" w:themeColor="background1"/>
                                       <w:sz w:val="10"/>
                                       <w:szCs w:val="10"/>
                                     </w:rPr>
@@ -3073,6 +3076,7 @@
                                       <w:rFonts w:ascii="Arial" w:hAnsi="Arial" w:cs="Arial"/>
                                       <w:b/>
                                       <w:bCs/>
+                                      <w:color w:val="FFFFFF" w:themeColor="background1"/>
                                       <w:sz w:val="10"/>
                                       <w:szCs w:val="10"/>
                                     </w:rPr>
@@ -3084,6 +3088,7 @@
                                       <w:rFonts w:ascii="Arial" w:hAnsi="Arial" w:cs="Arial"/>
                                       <w:b/>
                                       <w:bCs/>
+                                      <w:color w:val="FFFFFF" w:themeColor="background1"/>
                                       <w:sz w:val="10"/>
                                       <w:szCs w:val="10"/>
                                     </w:rPr>
@@ -3095,6 +3100,7 @@
                                       <w:rFonts w:ascii="Arial" w:hAnsi="Arial" w:cs="Arial"/>
                                       <w:b/>
                                       <w:bCs/>
+                                      <w:color w:val="FFFFFF" w:themeColor="background1"/>
                                       <w:sz w:val="10"/>
                                       <w:szCs w:val="10"/>
                                     </w:rPr>
@@ -3106,6 +3112,7 @@
                                       <w:rFonts w:ascii="Arial" w:hAnsi="Arial" w:cs="Arial"/>
                                       <w:b/>
                                       <w:bCs/>
+                                      <w:color w:val="FFFFFF" w:themeColor="background1"/>
                                       <w:sz w:val="10"/>
                                       <w:szCs w:val="10"/>
                                     </w:rPr>
@@ -3117,6 +3124,7 @@
                                       <w:rFonts w:ascii="Arial" w:hAnsi="Arial" w:cs="Arial"/>
                                       <w:b/>
                                       <w:bCs/>
+                                      <w:color w:val="FFFFFF" w:themeColor="background1"/>
                                       <w:sz w:val="10"/>
                                       <w:szCs w:val="10"/>
                                     </w:rPr>
@@ -3127,6 +3135,7 @@
                                       <w:rFonts w:ascii="Arial" w:hAnsi="Arial" w:cs="Arial"/>
                                       <w:b/>
                                       <w:bCs/>
+                                      <w:color w:val="FFFFFF" w:themeColor="background1"/>
                                       <w:sz w:val="10"/>
                                       <w:szCs w:val="10"/>
                                     </w:rPr>
@@ -3137,6 +3146,7 @@
                                       <w:rFonts w:ascii="Arial" w:hAnsi="Arial" w:cs="Arial"/>
                                       <w:b/>
                                       <w:bCs/>
+                                      <w:color w:val="FFFFFF" w:themeColor="background1"/>
                                       <w:sz w:val="10"/>
                                       <w:szCs w:val="10"/>
                                     </w:rPr>
@@ -3166,7 +3176,7 @@
                 </mc:Choice>
                 <mc:Fallback>
                   <w:pict>
-                    <v:shape w14:anchorId="6C4B8B03" id="Text Box 7" o:spid="_x0000_s1032" type="#_x0000_t202" style="position:absolute;margin-left:53.95pt;margin-top:251.25pt;width:25.9pt;height:28.8pt;z-index:251661312;visibility:visible;mso-wrap-style:square;mso-width-percent:0;mso-height-percent:0;mso-wrap-distance-left:9pt;mso-wrap-distance-top:0;mso-wrap-distance-right:9pt;mso-wrap-distance-bottom:0;mso-position-horizontal:absolute;mso-position-horizontal-relative:text;mso-position-vertical:absolute;mso-position-vertical-relative:text;mso-width-percent:0;mso-height-percent:0;mso-width-relative:margin;mso-height-relative:margin;v-text-anchor:middle" o:gfxdata="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" fillcolor="#b7ae38" strokecolor="#689c9a" strokeweight=".5pt">
+                    <v:shape w14:anchorId="6C4B8B03" id="Text Box 7" o:spid="_x0000_s1032" type="#_x0000_t202" style="position:absolute;margin-left:53.95pt;margin-top:251.25pt;width:25.9pt;height:28.8pt;z-index:251661312;visibility:visible;mso-wrap-style:square;mso-width-percent:0;mso-height-percent:0;mso-wrap-distance-left:9pt;mso-wrap-distance-top:0;mso-wrap-distance-right:9pt;mso-wrap-distance-bottom:0;mso-position-horizontal:absolute;mso-position-horizontal-relative:text;mso-position-vertical:absolute;mso-position-vertical-relative:text;mso-width-percent:0;mso-height-percent:0;mso-width-relative:margin;mso-height-relative:margin;v-text-anchor:middle" o:gfxdata="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" fillcolor="#b7ae38" strokecolor="#868686" strokeweight=".5pt">
                       <v:textbox inset="0,0,0,0">
                         <w:txbxContent>
                           <w:p>
@@ -3177,6 +3187,7 @@
                                 <w:rFonts w:ascii="Arial" w:hAnsi="Arial" w:cs="Arial"/>
                                 <w:b/>
                                 <w:bCs/>
+                                <w:color w:val="FFFFFF" w:themeColor="background1"/>
                                 <w:sz w:val="10"/>
                                 <w:szCs w:val="10"/>
                               </w:rPr>
@@ -3187,6 +3198,7 @@
                                 <w:rFonts w:ascii="Arial" w:hAnsi="Arial" w:cs="Arial"/>
                                 <w:b/>
                                 <w:bCs/>
+                                <w:color w:val="FFFFFF" w:themeColor="background1"/>
                                 <w:sz w:val="10"/>
                                 <w:szCs w:val="10"/>
                               </w:rPr>
@@ -3198,6 +3210,7 @@
                                 <w:rFonts w:ascii="Arial" w:hAnsi="Arial" w:cs="Arial"/>
                                 <w:b/>
                                 <w:bCs/>
+                                <w:color w:val="FFFFFF" w:themeColor="background1"/>
                                 <w:sz w:val="10"/>
                                 <w:szCs w:val="10"/>
                               </w:rPr>
@@ -3209,6 +3222,7 @@
                                 <w:rFonts w:ascii="Arial" w:hAnsi="Arial" w:cs="Arial"/>
                                 <w:b/>
                                 <w:bCs/>
+                                <w:color w:val="FFFFFF" w:themeColor="background1"/>
                                 <w:sz w:val="10"/>
                                 <w:szCs w:val="10"/>
                               </w:rPr>
@@ -3220,6 +3234,7 @@
                                 <w:rFonts w:ascii="Arial" w:hAnsi="Arial" w:cs="Arial"/>
                                 <w:b/>
                                 <w:bCs/>
+                                <w:color w:val="FFFFFF" w:themeColor="background1"/>
                                 <w:sz w:val="10"/>
                                 <w:szCs w:val="10"/>
                               </w:rPr>
@@ -3231,6 +3246,7 @@
                                 <w:rFonts w:ascii="Arial" w:hAnsi="Arial" w:cs="Arial"/>
                                 <w:b/>
                                 <w:bCs/>
+                                <w:color w:val="FFFFFF" w:themeColor="background1"/>
                                 <w:sz w:val="10"/>
                                 <w:szCs w:val="10"/>
                               </w:rPr>
@@ -3242,6 +3258,7 @@
                                 <w:rFonts w:ascii="Arial" w:hAnsi="Arial" w:cs="Arial"/>
                                 <w:b/>
                                 <w:bCs/>
+                                <w:color w:val="FFFFFF" w:themeColor="background1"/>
                                 <w:sz w:val="10"/>
                                 <w:szCs w:val="10"/>
                               </w:rPr>
@@ -3253,6 +3270,7 @@
                                 <w:rFonts w:ascii="Arial" w:hAnsi="Arial" w:cs="Arial"/>
                                 <w:b/>
                                 <w:bCs/>
+                                <w:color w:val="FFFFFF" w:themeColor="background1"/>
                                 <w:sz w:val="10"/>
                                 <w:szCs w:val="10"/>
                               </w:rPr>
@@ -3263,6 +3281,7 @@
                                 <w:rFonts w:ascii="Arial" w:hAnsi="Arial" w:cs="Arial"/>
                                 <w:b/>
                                 <w:bCs/>
+                                <w:color w:val="FFFFFF" w:themeColor="background1"/>
                                 <w:sz w:val="10"/>
                                 <w:szCs w:val="10"/>
                               </w:rPr>
@@ -3273,6 +3292,7 @@
                                 <w:rFonts w:ascii="Arial" w:hAnsi="Arial" w:cs="Arial"/>
                                 <w:b/>
                                 <w:bCs/>
+                                <w:color w:val="FFFFFF" w:themeColor="background1"/>
                                 <w:sz w:val="10"/>
                                 <w:szCs w:val="10"/>
                               </w:rPr>
@@ -3298,7 +3318,7 @@
               <mc:AlternateContent>
                 <mc:Choice Requires="wps">
                   <w:drawing>
-                    <wp:anchor distT="0" distB="0" distL="114300" distR="114300" simplePos="0" relativeHeight="251669504" behindDoc="0" locked="0" layoutInCell="1" allowOverlap="1" wp14:anchorId="0347B5A1" wp14:editId="342E2BEF">
+                    <wp:anchor distT="0" distB="0" distL="114300" distR="114300" simplePos="0" relativeHeight="251669504" behindDoc="0" locked="0" layoutInCell="1" allowOverlap="1" wp14:anchorId="0347B5A1" wp14:editId="2FB6D05F">
                       <wp:simplePos x="0" y="0"/>
                       <wp:positionH relativeFrom="column">
                         <wp:posOffset>2303145</wp:posOffset>
@@ -3328,7 +3348,7 @@
                               </a:solidFill>
                               <a:ln w="6350">
                                 <a:solidFill>
-                                  <a:srgbClr val="689C9A"/>
+                                  <a:srgbClr val="868686"/>
                                 </a:solidFill>
                               </a:ln>
                             </wps:spPr>
@@ -3342,7 +3362,7 @@
                                       <w:rFonts w:ascii="Arial" w:hAnsi="Arial" w:cs="Arial"/>
                                       <w:b/>
                                       <w:bCs/>
-                                      <w:color w:val="000000" w:themeColor="text1"/>
+                                      <w:color w:val="FFFFFF" w:themeColor="background1"/>
                                       <w:sz w:val="10"/>
                                       <w:szCs w:val="10"/>
                                     </w:rPr>
@@ -3353,7 +3373,7 @@
                                       <w:rFonts w:ascii="Arial" w:hAnsi="Arial" w:cs="Arial"/>
                                       <w:b/>
                                       <w:bCs/>
-                                      <w:color w:val="000000" w:themeColor="text1"/>
+                                      <w:color w:val="FFFFFF" w:themeColor="background1"/>
                                       <w:sz w:val="10"/>
                                       <w:szCs w:val="10"/>
                                     </w:rPr>
@@ -3365,7 +3385,7 @@
                                       <w:rFonts w:ascii="Arial" w:hAnsi="Arial" w:cs="Arial"/>
                                       <w:b/>
                                       <w:bCs/>
-                                      <w:color w:val="000000" w:themeColor="text1"/>
+                                      <w:color w:val="FFFFFF" w:themeColor="background1"/>
                                       <w:sz w:val="10"/>
                                       <w:szCs w:val="10"/>
                                     </w:rPr>
@@ -3377,7 +3397,7 @@
                                       <w:rFonts w:ascii="Arial" w:hAnsi="Arial" w:cs="Arial"/>
                                       <w:b/>
                                       <w:bCs/>
-                                      <w:color w:val="000000" w:themeColor="text1"/>
+                                      <w:color w:val="FFFFFF" w:themeColor="background1"/>
                                       <w:sz w:val="10"/>
                                       <w:szCs w:val="10"/>
                                     </w:rPr>
@@ -3407,7 +3427,7 @@
                 </mc:Choice>
                 <mc:Fallback>
                   <w:pict>
-                    <v:shape w14:anchorId="0347B5A1" id="Text Box 11" o:spid="_x0000_s1033" type="#_x0000_t202" style="position:absolute;margin-left:181.35pt;margin-top:251.25pt;width:24.1pt;height:28.7pt;z-index:251669504;visibility:visible;mso-wrap-style:square;mso-width-percent:0;mso-height-percent:0;mso-wrap-distance-left:9pt;mso-wrap-distance-top:0;mso-wrap-distance-right:9pt;mso-wrap-distance-bottom:0;mso-position-horizontal:absolute;mso-position-horizontal-relative:text;mso-position-vertical:absolute;mso-position-vertical-relative:text;mso-width-percent:0;mso-height-percent:0;mso-width-relative:margin;mso-height-relative:margin;v-text-anchor:middle" o:gfxdata="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" fillcolor="#a9a57c" strokecolor="#689c9a" strokeweight=".5pt">
+                    <v:shape w14:anchorId="0347B5A1" id="Text Box 11" o:spid="_x0000_s1033" type="#_x0000_t202" style="position:absolute;margin-left:181.35pt;margin-top:251.25pt;width:24.1pt;height:28.7pt;z-index:251669504;visibility:visible;mso-wrap-style:square;mso-width-percent:0;mso-height-percent:0;mso-wrap-distance-left:9pt;mso-wrap-distance-top:0;mso-wrap-distance-right:9pt;mso-wrap-distance-bottom:0;mso-position-horizontal:absolute;mso-position-horizontal-relative:text;mso-position-vertical:absolute;mso-position-vertical-relative:text;mso-width-percent:0;mso-height-percent:0;mso-width-relative:margin;mso-height-relative:margin;v-text-anchor:middle" o:gfxdata="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" fillcolor="#a9a57c" strokecolor="#868686" strokeweight=".5pt">
                       <v:textbox inset="0,0,0,0">
                         <w:txbxContent>
                           <w:p>
@@ -3418,7 +3438,7 @@
                                 <w:rFonts w:ascii="Arial" w:hAnsi="Arial" w:cs="Arial"/>
                                 <w:b/>
                                 <w:bCs/>
-                                <w:color w:val="000000" w:themeColor="text1"/>
+                                <w:color w:val="FFFFFF" w:themeColor="background1"/>
                                 <w:sz w:val="10"/>
                                 <w:szCs w:val="10"/>
                               </w:rPr>
@@ -3429,7 +3449,7 @@
                                 <w:rFonts w:ascii="Arial" w:hAnsi="Arial" w:cs="Arial"/>
                                 <w:b/>
                                 <w:bCs/>
-                                <w:color w:val="000000" w:themeColor="text1"/>
+                                <w:color w:val="FFFFFF" w:themeColor="background1"/>
                                 <w:sz w:val="10"/>
                                 <w:szCs w:val="10"/>
                               </w:rPr>
@@ -3441,7 +3461,7 @@
                                 <w:rFonts w:ascii="Arial" w:hAnsi="Arial" w:cs="Arial"/>
                                 <w:b/>
                                 <w:bCs/>
-                                <w:color w:val="000000" w:themeColor="text1"/>
+                                <w:color w:val="FFFFFF" w:themeColor="background1"/>
                                 <w:sz w:val="10"/>
                                 <w:szCs w:val="10"/>
                               </w:rPr>
@@ -3453,7 +3473,7 @@
                                 <w:rFonts w:ascii="Arial" w:hAnsi="Arial" w:cs="Arial"/>
                                 <w:b/>
                                 <w:bCs/>
-                                <w:color w:val="000000" w:themeColor="text1"/>
+                                <w:color w:val="FFFFFF" w:themeColor="background1"/>
                                 <w:sz w:val="10"/>
                                 <w:szCs w:val="10"/>
                               </w:rPr>
@@ -3479,7 +3499,7 @@
               <mc:AlternateContent>
                 <mc:Choice Requires="wps">
                   <w:drawing>
-                    <wp:anchor distT="0" distB="0" distL="114300" distR="114300" simplePos="0" relativeHeight="251667456" behindDoc="0" locked="0" layoutInCell="1" allowOverlap="1" wp14:anchorId="41F813A1" wp14:editId="5C0E85C1">
+                    <wp:anchor distT="0" distB="0" distL="114300" distR="114300" simplePos="0" relativeHeight="251667456" behindDoc="0" locked="0" layoutInCell="1" allowOverlap="1" wp14:anchorId="41F813A1" wp14:editId="2F822AF5">
                       <wp:simplePos x="0" y="0"/>
                       <wp:positionH relativeFrom="column">
                         <wp:posOffset>1976247</wp:posOffset>
@@ -3509,7 +3529,7 @@
                               </a:solidFill>
                               <a:ln w="6350">
                                 <a:solidFill>
-                                  <a:srgbClr val="689C9A"/>
+                                  <a:srgbClr val="868686"/>
                                 </a:solidFill>
                               </a:ln>
                             </wps:spPr>
@@ -3523,7 +3543,7 @@
                                       <w:rFonts w:ascii="Arial" w:hAnsi="Arial" w:cs="Arial"/>
                                       <w:b/>
                                       <w:bCs/>
-                                      <w:color w:val="000000" w:themeColor="text1"/>
+                                      <w:color w:val="FFFFFF" w:themeColor="background1"/>
                                       <w:sz w:val="10"/>
                                       <w:szCs w:val="10"/>
                                     </w:rPr>
@@ -3534,7 +3554,7 @@
                                       <w:rFonts w:ascii="Arial" w:hAnsi="Arial" w:cs="Arial"/>
                                       <w:b/>
                                       <w:bCs/>
-                                      <w:color w:val="000000" w:themeColor="text1"/>
+                                      <w:color w:val="FFFFFF" w:themeColor="background1"/>
                                       <w:sz w:val="10"/>
                                       <w:szCs w:val="10"/>
                                     </w:rPr>
@@ -3546,7 +3566,7 @@
                                       <w:rFonts w:ascii="Arial" w:hAnsi="Arial" w:cs="Arial"/>
                                       <w:b/>
                                       <w:bCs/>
-                                      <w:color w:val="000000" w:themeColor="text1"/>
+                                      <w:color w:val="FFFFFF" w:themeColor="background1"/>
                                       <w:sz w:val="10"/>
                                       <w:szCs w:val="10"/>
                                     </w:rPr>
@@ -3558,7 +3578,7 @@
                                       <w:rFonts w:ascii="Arial" w:hAnsi="Arial" w:cs="Arial"/>
                                       <w:b/>
                                       <w:bCs/>
-                                      <w:color w:val="000000" w:themeColor="text1"/>
+                                      <w:color w:val="FFFFFF" w:themeColor="background1"/>
                                       <w:sz w:val="10"/>
                                       <w:szCs w:val="10"/>
                                     </w:rPr>
@@ -3570,7 +3590,7 @@
                                       <w:rFonts w:ascii="Arial" w:hAnsi="Arial" w:cs="Arial"/>
                                       <w:b/>
                                       <w:bCs/>
-                                      <w:color w:val="000000" w:themeColor="text1"/>
+                                      <w:color w:val="FFFFFF" w:themeColor="background1"/>
                                       <w:sz w:val="10"/>
                                       <w:szCs w:val="10"/>
                                     </w:rPr>
@@ -3582,7 +3602,7 @@
                                       <w:rFonts w:ascii="Arial" w:hAnsi="Arial" w:cs="Arial"/>
                                       <w:b/>
                                       <w:bCs/>
-                                      <w:color w:val="000000" w:themeColor="text1"/>
+                                      <w:color w:val="FFFFFF" w:themeColor="background1"/>
                                       <w:sz w:val="10"/>
                                       <w:szCs w:val="10"/>
                                     </w:rPr>
@@ -3594,7 +3614,7 @@
                                       <w:rFonts w:ascii="Arial" w:hAnsi="Arial" w:cs="Arial"/>
                                       <w:b/>
                                       <w:bCs/>
-                                      <w:color w:val="000000" w:themeColor="text1"/>
+                                      <w:color w:val="FFFFFF" w:themeColor="background1"/>
                                       <w:sz w:val="10"/>
                                       <w:szCs w:val="10"/>
                                     </w:rPr>
@@ -3606,7 +3626,7 @@
                                       <w:rFonts w:ascii="Arial" w:hAnsi="Arial" w:cs="Arial"/>
                                       <w:b/>
                                       <w:bCs/>
-                                      <w:color w:val="000000" w:themeColor="text1"/>
+                                      <w:color w:val="FFFFFF" w:themeColor="background1"/>
                                       <w:sz w:val="10"/>
                                       <w:szCs w:val="10"/>
                                     </w:rPr>
@@ -3636,7 +3656,7 @@
                 </mc:Choice>
                 <mc:Fallback>
                   <w:pict>
-                    <v:shape w14:anchorId="41F813A1" id="Text Box 10" o:spid="_x0000_s1034" type="#_x0000_t202" style="position:absolute;margin-left:155.6pt;margin-top:251.25pt;width:26.3pt;height:28.8pt;z-index:251667456;visibility:visible;mso-wrap-style:square;mso-width-percent:0;mso-height-percent:0;mso-wrap-distance-left:9pt;mso-wrap-distance-top:0;mso-wrap-distance-right:9pt;mso-wrap-distance-bottom:0;mso-position-horizontal:absolute;mso-position-horizontal-relative:text;mso-position-vertical:absolute;mso-position-vertical-relative:text;mso-width-percent:0;mso-height-percent:0;mso-width-relative:margin;mso-height-relative:margin;v-text-anchor:middle" o:gfxdata="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" fillcolor="#689c9a" strokecolor="#689c9a" strokeweight=".5pt">
+                    <v:shape w14:anchorId="41F813A1" id="Text Box 10" o:spid="_x0000_s1034" type="#_x0000_t202" style="position:absolute;margin-left:155.6pt;margin-top:251.25pt;width:26.3pt;height:28.8pt;z-index:251667456;visibility:visible;mso-wrap-style:square;mso-width-percent:0;mso-height-percent:0;mso-wrap-distance-left:9pt;mso-wrap-distance-top:0;mso-wrap-distance-right:9pt;mso-wrap-distance-bottom:0;mso-position-horizontal:absolute;mso-position-horizontal-relative:text;mso-position-vertical:absolute;mso-position-vertical-relative:text;mso-width-percent:0;mso-height-percent:0;mso-width-relative:margin;mso-height-relative:margin;v-text-anchor:middle" o:gfxdata="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" fillcolor="#689c9a" strokecolor="#868686" strokeweight=".5pt">
                       <v:textbox inset="0,0,0,0">
                         <w:txbxContent>
                           <w:p>
@@ -3647,7 +3667,7 @@
                                 <w:rFonts w:ascii="Arial" w:hAnsi="Arial" w:cs="Arial"/>
                                 <w:b/>
                                 <w:bCs/>
-                                <w:color w:val="000000" w:themeColor="text1"/>
+                                <w:color w:val="FFFFFF" w:themeColor="background1"/>
                                 <w:sz w:val="10"/>
                                 <w:szCs w:val="10"/>
                               </w:rPr>
@@ -3658,7 +3678,7 @@
                                 <w:rFonts w:ascii="Arial" w:hAnsi="Arial" w:cs="Arial"/>
                                 <w:b/>
                                 <w:bCs/>
-                                <w:color w:val="000000" w:themeColor="text1"/>
+                                <w:color w:val="FFFFFF" w:themeColor="background1"/>
                                 <w:sz w:val="10"/>
                                 <w:szCs w:val="10"/>
                               </w:rPr>
@@ -3670,7 +3690,7 @@
                                 <w:rFonts w:ascii="Arial" w:hAnsi="Arial" w:cs="Arial"/>
                                 <w:b/>
                                 <w:bCs/>
-                                <w:color w:val="000000" w:themeColor="text1"/>
+                                <w:color w:val="FFFFFF" w:themeColor="background1"/>
                                 <w:sz w:val="10"/>
                                 <w:szCs w:val="10"/>
                               </w:rPr>
@@ -3682,7 +3702,7 @@
                                 <w:rFonts w:ascii="Arial" w:hAnsi="Arial" w:cs="Arial"/>
                                 <w:b/>
                                 <w:bCs/>
-                                <w:color w:val="000000" w:themeColor="text1"/>
+                                <w:color w:val="FFFFFF" w:themeColor="background1"/>
                                 <w:sz w:val="10"/>
                                 <w:szCs w:val="10"/>
                               </w:rPr>
@@ -3694,7 +3714,7 @@
                                 <w:rFonts w:ascii="Arial" w:hAnsi="Arial" w:cs="Arial"/>
                                 <w:b/>
                                 <w:bCs/>
-                                <w:color w:val="000000" w:themeColor="text1"/>
+                                <w:color w:val="FFFFFF" w:themeColor="background1"/>
                                 <w:sz w:val="10"/>
                                 <w:szCs w:val="10"/>
                               </w:rPr>
@@ -3706,7 +3726,7 @@
                                 <w:rFonts w:ascii="Arial" w:hAnsi="Arial" w:cs="Arial"/>
                                 <w:b/>
                                 <w:bCs/>
-                                <w:color w:val="000000" w:themeColor="text1"/>
+                                <w:color w:val="FFFFFF" w:themeColor="background1"/>
                                 <w:sz w:val="10"/>
                                 <w:szCs w:val="10"/>
                               </w:rPr>
@@ -3718,7 +3738,7 @@
                                 <w:rFonts w:ascii="Arial" w:hAnsi="Arial" w:cs="Arial"/>
                                 <w:b/>
                                 <w:bCs/>
-                                <w:color w:val="000000" w:themeColor="text1"/>
+                                <w:color w:val="FFFFFF" w:themeColor="background1"/>
                                 <w:sz w:val="10"/>
                                 <w:szCs w:val="10"/>
                               </w:rPr>
@@ -3730,7 +3750,7 @@
                                 <w:rFonts w:ascii="Arial" w:hAnsi="Arial" w:cs="Arial"/>
                                 <w:b/>
                                 <w:bCs/>
-                                <w:color w:val="000000" w:themeColor="text1"/>
+                                <w:color w:val="FFFFFF" w:themeColor="background1"/>
                                 <w:sz w:val="10"/>
                                 <w:szCs w:val="10"/>
                               </w:rPr>
@@ -3756,7 +3776,7 @@
               <mc:AlternateContent>
                 <mc:Choice Requires="wps">
                   <w:drawing>
-                    <wp:anchor distT="0" distB="0" distL="114300" distR="114300" simplePos="0" relativeHeight="251681792" behindDoc="0" locked="0" layoutInCell="1" allowOverlap="1" wp14:anchorId="4D00AF4E" wp14:editId="0D67A416">
+                    <wp:anchor distT="0" distB="0" distL="114300" distR="114300" simplePos="0" relativeHeight="251681792" behindDoc="0" locked="0" layoutInCell="1" allowOverlap="1" wp14:anchorId="4D00AF4E" wp14:editId="511F0EA8">
                       <wp:simplePos x="0" y="0"/>
                       <wp:positionH relativeFrom="column">
                         <wp:posOffset>1642745</wp:posOffset>
@@ -3786,7 +3806,7 @@
                               </a:solidFill>
                               <a:ln w="6350">
                                 <a:solidFill>
-                                  <a:srgbClr val="689C9A"/>
+                                  <a:srgbClr val="868686"/>
                                 </a:solidFill>
                               </a:ln>
                             </wps:spPr>
@@ -3800,6 +3820,7 @@
                                       <w:rFonts w:ascii="Arial" w:hAnsi="Arial" w:cs="Arial"/>
                                       <w:b/>
                                       <w:bCs/>
+                                      <w:color w:val="FFFFFF" w:themeColor="background1"/>
                                       <w:sz w:val="10"/>
                                       <w:szCs w:val="10"/>
                                     </w:rPr>
@@ -3810,6 +3831,7 @@
                                       <w:rFonts w:ascii="Arial" w:hAnsi="Arial" w:cs="Arial"/>
                                       <w:b/>
                                       <w:bCs/>
+                                      <w:color w:val="FFFFFF" w:themeColor="background1"/>
                                       <w:sz w:val="10"/>
                                       <w:szCs w:val="10"/>
                                     </w:rPr>
@@ -3821,6 +3843,7 @@
                                       <w:rFonts w:ascii="Arial" w:hAnsi="Arial" w:cs="Arial"/>
                                       <w:b/>
                                       <w:bCs/>
+                                      <w:color w:val="FFFFFF" w:themeColor="background1"/>
                                       <w:sz w:val="10"/>
                                       <w:szCs w:val="10"/>
                                     </w:rPr>
@@ -3832,6 +3855,7 @@
                                       <w:rFonts w:ascii="Arial" w:hAnsi="Arial" w:cs="Arial"/>
                                       <w:b/>
                                       <w:bCs/>
+                                      <w:color w:val="FFFFFF" w:themeColor="background1"/>
                                       <w:sz w:val="10"/>
                                       <w:szCs w:val="10"/>
                                     </w:rPr>
@@ -3843,6 +3867,7 @@
                                       <w:rFonts w:ascii="Arial" w:hAnsi="Arial" w:cs="Arial"/>
                                       <w:b/>
                                       <w:bCs/>
+                                      <w:color w:val="FFFFFF" w:themeColor="background1"/>
                                       <w:sz w:val="10"/>
                                       <w:szCs w:val="10"/>
                                     </w:rPr>
@@ -3854,6 +3879,7 @@
                                       <w:rFonts w:ascii="Arial" w:hAnsi="Arial" w:cs="Arial"/>
                                       <w:b/>
                                       <w:bCs/>
+                                      <w:color w:val="FFFFFF" w:themeColor="background1"/>
                                       <w:sz w:val="10"/>
                                       <w:szCs w:val="10"/>
                                     </w:rPr>
@@ -3883,7 +3909,7 @@
                 </mc:Choice>
                 <mc:Fallback>
                   <w:pict>
-                    <v:shape w14:anchorId="4D00AF4E" id="Text Box 17" o:spid="_x0000_s1035" type="#_x0000_t202" style="position:absolute;margin-left:129.35pt;margin-top:251.25pt;width:26.65pt;height:28.8pt;z-index:251681792;visibility:visible;mso-wrap-style:square;mso-width-percent:0;mso-height-percent:0;mso-wrap-distance-left:9pt;mso-wrap-distance-top:0;mso-wrap-distance-right:9pt;mso-wrap-distance-bottom:0;mso-position-horizontal:absolute;mso-position-horizontal-relative:text;mso-position-vertical:absolute;mso-position-vertical-relative:text;mso-width-percent:0;mso-height-percent:0;mso-width-relative:margin;mso-height-relative:margin;v-text-anchor:middle" o:gfxdata="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" fillcolor="#689c9a" strokecolor="#689c9a" strokeweight=".5pt">
+                    <v:shape w14:anchorId="4D00AF4E" id="Text Box 17" o:spid="_x0000_s1035" type="#_x0000_t202" style="position:absolute;margin-left:129.35pt;margin-top:251.25pt;width:26.65pt;height:28.8pt;z-index:251681792;visibility:visible;mso-wrap-style:square;mso-width-percent:0;mso-height-percent:0;mso-wrap-distance-left:9pt;mso-wrap-distance-top:0;mso-wrap-distance-right:9pt;mso-wrap-distance-bottom:0;mso-position-horizontal:absolute;mso-position-horizontal-relative:text;mso-position-vertical:absolute;mso-position-vertical-relative:text;mso-width-percent:0;mso-height-percent:0;mso-width-relative:margin;mso-height-relative:margin;v-text-anchor:middle" o:gfxdata="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" fillcolor="#689c9a" strokecolor="#868686" strokeweight=".5pt">
                       <v:textbox inset="0,0,0,0">
                         <w:txbxContent>
                           <w:p>
@@ -3894,6 +3920,7 @@
                                 <w:rFonts w:ascii="Arial" w:hAnsi="Arial" w:cs="Arial"/>
                                 <w:b/>
                                 <w:bCs/>
+                                <w:color w:val="FFFFFF" w:themeColor="background1"/>
                                 <w:sz w:val="10"/>
                                 <w:szCs w:val="10"/>
                               </w:rPr>
@@ -3904,6 +3931,7 @@
                                 <w:rFonts w:ascii="Arial" w:hAnsi="Arial" w:cs="Arial"/>
                                 <w:b/>
                                 <w:bCs/>
+                                <w:color w:val="FFFFFF" w:themeColor="background1"/>
                                 <w:sz w:val="10"/>
                                 <w:szCs w:val="10"/>
                               </w:rPr>
@@ -3915,6 +3943,7 @@
                                 <w:rFonts w:ascii="Arial" w:hAnsi="Arial" w:cs="Arial"/>
                                 <w:b/>
                                 <w:bCs/>
+                                <w:color w:val="FFFFFF" w:themeColor="background1"/>
                                 <w:sz w:val="10"/>
                                 <w:szCs w:val="10"/>
                               </w:rPr>
@@ -3926,6 +3955,7 @@
                                 <w:rFonts w:ascii="Arial" w:hAnsi="Arial" w:cs="Arial"/>
                                 <w:b/>
                                 <w:bCs/>
+                                <w:color w:val="FFFFFF" w:themeColor="background1"/>
                                 <w:sz w:val="10"/>
                                 <w:szCs w:val="10"/>
                               </w:rPr>
@@ -3937,6 +3967,7 @@
                                 <w:rFonts w:ascii="Arial" w:hAnsi="Arial" w:cs="Arial"/>
                                 <w:b/>
                                 <w:bCs/>
+                                <w:color w:val="FFFFFF" w:themeColor="background1"/>
                                 <w:sz w:val="10"/>
                                 <w:szCs w:val="10"/>
                               </w:rPr>
@@ -3948,6 +3979,7 @@
                                 <w:rFonts w:ascii="Arial" w:hAnsi="Arial" w:cs="Arial"/>
                                 <w:b/>
                                 <w:bCs/>
+                                <w:color w:val="FFFFFF" w:themeColor="background1"/>
                                 <w:sz w:val="10"/>
                                 <w:szCs w:val="10"/>
                               </w:rPr>
@@ -3968,7 +4000,7 @@
                 <w:lang w:val="nl-NL"/>
               </w:rPr>
               <w:drawing>
-                <wp:inline distT="0" distB="0" distL="0" distR="0" wp14:anchorId="06E7B015" wp14:editId="7BEBA321">
+                <wp:inline distT="0" distB="0" distL="0" distR="0" wp14:anchorId="06E7B015" wp14:editId="3221DBC5">
                   <wp:extent cx="3429000" cy="3200400"/>
                   <wp:effectExtent l="0" t="0" r="0" b="0"/>
                   <wp:docPr id="27" name="Chart 27"/>
@@ -4094,7 +4126,7 @@
                                       <w:rFonts w:ascii="Arial" w:hAnsi="Arial" w:cs="Arial"/>
                                       <w:b/>
                                       <w:bCs/>
-                                      <w:color w:val="000000" w:themeColor="text1"/>
+                                      <w:color w:val="FFFFFF" w:themeColor="background1"/>
                                       <w:sz w:val="10"/>
                                       <w:szCs w:val="10"/>
                                     </w:rPr>
@@ -4104,7 +4136,7 @@
                                       <w:rFonts w:ascii="Arial" w:hAnsi="Arial" w:cs="Arial"/>
                                       <w:b/>
                                       <w:bCs/>
-                                      <w:color w:val="000000" w:themeColor="text1"/>
+                                      <w:color w:val="FFFFFF" w:themeColor="background1"/>
                                       <w:sz w:val="10"/>
                                       <w:szCs w:val="10"/>
                                     </w:rPr>
@@ -4115,21 +4147,11 @@
                                       <w:rFonts w:ascii="Arial" w:hAnsi="Arial" w:cs="Arial"/>
                                       <w:b/>
                                       <w:bCs/>
-                                      <w:color w:val="000000" w:themeColor="text1"/>
+                                      <w:color w:val="FFFFFF" w:themeColor="background1"/>
                                       <w:sz w:val="10"/>
                                       <w:szCs w:val="10"/>
                                     </w:rPr>
                                     <w:br/>
-                                  </w:r>
-                                  <w:r>
-                                    <w:rPr>
-                                      <w:rFonts w:ascii="Arial" w:hAnsi="Arial" w:cs="Arial"/>
-                                      <w:b/>
-                                      <w:bCs/>
-                                      <w:color w:val="000000" w:themeColor="text1"/>
-                                      <w:sz w:val="10"/>
-                                      <w:szCs w:val="10"/>
-                                    </w:rPr>
                                     <w:t>{</w:t>
                                   </w:r>
                                   <w:proofErr w:type="spellStart"/>
@@ -4138,33 +4160,11 @@
                                       <w:rFonts w:ascii="Arial" w:hAnsi="Arial" w:cs="Arial"/>
                                       <w:b/>
                                       <w:bCs/>
-                                      <w:color w:val="000000" w:themeColor="text1"/>
+                                      <w:color w:val="FFFFFF" w:themeColor="background1"/>
                                       <w:sz w:val="10"/>
                                       <w:szCs w:val="10"/>
                                     </w:rPr>
-                                    <w:t>donut_chart_</w:t>
-                                  </w:r>
-                                  <w:r>
-                                    <w:rPr>
-                                      <w:rFonts w:ascii="Arial" w:hAnsi="Arial" w:cs="Arial"/>
-                                      <w:b/>
-                                      <w:bCs/>
-                                      <w:color w:val="000000" w:themeColor="text1"/>
-                                      <w:sz w:val="10"/>
-                                      <w:szCs w:val="10"/>
-                                    </w:rPr>
-                                    <w:t>diverse</w:t>
-                                  </w:r>
-                                  <w:r>
-                                    <w:rPr>
-                                      <w:rFonts w:ascii="Arial" w:hAnsi="Arial" w:cs="Arial"/>
-                                      <w:b/>
-                                      <w:bCs/>
-                                      <w:color w:val="000000" w:themeColor="text1"/>
-                                      <w:sz w:val="10"/>
-                                      <w:szCs w:val="10"/>
-                                    </w:rPr>
-                                    <w:t>_pct</w:t>
+                                    <w:t>donut_chart_diverse_pct</w:t>
                                   </w:r>
                                   <w:proofErr w:type="spellEnd"/>
                                   <w:r>
@@ -4172,7 +4172,7 @@
                                       <w:rFonts w:ascii="Arial" w:hAnsi="Arial" w:cs="Arial"/>
                                       <w:b/>
                                       <w:bCs/>
-                                      <w:color w:val="000000" w:themeColor="text1"/>
+                                      <w:color w:val="FFFFFF" w:themeColor="background1"/>
                                       <w:sz w:val="10"/>
                                       <w:szCs w:val="10"/>
                                     </w:rPr>
@@ -4212,7 +4212,7 @@
                                 <w:rFonts w:ascii="Arial" w:hAnsi="Arial" w:cs="Arial"/>
                                 <w:b/>
                                 <w:bCs/>
-                                <w:color w:val="000000" w:themeColor="text1"/>
+                                <w:color w:val="FFFFFF" w:themeColor="background1"/>
                                 <w:sz w:val="10"/>
                                 <w:szCs w:val="10"/>
                               </w:rPr>
@@ -4222,7 +4222,7 @@
                                 <w:rFonts w:ascii="Arial" w:hAnsi="Arial" w:cs="Arial"/>
                                 <w:b/>
                                 <w:bCs/>
-                                <w:color w:val="000000" w:themeColor="text1"/>
+                                <w:color w:val="FFFFFF" w:themeColor="background1"/>
                                 <w:sz w:val="10"/>
                                 <w:szCs w:val="10"/>
                               </w:rPr>
@@ -4233,21 +4233,11 @@
                                 <w:rFonts w:ascii="Arial" w:hAnsi="Arial" w:cs="Arial"/>
                                 <w:b/>
                                 <w:bCs/>
-                                <w:color w:val="000000" w:themeColor="text1"/>
+                                <w:color w:val="FFFFFF" w:themeColor="background1"/>
                                 <w:sz w:val="10"/>
                                 <w:szCs w:val="10"/>
                               </w:rPr>
                               <w:br/>
-                            </w:r>
-                            <w:r>
-                              <w:rPr>
-                                <w:rFonts w:ascii="Arial" w:hAnsi="Arial" w:cs="Arial"/>
-                                <w:b/>
-                                <w:bCs/>
-                                <w:color w:val="000000" w:themeColor="text1"/>
-                                <w:sz w:val="10"/>
-                                <w:szCs w:val="10"/>
-                              </w:rPr>
                               <w:t>{</w:t>
                             </w:r>
                             <w:proofErr w:type="spellStart"/>
@@ -4256,33 +4246,11 @@
                                 <w:rFonts w:ascii="Arial" w:hAnsi="Arial" w:cs="Arial"/>
                                 <w:b/>
                                 <w:bCs/>
-                                <w:color w:val="000000" w:themeColor="text1"/>
+                                <w:color w:val="FFFFFF" w:themeColor="background1"/>
                                 <w:sz w:val="10"/>
                                 <w:szCs w:val="10"/>
                               </w:rPr>
-                              <w:t>donut_chart_</w:t>
-                            </w:r>
-                            <w:r>
-                              <w:rPr>
-                                <w:rFonts w:ascii="Arial" w:hAnsi="Arial" w:cs="Arial"/>
-                                <w:b/>
-                                <w:bCs/>
-                                <w:color w:val="000000" w:themeColor="text1"/>
-                                <w:sz w:val="10"/>
-                                <w:szCs w:val="10"/>
-                              </w:rPr>
-                              <w:t>diverse</w:t>
-                            </w:r>
-                            <w:r>
-                              <w:rPr>
-                                <w:rFonts w:ascii="Arial" w:hAnsi="Arial" w:cs="Arial"/>
-                                <w:b/>
-                                <w:bCs/>
-                                <w:color w:val="000000" w:themeColor="text1"/>
-                                <w:sz w:val="10"/>
-                                <w:szCs w:val="10"/>
-                              </w:rPr>
-                              <w:t>_pct</w:t>
+                              <w:t>donut_chart_diverse_pct</w:t>
                             </w:r>
                             <w:proofErr w:type="spellEnd"/>
                             <w:r>
@@ -4290,7 +4258,7 @@
                                 <w:rFonts w:ascii="Arial" w:hAnsi="Arial" w:cs="Arial"/>
                                 <w:b/>
                                 <w:bCs/>
-                                <w:color w:val="000000" w:themeColor="text1"/>
+                                <w:color w:val="FFFFFF" w:themeColor="background1"/>
                                 <w:sz w:val="10"/>
                                 <w:szCs w:val="10"/>
                               </w:rPr>
@@ -4357,7 +4325,7 @@
                                       <w:rFonts w:ascii="Arial" w:hAnsi="Arial" w:cs="Arial"/>
                                       <w:b/>
                                       <w:bCs/>
-                                      <w:color w:val="000000" w:themeColor="text1"/>
+                                      <w:color w:val="FFFFFF" w:themeColor="background1"/>
                                       <w:sz w:val="10"/>
                                       <w:szCs w:val="10"/>
                                       <w:lang w:val="nl-NL"/>
@@ -4368,7 +4336,7 @@
                                       <w:rFonts w:ascii="Arial" w:hAnsi="Arial" w:cs="Arial"/>
                                       <w:b/>
                                       <w:bCs/>
-                                      <w:color w:val="000000" w:themeColor="text1"/>
+                                      <w:color w:val="FFFFFF" w:themeColor="background1"/>
                                       <w:sz w:val="10"/>
                                       <w:szCs w:val="10"/>
                                       <w:lang w:val="nl-NL"/>
@@ -4380,7 +4348,7 @@
                                       <w:rFonts w:ascii="Arial" w:hAnsi="Arial" w:cs="Arial"/>
                                       <w:b/>
                                       <w:bCs/>
-                                      <w:color w:val="000000" w:themeColor="text1"/>
+                                      <w:color w:val="FFFFFF" w:themeColor="background1"/>
                                       <w:sz w:val="10"/>
                                       <w:szCs w:val="10"/>
                                       <w:lang w:val="nl-NL"/>
@@ -4394,7 +4362,7 @@
                                       <w:rFonts w:ascii="Arial" w:hAnsi="Arial" w:cs="Arial"/>
                                       <w:b/>
                                       <w:bCs/>
-                                      <w:color w:val="000000" w:themeColor="text1"/>
+                                      <w:color w:val="FFFFFF" w:themeColor="background1"/>
                                       <w:sz w:val="10"/>
                                       <w:szCs w:val="10"/>
                                       <w:lang w:val="nl-NL"/>
@@ -4407,7 +4375,7 @@
                                       <w:rFonts w:ascii="Arial" w:hAnsi="Arial" w:cs="Arial"/>
                                       <w:b/>
                                       <w:bCs/>
-                                      <w:color w:val="000000" w:themeColor="text1"/>
+                                      <w:color w:val="FFFFFF" w:themeColor="background1"/>
                                       <w:sz w:val="10"/>
                                       <w:szCs w:val="10"/>
                                       <w:lang w:val="nl-NL"/>
@@ -4448,7 +4416,7 @@
                                 <w:rFonts w:ascii="Arial" w:hAnsi="Arial" w:cs="Arial"/>
                                 <w:b/>
                                 <w:bCs/>
-                                <w:color w:val="000000" w:themeColor="text1"/>
+                                <w:color w:val="FFFFFF" w:themeColor="background1"/>
                                 <w:sz w:val="10"/>
                                 <w:szCs w:val="10"/>
                                 <w:lang w:val="nl-NL"/>
@@ -4459,7 +4427,7 @@
                                 <w:rFonts w:ascii="Arial" w:hAnsi="Arial" w:cs="Arial"/>
                                 <w:b/>
                                 <w:bCs/>
-                                <w:color w:val="000000" w:themeColor="text1"/>
+                                <w:color w:val="FFFFFF" w:themeColor="background1"/>
                                 <w:sz w:val="10"/>
                                 <w:szCs w:val="10"/>
                                 <w:lang w:val="nl-NL"/>
@@ -4471,7 +4439,7 @@
                                 <w:rFonts w:ascii="Arial" w:hAnsi="Arial" w:cs="Arial"/>
                                 <w:b/>
                                 <w:bCs/>
-                                <w:color w:val="000000" w:themeColor="text1"/>
+                                <w:color w:val="FFFFFF" w:themeColor="background1"/>
                                 <w:sz w:val="10"/>
                                 <w:szCs w:val="10"/>
                                 <w:lang w:val="nl-NL"/>
@@ -4485,7 +4453,7 @@
                                 <w:rFonts w:ascii="Arial" w:hAnsi="Arial" w:cs="Arial"/>
                                 <w:b/>
                                 <w:bCs/>
-                                <w:color w:val="000000" w:themeColor="text1"/>
+                                <w:color w:val="FFFFFF" w:themeColor="background1"/>
                                 <w:sz w:val="10"/>
                                 <w:szCs w:val="10"/>
                                 <w:lang w:val="nl-NL"/>
@@ -4498,7 +4466,7 @@
                                 <w:rFonts w:ascii="Arial" w:hAnsi="Arial" w:cs="Arial"/>
                                 <w:b/>
                                 <w:bCs/>
-                                <w:color w:val="000000" w:themeColor="text1"/>
+                                <w:color w:val="FFFFFF" w:themeColor="background1"/>
                                 <w:sz w:val="10"/>
                                 <w:szCs w:val="10"/>
                                 <w:lang w:val="nl-NL"/>
@@ -4566,7 +4534,7 @@
                                       <w:rFonts w:ascii="Arial" w:hAnsi="Arial" w:cs="Arial"/>
                                       <w:b/>
                                       <w:bCs/>
-                                      <w:color w:val="000000" w:themeColor="text1"/>
+                                      <w:color w:val="FFFFFF" w:themeColor="background1"/>
                                       <w:sz w:val="10"/>
                                       <w:szCs w:val="10"/>
                                     </w:rPr>
@@ -4577,7 +4545,7 @@
                                       <w:rFonts w:ascii="Arial" w:hAnsi="Arial" w:cs="Arial"/>
                                       <w:b/>
                                       <w:bCs/>
-                                      <w:color w:val="000000" w:themeColor="text1"/>
+                                      <w:color w:val="FFFFFF" w:themeColor="background1"/>
                                       <w:sz w:val="10"/>
                                       <w:szCs w:val="10"/>
                                     </w:rPr>
@@ -4589,7 +4557,7 @@
                                       <w:rFonts w:ascii="Arial" w:hAnsi="Arial" w:cs="Arial"/>
                                       <w:b/>
                                       <w:bCs/>
-                                      <w:color w:val="000000" w:themeColor="text1"/>
+                                      <w:color w:val="FFFFFF" w:themeColor="background1"/>
                                       <w:sz w:val="10"/>
                                       <w:szCs w:val="10"/>
                                     </w:rPr>
@@ -4602,7 +4570,7 @@
                                       <w:rFonts w:ascii="Arial" w:hAnsi="Arial" w:cs="Arial"/>
                                       <w:b/>
                                       <w:bCs/>
-                                      <w:color w:val="000000" w:themeColor="text1"/>
+                                      <w:color w:val="FFFFFF" w:themeColor="background1"/>
                                       <w:sz w:val="10"/>
                                       <w:szCs w:val="10"/>
                                     </w:rPr>
@@ -4614,7 +4582,7 @@
                                       <w:rFonts w:ascii="Arial" w:hAnsi="Arial" w:cs="Arial"/>
                                       <w:b/>
                                       <w:bCs/>
-                                      <w:color w:val="000000" w:themeColor="text1"/>
+                                      <w:color w:val="FFFFFF" w:themeColor="background1"/>
                                       <w:sz w:val="10"/>
                                       <w:szCs w:val="10"/>
                                     </w:rPr>
@@ -4654,7 +4622,7 @@
                                 <w:rFonts w:ascii="Arial" w:hAnsi="Arial" w:cs="Arial"/>
                                 <w:b/>
                                 <w:bCs/>
-                                <w:color w:val="000000" w:themeColor="text1"/>
+                                <w:color w:val="FFFFFF" w:themeColor="background1"/>
                                 <w:sz w:val="10"/>
                                 <w:szCs w:val="10"/>
                               </w:rPr>
@@ -4665,7 +4633,7 @@
                                 <w:rFonts w:ascii="Arial" w:hAnsi="Arial" w:cs="Arial"/>
                                 <w:b/>
                                 <w:bCs/>
-                                <w:color w:val="000000" w:themeColor="text1"/>
+                                <w:color w:val="FFFFFF" w:themeColor="background1"/>
                                 <w:sz w:val="10"/>
                                 <w:szCs w:val="10"/>
                               </w:rPr>
@@ -4677,7 +4645,7 @@
                                 <w:rFonts w:ascii="Arial" w:hAnsi="Arial" w:cs="Arial"/>
                                 <w:b/>
                                 <w:bCs/>
-                                <w:color w:val="000000" w:themeColor="text1"/>
+                                <w:color w:val="FFFFFF" w:themeColor="background1"/>
                                 <w:sz w:val="10"/>
                                 <w:szCs w:val="10"/>
                               </w:rPr>
@@ -4690,7 +4658,7 @@
                                 <w:rFonts w:ascii="Arial" w:hAnsi="Arial" w:cs="Arial"/>
                                 <w:b/>
                                 <w:bCs/>
-                                <w:color w:val="000000" w:themeColor="text1"/>
+                                <w:color w:val="FFFFFF" w:themeColor="background1"/>
                                 <w:sz w:val="10"/>
                                 <w:szCs w:val="10"/>
                               </w:rPr>
@@ -4702,7 +4670,7 @@
                                 <w:rFonts w:ascii="Arial" w:hAnsi="Arial" w:cs="Arial"/>
                                 <w:b/>
                                 <w:bCs/>
-                                <w:color w:val="000000" w:themeColor="text1"/>
+                                <w:color w:val="FFFFFF" w:themeColor="background1"/>
                                 <w:sz w:val="10"/>
                                 <w:szCs w:val="10"/>
                               </w:rPr>
@@ -9649,7 +9617,7 @@
             <c:size val="15"/>
             <c:spPr>
               <a:solidFill>
-                <a:srgbClr val="689C9A"/>
+                <a:srgbClr val="868686"/>
               </a:solidFill>
               <a:ln w="9525">
                 <a:solidFill>
@@ -9697,7 +9665,7 @@
               <a:effectLst/>
             </c:spPr>
             <c:txPr>
-              <a:bodyPr rot="0" spcFirstLastPara="1" vertOverflow="ellipsis" vert="horz" wrap="none" lIns="38100" tIns="19050" rIns="38100" bIns="19050" anchor="ctr" anchorCtr="1">
+              <a:bodyPr rot="0" spcFirstLastPara="1" vertOverflow="ellipsis" vert="horz" wrap="square" lIns="38100" tIns="19050" rIns="38100" bIns="19050" anchor="ctr" anchorCtr="1">
                 <a:spAutoFit/>
               </a:bodyPr>
               <a:lstStyle/>
@@ -9705,10 +9673,7 @@
                 <a:pPr>
                   <a:defRPr sz="900" b="1" i="0" u="none" strike="noStrike" kern="1200" baseline="0">
                     <a:solidFill>
-                      <a:schemeClr val="tx1">
-                        <a:lumMod val="75000"/>
-                        <a:lumOff val="25000"/>
-                      </a:schemeClr>
+                      <a:schemeClr val="bg1"/>
                     </a:solidFill>
                     <a:latin typeface="+mn-lt"/>
                     <a:ea typeface="+mn-ea"/>
@@ -9760,9 +9725,9 @@
             <c:val val="80"/>
             <c:spPr>
               <a:noFill/>
-              <a:ln w="6350" cap="flat" cmpd="dbl" algn="ctr">
+              <a:ln w="19050" cap="flat" cmpd="sng" algn="ctr">
                 <a:solidFill>
-                  <a:srgbClr val="689C9A"/>
+                  <a:srgbClr val="868686"/>
                 </a:solidFill>
                 <a:round/>
                 <a:headEnd w="sm" len="sm"/>

--- a/aop/ICCA_TEMPLATE.docx
+++ b/aop/ICCA_TEMPLATE.docx
@@ -1092,9 +1092,7 @@
         <w:spacing w:after="0" w:line="240" w:lineRule="auto"/>
         <w:ind w:left="7200" w:firstLine="720"/>
         <w:rPr>
-          <w:rFonts w:ascii="Arial" w:eastAsia="Arial" w:hAnsi="Arial"/>
-          <w:color w:val="696969"/>
-          <w:sz w:val="24"/>
+          <w:noProof/>
           <w:lang w:val="nl-NL"/>
         </w:rPr>
       </w:pPr>
@@ -1107,62 +1105,7 @@
       </w:r>
       <w:r>
         <w:rPr>
-          <w:rFonts w:ascii="Arial" w:eastAsia="Arial" w:hAnsi="Arial"/>
-          <w:color w:val="696969"/>
-          <w:sz w:val="24"/>
-          <w:lang w:val="nl-NL"/>
-        </w:rPr>
-        <w:tab/>
-      </w:r>
-      <w:r>
-        <w:rPr>
-          <w:rFonts w:ascii="Arial" w:eastAsia="Arial" w:hAnsi="Arial"/>
-          <w:color w:val="696969"/>
-          <w:sz w:val="24"/>
-          <w:lang w:val="nl-NL"/>
-        </w:rPr>
-        <w:tab/>
-      </w:r>
-      <w:r>
-        <w:rPr>
-          <w:rFonts w:ascii="Arial" w:eastAsia="Arial" w:hAnsi="Arial"/>
-          <w:color w:val="696969"/>
-          <w:sz w:val="24"/>
-          <w:lang w:val="nl-NL"/>
-        </w:rPr>
-        <w:tab/>
-      </w:r>
-    </w:p>
-    <w:p>
-      <w:pPr>
-        <w:rPr>
-          <w:lang w:val="nl-NL"/>
-        </w:rPr>
-      </w:pPr>
-    </w:p>
-    <w:p>
-      <w:pPr>
-        <w:rPr>
-          <w:lang w:val="nl-NL"/>
-        </w:rPr>
-      </w:pPr>
-    </w:p>
-    <w:p>
-      <w:pPr>
-        <w:rPr>
-          <w:lang w:val="nl-NL"/>
-        </w:rPr>
-      </w:pPr>
-    </w:p>
-    <w:p>
-      <w:pPr>
-        <w:spacing w:after="160" w:line="259" w:lineRule="auto"/>
-        <w:rPr>
-          <w:lang w:val="nl-NL"/>
-        </w:rPr>
-      </w:pPr>
-      <w:r>
-        <w:rPr>
+          <w:noProof/>
           <w:lang w:val="nl-NL"/>
         </w:rPr>
         <w:br w:type="page"/>

--- a/aop/ICCA_TEMPLATE.docx
+++ b/aop/ICCA_TEMPLATE.docx
@@ -15,16 +15,16 @@
           <w:noProof/>
         </w:rPr>
         <w:drawing>
-          <wp:anchor distT="0" distB="0" distL="114300" distR="114300" simplePos="0" relativeHeight="251660288" behindDoc="1" locked="1" layoutInCell="1" allowOverlap="1" wp14:anchorId="10A3DB5D" wp14:editId="2FF0763E">
+          <wp:anchor distT="0" distB="0" distL="114300" distR="114300" simplePos="0" relativeHeight="251660288" behindDoc="1" locked="1" layoutInCell="1" allowOverlap="1" wp14:anchorId="10A3DB5D" wp14:editId="1C65801B">
             <wp:simplePos x="0" y="0"/>
             <wp:positionH relativeFrom="page">
-              <wp:align>right</wp:align>
+              <wp:posOffset>-307975</wp:posOffset>
             </wp:positionH>
             <wp:positionV relativeFrom="paragraph">
-              <wp:posOffset>-340360</wp:posOffset>
+              <wp:posOffset>156210</wp:posOffset>
             </wp:positionV>
-            <wp:extent cx="7762875" cy="1874520"/>
-            <wp:effectExtent l="0" t="0" r="9525" b="0"/>
+            <wp:extent cx="8031480" cy="1417320"/>
+            <wp:effectExtent l="0" t="0" r="7620" b="0"/>
             <wp:wrapNone/>
             <wp:docPr id="2" name="img5.jpg"/>
             <wp:cNvGraphicFramePr/>
@@ -50,7 +50,7 @@
                   <pic:spPr>
                     <a:xfrm>
                       <a:off x="0" y="0"/>
-                      <a:ext cx="7762875" cy="1874520"/>
+                      <a:ext cx="8031480" cy="1417320"/>
                     </a:xfrm>
                     <a:prstGeom prst="rect">
                       <a:avLst/>
@@ -345,6 +345,7 @@
     </w:p>
     <w:p>
       <w:pPr>
+        <w:jc w:val="center"/>
         <w:rPr>
           <w:rFonts w:ascii="Arial" w:eastAsia="Arial" w:hAnsi="Arial"/>
           <w:color w:val="696969"/>
@@ -1726,7 +1727,7 @@
                 <w:noProof/>
               </w:rPr>
               <w:drawing>
-                <wp:inline distT="0" distB="0" distL="0" distR="0" wp14:anchorId="68F84713" wp14:editId="206D047C">
+                <wp:inline distT="0" distB="0" distL="0" distR="0" wp14:anchorId="68F84713" wp14:editId="28B287B8">
                   <wp:extent cx="3497580" cy="2199005"/>
                   <wp:effectExtent l="0" t="0" r="7620" b="0"/>
                   <wp:docPr id="34" name="Chart 34"/>
@@ -1785,7 +1786,7 @@
                 <w:noProof/>
               </w:rPr>
               <w:drawing>
-                <wp:inline distT="0" distB="0" distL="0" distR="0" wp14:anchorId="37DE0F29" wp14:editId="58625C96">
+                <wp:inline distT="0" distB="0" distL="0" distR="0" wp14:anchorId="37DE0F29" wp14:editId="2FEE9B2E">
                   <wp:extent cx="3165764" cy="2199005"/>
                   <wp:effectExtent l="0" t="0" r="0" b="0"/>
                   <wp:docPr id="1" name="Chart 1"/>
@@ -3943,7 +3944,7 @@
                 <w:lang w:val="nl-NL"/>
               </w:rPr>
               <w:drawing>
-                <wp:inline distT="0" distB="0" distL="0" distR="0" wp14:anchorId="06E7B015" wp14:editId="3221DBC5">
+                <wp:inline distT="0" distB="0" distL="0" distR="0" wp14:anchorId="06E7B015" wp14:editId="415BAF8B">
                   <wp:extent cx="3429000" cy="3200400"/>
                   <wp:effectExtent l="0" t="0" r="0" b="0"/>
                   <wp:docPr id="27" name="Chart 27"/>
@@ -5278,9 +5279,11 @@
         <w:sectPr>
           <w:headerReference w:type="default" r:id="rId12"/>
           <w:footerReference w:type="default" r:id="rId13"/>
+          <w:headerReference w:type="first" r:id="rId14"/>
           <w:pgSz w:w="12240" w:h="15840" w:code="1"/>
           <w:pgMar w:top="720" w:right="720" w:bottom="720" w:left="720" w:header="720" w:footer="720" w:gutter="0"/>
           <w:cols w:space="720"/>
+          <w:titlePg/>
           <w:docGrid w:linePitch="360"/>
         </w:sectPr>
       </w:pPr>
@@ -7278,7 +7281,7 @@
               <v:stroke joinstyle="miter"/>
               <v:path gradientshapeok="t" o:connecttype="rect"/>
             </v:shapetype>
-            <v:shape id="_x0000_s1039" type="#_x0000_t202" style="position:absolute;margin-left:.55pt;margin-top:27.1pt;width:522pt;height:17.9pt;z-index:-251656192;visibility:visible;mso-wrap-style:square;mso-width-percent:0;mso-height-percent:0;mso-wrap-distance-left:9pt;mso-wrap-distance-top:3.6pt;mso-wrap-distance-right:9pt;mso-wrap-distance-bottom:3.6pt;mso-position-horizontal:absolute;mso-position-horizontal-relative:margin;mso-position-vertical:absolute;mso-position-vertical-relative:text;mso-width-percent:0;mso-height-percent:0;mso-width-relative:margin;mso-height-relative:margin;v-text-anchor:top" o:gfxdata="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" fillcolor="#458fa6" strokecolor="#458fa6">
+            <v:shape id="_x0000_s1040" type="#_x0000_t202" style="position:absolute;margin-left:.55pt;margin-top:27.1pt;width:522pt;height:17.9pt;z-index:-251656192;visibility:visible;mso-wrap-style:square;mso-width-percent:0;mso-height-percent:0;mso-wrap-distance-left:9pt;mso-wrap-distance-top:3.6pt;mso-wrap-distance-right:9pt;mso-wrap-distance-bottom:3.6pt;mso-position-horizontal:absolute;mso-position-horizontal-relative:margin;mso-position-vertical:absolute;mso-position-vertical-relative:text;mso-width-percent:0;mso-height-percent:0;mso-width-relative:margin;mso-height-relative:margin;v-text-anchor:top" o:gfxdata="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" fillcolor="#458fa6" strokecolor="#458fa6">
               <v:textbox>
                 <w:txbxContent>
                   <w:p>
@@ -7671,6 +7674,7 @@
         <w:tab w:val="clear" w:pos="9360"/>
         <w:tab w:val="left" w:pos="3480"/>
         <w:tab w:val="left" w:pos="3869"/>
+        <w:tab w:val="left" w:pos="4224"/>
         <w:tab w:val="left" w:pos="4821"/>
         <w:tab w:val="left" w:pos="6175"/>
         <w:tab w:val="left" w:pos="6486"/>
@@ -7684,59 +7688,430 @@
       <w:rPr>
         <w:noProof/>
       </w:rPr>
-      <w:drawing>
-        <wp:anchor distT="0" distB="0" distL="114300" distR="114300" simplePos="0" relativeHeight="251658240" behindDoc="1" locked="0" layoutInCell="1" allowOverlap="1" wp14:anchorId="16304B34" wp14:editId="77335BA1">
-          <wp:simplePos x="0" y="0"/>
-          <wp:positionH relativeFrom="page">
-            <wp:align>right</wp:align>
-          </wp:positionH>
-          <wp:positionV relativeFrom="paragraph">
-            <wp:posOffset>-457201</wp:posOffset>
-          </wp:positionV>
-          <wp:extent cx="7757795" cy="781050"/>
-          <wp:effectExtent l="0" t="0" r="0" b="0"/>
-          <wp:wrapNone/>
-          <wp:docPr id="41" name="img3.jpg"/>
-          <wp:cNvGraphicFramePr/>
-          <a:graphic xmlns:a="http://schemas.openxmlformats.org/drawingml/2006/main">
-            <a:graphicData uri="http://schemas.openxmlformats.org/drawingml/2006/picture">
-              <pic:pic xmlns:pic="http://schemas.openxmlformats.org/drawingml/2006/picture">
-                <pic:nvPicPr>
-                  <pic:cNvPr id="1" name="img3.jpg"/>
-                  <pic:cNvPicPr/>
-                </pic:nvPicPr>
-                <pic:blipFill>
-                  <a:blip r:embed="rId1" cstate="print">
-                    <a:extLst>
-                      <a:ext uri="{28A0092B-C50C-407E-A947-70E740481C1C}">
-                        <a14:useLocalDpi xmlns:a14="http://schemas.microsoft.com/office/drawing/2010/main" val="0"/>
-                      </a:ext>
-                    </a:extLst>
-                  </a:blip>
-                  <a:stretch>
-                    <a:fillRect/>
-                  </a:stretch>
-                </pic:blipFill>
-                <pic:spPr>
-                  <a:xfrm>
-                    <a:off x="0" y="0"/>
-                    <a:ext cx="7784606" cy="783749"/>
-                  </a:xfrm>
-                  <a:prstGeom prst="rect">
-                    <a:avLst/>
-                  </a:prstGeom>
-                </pic:spPr>
-              </pic:pic>
-            </a:graphicData>
-          </a:graphic>
-          <wp14:sizeRelH relativeFrom="page">
-            <wp14:pctWidth>0</wp14:pctWidth>
-          </wp14:sizeRelH>
-          <wp14:sizeRelV relativeFrom="page">
-            <wp14:pctHeight>0</wp14:pctHeight>
-          </wp14:sizeRelV>
-        </wp:anchor>
-      </w:drawing>
+      <mc:AlternateContent>
+        <mc:Choice Requires="wps">
+          <w:drawing>
+            <wp:anchor distT="45720" distB="45720" distL="114300" distR="114300" simplePos="0" relativeHeight="251664384" behindDoc="0" locked="0" layoutInCell="1" allowOverlap="1" wp14:anchorId="614BD227" wp14:editId="1D413F0E">
+              <wp:simplePos x="0" y="0"/>
+              <wp:positionH relativeFrom="column">
+                <wp:posOffset>6350</wp:posOffset>
+              </wp:positionH>
+              <wp:positionV relativeFrom="page">
+                <wp:posOffset>158750</wp:posOffset>
+              </wp:positionV>
+              <wp:extent cx="6670675" cy="248920"/>
+              <wp:effectExtent l="0" t="0" r="0" b="0"/>
+              <wp:wrapSquare wrapText="bothSides"/>
+              <wp:docPr id="24" name="Text Box 2"/>
+              <wp:cNvGraphicFramePr>
+                <a:graphicFrameLocks xmlns:a="http://schemas.openxmlformats.org/drawingml/2006/main"/>
+              </wp:cNvGraphicFramePr>
+              <a:graphic xmlns:a="http://schemas.openxmlformats.org/drawingml/2006/main">
+                <a:graphicData uri="http://schemas.microsoft.com/office/word/2010/wordprocessingShape">
+                  <wps:wsp>
+                    <wps:cNvSpPr txBox="1">
+                      <a:spLocks noChangeArrowheads="1"/>
+                    </wps:cNvSpPr>
+                    <wps:spPr bwMode="auto">
+                      <a:xfrm>
+                        <a:off x="0" y="0"/>
+                        <a:ext cx="6670675" cy="248920"/>
+                      </a:xfrm>
+                      <a:prstGeom prst="rect">
+                        <a:avLst/>
+                      </a:prstGeom>
+                      <a:solidFill>
+                        <a:srgbClr val="458FA6"/>
+                      </a:solidFill>
+                      <a:ln w="9525">
+                        <a:noFill/>
+                        <a:miter lim="800000"/>
+                        <a:headEnd/>
+                        <a:tailEnd/>
+                      </a:ln>
+                    </wps:spPr>
+                    <wps:txbx>
+                      <w:txbxContent>
+                        <w:p>
+                          <w:pPr>
+                            <w:rPr>
+                              <w:rFonts w:ascii="Arial" w:hAnsi="Arial" w:cs="Arial"/>
+                              <w:i/>
+                              <w:iCs/>
+                              <w:color w:val="FFFFFF" w:themeColor="background1"/>
+                              <w:sz w:val="20"/>
+                              <w:szCs w:val="20"/>
+                              <w:lang w:val="nl-NL"/>
+                            </w:rPr>
+                          </w:pPr>
+                          <w:r>
+                            <w:rPr>
+                              <w:rFonts w:ascii="Arial" w:hAnsi="Arial" w:cs="Arial"/>
+                              <w:i/>
+                              <w:iCs/>
+                              <w:color w:val="FFFFFF" w:themeColor="background1"/>
+                              <w:sz w:val="20"/>
+                              <w:szCs w:val="20"/>
+                              <w:lang w:val="nl-NL"/>
+                            </w:rPr>
+                            <w:t xml:space="preserve">Project: </w:t>
+                          </w:r>
+                          <w:r>
+                            <w:rPr>
+                              <w:rFonts w:ascii="Arial" w:eastAsia="Arial" w:hAnsi="Arial" w:cs="Arial"/>
+                              <w:i/>
+                              <w:iCs/>
+                              <w:color w:val="FFFFFF" w:themeColor="background1"/>
+                              <w:sz w:val="20"/>
+                              <w:szCs w:val="20"/>
+                              <w:lang w:val="nl-NL"/>
+                            </w:rPr>
+                            <w:t>{project}</w:t>
+                          </w:r>
+                          <w:r>
+                            <w:rPr>
+                              <w:rFonts w:ascii="Arial" w:eastAsia="Arial" w:hAnsi="Arial" w:cs="Arial"/>
+                              <w:i/>
+                              <w:iCs/>
+                              <w:color w:val="FFFFFF" w:themeColor="background1"/>
+                              <w:sz w:val="20"/>
+                              <w:szCs w:val="20"/>
+                              <w:lang w:val="nl-NL"/>
+                            </w:rPr>
+                            <w:tab/>
+                          </w:r>
+                          <w:r>
+                            <w:rPr>
+                              <w:rFonts w:ascii="Arial" w:eastAsia="Arial" w:hAnsi="Arial" w:cs="Arial"/>
+                              <w:i/>
+                              <w:iCs/>
+                              <w:color w:val="FFFFFF" w:themeColor="background1"/>
+                              <w:sz w:val="20"/>
+                              <w:szCs w:val="20"/>
+                              <w:lang w:val="nl-NL"/>
+                            </w:rPr>
+                            <w:tab/>
+                          </w:r>
+                          <w:r>
+                            <w:rPr>
+                              <w:rFonts w:ascii="Arial" w:eastAsia="Arial" w:hAnsi="Arial" w:cs="Arial"/>
+                              <w:i/>
+                              <w:iCs/>
+                              <w:color w:val="FFFFFF" w:themeColor="background1"/>
+                              <w:sz w:val="20"/>
+                              <w:szCs w:val="20"/>
+                              <w:lang w:val="nl-NL"/>
+                            </w:rPr>
+                            <w:tab/>
+                          </w:r>
+                          <w:r>
+                            <w:rPr>
+                              <w:rFonts w:ascii="Arial" w:eastAsia="Arial" w:hAnsi="Arial" w:cs="Arial"/>
+                              <w:i/>
+                              <w:iCs/>
+                              <w:color w:val="FFFFFF" w:themeColor="background1"/>
+                              <w:sz w:val="20"/>
+                              <w:szCs w:val="20"/>
+                              <w:lang w:val="nl-NL"/>
+                            </w:rPr>
+                            <w:tab/>
+                          </w:r>
+                          <w:r>
+                            <w:rPr>
+                              <w:rFonts w:ascii="Arial" w:eastAsia="Arial" w:hAnsi="Arial" w:cs="Arial"/>
+                              <w:i/>
+                              <w:iCs/>
+                              <w:color w:val="FFFFFF" w:themeColor="background1"/>
+                              <w:sz w:val="20"/>
+                              <w:szCs w:val="20"/>
+                              <w:lang w:val="nl-NL"/>
+                            </w:rPr>
+                            <w:tab/>
+                          </w:r>
+                          <w:r>
+                            <w:rPr>
+                              <w:rFonts w:ascii="Arial" w:eastAsia="Arial" w:hAnsi="Arial" w:cs="Arial"/>
+                              <w:i/>
+                              <w:iCs/>
+                              <w:color w:val="FFFFFF" w:themeColor="background1"/>
+                              <w:sz w:val="20"/>
+                              <w:szCs w:val="20"/>
+                              <w:lang w:val="nl-NL"/>
+                            </w:rPr>
+                            <w:tab/>
+                          </w:r>
+                          <w:r>
+                            <w:rPr>
+                              <w:rFonts w:ascii="Arial" w:eastAsia="Arial" w:hAnsi="Arial" w:cs="Arial"/>
+                              <w:i/>
+                              <w:iCs/>
+                              <w:color w:val="FFFFFF" w:themeColor="background1"/>
+                              <w:sz w:val="20"/>
+                              <w:szCs w:val="20"/>
+                              <w:lang w:val="nl-NL"/>
+                            </w:rPr>
+                            <w:tab/>
+                            <w:t>Rapportnummer:</w:t>
+                          </w:r>
+                          <w:r>
+                            <w:rPr>
+                              <w:rFonts w:ascii="Arial" w:eastAsia="Arial" w:hAnsi="Arial"/>
+                              <w:i/>
+                              <w:iCs/>
+                              <w:color w:val="FFFFFF" w:themeColor="background1"/>
+                              <w:sz w:val="20"/>
+                              <w:szCs w:val="20"/>
+                              <w:lang w:val="nl-NL"/>
+                            </w:rPr>
+                            <w:t>{</w:t>
+                          </w:r>
+                          <w:proofErr w:type="spellStart"/>
+                          <w:r>
+                            <w:rPr>
+                              <w:rFonts w:ascii="Arial" w:eastAsia="Arial" w:hAnsi="Arial"/>
+                              <w:i/>
+                              <w:iCs/>
+                              <w:color w:val="FFFFFF" w:themeColor="background1"/>
+                              <w:sz w:val="20"/>
+                              <w:szCs w:val="20"/>
+                              <w:lang w:val="nl-NL"/>
+                            </w:rPr>
+                            <w:t>rapport_nummer</w:t>
+                          </w:r>
+                          <w:proofErr w:type="spellEnd"/>
+                          <w:r>
+                            <w:rPr>
+                              <w:rFonts w:ascii="Arial" w:eastAsia="Arial" w:hAnsi="Arial"/>
+                              <w:i/>
+                              <w:iCs/>
+                              <w:color w:val="FFFFFF" w:themeColor="background1"/>
+                              <w:sz w:val="20"/>
+                              <w:szCs w:val="20"/>
+                              <w:lang w:val="nl-NL"/>
+                            </w:rPr>
+                            <w:t>}</w:t>
+                          </w:r>
+                          <w:r>
+                            <w:rPr>
+                              <w:rFonts w:ascii="Arial" w:eastAsia="Arial" w:hAnsi="Arial" w:cs="Arial"/>
+                              <w:i/>
+                              <w:iCs/>
+                              <w:color w:val="FFFFFF" w:themeColor="background1"/>
+                              <w:sz w:val="20"/>
+                              <w:szCs w:val="20"/>
+                              <w:lang w:val="nl-NL"/>
+                            </w:rPr>
+                            <w:br/>
+                          </w:r>
+                        </w:p>
+                      </w:txbxContent>
+                    </wps:txbx>
+                    <wps:bodyPr rot="0" vert="horz" wrap="square" lIns="91440" tIns="45720" rIns="91440" bIns="45720" anchor="t" anchorCtr="0">
+                      <a:noAutofit/>
+                    </wps:bodyPr>
+                  </wps:wsp>
+                </a:graphicData>
+              </a:graphic>
+              <wp14:sizeRelH relativeFrom="margin">
+                <wp14:pctWidth>0</wp14:pctWidth>
+              </wp14:sizeRelH>
+              <wp14:sizeRelV relativeFrom="margin">
+                <wp14:pctHeight>0</wp14:pctHeight>
+              </wp14:sizeRelV>
+            </wp:anchor>
+          </w:drawing>
+        </mc:Choice>
+        <mc:Fallback>
+          <w:pict>
+            <v:shapetype w14:anchorId="614BD227" id="_x0000_t202" coordsize="21600,21600" o:spt="202" path="m,l,21600r21600,l21600,xe">
+              <v:stroke joinstyle="miter"/>
+              <v:path gradientshapeok="t" o:connecttype="rect"/>
+            </v:shapetype>
+            <v:shape id="_x0000_s1039" type="#_x0000_t202" style="position:absolute;margin-left:.5pt;margin-top:12.5pt;width:525.25pt;height:19.6pt;z-index:251664384;visibility:visible;mso-wrap-style:square;mso-width-percent:0;mso-height-percent:0;mso-wrap-distance-left:9pt;mso-wrap-distance-top:3.6pt;mso-wrap-distance-right:9pt;mso-wrap-distance-bottom:3.6pt;mso-position-horizontal:absolute;mso-position-horizontal-relative:text;mso-position-vertical:absolute;mso-position-vertical-relative:page;mso-width-percent:0;mso-height-percent:0;mso-width-relative:margin;mso-height-relative:margin;v-text-anchor:top" o:gfxdata="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" fillcolor="#458fa6" stroked="f">
+              <v:textbox>
+                <w:txbxContent>
+                  <w:p>
+                    <w:pPr>
+                      <w:rPr>
+                        <w:rFonts w:ascii="Arial" w:hAnsi="Arial" w:cs="Arial"/>
+                        <w:i/>
+                        <w:iCs/>
+                        <w:color w:val="FFFFFF" w:themeColor="background1"/>
+                        <w:sz w:val="20"/>
+                        <w:szCs w:val="20"/>
+                        <w:lang w:val="nl-NL"/>
+                      </w:rPr>
+                    </w:pPr>
+                    <w:r>
+                      <w:rPr>
+                        <w:rFonts w:ascii="Arial" w:hAnsi="Arial" w:cs="Arial"/>
+                        <w:i/>
+                        <w:iCs/>
+                        <w:color w:val="FFFFFF" w:themeColor="background1"/>
+                        <w:sz w:val="20"/>
+                        <w:szCs w:val="20"/>
+                        <w:lang w:val="nl-NL"/>
+                      </w:rPr>
+                      <w:t xml:space="preserve">Project: </w:t>
+                    </w:r>
+                    <w:r>
+                      <w:rPr>
+                        <w:rFonts w:ascii="Arial" w:eastAsia="Arial" w:hAnsi="Arial" w:cs="Arial"/>
+                        <w:i/>
+                        <w:iCs/>
+                        <w:color w:val="FFFFFF" w:themeColor="background1"/>
+                        <w:sz w:val="20"/>
+                        <w:szCs w:val="20"/>
+                        <w:lang w:val="nl-NL"/>
+                      </w:rPr>
+                      <w:t>{project}</w:t>
+                    </w:r>
+                    <w:r>
+                      <w:rPr>
+                        <w:rFonts w:ascii="Arial" w:eastAsia="Arial" w:hAnsi="Arial" w:cs="Arial"/>
+                        <w:i/>
+                        <w:iCs/>
+                        <w:color w:val="FFFFFF" w:themeColor="background1"/>
+                        <w:sz w:val="20"/>
+                        <w:szCs w:val="20"/>
+                        <w:lang w:val="nl-NL"/>
+                      </w:rPr>
+                      <w:tab/>
+                    </w:r>
+                    <w:r>
+                      <w:rPr>
+                        <w:rFonts w:ascii="Arial" w:eastAsia="Arial" w:hAnsi="Arial" w:cs="Arial"/>
+                        <w:i/>
+                        <w:iCs/>
+                        <w:color w:val="FFFFFF" w:themeColor="background1"/>
+                        <w:sz w:val="20"/>
+                        <w:szCs w:val="20"/>
+                        <w:lang w:val="nl-NL"/>
+                      </w:rPr>
+                      <w:tab/>
+                    </w:r>
+                    <w:r>
+                      <w:rPr>
+                        <w:rFonts w:ascii="Arial" w:eastAsia="Arial" w:hAnsi="Arial" w:cs="Arial"/>
+                        <w:i/>
+                        <w:iCs/>
+                        <w:color w:val="FFFFFF" w:themeColor="background1"/>
+                        <w:sz w:val="20"/>
+                        <w:szCs w:val="20"/>
+                        <w:lang w:val="nl-NL"/>
+                      </w:rPr>
+                      <w:tab/>
+                    </w:r>
+                    <w:r>
+                      <w:rPr>
+                        <w:rFonts w:ascii="Arial" w:eastAsia="Arial" w:hAnsi="Arial" w:cs="Arial"/>
+                        <w:i/>
+                        <w:iCs/>
+                        <w:color w:val="FFFFFF" w:themeColor="background1"/>
+                        <w:sz w:val="20"/>
+                        <w:szCs w:val="20"/>
+                        <w:lang w:val="nl-NL"/>
+                      </w:rPr>
+                      <w:tab/>
+                    </w:r>
+                    <w:r>
+                      <w:rPr>
+                        <w:rFonts w:ascii="Arial" w:eastAsia="Arial" w:hAnsi="Arial" w:cs="Arial"/>
+                        <w:i/>
+                        <w:iCs/>
+                        <w:color w:val="FFFFFF" w:themeColor="background1"/>
+                        <w:sz w:val="20"/>
+                        <w:szCs w:val="20"/>
+                        <w:lang w:val="nl-NL"/>
+                      </w:rPr>
+                      <w:tab/>
+                    </w:r>
+                    <w:r>
+                      <w:rPr>
+                        <w:rFonts w:ascii="Arial" w:eastAsia="Arial" w:hAnsi="Arial" w:cs="Arial"/>
+                        <w:i/>
+                        <w:iCs/>
+                        <w:color w:val="FFFFFF" w:themeColor="background1"/>
+                        <w:sz w:val="20"/>
+                        <w:szCs w:val="20"/>
+                        <w:lang w:val="nl-NL"/>
+                      </w:rPr>
+                      <w:tab/>
+                    </w:r>
+                    <w:r>
+                      <w:rPr>
+                        <w:rFonts w:ascii="Arial" w:eastAsia="Arial" w:hAnsi="Arial" w:cs="Arial"/>
+                        <w:i/>
+                        <w:iCs/>
+                        <w:color w:val="FFFFFF" w:themeColor="background1"/>
+                        <w:sz w:val="20"/>
+                        <w:szCs w:val="20"/>
+                        <w:lang w:val="nl-NL"/>
+                      </w:rPr>
+                      <w:tab/>
+                      <w:t>Rapportnummer:</w:t>
+                    </w:r>
+                    <w:r>
+                      <w:rPr>
+                        <w:rFonts w:ascii="Arial" w:eastAsia="Arial" w:hAnsi="Arial"/>
+                        <w:i/>
+                        <w:iCs/>
+                        <w:color w:val="FFFFFF" w:themeColor="background1"/>
+                        <w:sz w:val="20"/>
+                        <w:szCs w:val="20"/>
+                        <w:lang w:val="nl-NL"/>
+                      </w:rPr>
+                      <w:t>{</w:t>
+                    </w:r>
+                    <w:proofErr w:type="spellStart"/>
+                    <w:r>
+                      <w:rPr>
+                        <w:rFonts w:ascii="Arial" w:eastAsia="Arial" w:hAnsi="Arial"/>
+                        <w:i/>
+                        <w:iCs/>
+                        <w:color w:val="FFFFFF" w:themeColor="background1"/>
+                        <w:sz w:val="20"/>
+                        <w:szCs w:val="20"/>
+                        <w:lang w:val="nl-NL"/>
+                      </w:rPr>
+                      <w:t>rapport_nummer</w:t>
+                    </w:r>
+                    <w:proofErr w:type="spellEnd"/>
+                    <w:r>
+                      <w:rPr>
+                        <w:rFonts w:ascii="Arial" w:eastAsia="Arial" w:hAnsi="Arial"/>
+                        <w:i/>
+                        <w:iCs/>
+                        <w:color w:val="FFFFFF" w:themeColor="background1"/>
+                        <w:sz w:val="20"/>
+                        <w:szCs w:val="20"/>
+                        <w:lang w:val="nl-NL"/>
+                      </w:rPr>
+                      <w:t>}</w:t>
+                    </w:r>
+                    <w:r>
+                      <w:rPr>
+                        <w:rFonts w:ascii="Arial" w:eastAsia="Arial" w:hAnsi="Arial" w:cs="Arial"/>
+                        <w:i/>
+                        <w:iCs/>
+                        <w:color w:val="FFFFFF" w:themeColor="background1"/>
+                        <w:sz w:val="20"/>
+                        <w:szCs w:val="20"/>
+                        <w:lang w:val="nl-NL"/>
+                      </w:rPr>
+                      <w:br/>
+                    </w:r>
+                  </w:p>
+                </w:txbxContent>
+              </v:textbox>
+              <w10:wrap type="square" anchory="page"/>
+            </v:shape>
+          </w:pict>
+        </mc:Fallback>
+      </mc:AlternateContent>
+    </w:r>
+    <w:r>
+      <w:tab/>
     </w:r>
     <w:r>
       <w:tab/>
@@ -7778,6 +8153,74 @@
     </w:r>
     <w:r>
       <w:tab/>
+    </w:r>
+  </w:p>
+</w:hdr>
+</file>
+
+<file path=word/header2.xml><?xml version="1.0" encoding="utf-8"?>
+<w:hdr xmlns:wpc="http://schemas.microsoft.com/office/word/2010/wordprocessingCanvas" xmlns:cx="http://schemas.microsoft.com/office/drawing/2014/chartex" xmlns:cx1="http://schemas.microsoft.com/office/drawing/2015/9/8/chartex" xmlns:cx2="http://schemas.microsoft.com/office/drawing/2015/10/21/chartex" xmlns:cx3="http://schemas.microsoft.com/office/drawing/2016/5/9/chartex" xmlns:cx4="http://schemas.microsoft.com/office/drawing/2016/5/10/chartex" xmlns:cx5="http://schemas.microsoft.com/office/drawing/2016/5/11/chartex" xmlns:cx6="http://schemas.microsoft.com/office/drawing/2016/5/12/chartex" xmlns:cx7="http://schemas.microsoft.com/office/drawing/2016/5/13/chartex" xmlns:cx8="http://schemas.microsoft.com/office/drawing/2016/5/14/chartex" xmlns:mc="http://schemas.openxmlformats.org/markup-compatibility/2006" xmlns:aink="http://schemas.microsoft.com/office/drawing/2016/ink" xmlns:am3d="http://schemas.microsoft.com/office/drawing/2017/model3d" xmlns:o="urn:schemas-microsoft-com:office:office" xmlns:r="http://schemas.openxmlformats.org/officeDocument/2006/relationships" xmlns:m="http://schemas.openxmlformats.org/officeDocument/2006/math" xmlns:v="urn:schemas-microsoft-com:vml" xmlns:wp14="http://schemas.microsoft.com/office/word/2010/wordprocessingDrawing" xmlns:wp="http://schemas.openxmlformats.org/drawingml/2006/wordprocessingDrawing" xmlns:w10="urn:schemas-microsoft-com:office:word" xmlns:w="http://schemas.openxmlformats.org/wordprocessingml/2006/main" xmlns:w14="http://schemas.microsoft.com/office/word/2010/wordml" xmlns:w15="http://schemas.microsoft.com/office/word/2012/wordml" xmlns:w16cex="http://schemas.microsoft.com/office/word/2018/wordml/cex" xmlns:w16cid="http://schemas.microsoft.com/office/word/2016/wordml/cid" xmlns:w16="http://schemas.microsoft.com/office/word/2018/wordml" xmlns:w16sdtdh="http://schemas.microsoft.com/office/word/2020/wordml/sdtdatahash" xmlns:w16se="http://schemas.microsoft.com/office/word/2015/wordml/symex" xmlns:wpg="http://schemas.microsoft.com/office/word/2010/wordprocessingGroup" xmlns:wpi="http://schemas.microsoft.com/office/word/2010/wordprocessingInk" xmlns:wne="http://schemas.microsoft.com/office/word/2006/wordml" xmlns:wps="http://schemas.microsoft.com/office/word/2010/wordprocessingShape" mc:Ignorable="w14 w15 w16se w16cid w16 w16cex w16sdtdh wp14">
+  <w:p>
+    <w:pPr>
+      <w:pStyle w:val="Header"/>
+    </w:pPr>
+    <w:r>
+      <w:rPr>
+        <w:noProof/>
+      </w:rPr>
+      <w:drawing>
+        <wp:anchor distT="0" distB="0" distL="114300" distR="114300" simplePos="0" relativeHeight="251662336" behindDoc="1" locked="0" layoutInCell="1" allowOverlap="1" wp14:anchorId="32FA769E" wp14:editId="37B04A21">
+          <wp:simplePos x="0" y="0"/>
+          <wp:positionH relativeFrom="page">
+            <wp:posOffset>-259080</wp:posOffset>
+          </wp:positionH>
+          <wp:positionV relativeFrom="paragraph">
+            <wp:posOffset>-453390</wp:posOffset>
+          </wp:positionV>
+          <wp:extent cx="8031480" cy="781050"/>
+          <wp:effectExtent l="0" t="0" r="7620" b="0"/>
+          <wp:wrapNone/>
+          <wp:docPr id="20" name="img3.jpg"/>
+          <wp:cNvGraphicFramePr/>
+          <a:graphic xmlns:a="http://schemas.openxmlformats.org/drawingml/2006/main">
+            <a:graphicData uri="http://schemas.openxmlformats.org/drawingml/2006/picture">
+              <pic:pic xmlns:pic="http://schemas.openxmlformats.org/drawingml/2006/picture">
+                <pic:nvPicPr>
+                  <pic:cNvPr id="1" name="img3.jpg"/>
+                  <pic:cNvPicPr/>
+                </pic:nvPicPr>
+                <pic:blipFill>
+                  <a:blip r:embed="rId1" cstate="print">
+                    <a:extLst>
+                      <a:ext uri="{28A0092B-C50C-407E-A947-70E740481C1C}">
+                        <a14:useLocalDpi xmlns:a14="http://schemas.microsoft.com/office/drawing/2010/main" val="0"/>
+                      </a:ext>
+                    </a:extLst>
+                  </a:blip>
+                  <a:stretch>
+                    <a:fillRect/>
+                  </a:stretch>
+                </pic:blipFill>
+                <pic:spPr>
+                  <a:xfrm>
+                    <a:off x="0" y="0"/>
+                    <a:ext cx="8031480" cy="781050"/>
+                  </a:xfrm>
+                  <a:prstGeom prst="rect">
+                    <a:avLst/>
+                  </a:prstGeom>
+                </pic:spPr>
+              </pic:pic>
+            </a:graphicData>
+          </a:graphic>
+          <wp14:sizeRelH relativeFrom="page">
+            <wp14:pctWidth>0</wp14:pctWidth>
+          </wp14:sizeRelH>
+          <wp14:sizeRelV relativeFrom="page">
+            <wp14:pctHeight>0</wp14:pctHeight>
+          </wp14:sizeRelV>
+        </wp:anchor>
+      </w:drawing>
     </w:r>
   </w:p>
 </w:hdr>
@@ -8556,7 +8999,7 @@
               <c:strCache>
                 <c:ptCount val="1"/>
                 <c:pt idx="0">
-                  <c:v>Series 1</c:v>
+                  <c:v>Cijfer</c:v>
                 </c:pt>
               </c:strCache>
             </c:strRef>
@@ -8632,18 +9075,9 @@
             <c:strRef>
               <c:f>Sheet1!$A$2:$A$5</c:f>
               <c:strCache>
-                <c:ptCount val="4"/>
+                <c:ptCount val="1"/>
                 <c:pt idx="0">
-                  <c:v>Category 1</c:v>
-                </c:pt>
-                <c:pt idx="1">
-                  <c:v>Category 2</c:v>
-                </c:pt>
-                <c:pt idx="2">
-                  <c:v>Category 3</c:v>
-                </c:pt>
-                <c:pt idx="3">
-                  <c:v>Category 4</c:v>
+                  <c:v>Categorie </c:v>
                 </c:pt>
               </c:strCache>
             </c:strRef>
@@ -8655,16 +9089,7 @@
                 <c:formatCode>General</c:formatCode>
                 <c:ptCount val="4"/>
                 <c:pt idx="0">
-                  <c:v>4.3</c:v>
-                </c:pt>
-                <c:pt idx="1">
-                  <c:v>2.5</c:v>
-                </c:pt>
-                <c:pt idx="2">
-                  <c:v>3.5</c:v>
-                </c:pt>
-                <c:pt idx="3">
-                  <c:v>4.5</c:v>
+                  <c:v>0</c:v>
                 </c:pt>
               </c:numCache>
             </c:numRef>
@@ -8699,7 +9124,7 @@
               <c:strCache>
                 <c:ptCount val="1"/>
                 <c:pt idx="0">
-                  <c:v>Series 3</c:v>
+                  <c:v>Goedkeurgrens</c:v>
                 </c:pt>
               </c:strCache>
             </c:strRef>
@@ -8723,18 +9148,9 @@
             <c:strRef>
               <c:f>Sheet1!$A$2:$A$5</c:f>
               <c:strCache>
-                <c:ptCount val="4"/>
+                <c:ptCount val="1"/>
                 <c:pt idx="0">
-                  <c:v>Category 1</c:v>
-                </c:pt>
-                <c:pt idx="1">
-                  <c:v>Category 2</c:v>
-                </c:pt>
-                <c:pt idx="2">
-                  <c:v>Category 3</c:v>
-                </c:pt>
-                <c:pt idx="3">
-                  <c:v>Category 4</c:v>
+                  <c:v>Categorie </c:v>
                 </c:pt>
               </c:strCache>
             </c:strRef>
@@ -8746,16 +9162,7 @@
                 <c:formatCode>General</c:formatCode>
                 <c:ptCount val="4"/>
                 <c:pt idx="0">
-                  <c:v>2</c:v>
-                </c:pt>
-                <c:pt idx="1">
-                  <c:v>2</c:v>
-                </c:pt>
-                <c:pt idx="2">
-                  <c:v>3</c:v>
-                </c:pt>
-                <c:pt idx="3">
-                  <c:v>5</c:v>
+                  <c:v>0</c:v>
                 </c:pt>
               </c:numCache>
             </c:numRef>
@@ -9725,28 +10132,28 @@
                   <c:v>0</c:v>
                 </c:pt>
                 <c:pt idx="1">
-                  <c:v>3.2</c:v>
+                  <c:v>0</c:v>
                 </c:pt>
                 <c:pt idx="2">
-                  <c:v>0.8</c:v>
+                  <c:v>0</c:v>
                 </c:pt>
                 <c:pt idx="3">
-                  <c:v>0.8</c:v>
+                  <c:v>0</c:v>
                 </c:pt>
                 <c:pt idx="4">
-                  <c:v>0.8</c:v>
+                  <c:v>0</c:v>
                 </c:pt>
                 <c:pt idx="5">
-                  <c:v>7</c:v>
+                  <c:v>0</c:v>
                 </c:pt>
                 <c:pt idx="6">
-                  <c:v>8</c:v>
+                  <c:v>0</c:v>
                 </c:pt>
                 <c:pt idx="7">
-                  <c:v>9</c:v>
+                  <c:v>0</c:v>
                 </c:pt>
                 <c:pt idx="8">
-                  <c:v>10</c:v>
+                  <c:v>0</c:v>
                 </c:pt>
               </c:numCache>
             </c:numRef>

--- a/aop/ICCA_TEMPLATE.docx
+++ b/aop/ICCA_TEMPLATE.docx
@@ -1114,10 +1114,20 @@
     </w:p>
     <w:p>
       <w:pPr>
+        <w:tabs>
+          <w:tab w:val="left" w:pos="3890"/>
+        </w:tabs>
         <w:rPr>
           <w:lang w:val="nl-NL"/>
         </w:rPr>
       </w:pPr>
+      <w:r>
+        <w:rPr>
+          <w:lang w:val="nl-NL"/>
+        </w:rPr>
+        <w:lastRenderedPageBreak/>
+        <w:tab/>
+      </w:r>
     </w:p>
     <w:p>
       <w:pPr>
@@ -7691,7 +7701,7 @@
       <mc:AlternateContent>
         <mc:Choice Requires="wps">
           <w:drawing>
-            <wp:anchor distT="45720" distB="45720" distL="114300" distR="114300" simplePos="0" relativeHeight="251664384" behindDoc="0" locked="0" layoutInCell="1" allowOverlap="1" wp14:anchorId="614BD227" wp14:editId="1D413F0E">
+            <wp:anchor distT="45720" distB="45720" distL="114300" distR="114300" simplePos="0" relativeHeight="251664384" behindDoc="0" locked="0" layoutInCell="1" allowOverlap="1" wp14:anchorId="614BD227" wp14:editId="50948A94">
               <wp:simplePos x="0" y="0"/>
               <wp:positionH relativeFrom="column">
                 <wp:posOffset>6350</wp:posOffset>
@@ -7732,6 +7742,218 @@
                     </wps:spPr>
                     <wps:txbx>
                       <w:txbxContent>
+                        <w:tbl>
+                          <w:tblPr>
+                            <w:tblStyle w:val="TableGrid"/>
+                            <w:tblW w:w="10530" w:type="dxa"/>
+                            <w:tblLook w:val="04A0" w:firstRow="1" w:lastRow="0" w:firstColumn="1" w:lastColumn="0" w:noHBand="0" w:noVBand="1"/>
+                          </w:tblPr>
+                          <w:tblGrid>
+                            <w:gridCol w:w="4675"/>
+                            <w:gridCol w:w="5855"/>
+                          </w:tblGrid>
+                          <w:tr>
+                            <w:trPr>
+                              <w:trHeight w:hRule="exact" w:val="360"/>
+                            </w:trPr>
+                            <w:tc>
+                              <w:tcPr>
+                                <w:tcW w:w="4675" w:type="dxa"/>
+                                <w:tcBorders>
+                                  <w:top w:val="nil"/>
+                                  <w:left w:val="nil"/>
+                                  <w:bottom w:val="nil"/>
+                                  <w:right w:val="nil"/>
+                                </w:tcBorders>
+                                <w:shd w:val="clear" w:color="auto" w:fill="458FA6"/>
+                              </w:tcPr>
+                              <w:p>
+                                <w:pPr>
+                                  <w:tabs>
+                                    <w:tab w:val="left" w:pos="3436"/>
+                                  </w:tabs>
+                                  <w:rPr>
+                                    <w:color w:val="FFFFFF" w:themeColor="background1"/>
+                                  </w:rPr>
+                                </w:pPr>
+                                <w:r>
+                                  <w:rPr>
+                                    <w:rFonts w:ascii="Arial" w:hAnsi="Arial" w:cs="Arial"/>
+                                    <w:i/>
+                                    <w:iCs/>
+                                    <w:color w:val="FFFFFF" w:themeColor="background1"/>
+                                    <w:sz w:val="20"/>
+                                    <w:szCs w:val="20"/>
+                                    <w:lang w:val="nl-NL"/>
+                                  </w:rPr>
+                                  <w:t xml:space="preserve">Project: </w:t>
+                                </w:r>
+                                <w:r>
+                                  <w:rPr>
+                                    <w:rFonts w:ascii="Arial" w:eastAsia="Arial" w:hAnsi="Arial" w:cs="Arial"/>
+                                    <w:i/>
+                                    <w:iCs/>
+                                    <w:color w:val="FFFFFF" w:themeColor="background1"/>
+                                    <w:sz w:val="20"/>
+                                    <w:szCs w:val="20"/>
+                                    <w:lang w:val="nl-NL"/>
+                                  </w:rPr>
+                                  <w:t>{project}</w:t>
+                                </w:r>
+                                <w:r>
+                                  <w:rPr>
+                                    <w:color w:val="FFFFFF" w:themeColor="background1"/>
+                                  </w:rPr>
+                                  <w:tab/>
+                                </w:r>
+                              </w:p>
+                            </w:tc>
+                            <w:tc>
+                              <w:tcPr>
+                                <w:tcW w:w="5855" w:type="dxa"/>
+                                <w:tcBorders>
+                                  <w:top w:val="nil"/>
+                                  <w:left w:val="nil"/>
+                                  <w:bottom w:val="nil"/>
+                                  <w:right w:val="nil"/>
+                                </w:tcBorders>
+                                <w:shd w:val="clear" w:color="auto" w:fill="458FA6"/>
+                              </w:tcPr>
+                              <w:p>
+                                <w:pPr>
+                                  <w:tabs>
+                                    <w:tab w:val="left" w:pos="360"/>
+                                  </w:tabs>
+                                  <w:rPr>
+                                    <w:color w:val="FFFFFF" w:themeColor="background1"/>
+                                  </w:rPr>
+                                </w:pPr>
+                                <w:r>
+                                  <w:rPr>
+                                    <w:rFonts w:ascii="Arial" w:eastAsia="Arial" w:hAnsi="Arial" w:cs="Arial"/>
+                                    <w:i/>
+                                    <w:iCs/>
+                                    <w:color w:val="FFFFFF" w:themeColor="background1"/>
+                                    <w:sz w:val="20"/>
+                                    <w:szCs w:val="20"/>
+                                    <w:lang w:val="nl-NL"/>
+                                  </w:rPr>
+                                  <w:t xml:space="preserve">     </w:t>
+                                </w:r>
+                                <w:r>
+                                  <w:rPr>
+                                    <w:rFonts w:ascii="Arial" w:eastAsia="Arial" w:hAnsi="Arial" w:cs="Arial"/>
+                                    <w:i/>
+                                    <w:iCs/>
+                                    <w:color w:val="FFFFFF" w:themeColor="background1"/>
+                                    <w:sz w:val="20"/>
+                                    <w:szCs w:val="20"/>
+                                    <w:lang w:val="nl-NL"/>
+                                  </w:rPr>
+                                  <w:t xml:space="preserve">                                 </w:t>
+                                </w:r>
+                                <w:r>
+                                  <w:rPr>
+                                    <w:rFonts w:ascii="Arial" w:eastAsia="Arial" w:hAnsi="Arial" w:cs="Arial"/>
+                                    <w:i/>
+                                    <w:iCs/>
+                                    <w:color w:val="FFFFFF" w:themeColor="background1"/>
+                                    <w:sz w:val="20"/>
+                                    <w:szCs w:val="20"/>
+                                    <w:lang w:val="nl-NL"/>
+                                  </w:rPr>
+                                  <w:t xml:space="preserve"> </w:t>
+                                </w:r>
+                                <w:r>
+                                  <w:rPr>
+                                    <w:rFonts w:ascii="Arial" w:eastAsia="Arial" w:hAnsi="Arial" w:cs="Arial"/>
+                                    <w:i/>
+                                    <w:iCs/>
+                                    <w:color w:val="FFFFFF" w:themeColor="background1"/>
+                                    <w:sz w:val="20"/>
+                                    <w:szCs w:val="20"/>
+                                    <w:lang w:val="nl-NL"/>
+                                  </w:rPr>
+                                  <w:t xml:space="preserve">                 </w:t>
+                                </w:r>
+                                <w:r>
+                                  <w:rPr>
+                                    <w:rFonts w:ascii="Arial" w:eastAsia="Arial" w:hAnsi="Arial" w:cs="Arial"/>
+                                    <w:i/>
+                                    <w:iCs/>
+                                    <w:color w:val="FFFFFF" w:themeColor="background1"/>
+                                    <w:sz w:val="20"/>
+                                    <w:szCs w:val="20"/>
+                                    <w:lang w:val="nl-NL"/>
+                                  </w:rPr>
+                                  <w:t>Rapportnummer:</w:t>
+                                </w:r>
+                                <w:r>
+                                  <w:rPr>
+                                    <w:rFonts w:ascii="Arial" w:eastAsia="Arial" w:hAnsi="Arial" w:cs="Arial"/>
+                                    <w:i/>
+                                    <w:iCs/>
+                                    <w:color w:val="FFFFFF" w:themeColor="background1"/>
+                                    <w:sz w:val="20"/>
+                                    <w:szCs w:val="20"/>
+                                    <w:lang w:val="nl-NL"/>
+                                  </w:rPr>
+                                  <w:t xml:space="preserve"> </w:t>
+                                </w:r>
+                                <w:r>
+                                  <w:rPr>
+                                    <w:rFonts w:ascii="Arial" w:eastAsia="Arial" w:hAnsi="Arial"/>
+                                    <w:i/>
+                                    <w:iCs/>
+                                    <w:color w:val="FFFFFF" w:themeColor="background1"/>
+                                    <w:sz w:val="20"/>
+                                    <w:szCs w:val="20"/>
+                                    <w:lang w:val="nl-NL"/>
+                                  </w:rPr>
+                                  <w:t>{</w:t>
+                                </w:r>
+                                <w:proofErr w:type="spellStart"/>
+                                <w:r>
+                                  <w:rPr>
+                                    <w:rFonts w:ascii="Arial" w:eastAsia="Arial" w:hAnsi="Arial"/>
+                                    <w:i/>
+                                    <w:iCs/>
+                                    <w:color w:val="FFFFFF" w:themeColor="background1"/>
+                                    <w:sz w:val="20"/>
+                                    <w:szCs w:val="20"/>
+                                    <w:lang w:val="nl-NL"/>
+                                  </w:rPr>
+                                  <w:t>rapport_nummer</w:t>
+                                </w:r>
+                                <w:proofErr w:type="spellEnd"/>
+                                <w:r>
+                                  <w:rPr>
+                                    <w:rFonts w:ascii="Arial" w:eastAsia="Arial" w:hAnsi="Arial"/>
+                                    <w:i/>
+                                    <w:iCs/>
+                                    <w:color w:val="FFFFFF" w:themeColor="background1"/>
+                                    <w:sz w:val="20"/>
+                                    <w:szCs w:val="20"/>
+                                    <w:lang w:val="nl-NL"/>
+                                  </w:rPr>
+                                  <w:t>}</w:t>
+                                </w:r>
+                                <w:r>
+                                  <w:rPr>
+                                    <w:rFonts w:ascii="Arial" w:eastAsia="Arial" w:hAnsi="Arial" w:cs="Arial"/>
+                                    <w:i/>
+                                    <w:iCs/>
+                                    <w:color w:val="FFFFFF" w:themeColor="background1"/>
+                                    <w:sz w:val="20"/>
+                                    <w:szCs w:val="20"/>
+                                    <w:lang w:val="nl-NL"/>
+                                  </w:rPr>
+                                  <w:br/>
+                                </w:r>
+                              </w:p>
+                            </w:tc>
+                          </w:tr>
+                        </w:tbl>
                         <w:p>
                           <w:pPr>
                             <w:rPr>
@@ -7742,6 +7964,67 @@
                               <w:sz w:val="20"/>
                               <w:szCs w:val="20"/>
                               <w:lang w:val="nl-NL"/>
+                            </w:rPr>
+                          </w:pPr>
+                        </w:p>
+                      </w:txbxContent>
+                    </wps:txbx>
+                    <wps:bodyPr rot="0" vert="horz" wrap="square" lIns="91440" tIns="45720" rIns="91440" bIns="45720" anchor="t" anchorCtr="0">
+                      <a:noAutofit/>
+                    </wps:bodyPr>
+                  </wps:wsp>
+                </a:graphicData>
+              </a:graphic>
+              <wp14:sizeRelH relativeFrom="margin">
+                <wp14:pctWidth>0</wp14:pctWidth>
+              </wp14:sizeRelH>
+              <wp14:sizeRelV relativeFrom="margin">
+                <wp14:pctHeight>0</wp14:pctHeight>
+              </wp14:sizeRelV>
+            </wp:anchor>
+          </w:drawing>
+        </mc:Choice>
+        <mc:Fallback>
+          <w:pict>
+            <v:shapetype w14:anchorId="614BD227" id="_x0000_t202" coordsize="21600,21600" o:spt="202" path="m,l,21600r21600,l21600,xe">
+              <v:stroke joinstyle="miter"/>
+              <v:path gradientshapeok="t" o:connecttype="rect"/>
+            </v:shapetype>
+            <v:shape id="_x0000_s1039" type="#_x0000_t202" style="position:absolute;margin-left:.5pt;margin-top:12.5pt;width:525.25pt;height:19.6pt;z-index:251664384;visibility:visible;mso-wrap-style:square;mso-width-percent:0;mso-height-percent:0;mso-wrap-distance-left:9pt;mso-wrap-distance-top:3.6pt;mso-wrap-distance-right:9pt;mso-wrap-distance-bottom:3.6pt;mso-position-horizontal:absolute;mso-position-horizontal-relative:text;mso-position-vertical:absolute;mso-position-vertical-relative:page;mso-width-percent:0;mso-height-percent:0;mso-width-relative:margin;mso-height-relative:margin;v-text-anchor:top" o:gfxdata="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" fillcolor="#458fa6" stroked="f">
+              <v:textbox>
+                <w:txbxContent>
+                  <w:tbl>
+                    <w:tblPr>
+                      <w:tblStyle w:val="TableGrid"/>
+                      <w:tblW w:w="10530" w:type="dxa"/>
+                      <w:tblLook w:val="04A0" w:firstRow="1" w:lastRow="0" w:firstColumn="1" w:lastColumn="0" w:noHBand="0" w:noVBand="1"/>
+                    </w:tblPr>
+                    <w:tblGrid>
+                      <w:gridCol w:w="4675"/>
+                      <w:gridCol w:w="5855"/>
+                    </w:tblGrid>
+                    <w:tr>
+                      <w:trPr>
+                        <w:trHeight w:hRule="exact" w:val="360"/>
+                      </w:trPr>
+                      <w:tc>
+                        <w:tcPr>
+                          <w:tcW w:w="4675" w:type="dxa"/>
+                          <w:tcBorders>
+                            <w:top w:val="nil"/>
+                            <w:left w:val="nil"/>
+                            <w:bottom w:val="nil"/>
+                            <w:right w:val="nil"/>
+                          </w:tcBorders>
+                          <w:shd w:val="clear" w:color="auto" w:fill="458FA6"/>
+                        </w:tcPr>
+                        <w:p>
+                          <w:pPr>
+                            <w:tabs>
+                              <w:tab w:val="left" w:pos="3436"/>
+                            </w:tabs>
+                            <w:rPr>
+                              <w:color w:val="FFFFFF" w:themeColor="background1"/>
                             </w:rPr>
                           </w:pPr>
                           <w:r>
@@ -7770,6 +8053,34 @@
                           </w:r>
                           <w:r>
                             <w:rPr>
+                              <w:color w:val="FFFFFF" w:themeColor="background1"/>
+                            </w:rPr>
+                            <w:tab/>
+                          </w:r>
+                        </w:p>
+                      </w:tc>
+                      <w:tc>
+                        <w:tcPr>
+                          <w:tcW w:w="5855" w:type="dxa"/>
+                          <w:tcBorders>
+                            <w:top w:val="nil"/>
+                            <w:left w:val="nil"/>
+                            <w:bottom w:val="nil"/>
+                            <w:right w:val="nil"/>
+                          </w:tcBorders>
+                          <w:shd w:val="clear" w:color="auto" w:fill="458FA6"/>
+                        </w:tcPr>
+                        <w:p>
+                          <w:pPr>
+                            <w:tabs>
+                              <w:tab w:val="left" w:pos="360"/>
+                            </w:tabs>
+                            <w:rPr>
+                              <w:color w:val="FFFFFF" w:themeColor="background1"/>
+                            </w:rPr>
+                          </w:pPr>
+                          <w:r>
+                            <w:rPr>
                               <w:rFonts w:ascii="Arial" w:eastAsia="Arial" w:hAnsi="Arial" w:cs="Arial"/>
                               <w:i/>
                               <w:iCs/>
@@ -7778,7 +8089,7 @@
                               <w:szCs w:val="20"/>
                               <w:lang w:val="nl-NL"/>
                             </w:rPr>
-                            <w:tab/>
+                            <w:t xml:space="preserve">     </w:t>
                           </w:r>
                           <w:r>
                             <w:rPr>
@@ -7790,7 +8101,7 @@
                               <w:szCs w:val="20"/>
                               <w:lang w:val="nl-NL"/>
                             </w:rPr>
-                            <w:tab/>
+                            <w:t xml:space="preserve">                                 </w:t>
                           </w:r>
                           <w:r>
                             <w:rPr>
@@ -7802,7 +8113,7 @@
                               <w:szCs w:val="20"/>
                               <w:lang w:val="nl-NL"/>
                             </w:rPr>
-                            <w:tab/>
+                            <w:t xml:space="preserve"> </w:t>
                           </w:r>
                           <w:r>
                             <w:rPr>
@@ -7814,7 +8125,7 @@
                               <w:szCs w:val="20"/>
                               <w:lang w:val="nl-NL"/>
                             </w:rPr>
-                            <w:tab/>
+                            <w:t xml:space="preserve">                 </w:t>
                           </w:r>
                           <w:r>
                             <w:rPr>
@@ -7826,7 +8137,7 @@
                               <w:szCs w:val="20"/>
                               <w:lang w:val="nl-NL"/>
                             </w:rPr>
-                            <w:tab/>
+                            <w:t>Rapportnummer:</w:t>
                           </w:r>
                           <w:r>
                             <w:rPr>
@@ -7838,20 +8149,7 @@
                               <w:szCs w:val="20"/>
                               <w:lang w:val="nl-NL"/>
                             </w:rPr>
-                            <w:tab/>
-                          </w:r>
-                          <w:r>
-                            <w:rPr>
-                              <w:rFonts w:ascii="Arial" w:eastAsia="Arial" w:hAnsi="Arial" w:cs="Arial"/>
-                              <w:i/>
-                              <w:iCs/>
-                              <w:color w:val="FFFFFF" w:themeColor="background1"/>
-                              <w:sz w:val="20"/>
-                              <w:szCs w:val="20"/>
-                              <w:lang w:val="nl-NL"/>
-                            </w:rPr>
-                            <w:tab/>
-                            <w:t>Rapportnummer:</w:t>
+                            <w:t xml:space="preserve"> </w:t>
                           </w:r>
                           <w:r>
                             <w:rPr>
@@ -7904,32 +8202,9 @@
                             <w:br/>
                           </w:r>
                         </w:p>
-                      </w:txbxContent>
-                    </wps:txbx>
-                    <wps:bodyPr rot="0" vert="horz" wrap="square" lIns="91440" tIns="45720" rIns="91440" bIns="45720" anchor="t" anchorCtr="0">
-                      <a:noAutofit/>
-                    </wps:bodyPr>
-                  </wps:wsp>
-                </a:graphicData>
-              </a:graphic>
-              <wp14:sizeRelH relativeFrom="margin">
-                <wp14:pctWidth>0</wp14:pctWidth>
-              </wp14:sizeRelH>
-              <wp14:sizeRelV relativeFrom="margin">
-                <wp14:pctHeight>0</wp14:pctHeight>
-              </wp14:sizeRelV>
-            </wp:anchor>
-          </w:drawing>
-        </mc:Choice>
-        <mc:Fallback>
-          <w:pict>
-            <v:shapetype w14:anchorId="614BD227" id="_x0000_t202" coordsize="21600,21600" o:spt="202" path="m,l,21600r21600,l21600,xe">
-              <v:stroke joinstyle="miter"/>
-              <v:path gradientshapeok="t" o:connecttype="rect"/>
-            </v:shapetype>
-            <v:shape id="_x0000_s1039" type="#_x0000_t202" style="position:absolute;margin-left:.5pt;margin-top:12.5pt;width:525.25pt;height:19.6pt;z-index:251664384;visibility:visible;mso-wrap-style:square;mso-width-percent:0;mso-height-percent:0;mso-wrap-distance-left:9pt;mso-wrap-distance-top:3.6pt;mso-wrap-distance-right:9pt;mso-wrap-distance-bottom:3.6pt;mso-position-horizontal:absolute;mso-position-horizontal-relative:text;mso-position-vertical:absolute;mso-position-vertical-relative:page;mso-width-percent:0;mso-height-percent:0;mso-width-relative:margin;mso-height-relative:margin;v-text-anchor:top" o:gfxdata="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" fillcolor="#458fa6" stroked="f">
-              <v:textbox>
-                <w:txbxContent>
+                      </w:tc>
+                    </w:tr>
+                  </w:tbl>
                   <w:p>
                     <w:pPr>
                       <w:rPr>
@@ -7942,165 +8217,6 @@
                         <w:lang w:val="nl-NL"/>
                       </w:rPr>
                     </w:pPr>
-                    <w:r>
-                      <w:rPr>
-                        <w:rFonts w:ascii="Arial" w:hAnsi="Arial" w:cs="Arial"/>
-                        <w:i/>
-                        <w:iCs/>
-                        <w:color w:val="FFFFFF" w:themeColor="background1"/>
-                        <w:sz w:val="20"/>
-                        <w:szCs w:val="20"/>
-                        <w:lang w:val="nl-NL"/>
-                      </w:rPr>
-                      <w:t xml:space="preserve">Project: </w:t>
-                    </w:r>
-                    <w:r>
-                      <w:rPr>
-                        <w:rFonts w:ascii="Arial" w:eastAsia="Arial" w:hAnsi="Arial" w:cs="Arial"/>
-                        <w:i/>
-                        <w:iCs/>
-                        <w:color w:val="FFFFFF" w:themeColor="background1"/>
-                        <w:sz w:val="20"/>
-                        <w:szCs w:val="20"/>
-                        <w:lang w:val="nl-NL"/>
-                      </w:rPr>
-                      <w:t>{project}</w:t>
-                    </w:r>
-                    <w:r>
-                      <w:rPr>
-                        <w:rFonts w:ascii="Arial" w:eastAsia="Arial" w:hAnsi="Arial" w:cs="Arial"/>
-                        <w:i/>
-                        <w:iCs/>
-                        <w:color w:val="FFFFFF" w:themeColor="background1"/>
-                        <w:sz w:val="20"/>
-                        <w:szCs w:val="20"/>
-                        <w:lang w:val="nl-NL"/>
-                      </w:rPr>
-                      <w:tab/>
-                    </w:r>
-                    <w:r>
-                      <w:rPr>
-                        <w:rFonts w:ascii="Arial" w:eastAsia="Arial" w:hAnsi="Arial" w:cs="Arial"/>
-                        <w:i/>
-                        <w:iCs/>
-                        <w:color w:val="FFFFFF" w:themeColor="background1"/>
-                        <w:sz w:val="20"/>
-                        <w:szCs w:val="20"/>
-                        <w:lang w:val="nl-NL"/>
-                      </w:rPr>
-                      <w:tab/>
-                    </w:r>
-                    <w:r>
-                      <w:rPr>
-                        <w:rFonts w:ascii="Arial" w:eastAsia="Arial" w:hAnsi="Arial" w:cs="Arial"/>
-                        <w:i/>
-                        <w:iCs/>
-                        <w:color w:val="FFFFFF" w:themeColor="background1"/>
-                        <w:sz w:val="20"/>
-                        <w:szCs w:val="20"/>
-                        <w:lang w:val="nl-NL"/>
-                      </w:rPr>
-                      <w:tab/>
-                    </w:r>
-                    <w:r>
-                      <w:rPr>
-                        <w:rFonts w:ascii="Arial" w:eastAsia="Arial" w:hAnsi="Arial" w:cs="Arial"/>
-                        <w:i/>
-                        <w:iCs/>
-                        <w:color w:val="FFFFFF" w:themeColor="background1"/>
-                        <w:sz w:val="20"/>
-                        <w:szCs w:val="20"/>
-                        <w:lang w:val="nl-NL"/>
-                      </w:rPr>
-                      <w:tab/>
-                    </w:r>
-                    <w:r>
-                      <w:rPr>
-                        <w:rFonts w:ascii="Arial" w:eastAsia="Arial" w:hAnsi="Arial" w:cs="Arial"/>
-                        <w:i/>
-                        <w:iCs/>
-                        <w:color w:val="FFFFFF" w:themeColor="background1"/>
-                        <w:sz w:val="20"/>
-                        <w:szCs w:val="20"/>
-                        <w:lang w:val="nl-NL"/>
-                      </w:rPr>
-                      <w:tab/>
-                    </w:r>
-                    <w:r>
-                      <w:rPr>
-                        <w:rFonts w:ascii="Arial" w:eastAsia="Arial" w:hAnsi="Arial" w:cs="Arial"/>
-                        <w:i/>
-                        <w:iCs/>
-                        <w:color w:val="FFFFFF" w:themeColor="background1"/>
-                        <w:sz w:val="20"/>
-                        <w:szCs w:val="20"/>
-                        <w:lang w:val="nl-NL"/>
-                      </w:rPr>
-                      <w:tab/>
-                    </w:r>
-                    <w:r>
-                      <w:rPr>
-                        <w:rFonts w:ascii="Arial" w:eastAsia="Arial" w:hAnsi="Arial" w:cs="Arial"/>
-                        <w:i/>
-                        <w:iCs/>
-                        <w:color w:val="FFFFFF" w:themeColor="background1"/>
-                        <w:sz w:val="20"/>
-                        <w:szCs w:val="20"/>
-                        <w:lang w:val="nl-NL"/>
-                      </w:rPr>
-                      <w:tab/>
-                      <w:t>Rapportnummer:</w:t>
-                    </w:r>
-                    <w:r>
-                      <w:rPr>
-                        <w:rFonts w:ascii="Arial" w:eastAsia="Arial" w:hAnsi="Arial"/>
-                        <w:i/>
-                        <w:iCs/>
-                        <w:color w:val="FFFFFF" w:themeColor="background1"/>
-                        <w:sz w:val="20"/>
-                        <w:szCs w:val="20"/>
-                        <w:lang w:val="nl-NL"/>
-                      </w:rPr>
-                      <w:t>{</w:t>
-                    </w:r>
-                    <w:proofErr w:type="spellStart"/>
-                    <w:r>
-                      <w:rPr>
-                        <w:rFonts w:ascii="Arial" w:eastAsia="Arial" w:hAnsi="Arial"/>
-                        <w:i/>
-                        <w:iCs/>
-                        <w:color w:val="FFFFFF" w:themeColor="background1"/>
-                        <w:sz w:val="20"/>
-                        <w:szCs w:val="20"/>
-                        <w:lang w:val="nl-NL"/>
-                      </w:rPr>
-                      <w:t>rapport_nummer</w:t>
-                    </w:r>
-                    <w:proofErr w:type="spellEnd"/>
-                    <w:r>
-                      <w:rPr>
-                        <w:rFonts w:ascii="Arial" w:eastAsia="Arial" w:hAnsi="Arial"/>
-                        <w:i/>
-                        <w:iCs/>
-                        <w:color w:val="FFFFFF" w:themeColor="background1"/>
-                        <w:sz w:val="20"/>
-                        <w:szCs w:val="20"/>
-                        <w:lang w:val="nl-NL"/>
-                      </w:rPr>
-                      <w:t>}</w:t>
-                    </w:r>
-                    <w:r>
-                      <w:rPr>
-                        <w:rFonts w:ascii="Arial" w:eastAsia="Arial" w:hAnsi="Arial" w:cs="Arial"/>
-                        <w:i/>
-                        <w:iCs/>
-                        <w:color w:val="FFFFFF" w:themeColor="background1"/>
-                        <w:sz w:val="20"/>
-                        <w:szCs w:val="20"/>
-                        <w:lang w:val="nl-NL"/>
-                      </w:rPr>
-                      <w:br/>
-                    </w:r>
                   </w:p>
                 </w:txbxContent>
               </v:textbox>

--- a/aop/ICCA_TEMPLATE.docx
+++ b/aop/ICCA_TEMPLATE.docx
@@ -465,27 +465,7 @@
           <w:sz w:val="24"/>
           <w:lang w:val="nl-NL"/>
         </w:rPr>
-        <w:t>{</w:t>
-      </w:r>
-      <w:proofErr w:type="spellStart"/>
-      <w:r>
-        <w:rPr>
-          <w:rFonts w:ascii="Arial" w:eastAsia="Arial" w:hAnsi="Arial"/>
-          <w:color w:val="696969"/>
-          <w:sz w:val="24"/>
-          <w:lang w:val="nl-NL"/>
-        </w:rPr>
-        <w:t>ter_attentie_van</w:t>
-      </w:r>
-      <w:proofErr w:type="spellEnd"/>
-      <w:r>
-        <w:rPr>
-          <w:rFonts w:ascii="Arial" w:eastAsia="Arial" w:hAnsi="Arial"/>
-          <w:color w:val="696969"/>
-          <w:sz w:val="24"/>
-          <w:lang w:val="nl-NL"/>
-        </w:rPr>
-        <w:t>}</w:t>
+        <w:t>{ter_attentie_van}</w:t>
       </w:r>
     </w:p>
     <w:p>
@@ -636,17 +616,7 @@
           <w:sz w:val="24"/>
           <w:lang w:val="nl-NL"/>
         </w:rPr>
-        <w:t>{</w:t>
-      </w:r>
-      <w:proofErr w:type="spellStart"/>
-      <w:r>
-        <w:rPr>
-          <w:rFonts w:ascii="Arial" w:eastAsia="Arial" w:hAnsi="Arial"/>
-          <w:color w:val="696969"/>
-          <w:sz w:val="24"/>
-          <w:lang w:val="nl-NL"/>
-        </w:rPr>
-        <w:t>rapport_n</w:t>
+        <w:t>{rapport_n</w:t>
       </w:r>
       <w:r>
         <w:rPr>
@@ -657,7 +627,6 @@
         </w:rPr>
         <w:t>ummer</w:t>
       </w:r>
-      <w:proofErr w:type="spellEnd"/>
       <w:r>
         <w:rPr>
           <w:rFonts w:ascii="Arial" w:eastAsia="Arial" w:hAnsi="Arial"/>
@@ -750,7 +719,6 @@
         </w:rPr>
         <w:t>{</w:t>
       </w:r>
-      <w:proofErr w:type="spellStart"/>
       <w:r>
         <w:rPr>
           <w:rFonts w:ascii="Arial" w:eastAsia="Arial" w:hAnsi="Arial"/>
@@ -760,7 +728,6 @@
         </w:rPr>
         <w:t>datum_controle</w:t>
       </w:r>
-      <w:proofErr w:type="spellEnd"/>
       <w:r>
         <w:rPr>
           <w:rFonts w:ascii="Arial" w:eastAsia="Arial" w:hAnsi="Arial"/>
@@ -833,27 +800,7 @@
           <w:sz w:val="24"/>
           <w:lang w:val="nl-NL"/>
         </w:rPr>
-        <w:t>{</w:t>
-      </w:r>
-      <w:proofErr w:type="spellStart"/>
-      <w:r>
-        <w:rPr>
-          <w:rFonts w:ascii="Arial" w:eastAsia="Arial" w:hAnsi="Arial"/>
-          <w:color w:val="696969"/>
-          <w:sz w:val="24"/>
-          <w:lang w:val="nl-NL"/>
-        </w:rPr>
-        <w:t>tijdstip_controle</w:t>
-      </w:r>
-      <w:proofErr w:type="spellEnd"/>
-      <w:r>
-        <w:rPr>
-          <w:rFonts w:ascii="Arial" w:eastAsia="Arial" w:hAnsi="Arial"/>
-          <w:color w:val="696969"/>
-          <w:sz w:val="24"/>
-          <w:lang w:val="nl-NL"/>
-        </w:rPr>
-        <w:t>}</w:t>
+        <w:t>{tijdstip_controle}</w:t>
       </w:r>
     </w:p>
     <w:p>
@@ -909,27 +856,7 @@
           <w:sz w:val="24"/>
           <w:lang w:val="nl-NL"/>
         </w:rPr>
-        <w:t>{</w:t>
-      </w:r>
-      <w:proofErr w:type="spellStart"/>
-      <w:r>
-        <w:rPr>
-          <w:rFonts w:ascii="Arial" w:eastAsia="Arial" w:hAnsi="Arial"/>
-          <w:color w:val="696969"/>
-          <w:sz w:val="24"/>
-          <w:lang w:val="nl-NL"/>
-        </w:rPr>
-        <w:t>controle_door</w:t>
-      </w:r>
-      <w:proofErr w:type="spellEnd"/>
-      <w:r>
-        <w:rPr>
-          <w:rFonts w:ascii="Arial" w:eastAsia="Arial" w:hAnsi="Arial"/>
-          <w:color w:val="696969"/>
-          <w:sz w:val="24"/>
-          <w:lang w:val="nl-NL"/>
-        </w:rPr>
-        <w:t>}</w:t>
+        <w:t>{controle_door}</w:t>
       </w:r>
     </w:p>
     <w:p>
@@ -993,27 +920,7 @@
           <w:sz w:val="24"/>
           <w:lang w:val="nl-NL"/>
         </w:rPr>
-        <w:t>{</w:t>
-      </w:r>
-      <w:proofErr w:type="spellStart"/>
-      <w:r>
-        <w:rPr>
-          <w:rFonts w:ascii="Arial" w:eastAsia="Arial" w:hAnsi="Arial"/>
-          <w:color w:val="696969"/>
-          <w:sz w:val="24"/>
-          <w:lang w:val="nl-NL"/>
-        </w:rPr>
-        <w:t>aanwezig_leverancier</w:t>
-      </w:r>
-      <w:proofErr w:type="spellEnd"/>
-      <w:r>
-        <w:rPr>
-          <w:rFonts w:ascii="Arial" w:eastAsia="Arial" w:hAnsi="Arial"/>
-          <w:color w:val="696969"/>
-          <w:sz w:val="24"/>
-          <w:lang w:val="nl-NL"/>
-        </w:rPr>
-        <w:t>}</w:t>
+        <w:t>{aanwezig_leverancier}</w:t>
       </w:r>
       <w:r>
         <w:rPr>
@@ -1171,55 +1078,35 @@
           <w:sz w:val="24"/>
           <w:lang w:val="nl-NL"/>
         </w:rPr>
+        <w:t xml:space="preserve">{datum_controle_volledig} </w:t>
+      </w:r>
+      <w:r>
+        <w:rPr>
+          <w:rFonts w:ascii="Arial" w:eastAsia="Arial" w:hAnsi="Arial"/>
+          <w:color w:val="696969"/>
+          <w:sz w:val="24"/>
+          <w:lang w:val="nl-NL"/>
+        </w:rPr>
+        <w:t>is in</w:t>
+      </w:r>
+      <w:r>
+        <w:rPr>
+          <w:rFonts w:ascii="Arial" w:eastAsia="Arial" w:hAnsi="Arial"/>
+          <w:color w:val="696969"/>
+          <w:sz w:val="24"/>
+          <w:lang w:val="nl-NL"/>
+        </w:rPr>
+        <w:t xml:space="preserve"> </w:t>
+      </w:r>
+      <w:r>
+        <w:rPr>
+          <w:rFonts w:ascii="Arial" w:eastAsia="Arial" w:hAnsi="Arial"/>
+          <w:color w:val="696969"/>
+          <w:sz w:val="24"/>
+          <w:lang w:val="nl-NL"/>
+        </w:rPr>
         <w:t>{</w:t>
       </w:r>
-      <w:proofErr w:type="spellStart"/>
-      <w:r>
-        <w:rPr>
-          <w:rFonts w:ascii="Arial" w:eastAsia="Arial" w:hAnsi="Arial"/>
-          <w:color w:val="696969"/>
-          <w:sz w:val="24"/>
-          <w:lang w:val="nl-NL"/>
-        </w:rPr>
-        <w:t>datum_controle_volledig</w:t>
-      </w:r>
-      <w:proofErr w:type="spellEnd"/>
-      <w:r>
-        <w:rPr>
-          <w:rFonts w:ascii="Arial" w:eastAsia="Arial" w:hAnsi="Arial"/>
-          <w:color w:val="696969"/>
-          <w:sz w:val="24"/>
-          <w:lang w:val="nl-NL"/>
-        </w:rPr>
-        <w:t xml:space="preserve">} </w:t>
-      </w:r>
-      <w:r>
-        <w:rPr>
-          <w:rFonts w:ascii="Arial" w:eastAsia="Arial" w:hAnsi="Arial"/>
-          <w:color w:val="696969"/>
-          <w:sz w:val="24"/>
-          <w:lang w:val="nl-NL"/>
-        </w:rPr>
-        <w:t>is in</w:t>
-      </w:r>
-      <w:r>
-        <w:rPr>
-          <w:rFonts w:ascii="Arial" w:eastAsia="Arial" w:hAnsi="Arial"/>
-          <w:color w:val="696969"/>
-          <w:sz w:val="24"/>
-          <w:lang w:val="nl-NL"/>
-        </w:rPr>
-        <w:t xml:space="preserve"> </w:t>
-      </w:r>
-      <w:r>
-        <w:rPr>
-          <w:rFonts w:ascii="Arial" w:eastAsia="Arial" w:hAnsi="Arial"/>
-          <w:color w:val="696969"/>
-          <w:sz w:val="24"/>
-          <w:lang w:val="nl-NL"/>
-        </w:rPr>
-        <w:t>{</w:t>
-      </w:r>
       <w:r>
         <w:rPr>
           <w:rFonts w:ascii="Arial" w:eastAsia="Arial" w:hAnsi="Arial"/>
@@ -1254,27 +1141,7 @@
           <w:sz w:val="24"/>
           <w:lang w:val="nl-NL"/>
         </w:rPr>
-        <w:t>{</w:t>
-      </w:r>
-      <w:proofErr w:type="spellStart"/>
-      <w:r>
-        <w:rPr>
-          <w:rFonts w:ascii="Arial" w:eastAsia="Arial" w:hAnsi="Arial"/>
-          <w:color w:val="696969"/>
-          <w:sz w:val="24"/>
-          <w:lang w:val="nl-NL"/>
-        </w:rPr>
-        <w:t>audit_straatnaam</w:t>
-      </w:r>
-      <w:proofErr w:type="spellEnd"/>
-      <w:r>
-        <w:rPr>
-          <w:rFonts w:ascii="Arial" w:eastAsia="Arial" w:hAnsi="Arial"/>
-          <w:color w:val="696969"/>
-          <w:sz w:val="24"/>
-          <w:lang w:val="nl-NL"/>
-        </w:rPr>
-        <w:t xml:space="preserve">} </w:t>
+        <w:t xml:space="preserve">{audit_straatnaam} </w:t>
       </w:r>
       <w:r>
         <w:rPr>
@@ -1292,27 +1159,7 @@
           <w:sz w:val="24"/>
           <w:lang w:val="nl-NL"/>
         </w:rPr>
-        <w:t>{</w:t>
-      </w:r>
-      <w:proofErr w:type="spellStart"/>
-      <w:r>
-        <w:rPr>
-          <w:rFonts w:ascii="Arial" w:eastAsia="Arial" w:hAnsi="Arial"/>
-          <w:color w:val="696969"/>
-          <w:sz w:val="24"/>
-          <w:lang w:val="nl-NL"/>
-        </w:rPr>
-        <w:t>audit_stad</w:t>
-      </w:r>
-      <w:proofErr w:type="spellEnd"/>
-      <w:r>
-        <w:rPr>
-          <w:rFonts w:ascii="Arial" w:eastAsia="Arial" w:hAnsi="Arial"/>
-          <w:color w:val="696969"/>
-          <w:sz w:val="24"/>
-          <w:lang w:val="nl-NL"/>
-        </w:rPr>
-        <w:t>}</w:t>
+        <w:t>{audit_stad}</w:t>
       </w:r>
       <w:r>
         <w:rPr>
@@ -1596,27 +1443,7 @@
           <w:sz w:val="24"/>
           <w:lang w:val="nl-NL"/>
         </w:rPr>
-        <w:t>Rapportnummer: {</w:t>
-      </w:r>
-      <w:proofErr w:type="spellStart"/>
-      <w:r>
-        <w:rPr>
-          <w:rFonts w:ascii="Arial" w:eastAsia="Arial" w:hAnsi="Arial"/>
-          <w:color w:val="696969"/>
-          <w:sz w:val="24"/>
-          <w:lang w:val="nl-NL"/>
-        </w:rPr>
-        <w:t>rapport_nummer</w:t>
-      </w:r>
-      <w:proofErr w:type="spellEnd"/>
-      <w:r>
-        <w:rPr>
-          <w:rFonts w:ascii="Arial" w:eastAsia="Arial" w:hAnsi="Arial"/>
-          <w:color w:val="696969"/>
-          <w:sz w:val="24"/>
-          <w:lang w:val="nl-NL"/>
-        </w:rPr>
-        <w:t>}</w:t>
+        <w:t>Rapportnummer: {rapport_nummer}</w:t>
       </w:r>
       <w:r>
         <w:rPr>
@@ -1711,23 +1538,7 @@
           </w:tcPr>
           <w:p>
             <w:r>
-              <w:t>{</w:t>
-            </w:r>
-            <w:proofErr w:type="spellStart"/>
-            <w:r>
-              <w:t>aopchart</w:t>
-            </w:r>
-            <w:proofErr w:type="spellEnd"/>
-            <w:r>
-              <w:t xml:space="preserve"> </w:t>
-            </w:r>
-            <w:proofErr w:type="spellStart"/>
-            <w:r>
-              <w:t>colChart</w:t>
-            </w:r>
-            <w:proofErr w:type="spellEnd"/>
-            <w:r>
-              <w:t>}</w:t>
+              <w:t>{aopchart colChart}</w:t>
             </w:r>
             <w:r>
               <w:br/>
@@ -1770,23 +1581,7 @@
               </w:tabs>
             </w:pPr>
             <w:r>
-              <w:t>{</w:t>
-            </w:r>
-            <w:proofErr w:type="spellStart"/>
-            <w:r>
-              <w:t>aopchart</w:t>
-            </w:r>
-            <w:proofErr w:type="spellEnd"/>
-            <w:r>
-              <w:t xml:space="preserve"> </w:t>
-            </w:r>
-            <w:proofErr w:type="spellStart"/>
-            <w:r>
-              <w:t>timelineChart</w:t>
-            </w:r>
-            <w:proofErr w:type="spellEnd"/>
-            <w:r>
-              <w:t>}</w:t>
+              <w:t>{aopchart timelineChart}</w:t>
             </w:r>
             <w:r>
               <w:br/>
@@ -1849,7 +1644,6 @@
               <w:br/>
               <w:t>Controle {</w:t>
             </w:r>
-            <w:proofErr w:type="spellStart"/>
             <w:r>
               <w:rPr>
                 <w:rFonts w:ascii="Arial" w:eastAsia="Arial" w:hAnsi="Arial"/>
@@ -1859,7 +1653,6 @@
               </w:rPr>
               <w:t>datum_controle_volledig</w:t>
             </w:r>
-            <w:proofErr w:type="spellEnd"/>
             <w:r>
               <w:rPr>
                 <w:rFonts w:ascii="Arial" w:eastAsia="Arial" w:hAnsi="Arial"/>
@@ -1882,30 +1675,14 @@
               <w:rPr>
                 <w:lang w:val="nl-NL"/>
               </w:rPr>
-              <w:t>{</w:t>
+              <w:t xml:space="preserve">{aopchart </w:t>
             </w:r>
-            <w:proofErr w:type="spellStart"/>
-            <w:r>
-              <w:rPr>
-                <w:lang w:val="nl-NL"/>
-              </w:rPr>
-              <w:t>aopchart</w:t>
-            </w:r>
-            <w:proofErr w:type="spellEnd"/>
-            <w:r>
-              <w:rPr>
-                <w:lang w:val="nl-NL"/>
-              </w:rPr>
-              <w:t xml:space="preserve"> </w:t>
-            </w:r>
-            <w:proofErr w:type="spellStart"/>
             <w:r>
               <w:rPr>
                 <w:lang w:val="nl-NL"/>
               </w:rPr>
               <w:t>stockChart</w:t>
             </w:r>
-            <w:proofErr w:type="spellEnd"/>
             <w:r>
               <w:rPr>
                 <w:lang w:val="nl-NL"/>
@@ -1983,7 +1760,6 @@
                                       <w:szCs w:val="10"/>
                                     </w:rPr>
                                   </w:pPr>
-                                  <w:proofErr w:type="spellStart"/>
                                   <w:r>
                                     <w:rPr>
                                       <w:rFonts w:ascii="Arial" w:hAnsi="Arial" w:cs="Arial"/>
@@ -1993,19 +1769,7 @@
                                       <w:sz w:val="10"/>
                                       <w:szCs w:val="10"/>
                                     </w:rPr>
-                                    <w:t>Dicht</w:t>
-                                  </w:r>
-                                  <w:proofErr w:type="spellEnd"/>
-                                  <w:r>
-                                    <w:rPr>
-                                      <w:rFonts w:ascii="Arial" w:hAnsi="Arial" w:cs="Arial"/>
-                                      <w:b/>
-                                      <w:bCs/>
-                                      <w:color w:val="FFFFFF" w:themeColor="background1"/>
-                                      <w:sz w:val="10"/>
-                                      <w:szCs w:val="10"/>
-                                    </w:rPr>
-                                    <w:t xml:space="preserve"> </w:t>
+                                    <w:t xml:space="preserve">Dicht </w:t>
                                   </w:r>
                                   <w:r>
                                     <w:rPr>
@@ -2018,7 +1782,6 @@
                                     </w:rPr>
                                     <w:br/>
                                   </w:r>
-                                  <w:proofErr w:type="spellStart"/>
                                   <w:r>
                                     <w:rPr>
                                       <w:rFonts w:ascii="Arial" w:hAnsi="Arial" w:cs="Arial"/>
@@ -2030,7 +1793,6 @@
                                     </w:rPr>
                                     <w:t>stof</w:t>
                                   </w:r>
-                                  <w:proofErr w:type="spellEnd"/>
                                 </w:p>
                               </w:txbxContent>
                             </wps:txbx>
@@ -2070,7 +1832,6 @@
                                 <w:szCs w:val="10"/>
                               </w:rPr>
                             </w:pPr>
-                            <w:proofErr w:type="spellStart"/>
                             <w:r>
                               <w:rPr>
                                 <w:rFonts w:ascii="Arial" w:hAnsi="Arial" w:cs="Arial"/>
@@ -2080,19 +1841,7 @@
                                 <w:sz w:val="10"/>
                                 <w:szCs w:val="10"/>
                               </w:rPr>
-                              <w:t>Dicht</w:t>
-                            </w:r>
-                            <w:proofErr w:type="spellEnd"/>
-                            <w:r>
-                              <w:rPr>
-                                <w:rFonts w:ascii="Arial" w:hAnsi="Arial" w:cs="Arial"/>
-                                <w:b/>
-                                <w:bCs/>
-                                <w:color w:val="FFFFFF" w:themeColor="background1"/>
-                                <w:sz w:val="10"/>
-                                <w:szCs w:val="10"/>
-                              </w:rPr>
-                              <w:t xml:space="preserve"> </w:t>
+                              <w:t xml:space="preserve">Dicht </w:t>
                             </w:r>
                             <w:r>
                               <w:rPr>
@@ -2105,7 +1854,6 @@
                               </w:rPr>
                               <w:br/>
                             </w:r>
-                            <w:proofErr w:type="spellStart"/>
                             <w:r>
                               <w:rPr>
                                 <w:rFonts w:ascii="Arial" w:hAnsi="Arial" w:cs="Arial"/>
@@ -2117,7 +1865,6 @@
                               </w:rPr>
                               <w:t>stof</w:t>
                             </w:r>
-                            <w:proofErr w:type="spellEnd"/>
                           </w:p>
                         </w:txbxContent>
                       </v:textbox>
@@ -2186,7 +1933,6 @@
                                       <w:szCs w:val="10"/>
                                     </w:rPr>
                                   </w:pPr>
-                                  <w:proofErr w:type="spellStart"/>
                                   <w:r>
                                     <w:rPr>
                                       <w:rFonts w:ascii="Arial" w:hAnsi="Arial" w:cs="Arial"/>
@@ -2220,7 +1966,6 @@
                                     </w:rPr>
                                     <w:t>rag</w:t>
                                   </w:r>
-                                  <w:proofErr w:type="spellEnd"/>
                                 </w:p>
                               </w:txbxContent>
                             </wps:txbx>
@@ -2260,7 +2005,6 @@
                                 <w:szCs w:val="10"/>
                               </w:rPr>
                             </w:pPr>
-                            <w:proofErr w:type="spellStart"/>
                             <w:r>
                               <w:rPr>
                                 <w:rFonts w:ascii="Arial" w:hAnsi="Arial" w:cs="Arial"/>
@@ -2294,7 +2038,6 @@
                               </w:rPr>
                               <w:t>rag</w:t>
                             </w:r>
-                            <w:proofErr w:type="spellEnd"/>
                           </w:p>
                         </w:txbxContent>
                       </v:textbox>
@@ -2363,7 +2106,6 @@
                                       <w:szCs w:val="10"/>
                                     </w:rPr>
                                   </w:pPr>
-                                  <w:proofErr w:type="spellStart"/>
                                   <w:r>
                                     <w:rPr>
                                       <w:rFonts w:ascii="Arial" w:hAnsi="Arial" w:cs="Arial"/>
@@ -2373,33 +2115,8 @@
                                       <w:sz w:val="10"/>
                                       <w:szCs w:val="10"/>
                                     </w:rPr>
-                                    <w:t>Niet</w:t>
+                                    <w:t>Niet geleegd</w:t>
                                   </w:r>
-                                  <w:proofErr w:type="spellEnd"/>
-                                  <w:r>
-                                    <w:rPr>
-                                      <w:rFonts w:ascii="Arial" w:hAnsi="Arial" w:cs="Arial"/>
-                                      <w:b/>
-                                      <w:bCs/>
-                                      <w:color w:val="FFFFFF" w:themeColor="background1"/>
-                                      <w:sz w:val="10"/>
-                                      <w:szCs w:val="10"/>
-                                    </w:rPr>
-                                    <w:t xml:space="preserve"> </w:t>
-                                  </w:r>
-                                  <w:proofErr w:type="spellStart"/>
-                                  <w:r>
-                                    <w:rPr>
-                                      <w:rFonts w:ascii="Arial" w:hAnsi="Arial" w:cs="Arial"/>
-                                      <w:b/>
-                                      <w:bCs/>
-                                      <w:color w:val="FFFFFF" w:themeColor="background1"/>
-                                      <w:sz w:val="10"/>
-                                      <w:szCs w:val="10"/>
-                                    </w:rPr>
-                                    <w:t>geleegd</w:t>
-                                  </w:r>
-                                  <w:proofErr w:type="spellEnd"/>
                                 </w:p>
                               </w:txbxContent>
                             </wps:txbx>
@@ -2439,7 +2156,6 @@
                                 <w:szCs w:val="10"/>
                               </w:rPr>
                             </w:pPr>
-                            <w:proofErr w:type="spellStart"/>
                             <w:r>
                               <w:rPr>
                                 <w:rFonts w:ascii="Arial" w:hAnsi="Arial" w:cs="Arial"/>
@@ -2449,33 +2165,8 @@
                                 <w:sz w:val="10"/>
                                 <w:szCs w:val="10"/>
                               </w:rPr>
-                              <w:t>Niet</w:t>
+                              <w:t>Niet geleegd</w:t>
                             </w:r>
-                            <w:proofErr w:type="spellEnd"/>
-                            <w:r>
-                              <w:rPr>
-                                <w:rFonts w:ascii="Arial" w:hAnsi="Arial" w:cs="Arial"/>
-                                <w:b/>
-                                <w:bCs/>
-                                <w:color w:val="FFFFFF" w:themeColor="background1"/>
-                                <w:sz w:val="10"/>
-                                <w:szCs w:val="10"/>
-                              </w:rPr>
-                              <w:t xml:space="preserve"> </w:t>
-                            </w:r>
-                            <w:proofErr w:type="spellStart"/>
-                            <w:r>
-                              <w:rPr>
-                                <w:rFonts w:ascii="Arial" w:hAnsi="Arial" w:cs="Arial"/>
-                                <w:b/>
-                                <w:bCs/>
-                                <w:color w:val="FFFFFF" w:themeColor="background1"/>
-                                <w:sz w:val="10"/>
-                                <w:szCs w:val="10"/>
-                              </w:rPr>
-                              <w:t>geleegd</w:t>
-                            </w:r>
-                            <w:proofErr w:type="spellEnd"/>
                           </w:p>
                         </w:txbxContent>
                       </v:textbox>
@@ -2544,7 +2235,6 @@
                                       <w:szCs w:val="10"/>
                                     </w:rPr>
                                   </w:pPr>
-                                  <w:proofErr w:type="spellStart"/>
                                   <w:r>
                                     <w:rPr>
                                       <w:rFonts w:ascii="Arial" w:hAnsi="Arial" w:cs="Arial"/>
@@ -2556,7 +2246,6 @@
                                     </w:rPr>
                                     <w:t>Aanslag</w:t>
                                   </w:r>
-                                  <w:proofErr w:type="spellEnd"/>
                                 </w:p>
                               </w:txbxContent>
                             </wps:txbx>
@@ -2596,7 +2285,6 @@
                                 <w:szCs w:val="10"/>
                               </w:rPr>
                             </w:pPr>
-                            <w:proofErr w:type="spellStart"/>
                             <w:r>
                               <w:rPr>
                                 <w:rFonts w:ascii="Arial" w:hAnsi="Arial" w:cs="Arial"/>
@@ -2608,7 +2296,6 @@
                               </w:rPr>
                               <w:t>Aanslag</w:t>
                             </w:r>
-                            <w:proofErr w:type="spellEnd"/>
                           </w:p>
                         </w:txbxContent>
                       </v:textbox>
@@ -2676,7 +2363,6 @@
                                       <w:szCs w:val="10"/>
                                     </w:rPr>
                                   </w:pPr>
-                                  <w:proofErr w:type="spellStart"/>
                                   <w:r>
                                     <w:rPr>
                                       <w:rFonts w:ascii="Arial" w:hAnsi="Arial" w:cs="Arial"/>
@@ -2686,105 +2372,8 @@
                                       <w:sz w:val="10"/>
                                       <w:szCs w:val="10"/>
                                     </w:rPr>
-                                    <w:t>Niet</w:t>
+                                    <w:t>Niet gehecht vuil licht stof</w:t>
                                   </w:r>
-                                  <w:proofErr w:type="spellEnd"/>
-                                  <w:r>
-                                    <w:rPr>
-                                      <w:rFonts w:ascii="Arial" w:hAnsi="Arial" w:cs="Arial"/>
-                                      <w:b/>
-                                      <w:bCs/>
-                                      <w:color w:val="FFFFFF" w:themeColor="background1"/>
-                                      <w:sz w:val="10"/>
-                                      <w:szCs w:val="10"/>
-                                    </w:rPr>
-                                    <w:t xml:space="preserve"> </w:t>
-                                  </w:r>
-                                  <w:proofErr w:type="spellStart"/>
-                                  <w:r>
-                                    <w:rPr>
-                                      <w:rFonts w:ascii="Arial" w:hAnsi="Arial" w:cs="Arial"/>
-                                      <w:b/>
-                                      <w:bCs/>
-                                      <w:color w:val="FFFFFF" w:themeColor="background1"/>
-                                      <w:sz w:val="10"/>
-                                      <w:szCs w:val="10"/>
-                                    </w:rPr>
-                                    <w:t>gehecht</w:t>
-                                  </w:r>
-                                  <w:proofErr w:type="spellEnd"/>
-                                  <w:r>
-                                    <w:rPr>
-                                      <w:rFonts w:ascii="Arial" w:hAnsi="Arial" w:cs="Arial"/>
-                                      <w:b/>
-                                      <w:bCs/>
-                                      <w:color w:val="FFFFFF" w:themeColor="background1"/>
-                                      <w:sz w:val="10"/>
-                                      <w:szCs w:val="10"/>
-                                    </w:rPr>
-                                    <w:t xml:space="preserve"> </w:t>
-                                  </w:r>
-                                  <w:proofErr w:type="spellStart"/>
-                                  <w:r>
-                                    <w:rPr>
-                                      <w:rFonts w:ascii="Arial" w:hAnsi="Arial" w:cs="Arial"/>
-                                      <w:b/>
-                                      <w:bCs/>
-                                      <w:color w:val="FFFFFF" w:themeColor="background1"/>
-                                      <w:sz w:val="10"/>
-                                      <w:szCs w:val="10"/>
-                                    </w:rPr>
-                                    <w:t>vuil</w:t>
-                                  </w:r>
-                                  <w:proofErr w:type="spellEnd"/>
-                                  <w:r>
-                                    <w:rPr>
-                                      <w:rFonts w:ascii="Arial" w:hAnsi="Arial" w:cs="Arial"/>
-                                      <w:b/>
-                                      <w:bCs/>
-                                      <w:color w:val="FFFFFF" w:themeColor="background1"/>
-                                      <w:sz w:val="10"/>
-                                      <w:szCs w:val="10"/>
-                                    </w:rPr>
-                                    <w:t xml:space="preserve"> </w:t>
-                                  </w:r>
-                                  <w:proofErr w:type="spellStart"/>
-                                  <w:r>
-                                    <w:rPr>
-                                      <w:rFonts w:ascii="Arial" w:hAnsi="Arial" w:cs="Arial"/>
-                                      <w:b/>
-                                      <w:bCs/>
-                                      <w:color w:val="FFFFFF" w:themeColor="background1"/>
-                                      <w:sz w:val="10"/>
-                                      <w:szCs w:val="10"/>
-                                    </w:rPr>
-                                    <w:t>licht</w:t>
-                                  </w:r>
-                                  <w:proofErr w:type="spellEnd"/>
-                                  <w:r>
-                                    <w:rPr>
-                                      <w:rFonts w:ascii="Arial" w:hAnsi="Arial" w:cs="Arial"/>
-                                      <w:b/>
-                                      <w:bCs/>
-                                      <w:color w:val="FFFFFF" w:themeColor="background1"/>
-                                      <w:sz w:val="10"/>
-                                      <w:szCs w:val="10"/>
-                                    </w:rPr>
-                                    <w:t xml:space="preserve"> </w:t>
-                                  </w:r>
-                                  <w:proofErr w:type="spellStart"/>
-                                  <w:r>
-                                    <w:rPr>
-                                      <w:rFonts w:ascii="Arial" w:hAnsi="Arial" w:cs="Arial"/>
-                                      <w:b/>
-                                      <w:bCs/>
-                                      <w:color w:val="FFFFFF" w:themeColor="background1"/>
-                                      <w:sz w:val="10"/>
-                                      <w:szCs w:val="10"/>
-                                    </w:rPr>
-                                    <w:t>stof</w:t>
-                                  </w:r>
-                                  <w:proofErr w:type="spellEnd"/>
                                 </w:p>
                               </w:txbxContent>
                             </wps:txbx>
@@ -2823,7 +2412,6 @@
                                 <w:szCs w:val="10"/>
                               </w:rPr>
                             </w:pPr>
-                            <w:proofErr w:type="spellStart"/>
                             <w:r>
                               <w:rPr>
                                 <w:rFonts w:ascii="Arial" w:hAnsi="Arial" w:cs="Arial"/>
@@ -2833,105 +2421,8 @@
                                 <w:sz w:val="10"/>
                                 <w:szCs w:val="10"/>
                               </w:rPr>
-                              <w:t>Niet</w:t>
+                              <w:t>Niet gehecht vuil licht stof</w:t>
                             </w:r>
-                            <w:proofErr w:type="spellEnd"/>
-                            <w:r>
-                              <w:rPr>
-                                <w:rFonts w:ascii="Arial" w:hAnsi="Arial" w:cs="Arial"/>
-                                <w:b/>
-                                <w:bCs/>
-                                <w:color w:val="FFFFFF" w:themeColor="background1"/>
-                                <w:sz w:val="10"/>
-                                <w:szCs w:val="10"/>
-                              </w:rPr>
-                              <w:t xml:space="preserve"> </w:t>
-                            </w:r>
-                            <w:proofErr w:type="spellStart"/>
-                            <w:r>
-                              <w:rPr>
-                                <w:rFonts w:ascii="Arial" w:hAnsi="Arial" w:cs="Arial"/>
-                                <w:b/>
-                                <w:bCs/>
-                                <w:color w:val="FFFFFF" w:themeColor="background1"/>
-                                <w:sz w:val="10"/>
-                                <w:szCs w:val="10"/>
-                              </w:rPr>
-                              <w:t>gehecht</w:t>
-                            </w:r>
-                            <w:proofErr w:type="spellEnd"/>
-                            <w:r>
-                              <w:rPr>
-                                <w:rFonts w:ascii="Arial" w:hAnsi="Arial" w:cs="Arial"/>
-                                <w:b/>
-                                <w:bCs/>
-                                <w:color w:val="FFFFFF" w:themeColor="background1"/>
-                                <w:sz w:val="10"/>
-                                <w:szCs w:val="10"/>
-                              </w:rPr>
-                              <w:t xml:space="preserve"> </w:t>
-                            </w:r>
-                            <w:proofErr w:type="spellStart"/>
-                            <w:r>
-                              <w:rPr>
-                                <w:rFonts w:ascii="Arial" w:hAnsi="Arial" w:cs="Arial"/>
-                                <w:b/>
-                                <w:bCs/>
-                                <w:color w:val="FFFFFF" w:themeColor="background1"/>
-                                <w:sz w:val="10"/>
-                                <w:szCs w:val="10"/>
-                              </w:rPr>
-                              <w:t>vuil</w:t>
-                            </w:r>
-                            <w:proofErr w:type="spellEnd"/>
-                            <w:r>
-                              <w:rPr>
-                                <w:rFonts w:ascii="Arial" w:hAnsi="Arial" w:cs="Arial"/>
-                                <w:b/>
-                                <w:bCs/>
-                                <w:color w:val="FFFFFF" w:themeColor="background1"/>
-                                <w:sz w:val="10"/>
-                                <w:szCs w:val="10"/>
-                              </w:rPr>
-                              <w:t xml:space="preserve"> </w:t>
-                            </w:r>
-                            <w:proofErr w:type="spellStart"/>
-                            <w:r>
-                              <w:rPr>
-                                <w:rFonts w:ascii="Arial" w:hAnsi="Arial" w:cs="Arial"/>
-                                <w:b/>
-                                <w:bCs/>
-                                <w:color w:val="FFFFFF" w:themeColor="background1"/>
-                                <w:sz w:val="10"/>
-                                <w:szCs w:val="10"/>
-                              </w:rPr>
-                              <w:t>licht</w:t>
-                            </w:r>
-                            <w:proofErr w:type="spellEnd"/>
-                            <w:r>
-                              <w:rPr>
-                                <w:rFonts w:ascii="Arial" w:hAnsi="Arial" w:cs="Arial"/>
-                                <w:b/>
-                                <w:bCs/>
-                                <w:color w:val="FFFFFF" w:themeColor="background1"/>
-                                <w:sz w:val="10"/>
-                                <w:szCs w:val="10"/>
-                              </w:rPr>
-                              <w:t xml:space="preserve"> </w:t>
-                            </w:r>
-                            <w:proofErr w:type="spellStart"/>
-                            <w:r>
-                              <w:rPr>
-                                <w:rFonts w:ascii="Arial" w:hAnsi="Arial" w:cs="Arial"/>
-                                <w:b/>
-                                <w:bCs/>
-                                <w:color w:val="FFFFFF" w:themeColor="background1"/>
-                                <w:sz w:val="10"/>
-                                <w:szCs w:val="10"/>
-                              </w:rPr>
-                              <w:t>stof</w:t>
-                            </w:r>
-                            <w:proofErr w:type="spellEnd"/>
                           </w:p>
                         </w:txbxContent>
                       </v:textbox>
@@ -3000,7 +2491,6 @@
                                       <w:szCs w:val="10"/>
                                     </w:rPr>
                                   </w:pPr>
-                                  <w:proofErr w:type="spellStart"/>
                                   <w:r>
                                     <w:rPr>
                                       <w:rFonts w:ascii="Arial" w:hAnsi="Arial" w:cs="Arial"/>
@@ -3010,79 +2500,7 @@
                                       <w:sz w:val="10"/>
                                       <w:szCs w:val="10"/>
                                     </w:rPr>
-                                    <w:t>Niet</w:t>
-                                  </w:r>
-                                  <w:proofErr w:type="spellEnd"/>
-                                  <w:r>
-                                    <w:rPr>
-                                      <w:rFonts w:ascii="Arial" w:hAnsi="Arial" w:cs="Arial"/>
-                                      <w:b/>
-                                      <w:bCs/>
-                                      <w:color w:val="FFFFFF" w:themeColor="background1"/>
-                                      <w:sz w:val="10"/>
-                                      <w:szCs w:val="10"/>
-                                    </w:rPr>
-                                    <w:t xml:space="preserve"> </w:t>
-                                  </w:r>
-                                  <w:proofErr w:type="spellStart"/>
-                                  <w:r>
-                                    <w:rPr>
-                                      <w:rFonts w:ascii="Arial" w:hAnsi="Arial" w:cs="Arial"/>
-                                      <w:b/>
-                                      <w:bCs/>
-                                      <w:color w:val="FFFFFF" w:themeColor="background1"/>
-                                      <w:sz w:val="10"/>
-                                      <w:szCs w:val="10"/>
-                                    </w:rPr>
-                                    <w:t>gehecht</w:t>
-                                  </w:r>
-                                  <w:proofErr w:type="spellEnd"/>
-                                  <w:r>
-                                    <w:rPr>
-                                      <w:rFonts w:ascii="Arial" w:hAnsi="Arial" w:cs="Arial"/>
-                                      <w:b/>
-                                      <w:bCs/>
-                                      <w:color w:val="FFFFFF" w:themeColor="background1"/>
-                                      <w:sz w:val="10"/>
-                                      <w:szCs w:val="10"/>
-                                    </w:rPr>
-                                    <w:t xml:space="preserve"> </w:t>
-                                  </w:r>
-                                  <w:proofErr w:type="spellStart"/>
-                                  <w:r>
-                                    <w:rPr>
-                                      <w:rFonts w:ascii="Arial" w:hAnsi="Arial" w:cs="Arial"/>
-                                      <w:b/>
-                                      <w:bCs/>
-                                      <w:color w:val="FFFFFF" w:themeColor="background1"/>
-                                      <w:sz w:val="10"/>
-                                      <w:szCs w:val="10"/>
-                                    </w:rPr>
-                                    <w:t>vuil</w:t>
-                                  </w:r>
-                                  <w:proofErr w:type="spellEnd"/>
-                                  <w:r>
-                                    <w:rPr>
-                                      <w:rFonts w:ascii="Arial" w:hAnsi="Arial" w:cs="Arial"/>
-                                      <w:b/>
-                                      <w:bCs/>
-                                      <w:color w:val="FFFFFF" w:themeColor="background1"/>
-                                      <w:sz w:val="10"/>
-                                      <w:szCs w:val="10"/>
-                                    </w:rPr>
-                                    <w:t xml:space="preserve"> </w:t>
-                                  </w:r>
-                                  <w:proofErr w:type="spellStart"/>
-                                  <w:r>
-                                    <w:rPr>
-                                      <w:rFonts w:ascii="Arial" w:hAnsi="Arial" w:cs="Arial"/>
-                                      <w:b/>
-                                      <w:bCs/>
-                                      <w:color w:val="FFFFFF" w:themeColor="background1"/>
-                                      <w:sz w:val="10"/>
-                                      <w:szCs w:val="10"/>
-                                    </w:rPr>
-                                    <w:t>meth</w:t>
+                                    <w:t>Niet gehecht vuil meth</w:t>
                                   </w:r>
                                   <w:r>
                                     <w:rPr>
@@ -3106,7 +2524,6 @@
                                     </w:rPr>
                                     <w:t>de</w:t>
                                   </w:r>
-                                  <w:proofErr w:type="spellEnd"/>
                                 </w:p>
                               </w:txbxContent>
                             </wps:txbx>
@@ -3146,7 +2563,6 @@
                                 <w:szCs w:val="10"/>
                               </w:rPr>
                             </w:pPr>
-                            <w:proofErr w:type="spellStart"/>
                             <w:r>
                               <w:rPr>
                                 <w:rFonts w:ascii="Arial" w:hAnsi="Arial" w:cs="Arial"/>
@@ -3156,79 +2572,7 @@
                                 <w:sz w:val="10"/>
                                 <w:szCs w:val="10"/>
                               </w:rPr>
-                              <w:t>Niet</w:t>
-                            </w:r>
-                            <w:proofErr w:type="spellEnd"/>
-                            <w:r>
-                              <w:rPr>
-                                <w:rFonts w:ascii="Arial" w:hAnsi="Arial" w:cs="Arial"/>
-                                <w:b/>
-                                <w:bCs/>
-                                <w:color w:val="FFFFFF" w:themeColor="background1"/>
-                                <w:sz w:val="10"/>
-                                <w:szCs w:val="10"/>
-                              </w:rPr>
-                              <w:t xml:space="preserve"> </w:t>
-                            </w:r>
-                            <w:proofErr w:type="spellStart"/>
-                            <w:r>
-                              <w:rPr>
-                                <w:rFonts w:ascii="Arial" w:hAnsi="Arial" w:cs="Arial"/>
-                                <w:b/>
-                                <w:bCs/>
-                                <w:color w:val="FFFFFF" w:themeColor="background1"/>
-                                <w:sz w:val="10"/>
-                                <w:szCs w:val="10"/>
-                              </w:rPr>
-                              <w:t>gehecht</w:t>
-                            </w:r>
-                            <w:proofErr w:type="spellEnd"/>
-                            <w:r>
-                              <w:rPr>
-                                <w:rFonts w:ascii="Arial" w:hAnsi="Arial" w:cs="Arial"/>
-                                <w:b/>
-                                <w:bCs/>
-                                <w:color w:val="FFFFFF" w:themeColor="background1"/>
-                                <w:sz w:val="10"/>
-                                <w:szCs w:val="10"/>
-                              </w:rPr>
-                              <w:t xml:space="preserve"> </w:t>
-                            </w:r>
-                            <w:proofErr w:type="spellStart"/>
-                            <w:r>
-                              <w:rPr>
-                                <w:rFonts w:ascii="Arial" w:hAnsi="Arial" w:cs="Arial"/>
-                                <w:b/>
-                                <w:bCs/>
-                                <w:color w:val="FFFFFF" w:themeColor="background1"/>
-                                <w:sz w:val="10"/>
-                                <w:szCs w:val="10"/>
-                              </w:rPr>
-                              <w:t>vuil</w:t>
-                            </w:r>
-                            <w:proofErr w:type="spellEnd"/>
-                            <w:r>
-                              <w:rPr>
-                                <w:rFonts w:ascii="Arial" w:hAnsi="Arial" w:cs="Arial"/>
-                                <w:b/>
-                                <w:bCs/>
-                                <w:color w:val="FFFFFF" w:themeColor="background1"/>
-                                <w:sz w:val="10"/>
-                                <w:szCs w:val="10"/>
-                              </w:rPr>
-                              <w:t xml:space="preserve"> </w:t>
-                            </w:r>
-                            <w:proofErr w:type="spellStart"/>
-                            <w:r>
-                              <w:rPr>
-                                <w:rFonts w:ascii="Arial" w:hAnsi="Arial" w:cs="Arial"/>
-                                <w:b/>
-                                <w:bCs/>
-                                <w:color w:val="FFFFFF" w:themeColor="background1"/>
-                                <w:sz w:val="10"/>
-                                <w:szCs w:val="10"/>
-                              </w:rPr>
-                              <w:t>meth</w:t>
+                              <w:t>Niet gehecht vuil meth</w:t>
                             </w:r>
                             <w:r>
                               <w:rPr>
@@ -3252,7 +2596,6 @@
                               </w:rPr>
                               <w:t>de</w:t>
                             </w:r>
-                            <w:proofErr w:type="spellEnd"/>
                           </w:p>
                         </w:txbxContent>
                       </v:textbox>
@@ -3321,7 +2664,6 @@
                                       <w:szCs w:val="10"/>
                                     </w:rPr>
                                   </w:pPr>
-                                  <w:proofErr w:type="spellStart"/>
                                   <w:r>
                                     <w:rPr>
                                       <w:rFonts w:ascii="Arial" w:hAnsi="Arial" w:cs="Arial"/>
@@ -3331,33 +2673,8 @@
                                       <w:sz w:val="10"/>
                                       <w:szCs w:val="10"/>
                                     </w:rPr>
-                                    <w:t>Niet</w:t>
+                                    <w:t>Niet aangevuld</w:t>
                                   </w:r>
-                                  <w:proofErr w:type="spellEnd"/>
-                                  <w:r>
-                                    <w:rPr>
-                                      <w:rFonts w:ascii="Arial" w:hAnsi="Arial" w:cs="Arial"/>
-                                      <w:b/>
-                                      <w:bCs/>
-                                      <w:color w:val="FFFFFF" w:themeColor="background1"/>
-                                      <w:sz w:val="10"/>
-                                      <w:szCs w:val="10"/>
-                                    </w:rPr>
-                                    <w:t xml:space="preserve"> </w:t>
-                                  </w:r>
-                                  <w:proofErr w:type="spellStart"/>
-                                  <w:r>
-                                    <w:rPr>
-                                      <w:rFonts w:ascii="Arial" w:hAnsi="Arial" w:cs="Arial"/>
-                                      <w:b/>
-                                      <w:bCs/>
-                                      <w:color w:val="FFFFFF" w:themeColor="background1"/>
-                                      <w:sz w:val="10"/>
-                                      <w:szCs w:val="10"/>
-                                    </w:rPr>
-                                    <w:t>aangevuld</w:t>
-                                  </w:r>
-                                  <w:proofErr w:type="spellEnd"/>
                                 </w:p>
                               </w:txbxContent>
                             </wps:txbx>
@@ -3397,7 +2714,6 @@
                                 <w:szCs w:val="10"/>
                               </w:rPr>
                             </w:pPr>
-                            <w:proofErr w:type="spellStart"/>
                             <w:r>
                               <w:rPr>
                                 <w:rFonts w:ascii="Arial" w:hAnsi="Arial" w:cs="Arial"/>
@@ -3407,33 +2723,8 @@
                                 <w:sz w:val="10"/>
                                 <w:szCs w:val="10"/>
                               </w:rPr>
-                              <w:t>Niet</w:t>
+                              <w:t>Niet aangevuld</w:t>
                             </w:r>
-                            <w:proofErr w:type="spellEnd"/>
-                            <w:r>
-                              <w:rPr>
-                                <w:rFonts w:ascii="Arial" w:hAnsi="Arial" w:cs="Arial"/>
-                                <w:b/>
-                                <w:bCs/>
-                                <w:color w:val="FFFFFF" w:themeColor="background1"/>
-                                <w:sz w:val="10"/>
-                                <w:szCs w:val="10"/>
-                              </w:rPr>
-                              <w:t xml:space="preserve"> </w:t>
-                            </w:r>
-                            <w:proofErr w:type="spellStart"/>
-                            <w:r>
-                              <w:rPr>
-                                <w:rFonts w:ascii="Arial" w:hAnsi="Arial" w:cs="Arial"/>
-                                <w:b/>
-                                <w:bCs/>
-                                <w:color w:val="FFFFFF" w:themeColor="background1"/>
-                                <w:sz w:val="10"/>
-                                <w:szCs w:val="10"/>
-                              </w:rPr>
-                              <w:t>aangevuld</w:t>
-                            </w:r>
-                            <w:proofErr w:type="spellEnd"/>
                           </w:p>
                         </w:txbxContent>
                       </v:textbox>
@@ -3502,7 +2793,6 @@
                                       <w:szCs w:val="10"/>
                                     </w:rPr>
                                   </w:pPr>
-                                  <w:proofErr w:type="spellStart"/>
                                   <w:r>
                                     <w:rPr>
                                       <w:rFonts w:ascii="Arial" w:hAnsi="Arial" w:cs="Arial"/>
@@ -3512,81 +2802,8 @@
                                       <w:sz w:val="10"/>
                                       <w:szCs w:val="10"/>
                                     </w:rPr>
-                                    <w:t>Gehecht</w:t>
+                                    <w:t>Gehecht vuil vlek vingertast</w:t>
                                   </w:r>
-                                  <w:proofErr w:type="spellEnd"/>
-                                  <w:r>
-                                    <w:rPr>
-                                      <w:rFonts w:ascii="Arial" w:hAnsi="Arial" w:cs="Arial"/>
-                                      <w:b/>
-                                      <w:bCs/>
-                                      <w:color w:val="FFFFFF" w:themeColor="background1"/>
-                                      <w:sz w:val="10"/>
-                                      <w:szCs w:val="10"/>
-                                    </w:rPr>
-                                    <w:t xml:space="preserve"> </w:t>
-                                  </w:r>
-                                  <w:proofErr w:type="spellStart"/>
-                                  <w:r>
-                                    <w:rPr>
-                                      <w:rFonts w:ascii="Arial" w:hAnsi="Arial" w:cs="Arial"/>
-                                      <w:b/>
-                                      <w:bCs/>
-                                      <w:color w:val="FFFFFF" w:themeColor="background1"/>
-                                      <w:sz w:val="10"/>
-                                      <w:szCs w:val="10"/>
-                                    </w:rPr>
-                                    <w:t>vuil</w:t>
-                                  </w:r>
-                                  <w:proofErr w:type="spellEnd"/>
-                                  <w:r>
-                                    <w:rPr>
-                                      <w:rFonts w:ascii="Arial" w:hAnsi="Arial" w:cs="Arial"/>
-                                      <w:b/>
-                                      <w:bCs/>
-                                      <w:color w:val="FFFFFF" w:themeColor="background1"/>
-                                      <w:sz w:val="10"/>
-                                      <w:szCs w:val="10"/>
-                                    </w:rPr>
-                                    <w:t xml:space="preserve"> </w:t>
-                                  </w:r>
-                                  <w:proofErr w:type="spellStart"/>
-                                  <w:r>
-                                    <w:rPr>
-                                      <w:rFonts w:ascii="Arial" w:hAnsi="Arial" w:cs="Arial"/>
-                                      <w:b/>
-                                      <w:bCs/>
-                                      <w:color w:val="FFFFFF" w:themeColor="background1"/>
-                                      <w:sz w:val="10"/>
-                                      <w:szCs w:val="10"/>
-                                    </w:rPr>
-                                    <w:t>vlek</w:t>
-                                  </w:r>
-                                  <w:proofErr w:type="spellEnd"/>
-                                  <w:r>
-                                    <w:rPr>
-                                      <w:rFonts w:ascii="Arial" w:hAnsi="Arial" w:cs="Arial"/>
-                                      <w:b/>
-                                      <w:bCs/>
-                                      <w:color w:val="FFFFFF" w:themeColor="background1"/>
-                                      <w:sz w:val="10"/>
-                                      <w:szCs w:val="10"/>
-                                    </w:rPr>
-                                    <w:t xml:space="preserve"> </w:t>
-                                  </w:r>
-                                  <w:proofErr w:type="spellStart"/>
-                                  <w:r>
-                                    <w:rPr>
-                                      <w:rFonts w:ascii="Arial" w:hAnsi="Arial" w:cs="Arial"/>
-                                      <w:b/>
-                                      <w:bCs/>
-                                      <w:color w:val="FFFFFF" w:themeColor="background1"/>
-                                      <w:sz w:val="10"/>
-                                      <w:szCs w:val="10"/>
-                                    </w:rPr>
-                                    <w:t>vingertast</w:t>
-                                  </w:r>
-                                  <w:proofErr w:type="spellEnd"/>
                                 </w:p>
                               </w:txbxContent>
                             </wps:txbx>
@@ -3626,7 +2843,6 @@
                                 <w:szCs w:val="10"/>
                               </w:rPr>
                             </w:pPr>
-                            <w:proofErr w:type="spellStart"/>
                             <w:r>
                               <w:rPr>
                                 <w:rFonts w:ascii="Arial" w:hAnsi="Arial" w:cs="Arial"/>
@@ -3636,81 +2852,8 @@
                                 <w:sz w:val="10"/>
                                 <w:szCs w:val="10"/>
                               </w:rPr>
-                              <w:t>Gehecht</w:t>
+                              <w:t>Gehecht vuil vlek vingertast</w:t>
                             </w:r>
-                            <w:proofErr w:type="spellEnd"/>
-                            <w:r>
-                              <w:rPr>
-                                <w:rFonts w:ascii="Arial" w:hAnsi="Arial" w:cs="Arial"/>
-                                <w:b/>
-                                <w:bCs/>
-                                <w:color w:val="FFFFFF" w:themeColor="background1"/>
-                                <w:sz w:val="10"/>
-                                <w:szCs w:val="10"/>
-                              </w:rPr>
-                              <w:t xml:space="preserve"> </w:t>
-                            </w:r>
-                            <w:proofErr w:type="spellStart"/>
-                            <w:r>
-                              <w:rPr>
-                                <w:rFonts w:ascii="Arial" w:hAnsi="Arial" w:cs="Arial"/>
-                                <w:b/>
-                                <w:bCs/>
-                                <w:color w:val="FFFFFF" w:themeColor="background1"/>
-                                <w:sz w:val="10"/>
-                                <w:szCs w:val="10"/>
-                              </w:rPr>
-                              <w:t>vuil</w:t>
-                            </w:r>
-                            <w:proofErr w:type="spellEnd"/>
-                            <w:r>
-                              <w:rPr>
-                                <w:rFonts w:ascii="Arial" w:hAnsi="Arial" w:cs="Arial"/>
-                                <w:b/>
-                                <w:bCs/>
-                                <w:color w:val="FFFFFF" w:themeColor="background1"/>
-                                <w:sz w:val="10"/>
-                                <w:szCs w:val="10"/>
-                              </w:rPr>
-                              <w:t xml:space="preserve"> </w:t>
-                            </w:r>
-                            <w:proofErr w:type="spellStart"/>
-                            <w:r>
-                              <w:rPr>
-                                <w:rFonts w:ascii="Arial" w:hAnsi="Arial" w:cs="Arial"/>
-                                <w:b/>
-                                <w:bCs/>
-                                <w:color w:val="FFFFFF" w:themeColor="background1"/>
-                                <w:sz w:val="10"/>
-                                <w:szCs w:val="10"/>
-                              </w:rPr>
-                              <w:t>vlek</w:t>
-                            </w:r>
-                            <w:proofErr w:type="spellEnd"/>
-                            <w:r>
-                              <w:rPr>
-                                <w:rFonts w:ascii="Arial" w:hAnsi="Arial" w:cs="Arial"/>
-                                <w:b/>
-                                <w:bCs/>
-                                <w:color w:val="FFFFFF" w:themeColor="background1"/>
-                                <w:sz w:val="10"/>
-                                <w:szCs w:val="10"/>
-                              </w:rPr>
-                              <w:t xml:space="preserve"> </w:t>
-                            </w:r>
-                            <w:proofErr w:type="spellStart"/>
-                            <w:r>
-                              <w:rPr>
-                                <w:rFonts w:ascii="Arial" w:hAnsi="Arial" w:cs="Arial"/>
-                                <w:b/>
-                                <w:bCs/>
-                                <w:color w:val="FFFFFF" w:themeColor="background1"/>
-                                <w:sz w:val="10"/>
-                                <w:szCs w:val="10"/>
-                              </w:rPr>
-                              <w:t>vingertast</w:t>
-                            </w:r>
-                            <w:proofErr w:type="spellEnd"/>
                           </w:p>
                         </w:txbxContent>
                       </v:textbox>
@@ -3779,7 +2922,6 @@
                                       <w:szCs w:val="10"/>
                                     </w:rPr>
                                   </w:pPr>
-                                  <w:proofErr w:type="spellStart"/>
                                   <w:r>
                                     <w:rPr>
                                       <w:rFonts w:ascii="Arial" w:hAnsi="Arial" w:cs="Arial"/>
@@ -3789,57 +2931,8 @@
                                       <w:sz w:val="10"/>
                                       <w:szCs w:val="10"/>
                                     </w:rPr>
-                                    <w:t>Gehecht</w:t>
+                                    <w:t>Gehecht vuil methode</w:t>
                                   </w:r>
-                                  <w:proofErr w:type="spellEnd"/>
-                                  <w:r>
-                                    <w:rPr>
-                                      <w:rFonts w:ascii="Arial" w:hAnsi="Arial" w:cs="Arial"/>
-                                      <w:b/>
-                                      <w:bCs/>
-                                      <w:color w:val="FFFFFF" w:themeColor="background1"/>
-                                      <w:sz w:val="10"/>
-                                      <w:szCs w:val="10"/>
-                                    </w:rPr>
-                                    <w:t xml:space="preserve"> </w:t>
-                                  </w:r>
-                                  <w:proofErr w:type="spellStart"/>
-                                  <w:r>
-                                    <w:rPr>
-                                      <w:rFonts w:ascii="Arial" w:hAnsi="Arial" w:cs="Arial"/>
-                                      <w:b/>
-                                      <w:bCs/>
-                                      <w:color w:val="FFFFFF" w:themeColor="background1"/>
-                                      <w:sz w:val="10"/>
-                                      <w:szCs w:val="10"/>
-                                    </w:rPr>
-                                    <w:t>vuil</w:t>
-                                  </w:r>
-                                  <w:proofErr w:type="spellEnd"/>
-                                  <w:r>
-                                    <w:rPr>
-                                      <w:rFonts w:ascii="Arial" w:hAnsi="Arial" w:cs="Arial"/>
-                                      <w:b/>
-                                      <w:bCs/>
-                                      <w:color w:val="FFFFFF" w:themeColor="background1"/>
-                                      <w:sz w:val="10"/>
-                                      <w:szCs w:val="10"/>
-                                    </w:rPr>
-                                    <w:t xml:space="preserve"> </w:t>
-                                  </w:r>
-                                  <w:proofErr w:type="spellStart"/>
-                                  <w:r>
-                                    <w:rPr>
-                                      <w:rFonts w:ascii="Arial" w:hAnsi="Arial" w:cs="Arial"/>
-                                      <w:b/>
-                                      <w:bCs/>
-                                      <w:color w:val="FFFFFF" w:themeColor="background1"/>
-                                      <w:sz w:val="10"/>
-                                      <w:szCs w:val="10"/>
-                                    </w:rPr>
-                                    <w:t>methode</w:t>
-                                  </w:r>
-                                  <w:proofErr w:type="spellEnd"/>
                                 </w:p>
                               </w:txbxContent>
                             </wps:txbx>
@@ -3879,7 +2972,6 @@
                                 <w:szCs w:val="10"/>
                               </w:rPr>
                             </w:pPr>
-                            <w:proofErr w:type="spellStart"/>
                             <w:r>
                               <w:rPr>
                                 <w:rFonts w:ascii="Arial" w:hAnsi="Arial" w:cs="Arial"/>
@@ -3889,57 +2981,8 @@
                                 <w:sz w:val="10"/>
                                 <w:szCs w:val="10"/>
                               </w:rPr>
-                              <w:t>Gehecht</w:t>
+                              <w:t>Gehecht vuil methode</w:t>
                             </w:r>
-                            <w:proofErr w:type="spellEnd"/>
-                            <w:r>
-                              <w:rPr>
-                                <w:rFonts w:ascii="Arial" w:hAnsi="Arial" w:cs="Arial"/>
-                                <w:b/>
-                                <w:bCs/>
-                                <w:color w:val="FFFFFF" w:themeColor="background1"/>
-                                <w:sz w:val="10"/>
-                                <w:szCs w:val="10"/>
-                              </w:rPr>
-                              <w:t xml:space="preserve"> </w:t>
-                            </w:r>
-                            <w:proofErr w:type="spellStart"/>
-                            <w:r>
-                              <w:rPr>
-                                <w:rFonts w:ascii="Arial" w:hAnsi="Arial" w:cs="Arial"/>
-                                <w:b/>
-                                <w:bCs/>
-                                <w:color w:val="FFFFFF" w:themeColor="background1"/>
-                                <w:sz w:val="10"/>
-                                <w:szCs w:val="10"/>
-                              </w:rPr>
-                              <w:t>vuil</w:t>
-                            </w:r>
-                            <w:proofErr w:type="spellEnd"/>
-                            <w:r>
-                              <w:rPr>
-                                <w:rFonts w:ascii="Arial" w:hAnsi="Arial" w:cs="Arial"/>
-                                <w:b/>
-                                <w:bCs/>
-                                <w:color w:val="FFFFFF" w:themeColor="background1"/>
-                                <w:sz w:val="10"/>
-                                <w:szCs w:val="10"/>
-                              </w:rPr>
-                              <w:t xml:space="preserve"> </w:t>
-                            </w:r>
-                            <w:proofErr w:type="spellStart"/>
-                            <w:r>
-                              <w:rPr>
-                                <w:rFonts w:ascii="Arial" w:hAnsi="Arial" w:cs="Arial"/>
-                                <w:b/>
-                                <w:bCs/>
-                                <w:color w:val="FFFFFF" w:themeColor="background1"/>
-                                <w:sz w:val="10"/>
-                                <w:szCs w:val="10"/>
-                              </w:rPr>
-                              <w:t>methode</w:t>
-                            </w:r>
-                            <w:proofErr w:type="spellEnd"/>
                           </w:p>
                         </w:txbxContent>
                       </v:textbox>
@@ -4106,31 +3149,7 @@
                                       <w:szCs w:val="10"/>
                                     </w:rPr>
                                     <w:br/>
-                                    <w:t>{</w:t>
-                                  </w:r>
-                                  <w:proofErr w:type="spellStart"/>
-                                  <w:r>
-                                    <w:rPr>
-                                      <w:rFonts w:ascii="Arial" w:hAnsi="Arial" w:cs="Arial"/>
-                                      <w:b/>
-                                      <w:bCs/>
-                                      <w:color w:val="FFFFFF" w:themeColor="background1"/>
-                                      <w:sz w:val="10"/>
-                                      <w:szCs w:val="10"/>
-                                    </w:rPr>
-                                    <w:t>donut_chart_diverse_pct</w:t>
-                                  </w:r>
-                                  <w:proofErr w:type="spellEnd"/>
-                                  <w:r>
-                                    <w:rPr>
-                                      <w:rFonts w:ascii="Arial" w:hAnsi="Arial" w:cs="Arial"/>
-                                      <w:b/>
-                                      <w:bCs/>
-                                      <w:color w:val="FFFFFF" w:themeColor="background1"/>
-                                      <w:sz w:val="10"/>
-                                      <w:szCs w:val="10"/>
-                                    </w:rPr>
-                                    <w:t>}</w:t>
+                                    <w:t>{donut_chart_diverse_pct}</w:t>
                                   </w:r>
                                 </w:p>
                               </w:txbxContent>
@@ -4192,31 +3211,7 @@
                                 <w:szCs w:val="10"/>
                               </w:rPr>
                               <w:br/>
-                              <w:t>{</w:t>
-                            </w:r>
-                            <w:proofErr w:type="spellStart"/>
-                            <w:r>
-                              <w:rPr>
-                                <w:rFonts w:ascii="Arial" w:hAnsi="Arial" w:cs="Arial"/>
-                                <w:b/>
-                                <w:bCs/>
-                                <w:color w:val="FFFFFF" w:themeColor="background1"/>
-                                <w:sz w:val="10"/>
-                                <w:szCs w:val="10"/>
-                              </w:rPr>
-                              <w:t>donut_chart_diverse_pct</w:t>
-                            </w:r>
-                            <w:proofErr w:type="spellEnd"/>
-                            <w:r>
-                              <w:rPr>
-                                <w:rFonts w:ascii="Arial" w:hAnsi="Arial" w:cs="Arial"/>
-                                <w:b/>
-                                <w:bCs/>
-                                <w:color w:val="FFFFFF" w:themeColor="background1"/>
-                                <w:sz w:val="10"/>
-                                <w:szCs w:val="10"/>
-                              </w:rPr>
-                              <w:t>}</w:t>
+                              <w:t>{donut_chart_diverse_pct}</w:t>
                             </w:r>
                           </w:p>
                         </w:txbxContent>
@@ -4308,33 +3303,7 @@
                                       <w:lang w:val="nl-NL"/>
                                     </w:rPr>
                                     <w:br/>
-                                    <w:t>{</w:t>
-                                  </w:r>
-                                  <w:proofErr w:type="spellStart"/>
-                                  <w:r>
-                                    <w:rPr>
-                                      <w:rFonts w:ascii="Arial" w:hAnsi="Arial" w:cs="Arial"/>
-                                      <w:b/>
-                                      <w:bCs/>
-                                      <w:color w:val="FFFFFF" w:themeColor="background1"/>
-                                      <w:sz w:val="10"/>
-                                      <w:szCs w:val="10"/>
-                                      <w:lang w:val="nl-NL"/>
-                                    </w:rPr>
-                                    <w:t>donut_chart_dagelijkse_pct</w:t>
-                                  </w:r>
-                                  <w:proofErr w:type="spellEnd"/>
-                                  <w:r>
-                                    <w:rPr>
-                                      <w:rFonts w:ascii="Arial" w:hAnsi="Arial" w:cs="Arial"/>
-                                      <w:b/>
-                                      <w:bCs/>
-                                      <w:color w:val="FFFFFF" w:themeColor="background1"/>
-                                      <w:sz w:val="10"/>
-                                      <w:szCs w:val="10"/>
-                                      <w:lang w:val="nl-NL"/>
-                                    </w:rPr>
-                                    <w:t>}</w:t>
+                                    <w:t>{donut_chart_dagelijkse_pct}</w:t>
                                   </w:r>
                                 </w:p>
                               </w:txbxContent>
@@ -4399,33 +3368,7 @@
                                 <w:lang w:val="nl-NL"/>
                               </w:rPr>
                               <w:br/>
-                              <w:t>{</w:t>
-                            </w:r>
-                            <w:proofErr w:type="spellStart"/>
-                            <w:r>
-                              <w:rPr>
-                                <w:rFonts w:ascii="Arial" w:hAnsi="Arial" w:cs="Arial"/>
-                                <w:b/>
-                                <w:bCs/>
-                                <w:color w:val="FFFFFF" w:themeColor="background1"/>
-                                <w:sz w:val="10"/>
-                                <w:szCs w:val="10"/>
-                                <w:lang w:val="nl-NL"/>
-                              </w:rPr>
-                              <w:t>donut_chart_dagelijkse_pct</w:t>
-                            </w:r>
-                            <w:proofErr w:type="spellEnd"/>
-                            <w:r>
-                              <w:rPr>
-                                <w:rFonts w:ascii="Arial" w:hAnsi="Arial" w:cs="Arial"/>
-                                <w:b/>
-                                <w:bCs/>
-                                <w:color w:val="FFFFFF" w:themeColor="background1"/>
-                                <w:sz w:val="10"/>
-                                <w:szCs w:val="10"/>
-                                <w:lang w:val="nl-NL"/>
-                              </w:rPr>
-                              <w:t>}</w:t>
+                              <w:t>{donut_chart_dagelijkse_pct}</w:t>
                             </w:r>
                           </w:p>
                         </w:txbxContent>
@@ -4493,7 +3436,6 @@
                                       <w:szCs w:val="10"/>
                                     </w:rPr>
                                   </w:pPr>
-                                  <w:proofErr w:type="spellStart"/>
                                   <w:r>
                                     <w:rPr>
                                       <w:rFonts w:ascii="Arial" w:hAnsi="Arial" w:cs="Arial"/>
@@ -4505,7 +3447,6 @@
                                     </w:rPr>
                                     <w:t>Cumulatief</w:t>
                                   </w:r>
-                                  <w:proofErr w:type="spellEnd"/>
                                   <w:r>
                                     <w:rPr>
                                       <w:rFonts w:ascii="Arial" w:hAnsi="Arial" w:cs="Arial"/>
@@ -4516,31 +3457,7 @@
                                       <w:szCs w:val="10"/>
                                     </w:rPr>
                                     <w:br/>
-                                    <w:t>{</w:t>
-                                  </w:r>
-                                  <w:proofErr w:type="spellStart"/>
-                                  <w:r>
-                                    <w:rPr>
-                                      <w:rFonts w:ascii="Arial" w:hAnsi="Arial" w:cs="Arial"/>
-                                      <w:b/>
-                                      <w:bCs/>
-                                      <w:color w:val="FFFFFF" w:themeColor="background1"/>
-                                      <w:sz w:val="10"/>
-                                      <w:szCs w:val="10"/>
-                                    </w:rPr>
-                                    <w:t>donut_chart_cumulatief_pct</w:t>
-                                  </w:r>
-                                  <w:proofErr w:type="spellEnd"/>
-                                  <w:r>
-                                    <w:rPr>
-                                      <w:rFonts w:ascii="Arial" w:hAnsi="Arial" w:cs="Arial"/>
-                                      <w:b/>
-                                      <w:bCs/>
-                                      <w:color w:val="FFFFFF" w:themeColor="background1"/>
-                                      <w:sz w:val="10"/>
-                                      <w:szCs w:val="10"/>
-                                    </w:rPr>
-                                    <w:t>}</w:t>
+                                    <w:t>{donut_chart_cumulatief_pct}</w:t>
                                   </w:r>
                                 </w:p>
                               </w:txbxContent>
@@ -4581,7 +3498,6 @@
                                 <w:szCs w:val="10"/>
                               </w:rPr>
                             </w:pPr>
-                            <w:proofErr w:type="spellStart"/>
                             <w:r>
                               <w:rPr>
                                 <w:rFonts w:ascii="Arial" w:hAnsi="Arial" w:cs="Arial"/>
@@ -4593,7 +3509,6 @@
                               </w:rPr>
                               <w:t>Cumulatief</w:t>
                             </w:r>
-                            <w:proofErr w:type="spellEnd"/>
                             <w:r>
                               <w:rPr>
                                 <w:rFonts w:ascii="Arial" w:hAnsi="Arial" w:cs="Arial"/>
@@ -4604,31 +3519,7 @@
                                 <w:szCs w:val="10"/>
                               </w:rPr>
                               <w:br/>
-                              <w:t>{</w:t>
-                            </w:r>
-                            <w:proofErr w:type="spellStart"/>
-                            <w:r>
-                              <w:rPr>
-                                <w:rFonts w:ascii="Arial" w:hAnsi="Arial" w:cs="Arial"/>
-                                <w:b/>
-                                <w:bCs/>
-                                <w:color w:val="FFFFFF" w:themeColor="background1"/>
-                                <w:sz w:val="10"/>
-                                <w:szCs w:val="10"/>
-                              </w:rPr>
-                              <w:t>donut_chart_cumulatief_pct</w:t>
-                            </w:r>
-                            <w:proofErr w:type="spellEnd"/>
-                            <w:r>
-                              <w:rPr>
-                                <w:rFonts w:ascii="Arial" w:hAnsi="Arial" w:cs="Arial"/>
-                                <w:b/>
-                                <w:bCs/>
-                                <w:color w:val="FFFFFF" w:themeColor="background1"/>
-                                <w:sz w:val="10"/>
-                                <w:szCs w:val="10"/>
-                              </w:rPr>
-                              <w:t>}</w:t>
+                              <w:t>{donut_chart_cumulatief_pct}</w:t>
                             </w:r>
                           </w:p>
                         </w:txbxContent>
@@ -4644,36 +3535,16 @@
                 <w:szCs w:val="16"/>
                 <w:lang w:val="nl-NL"/>
               </w:rPr>
-              <w:t>{</w:t>
+              <w:t xml:space="preserve">{aopchart </w:t>
             </w:r>
-            <w:proofErr w:type="spellStart"/>
             <w:r>
               <w:rPr>
                 <w:sz w:val="16"/>
                 <w:szCs w:val="16"/>
                 <w:lang w:val="nl-NL"/>
               </w:rPr>
-              <w:t>aopchart</w:t>
-            </w:r>
-            <w:proofErr w:type="spellEnd"/>
-            <w:r>
-              <w:rPr>
-                <w:sz w:val="16"/>
-                <w:szCs w:val="16"/>
-                <w:lang w:val="nl-NL"/>
-              </w:rPr>
-              <w:t xml:space="preserve"> </w:t>
-            </w:r>
-            <w:proofErr w:type="spellStart"/>
-            <w:r>
-              <w:rPr>
-                <w:sz w:val="16"/>
-                <w:szCs w:val="16"/>
-                <w:lang w:val="nl-NL"/>
-              </w:rPr>
               <w:t>donutChart</w:t>
             </w:r>
-            <w:proofErr w:type="spellEnd"/>
             <w:r>
               <w:rPr>
                 <w:sz w:val="16"/>
@@ -4809,7 +3680,6 @@
                 <w:szCs w:val="18"/>
               </w:rPr>
             </w:pPr>
-            <w:proofErr w:type="spellStart"/>
             <w:r>
               <w:rPr>
                 <w:rFonts w:ascii="Arial" w:hAnsi="Arial" w:cs="Arial"/>
@@ -4821,7 +3691,6 @@
               <w:lastRenderedPageBreak/>
               <w:t>Categorie</w:t>
             </w:r>
-            <w:proofErr w:type="spellEnd"/>
           </w:p>
         </w:tc>
         <w:tc>
@@ -4882,7 +3751,6 @@
                 <w:szCs w:val="18"/>
               </w:rPr>
             </w:pPr>
-            <w:proofErr w:type="spellStart"/>
             <w:r>
               <w:rPr>
                 <w:rFonts w:ascii="Arial" w:hAnsi="Arial" w:cs="Arial"/>
@@ -4893,7 +3761,6 @@
               </w:rPr>
               <w:t>Goedkeurgrens</w:t>
             </w:r>
-            <w:proofErr w:type="spellEnd"/>
           </w:p>
         </w:tc>
         <w:tc>
@@ -4919,7 +3786,6 @@
                 <w:szCs w:val="18"/>
               </w:rPr>
             </w:pPr>
-            <w:proofErr w:type="spellStart"/>
             <w:r>
               <w:rPr>
                 <w:rFonts w:ascii="Arial" w:hAnsi="Arial" w:cs="Arial"/>
@@ -4928,53 +3794,8 @@
                 <w:sz w:val="18"/>
                 <w:szCs w:val="18"/>
               </w:rPr>
-              <w:t>Aantal</w:t>
+              <w:t>Aantal behaalde fouten</w:t>
             </w:r>
-            <w:proofErr w:type="spellEnd"/>
-            <w:r>
-              <w:rPr>
-                <w:rFonts w:ascii="Arial" w:hAnsi="Arial" w:cs="Arial"/>
-                <w:b/>
-                <w:bCs/>
-                <w:sz w:val="18"/>
-                <w:szCs w:val="18"/>
-              </w:rPr>
-              <w:t xml:space="preserve"> </w:t>
-            </w:r>
-            <w:proofErr w:type="spellStart"/>
-            <w:r>
-              <w:rPr>
-                <w:rFonts w:ascii="Arial" w:hAnsi="Arial" w:cs="Arial"/>
-                <w:b/>
-                <w:bCs/>
-                <w:sz w:val="18"/>
-                <w:szCs w:val="18"/>
-              </w:rPr>
-              <w:t>behaalde</w:t>
-            </w:r>
-            <w:proofErr w:type="spellEnd"/>
-            <w:r>
-              <w:rPr>
-                <w:rFonts w:ascii="Arial" w:hAnsi="Arial" w:cs="Arial"/>
-                <w:b/>
-                <w:bCs/>
-                <w:sz w:val="18"/>
-                <w:szCs w:val="18"/>
-              </w:rPr>
-              <w:t xml:space="preserve"> </w:t>
-            </w:r>
-            <w:proofErr w:type="spellStart"/>
-            <w:r>
-              <w:rPr>
-                <w:rFonts w:ascii="Arial" w:hAnsi="Arial" w:cs="Arial"/>
-                <w:b/>
-                <w:bCs/>
-                <w:sz w:val="18"/>
-                <w:szCs w:val="18"/>
-              </w:rPr>
-              <w:t>fouten</w:t>
-            </w:r>
-            <w:proofErr w:type="spellEnd"/>
           </w:p>
         </w:tc>
         <w:tc>
@@ -5000,7 +3821,6 @@
                 <w:szCs w:val="18"/>
               </w:rPr>
             </w:pPr>
-            <w:proofErr w:type="spellStart"/>
             <w:r>
               <w:rPr>
                 <w:rFonts w:ascii="Arial" w:hAnsi="Arial" w:cs="Arial"/>
@@ -5011,7 +3831,6 @@
               </w:rPr>
               <w:t>Beoordeling</w:t>
             </w:r>
-            <w:proofErr w:type="spellEnd"/>
           </w:p>
         </w:tc>
       </w:tr>
@@ -5075,25 +3894,7 @@
                 <w:sz w:val="18"/>
                 <w:szCs w:val="18"/>
               </w:rPr>
-              <w:t>{</w:t>
-            </w:r>
-            <w:proofErr w:type="spellStart"/>
-            <w:r>
-              <w:rPr>
-                <w:rFonts w:ascii="Arial" w:hAnsi="Arial" w:cs="Arial"/>
-                <w:sz w:val="18"/>
-                <w:szCs w:val="18"/>
-              </w:rPr>
-              <w:t>tel_elementen</w:t>
-            </w:r>
-            <w:proofErr w:type="spellEnd"/>
-            <w:r>
-              <w:rPr>
-                <w:rFonts w:ascii="Arial" w:hAnsi="Arial" w:cs="Arial"/>
-                <w:sz w:val="18"/>
-                <w:szCs w:val="18"/>
-              </w:rPr>
-              <w:t>}</w:t>
+              <w:t>{tel_elementen}</w:t>
             </w:r>
           </w:p>
         </w:tc>
@@ -5123,25 +3924,7 @@
                 <w:sz w:val="18"/>
                 <w:szCs w:val="18"/>
               </w:rPr>
-              <w:t>{</w:t>
-            </w:r>
-            <w:proofErr w:type="spellStart"/>
-            <w:r>
-              <w:rPr>
-                <w:rFonts w:ascii="Arial" w:hAnsi="Arial" w:cs="Arial"/>
-                <w:sz w:val="18"/>
-                <w:szCs w:val="18"/>
-              </w:rPr>
-              <w:t>goedkeurgrens</w:t>
-            </w:r>
-            <w:proofErr w:type="spellEnd"/>
-            <w:r>
-              <w:rPr>
-                <w:rFonts w:ascii="Arial" w:hAnsi="Arial" w:cs="Arial"/>
-                <w:sz w:val="18"/>
-                <w:szCs w:val="18"/>
-              </w:rPr>
-              <w:t>}</w:t>
+              <w:t>{goedkeurgrens}</w:t>
             </w:r>
           </w:p>
         </w:tc>
@@ -5172,25 +3955,7 @@
                 <w:sz w:val="18"/>
                 <w:szCs w:val="18"/>
               </w:rPr>
-              <w:t>{</w:t>
-            </w:r>
-            <w:proofErr w:type="spellStart"/>
-            <w:r>
-              <w:rPr>
-                <w:rFonts w:ascii="Arial" w:hAnsi="Arial" w:cs="Arial"/>
-                <w:sz w:val="18"/>
-                <w:szCs w:val="18"/>
-              </w:rPr>
-              <w:t>aantal_fouten</w:t>
-            </w:r>
-            <w:proofErr w:type="spellEnd"/>
-            <w:r>
-              <w:rPr>
-                <w:rFonts w:ascii="Arial" w:hAnsi="Arial" w:cs="Arial"/>
-                <w:sz w:val="18"/>
-                <w:szCs w:val="18"/>
-              </w:rPr>
-              <w:t>}</w:t>
+              <w:t>{aantal_fouten}</w:t>
             </w:r>
           </w:p>
         </w:tc>
@@ -5429,7 +4194,6 @@
                 <w:lang w:val="nl-NL"/>
               </w:rPr>
             </w:pPr>
-            <w:proofErr w:type="spellStart"/>
             <w:r>
               <w:rPr>
                 <w:rFonts w:ascii="Arial" w:hAnsi="Arial" w:cs="Arial"/>
@@ -5440,7 +4204,6 @@
               </w:rPr>
               <w:t>Categorie</w:t>
             </w:r>
-            <w:proofErr w:type="spellEnd"/>
           </w:p>
         </w:tc>
         <w:tc>
@@ -5507,7 +4270,6 @@
                 <w:lang w:val="nl-NL"/>
               </w:rPr>
             </w:pPr>
-            <w:proofErr w:type="spellStart"/>
             <w:r>
               <w:rPr>
                 <w:rFonts w:ascii="Arial" w:hAnsi="Arial" w:cs="Arial"/>
@@ -5518,7 +4280,6 @@
               </w:rPr>
               <w:t>Vuilsoort</w:t>
             </w:r>
-            <w:proofErr w:type="spellEnd"/>
           </w:p>
         </w:tc>
         <w:tc>
@@ -5547,7 +4308,6 @@
                 <w:lang w:val="nl-NL"/>
               </w:rPr>
             </w:pPr>
-            <w:proofErr w:type="spellStart"/>
             <w:r>
               <w:rPr>
                 <w:rFonts w:ascii="Arial" w:hAnsi="Arial" w:cs="Arial"/>
@@ -5558,7 +4318,6 @@
               </w:rPr>
               <w:t>Opmerking</w:t>
             </w:r>
-            <w:proofErr w:type="spellEnd"/>
           </w:p>
         </w:tc>
         <w:tc>
@@ -5580,7 +4339,6 @@
                 <w:szCs w:val="24"/>
               </w:rPr>
             </w:pPr>
-            <w:proofErr w:type="spellStart"/>
             <w:r>
               <w:rPr>
                 <w:rFonts w:ascii="Arial" w:hAnsi="Arial" w:cs="Arial"/>
@@ -5589,62 +4347,7 @@
                 <w:sz w:val="24"/>
                 <w:szCs w:val="24"/>
               </w:rPr>
-              <w:t>Aantal</w:t>
-            </w:r>
-            <w:proofErr w:type="spellEnd"/>
-            <w:r>
-              <w:rPr>
-                <w:rFonts w:ascii="Arial" w:hAnsi="Arial" w:cs="Arial"/>
-                <w:b/>
-                <w:bCs/>
-                <w:sz w:val="24"/>
-                <w:szCs w:val="24"/>
-              </w:rPr>
-              <w:t xml:space="preserve"> </w:t>
-            </w:r>
-            <w:proofErr w:type="spellStart"/>
-            <w:r>
-              <w:rPr>
-                <w:rFonts w:ascii="Arial" w:hAnsi="Arial" w:cs="Arial"/>
-                <w:b/>
-                <w:bCs/>
-                <w:sz w:val="24"/>
-                <w:szCs w:val="24"/>
-              </w:rPr>
-              <w:t>fout</w:t>
-            </w:r>
-            <w:proofErr w:type="spellEnd"/>
-            <w:r>
-              <w:rPr>
-                <w:rFonts w:ascii="Arial" w:hAnsi="Arial" w:cs="Arial"/>
-                <w:b/>
-                <w:bCs/>
-                <w:sz w:val="24"/>
-                <w:szCs w:val="24"/>
-              </w:rPr>
-              <w:t>(</w:t>
-            </w:r>
-            <w:proofErr w:type="spellStart"/>
-            <w:r>
-              <w:rPr>
-                <w:rFonts w:ascii="Arial" w:hAnsi="Arial" w:cs="Arial"/>
-                <w:b/>
-                <w:bCs/>
-                <w:sz w:val="24"/>
-                <w:szCs w:val="24"/>
-              </w:rPr>
-              <w:t>en</w:t>
-            </w:r>
-            <w:proofErr w:type="spellEnd"/>
-            <w:r>
-              <w:rPr>
-                <w:rFonts w:ascii="Arial" w:hAnsi="Arial" w:cs="Arial"/>
-                <w:b/>
-                <w:bCs/>
-                <w:sz w:val="24"/>
-                <w:szCs w:val="24"/>
-              </w:rPr>
-              <w:t>)</w:t>
+              <w:t>Aantal fout(en)</w:t>
             </w:r>
           </w:p>
         </w:tc>
@@ -5674,7 +4377,6 @@
                 <w:lang w:val="nl-NL"/>
               </w:rPr>
             </w:pPr>
-            <w:proofErr w:type="spellStart"/>
             <w:r>
               <w:rPr>
                 <w:rFonts w:ascii="Arial" w:hAnsi="Arial" w:cs="Arial"/>
@@ -5683,18 +4385,7 @@
                 <w:sz w:val="24"/>
                 <w:szCs w:val="24"/>
               </w:rPr>
-              <w:t>Foto</w:t>
-            </w:r>
-            <w:proofErr w:type="spellEnd"/>
-            <w:r>
-              <w:rPr>
-                <w:rFonts w:ascii="Arial" w:hAnsi="Arial" w:cs="Arial"/>
-                <w:b/>
-                <w:bCs/>
-                <w:sz w:val="24"/>
-                <w:szCs w:val="24"/>
-              </w:rPr>
-              <w:t xml:space="preserve"> nr.</w:t>
+              <w:t>Foto nr.</w:t>
             </w:r>
           </w:p>
         </w:tc>
@@ -5763,25 +4454,7 @@
                 <w:sz w:val="18"/>
                 <w:szCs w:val="18"/>
               </w:rPr>
-              <w:t>{</w:t>
-            </w:r>
-            <w:proofErr w:type="spellStart"/>
-            <w:r>
-              <w:rPr>
-                <w:rFonts w:ascii="Arial" w:hAnsi="Arial" w:cs="Arial"/>
-                <w:sz w:val="18"/>
-                <w:szCs w:val="18"/>
-              </w:rPr>
-              <w:t>categorie</w:t>
-            </w:r>
-            <w:proofErr w:type="spellEnd"/>
-            <w:r>
-              <w:rPr>
-                <w:rFonts w:ascii="Arial" w:hAnsi="Arial" w:cs="Arial"/>
-                <w:sz w:val="18"/>
-                <w:szCs w:val="18"/>
-              </w:rPr>
-              <w:t>}</w:t>
+              <w:t>{categorie}</w:t>
             </w:r>
           </w:p>
         </w:tc>
@@ -5843,25 +4516,7 @@
                 <w:sz w:val="18"/>
                 <w:szCs w:val="18"/>
               </w:rPr>
-              <w:t>{</w:t>
-            </w:r>
-            <w:proofErr w:type="spellStart"/>
-            <w:r>
-              <w:rPr>
-                <w:rFonts w:ascii="Arial" w:hAnsi="Arial" w:cs="Arial"/>
-                <w:sz w:val="18"/>
-                <w:szCs w:val="18"/>
-              </w:rPr>
-              <w:t>vuilsoort</w:t>
-            </w:r>
-            <w:proofErr w:type="spellEnd"/>
-            <w:r>
-              <w:rPr>
-                <w:rFonts w:ascii="Arial" w:hAnsi="Arial" w:cs="Arial"/>
-                <w:sz w:val="18"/>
-                <w:szCs w:val="18"/>
-              </w:rPr>
-              <w:t>}</w:t>
+              <w:t>{vuilsoort}</w:t>
             </w:r>
           </w:p>
         </w:tc>
@@ -5892,25 +4547,7 @@
                 <w:sz w:val="18"/>
                 <w:szCs w:val="18"/>
               </w:rPr>
-              <w:t>{</w:t>
-            </w:r>
-            <w:proofErr w:type="spellStart"/>
-            <w:r>
-              <w:rPr>
-                <w:rFonts w:ascii="Arial" w:hAnsi="Arial" w:cs="Arial"/>
-                <w:sz w:val="18"/>
-                <w:szCs w:val="18"/>
-              </w:rPr>
-              <w:t>opmerking</w:t>
-            </w:r>
-            <w:proofErr w:type="spellEnd"/>
-            <w:r>
-              <w:rPr>
-                <w:rFonts w:ascii="Arial" w:hAnsi="Arial" w:cs="Arial"/>
-                <w:sz w:val="18"/>
-                <w:szCs w:val="18"/>
-              </w:rPr>
-              <w:t>}</w:t>
+              <w:t>{opmerking}</w:t>
             </w:r>
           </w:p>
         </w:tc>
@@ -5938,7 +4575,6 @@
               </w:rPr>
               <w:t>{</w:t>
             </w:r>
-            <w:proofErr w:type="spellStart"/>
             <w:r>
               <w:rPr>
                 <w:rFonts w:ascii="Arial" w:hAnsi="Arial" w:cs="Arial"/>
@@ -5947,7 +4583,6 @@
               </w:rPr>
               <w:t>aantal_fouten</w:t>
             </w:r>
-            <w:proofErr w:type="spellEnd"/>
             <w:r>
               <w:rPr>
                 <w:rFonts w:ascii="Arial" w:hAnsi="Arial" w:cs="Arial"/>
@@ -5987,36 +4622,17 @@
                 <w:sz w:val="18"/>
                 <w:szCs w:val="18"/>
               </w:rPr>
-              <w:t>{</w:t>
+              <w:t>{foto_nr}</w:t>
             </w:r>
-            <w:proofErr w:type="spellStart"/>
             <w:r>
               <w:rPr>
                 <w:rFonts w:ascii="Arial" w:hAnsi="Arial" w:cs="Arial"/>
                 <w:sz w:val="18"/>
                 <w:szCs w:val="18"/>
               </w:rPr>
-              <w:t>foto_nr</w:t>
-            </w:r>
-            <w:proofErr w:type="spellEnd"/>
-            <w:r>
-              <w:rPr>
-                <w:rFonts w:ascii="Arial" w:hAnsi="Arial" w:cs="Arial"/>
-                <w:sz w:val="18"/>
-                <w:szCs w:val="18"/>
-              </w:rPr>
-              <w:t>}</w:t>
-            </w:r>
-            <w:r>
-              <w:rPr>
-                <w:rFonts w:ascii="Arial" w:hAnsi="Arial" w:cs="Arial"/>
-                <w:sz w:val="18"/>
-                <w:szCs w:val="18"/>
-              </w:rPr>
               <w:br/>
               <w:t>{/</w:t>
             </w:r>
-            <w:proofErr w:type="spellStart"/>
             <w:r>
               <w:rPr>
                 <w:rFonts w:ascii="Arial" w:hAnsi="Arial" w:cs="Arial"/>
@@ -6024,17 +4640,7 @@
                 <w:szCs w:val="18"/>
                 <w:lang w:val="nl-NL"/>
               </w:rPr>
-              <w:t>ruimteniveau_opmerkingen</w:t>
-            </w:r>
-            <w:proofErr w:type="spellEnd"/>
-            <w:r>
-              <w:rPr>
-                <w:rFonts w:ascii="Arial" w:hAnsi="Arial" w:cs="Arial"/>
-                <w:sz w:val="18"/>
-                <w:szCs w:val="18"/>
-                <w:lang w:val="nl-NL"/>
-              </w:rPr>
-              <w:t>}</w:t>
+              <w:t>ruimteniveau_opmerkingen}</w:t>
             </w:r>
           </w:p>
         </w:tc>
@@ -6084,60 +4690,7 @@
           <w:lang w:val="nl-NL"/>
         </w:rPr>
         <w:lastRenderedPageBreak/>
-        <w:t>{#htmlContent.length &gt; 1}</w:t>
-      </w:r>
-      <w:r>
-        <w:rPr>
-          <w:rFonts w:ascii="Arial" w:hAnsi="Arial" w:cs="Arial"/>
-          <w:b/>
-          <w:bCs/>
-          <w:sz w:val="28"/>
-          <w:szCs w:val="28"/>
-          <w:lang w:val="nl-NL"/>
-        </w:rPr>
-        <w:t>Opmerking Element:</w:t>
-      </w:r>
-      <w:r>
-        <w:rPr>
-          <w:lang w:val="nl-NL"/>
-        </w:rPr>
-        <w:t xml:space="preserve"> </w:t>
-      </w:r>
-      <w:r>
-        <w:rPr>
-          <w:sz w:val="16"/>
-          <w:szCs w:val="16"/>
-          <w:lang w:val="nl-NL"/>
-        </w:rPr>
-        <w:t>{_</w:t>
-      </w:r>
-      <w:proofErr w:type="spellStart"/>
-      <w:r>
-        <w:rPr>
-          <w:sz w:val="16"/>
-          <w:szCs w:val="16"/>
-          <w:lang w:val="nl-NL"/>
-        </w:rPr>
-        <w:t>htmlContent</w:t>
-      </w:r>
-      <w:proofErr w:type="spellEnd"/>
-      <w:r>
-        <w:rPr>
-          <w:sz w:val="16"/>
-          <w:szCs w:val="16"/>
-          <w:lang w:val="nl-NL"/>
-        </w:rPr>
-        <w:t>}</w:t>
-      </w:r>
-      <w:r>
-        <w:rPr>
-          <w:rFonts w:ascii="Cascadia Code PL" w:eastAsia="Times New Roman" w:hAnsi="Cascadia Code PL" w:cs="Cascadia Code PL"/>
-          <w:color w:val="6A9955"/>
-          <w:sz w:val="21"/>
-          <w:szCs w:val="21"/>
-          <w:lang w:val="nl-NL" w:bidi="ar-SA"/>
-        </w:rPr>
-        <w:t xml:space="preserve"> </w:t>
+        <w:t>{#htmlContent.length &gt; 1</w:t>
       </w:r>
       <w:r>
         <w:rPr>
@@ -6148,9 +4701,8 @@
           <w:szCs w:val="16"/>
           <w:lang w:val="nl-NL"/>
         </w:rPr>
-        <w:t>{/</w:t>
-      </w:r>
-      <w:proofErr w:type="spellStart"/>
+        <w:t>}</w:t>
+      </w:r>
       <w:r>
         <w:rPr>
           <w:rFonts w:ascii="Arial" w:hAnsi="Arial" w:cs="Arial"/>
@@ -6160,9 +4712,32 @@
           <w:szCs w:val="16"/>
           <w:lang w:val="nl-NL"/>
         </w:rPr>
-        <w:t>htmlContent.length</w:t>
-      </w:r>
-      <w:proofErr w:type="spellEnd"/>
+        <w:t xml:space="preserve"> </w:t>
+      </w:r>
+      <w:r>
+        <w:rPr>
+          <w:sz w:val="16"/>
+          <w:szCs w:val="16"/>
+          <w:lang w:val="nl-NL"/>
+        </w:rPr>
+        <w:t>{_htmlContent</w:t>
+      </w:r>
+      <w:r>
+        <w:rPr>
+          <w:sz w:val="16"/>
+          <w:szCs w:val="16"/>
+          <w:lang w:val="nl-NL"/>
+        </w:rPr>
+        <w:t>}</w:t>
+      </w:r>
+      <w:r>
+        <w:rPr>
+          <w:sz w:val="16"/>
+          <w:szCs w:val="16"/>
+          <w:lang w:val="nl-NL"/>
+        </w:rPr>
+        <w:t xml:space="preserve"> </w:t>
+      </w:r>
       <w:r>
         <w:rPr>
           <w:rFonts w:ascii="Arial" w:hAnsi="Arial" w:cs="Arial"/>
@@ -6172,7 +4747,7 @@
           <w:szCs w:val="16"/>
           <w:lang w:val="nl-NL"/>
         </w:rPr>
-        <w:t xml:space="preserve"> &gt; 1}</w:t>
+        <w:t>{/htmlContent.length &gt; 1}</w:t>
       </w:r>
       <w:r>
         <w:rPr>
@@ -6273,7 +4848,6 @@
                 <w:lang w:val="nl-NL"/>
               </w:rPr>
             </w:pPr>
-            <w:proofErr w:type="spellStart"/>
             <w:r>
               <w:rPr>
                 <w:rFonts w:ascii="Arial" w:hAnsi="Arial" w:cs="Arial"/>
@@ -6284,7 +4858,6 @@
               </w:rPr>
               <w:t>Opmerkingen</w:t>
             </w:r>
-            <w:proofErr w:type="spellEnd"/>
             <w:r>
               <w:rPr>
                 <w:rFonts w:ascii="Arial" w:hAnsi="Arial" w:cs="Arial"/>
@@ -6362,27 +4935,8 @@
                 <w:sz w:val="18"/>
                 <w:szCs w:val="18"/>
               </w:rPr>
-              <w:t>{</w:t>
+              <w:t>{opmerking}{/</w:t>
             </w:r>
-            <w:proofErr w:type="spellStart"/>
-            <w:r>
-              <w:rPr>
-                <w:rFonts w:ascii="Arial" w:hAnsi="Arial" w:cs="Arial"/>
-                <w:sz w:val="18"/>
-                <w:szCs w:val="18"/>
-              </w:rPr>
-              <w:t>opmerking</w:t>
-            </w:r>
-            <w:proofErr w:type="spellEnd"/>
-            <w:r>
-              <w:rPr>
-                <w:rFonts w:ascii="Arial" w:hAnsi="Arial" w:cs="Arial"/>
-                <w:sz w:val="18"/>
-                <w:szCs w:val="18"/>
-              </w:rPr>
-              <w:t>}{/</w:t>
-            </w:r>
-            <w:proofErr w:type="spellStart"/>
             <w:r>
               <w:rPr>
                 <w:rFonts w:ascii="Arial" w:hAnsi="Arial" w:cs="Arial"/>
@@ -6390,17 +4944,7 @@
                 <w:szCs w:val="18"/>
                 <w:lang w:val="nl-NL"/>
               </w:rPr>
-              <w:t>algemene_opmerkingen</w:t>
-            </w:r>
-            <w:proofErr w:type="spellEnd"/>
-            <w:r>
-              <w:rPr>
-                <w:rFonts w:ascii="Arial" w:hAnsi="Arial" w:cs="Arial"/>
-                <w:sz w:val="18"/>
-                <w:szCs w:val="18"/>
-                <w:lang w:val="nl-NL"/>
-              </w:rPr>
-              <w:t>}</w:t>
+              <w:t>algemene_opmerkingen}</w:t>
             </w:r>
           </w:p>
         </w:tc>
@@ -6417,7 +4961,6 @@
       <w:pPr>
         <w:spacing w:after="0" w:line="240" w:lineRule="auto"/>
       </w:pPr>
-      <w:proofErr w:type="spellStart"/>
       <w:r>
         <w:rPr>
           <w:rFonts w:ascii="Arial" w:eastAsia="Arial" w:hAnsi="Arial"/>
@@ -6425,69 +4968,8 @@
           <w:color w:val="000000"/>
           <w:sz w:val="18"/>
         </w:rPr>
-        <w:t>Overige</w:t>
-      </w:r>
-      <w:proofErr w:type="spellEnd"/>
-      <w:r>
-        <w:rPr>
-          <w:rFonts w:ascii="Arial" w:eastAsia="Arial" w:hAnsi="Arial"/>
-          <w:b/>
-          <w:color w:val="000000"/>
-          <w:sz w:val="18"/>
-        </w:rPr>
-        <w:t xml:space="preserve">- </w:t>
-      </w:r>
-      <w:proofErr w:type="spellStart"/>
-      <w:r>
-        <w:rPr>
-          <w:rFonts w:ascii="Arial" w:eastAsia="Arial" w:hAnsi="Arial"/>
-          <w:b/>
-          <w:color w:val="000000"/>
-          <w:sz w:val="18"/>
-        </w:rPr>
-        <w:t>en</w:t>
-      </w:r>
-      <w:proofErr w:type="spellEnd"/>
-      <w:r>
-        <w:rPr>
-          <w:rFonts w:ascii="Arial" w:eastAsia="Arial" w:hAnsi="Arial"/>
-          <w:b/>
-          <w:color w:val="000000"/>
-          <w:sz w:val="18"/>
-        </w:rPr>
-        <w:t xml:space="preserve"> </w:t>
-      </w:r>
-      <w:proofErr w:type="spellStart"/>
-      <w:r>
-        <w:rPr>
-          <w:rFonts w:ascii="Arial" w:eastAsia="Arial" w:hAnsi="Arial"/>
-          <w:b/>
-          <w:color w:val="000000"/>
-          <w:sz w:val="18"/>
-        </w:rPr>
-        <w:t>hygiëne</w:t>
-      </w:r>
-      <w:proofErr w:type="spellEnd"/>
-      <w:r>
-        <w:rPr>
-          <w:rFonts w:ascii="Arial" w:eastAsia="Arial" w:hAnsi="Arial"/>
-          <w:b/>
-          <w:color w:val="000000"/>
-          <w:sz w:val="18"/>
-        </w:rPr>
-        <w:t xml:space="preserve"> </w:t>
-      </w:r>
-      <w:proofErr w:type="spellStart"/>
-      <w:r>
-        <w:rPr>
-          <w:rFonts w:ascii="Arial" w:eastAsia="Arial" w:hAnsi="Arial"/>
-          <w:b/>
-          <w:color w:val="000000"/>
-          <w:sz w:val="18"/>
-        </w:rPr>
-        <w:t>aspecten</w:t>
-      </w:r>
-      <w:proofErr w:type="spellEnd"/>
+        <w:t>Overige- en hygiëne aspecten</w:t>
+      </w:r>
     </w:p>
     <w:p>
       <w:pPr>
@@ -6619,7 +5101,6 @@
                 <w:szCs w:val="24"/>
               </w:rPr>
             </w:pPr>
-            <w:proofErr w:type="spellStart"/>
             <w:r>
               <w:rPr>
                 <w:rFonts w:ascii="Arial" w:hAnsi="Arial" w:cs="Arial"/>
@@ -6630,7 +5111,6 @@
               </w:rPr>
               <w:t>Opmerkingen</w:t>
             </w:r>
-            <w:proofErr w:type="spellEnd"/>
           </w:p>
         </w:tc>
       </w:tr>
@@ -6773,32 +5253,22 @@
                 <w:sz w:val="18"/>
                 <w:szCs w:val="18"/>
               </w:rPr>
-              <w:t>{</w:t>
+              <w:t>{opmerking</w:t>
             </w:r>
-            <w:proofErr w:type="spellStart"/>
             <w:r>
               <w:rPr>
                 <w:rFonts w:ascii="Arial" w:hAnsi="Arial" w:cs="Arial"/>
                 <w:sz w:val="18"/>
                 <w:szCs w:val="18"/>
               </w:rPr>
-              <w:t>opmerking</w:t>
+              <w:t>}</w:t>
             </w:r>
-            <w:proofErr w:type="spellEnd"/>
             <w:r>
               <w:rPr>
                 <w:rFonts w:ascii="Arial" w:hAnsi="Arial" w:cs="Arial"/>
                 <w:sz w:val="18"/>
                 <w:szCs w:val="18"/>
               </w:rPr>
-              <w:t>}</w:t>
-            </w:r>
-            <w:r>
-              <w:rPr>
-                <w:rFonts w:ascii="Arial" w:hAnsi="Arial" w:cs="Arial"/>
-                <w:sz w:val="18"/>
-                <w:szCs w:val="18"/>
-              </w:rPr>
               <w:t xml:space="preserve"> </w:t>
             </w:r>
             <w:r>
@@ -6809,7 +5279,6 @@
               </w:rPr>
               <w:t>{/</w:t>
             </w:r>
-            <w:proofErr w:type="spellStart"/>
             <w:r>
               <w:rPr>
                 <w:rFonts w:ascii="Arial" w:hAnsi="Arial" w:cs="Arial"/>
@@ -6817,23 +5286,19 @@
                 <w:szCs w:val="10"/>
                 <w:lang w:val="nl-NL"/>
               </w:rPr>
-              <w:t>overige_hygienische_aspecten</w:t>
-            </w:r>
-            <w:proofErr w:type="spellEnd"/>
-            <w:r>
-              <w:rPr>
-                <w:rFonts w:ascii="Arial" w:hAnsi="Arial" w:cs="Arial"/>
-                <w:sz w:val="10"/>
-                <w:szCs w:val="10"/>
-                <w:lang w:val="nl-NL"/>
-              </w:rPr>
-              <w:t>}</w:t>
+              <w:t>overige_hygienische_aspecten}</w:t>
             </w:r>
           </w:p>
         </w:tc>
       </w:tr>
     </w:tbl>
-    <w:p/>
+    <w:p>
+      <w:pPr>
+        <w:tabs>
+          <w:tab w:val="left" w:pos="1296"/>
+        </w:tabs>
+      </w:pPr>
+    </w:p>
     <w:sectPr>
       <w:pgSz w:w="12240" w:h="15840" w:code="1"/>
       <w:pgMar w:top="720" w:right="720" w:bottom="720" w:left="720" w:header="720" w:footer="720" w:gutter="0"/>
@@ -6993,7 +5458,6 @@
                             </w:rPr>
                             <w:t>{</w:t>
                           </w:r>
-                          <w:proofErr w:type="spellStart"/>
                           <w:r>
                             <w:rPr>
                               <w:rFonts w:ascii="Arial" w:eastAsia="Arial" w:hAnsi="Arial" w:cs="Arial"/>
@@ -7038,7 +5502,6 @@
                             </w:rPr>
                             <w:t>_volledig</w:t>
                           </w:r>
-                          <w:proofErr w:type="spellEnd"/>
                           <w:r>
                             <w:rPr>
                               <w:rFonts w:ascii="Arial" w:hAnsi="Arial" w:cs="Arial"/>
@@ -7362,7 +5825,6 @@
                       </w:rPr>
                       <w:t>{</w:t>
                     </w:r>
-                    <w:proofErr w:type="spellStart"/>
                     <w:r>
                       <w:rPr>
                         <w:rFonts w:ascii="Arial" w:eastAsia="Arial" w:hAnsi="Arial" w:cs="Arial"/>
@@ -7407,7 +5869,6 @@
                       </w:rPr>
                       <w:t>_volledig</w:t>
                     </w:r>
-                    <w:proofErr w:type="spellEnd"/>
                     <w:r>
                       <w:rPr>
                         <w:rFonts w:ascii="Arial" w:hAnsi="Arial" w:cs="Arial"/>
@@ -7910,33 +6371,7 @@
                                     <w:szCs w:val="20"/>
                                     <w:lang w:val="nl-NL"/>
                                   </w:rPr>
-                                  <w:t>{</w:t>
-                                </w:r>
-                                <w:proofErr w:type="spellStart"/>
-                                <w:r>
-                                  <w:rPr>
-                                    <w:rFonts w:ascii="Arial" w:eastAsia="Arial" w:hAnsi="Arial"/>
-                                    <w:i/>
-                                    <w:iCs/>
-                                    <w:color w:val="FFFFFF" w:themeColor="background1"/>
-                                    <w:sz w:val="20"/>
-                                    <w:szCs w:val="20"/>
-                                    <w:lang w:val="nl-NL"/>
-                                  </w:rPr>
-                                  <w:t>rapport_nummer</w:t>
-                                </w:r>
-                                <w:proofErr w:type="spellEnd"/>
-                                <w:r>
-                                  <w:rPr>
-                                    <w:rFonts w:ascii="Arial" w:eastAsia="Arial" w:hAnsi="Arial"/>
-                                    <w:i/>
-                                    <w:iCs/>
-                                    <w:color w:val="FFFFFF" w:themeColor="background1"/>
-                                    <w:sz w:val="20"/>
-                                    <w:szCs w:val="20"/>
-                                    <w:lang w:val="nl-NL"/>
-                                  </w:rPr>
-                                  <w:t>}</w:t>
+                                  <w:t>{rapport_nummer}</w:t>
                                 </w:r>
                                 <w:r>
                                   <w:rPr>
@@ -8161,33 +6596,7 @@
                               <w:szCs w:val="20"/>
                               <w:lang w:val="nl-NL"/>
                             </w:rPr>
-                            <w:t>{</w:t>
-                          </w:r>
-                          <w:proofErr w:type="spellStart"/>
-                          <w:r>
-                            <w:rPr>
-                              <w:rFonts w:ascii="Arial" w:eastAsia="Arial" w:hAnsi="Arial"/>
-                              <w:i/>
-                              <w:iCs/>
-                              <w:color w:val="FFFFFF" w:themeColor="background1"/>
-                              <w:sz w:val="20"/>
-                              <w:szCs w:val="20"/>
-                              <w:lang w:val="nl-NL"/>
-                            </w:rPr>
-                            <w:t>rapport_nummer</w:t>
-                          </w:r>
-                          <w:proofErr w:type="spellEnd"/>
-                          <w:r>
-                            <w:rPr>
-                              <w:rFonts w:ascii="Arial" w:eastAsia="Arial" w:hAnsi="Arial"/>
-                              <w:i/>
-                              <w:iCs/>
-                              <w:color w:val="FFFFFF" w:themeColor="background1"/>
-                              <w:sz w:val="20"/>
-                              <w:szCs w:val="20"/>
-                              <w:lang w:val="nl-NL"/>
-                            </w:rPr>
-                            <w:t>}</w:t>
+                            <w:t>{rapport_nummer}</w:t>
                           </w:r>
                           <w:r>
                             <w:rPr>

--- a/aop/ICCA_TEMPLATE.docx
+++ b/aop/ICCA_TEMPLATE.docx
@@ -261,7 +261,56 @@
                                 <w:lang w:val="nl-NL"/>
                               </w:rPr>
                               <w:br/>
-                              <w:t>ICCA Kwaliteitsmeting</w:t>
+                            </w:r>
+                            <w:r>
+                              <w:rPr>
+                                <w:rFonts w:ascii="Arial" w:eastAsia="Arial" w:hAnsi="Arial" w:cs="Arial"/>
+                                <w:b/>
+                                <w:bCs/>
+                                <w:color w:val="FFFFFF" w:themeColor="background1"/>
+                                <w:sz w:val="52"/>
+                                <w:szCs w:val="52"/>
+                                <w:lang w:val="nl-NL"/>
+                              </w:rPr>
+                              <w:t>{</w:t>
+                            </w:r>
+                            <w:proofErr w:type="spellStart"/>
+                            <w:r>
+                              <w:rPr>
+                                <w:rFonts w:ascii="Arial" w:eastAsia="Arial" w:hAnsi="Arial" w:cs="Arial"/>
+                                <w:b/>
+                                <w:bCs/>
+                                <w:color w:val="FFFFFF" w:themeColor="background1"/>
+                                <w:sz w:val="52"/>
+                                <w:szCs w:val="52"/>
+                                <w:lang w:val="nl-NL"/>
+                              </w:rPr>
+                              <w:t>adt_type</w:t>
+                            </w:r>
+                            <w:proofErr w:type="spellEnd"/>
+                            <w:r>
+                              <w:rPr>
+                                <w:rFonts w:ascii="Arial" w:eastAsia="Arial" w:hAnsi="Arial" w:cs="Arial"/>
+                                <w:b/>
+                                <w:bCs/>
+                                <w:color w:val="FFFFFF" w:themeColor="background1"/>
+                                <w:sz w:val="52"/>
+                                <w:szCs w:val="52"/>
+                                <w:lang w:val="nl-NL"/>
+                              </w:rPr>
+                              <w:t xml:space="preserve">} </w:t>
+                            </w:r>
+                            <w:r>
+                              <w:rPr>
+                                <w:rFonts w:ascii="Arial" w:eastAsia="Arial" w:hAnsi="Arial" w:cs="Arial"/>
+                                <w:b/>
+                                <w:bCs/>
+                                <w:color w:val="FFFFFF" w:themeColor="background1"/>
+                                <w:sz w:val="52"/>
+                                <w:szCs w:val="52"/>
+                                <w:lang w:val="nl-NL"/>
+                              </w:rPr>
+                              <w:t>Kwaliteitsmeting</w:t>
                             </w:r>
                           </w:p>
                           <w:p/>
@@ -328,7 +377,56 @@
                           <w:lang w:val="nl-NL"/>
                         </w:rPr>
                         <w:br/>
-                        <w:t>ICCA Kwaliteitsmeting</w:t>
+                      </w:r>
+                      <w:r>
+                        <w:rPr>
+                          <w:rFonts w:ascii="Arial" w:eastAsia="Arial" w:hAnsi="Arial" w:cs="Arial"/>
+                          <w:b/>
+                          <w:bCs/>
+                          <w:color w:val="FFFFFF" w:themeColor="background1"/>
+                          <w:sz w:val="52"/>
+                          <w:szCs w:val="52"/>
+                          <w:lang w:val="nl-NL"/>
+                        </w:rPr>
+                        <w:t>{</w:t>
+                      </w:r>
+                      <w:proofErr w:type="spellStart"/>
+                      <w:r>
+                        <w:rPr>
+                          <w:rFonts w:ascii="Arial" w:eastAsia="Arial" w:hAnsi="Arial" w:cs="Arial"/>
+                          <w:b/>
+                          <w:bCs/>
+                          <w:color w:val="FFFFFF" w:themeColor="background1"/>
+                          <w:sz w:val="52"/>
+                          <w:szCs w:val="52"/>
+                          <w:lang w:val="nl-NL"/>
+                        </w:rPr>
+                        <w:t>adt_type</w:t>
+                      </w:r>
+                      <w:proofErr w:type="spellEnd"/>
+                      <w:r>
+                        <w:rPr>
+                          <w:rFonts w:ascii="Arial" w:eastAsia="Arial" w:hAnsi="Arial" w:cs="Arial"/>
+                          <w:b/>
+                          <w:bCs/>
+                          <w:color w:val="FFFFFF" w:themeColor="background1"/>
+                          <w:sz w:val="52"/>
+                          <w:szCs w:val="52"/>
+                          <w:lang w:val="nl-NL"/>
+                        </w:rPr>
+                        <w:t xml:space="preserve">} </w:t>
+                      </w:r>
+                      <w:r>
+                        <w:rPr>
+                          <w:rFonts w:ascii="Arial" w:eastAsia="Arial" w:hAnsi="Arial" w:cs="Arial"/>
+                          <w:b/>
+                          <w:bCs/>
+                          <w:color w:val="FFFFFF" w:themeColor="background1"/>
+                          <w:sz w:val="52"/>
+                          <w:szCs w:val="52"/>
+                          <w:lang w:val="nl-NL"/>
+                        </w:rPr>
+                        <w:t>Kwaliteitsmeting</w:t>
                       </w:r>
                     </w:p>
                     <w:p/>
@@ -465,7 +563,27 @@
           <w:sz w:val="24"/>
           <w:lang w:val="nl-NL"/>
         </w:rPr>
-        <w:t>{ter_attentie_van}</w:t>
+        <w:t>{</w:t>
+      </w:r>
+      <w:proofErr w:type="spellStart"/>
+      <w:r>
+        <w:rPr>
+          <w:rFonts w:ascii="Arial" w:eastAsia="Arial" w:hAnsi="Arial"/>
+          <w:color w:val="696969"/>
+          <w:sz w:val="24"/>
+          <w:lang w:val="nl-NL"/>
+        </w:rPr>
+        <w:t>ter_attentie_van</w:t>
+      </w:r>
+      <w:proofErr w:type="spellEnd"/>
+      <w:r>
+        <w:rPr>
+          <w:rFonts w:ascii="Arial" w:eastAsia="Arial" w:hAnsi="Arial"/>
+          <w:color w:val="696969"/>
+          <w:sz w:val="24"/>
+          <w:lang w:val="nl-NL"/>
+        </w:rPr>
+        <w:t>}</w:t>
       </w:r>
     </w:p>
     <w:p>
@@ -616,7 +734,17 @@
           <w:sz w:val="24"/>
           <w:lang w:val="nl-NL"/>
         </w:rPr>
-        <w:t>{rapport_n</w:t>
+        <w:t>{</w:t>
+      </w:r>
+      <w:proofErr w:type="spellStart"/>
+      <w:r>
+        <w:rPr>
+          <w:rFonts w:ascii="Arial" w:eastAsia="Arial" w:hAnsi="Arial"/>
+          <w:color w:val="696969"/>
+          <w:sz w:val="24"/>
+          <w:lang w:val="nl-NL"/>
+        </w:rPr>
+        <w:t>rapport_n</w:t>
       </w:r>
       <w:r>
         <w:rPr>
@@ -627,6 +755,7 @@
         </w:rPr>
         <w:t>ummer</w:t>
       </w:r>
+      <w:proofErr w:type="spellEnd"/>
       <w:r>
         <w:rPr>
           <w:rFonts w:ascii="Arial" w:eastAsia="Arial" w:hAnsi="Arial"/>
@@ -719,6 +848,7 @@
         </w:rPr>
         <w:t>{</w:t>
       </w:r>
+      <w:proofErr w:type="spellStart"/>
       <w:r>
         <w:rPr>
           <w:rFonts w:ascii="Arial" w:eastAsia="Arial" w:hAnsi="Arial"/>
@@ -728,6 +858,7 @@
         </w:rPr>
         <w:t>datum_controle</w:t>
       </w:r>
+      <w:proofErr w:type="spellEnd"/>
       <w:r>
         <w:rPr>
           <w:rFonts w:ascii="Arial" w:eastAsia="Arial" w:hAnsi="Arial"/>
@@ -800,7 +931,27 @@
           <w:sz w:val="24"/>
           <w:lang w:val="nl-NL"/>
         </w:rPr>
-        <w:t>{tijdstip_controle}</w:t>
+        <w:t>{</w:t>
+      </w:r>
+      <w:proofErr w:type="spellStart"/>
+      <w:r>
+        <w:rPr>
+          <w:rFonts w:ascii="Arial" w:eastAsia="Arial" w:hAnsi="Arial"/>
+          <w:color w:val="696969"/>
+          <w:sz w:val="24"/>
+          <w:lang w:val="nl-NL"/>
+        </w:rPr>
+        <w:t>tijdstip_controle</w:t>
+      </w:r>
+      <w:proofErr w:type="spellEnd"/>
+      <w:r>
+        <w:rPr>
+          <w:rFonts w:ascii="Arial" w:eastAsia="Arial" w:hAnsi="Arial"/>
+          <w:color w:val="696969"/>
+          <w:sz w:val="24"/>
+          <w:lang w:val="nl-NL"/>
+        </w:rPr>
+        <w:t>}</w:t>
       </w:r>
     </w:p>
     <w:p>
@@ -856,7 +1007,27 @@
           <w:sz w:val="24"/>
           <w:lang w:val="nl-NL"/>
         </w:rPr>
-        <w:t>{controle_door}</w:t>
+        <w:t>{</w:t>
+      </w:r>
+      <w:proofErr w:type="spellStart"/>
+      <w:r>
+        <w:rPr>
+          <w:rFonts w:ascii="Arial" w:eastAsia="Arial" w:hAnsi="Arial"/>
+          <w:color w:val="696969"/>
+          <w:sz w:val="24"/>
+          <w:lang w:val="nl-NL"/>
+        </w:rPr>
+        <w:t>controle_door</w:t>
+      </w:r>
+      <w:proofErr w:type="spellEnd"/>
+      <w:r>
+        <w:rPr>
+          <w:rFonts w:ascii="Arial" w:eastAsia="Arial" w:hAnsi="Arial"/>
+          <w:color w:val="696969"/>
+          <w:sz w:val="24"/>
+          <w:lang w:val="nl-NL"/>
+        </w:rPr>
+        <w:t>}</w:t>
       </w:r>
     </w:p>
     <w:p>
@@ -920,7 +1091,27 @@
           <w:sz w:val="24"/>
           <w:lang w:val="nl-NL"/>
         </w:rPr>
-        <w:t>{aanwezig_leverancier}</w:t>
+        <w:t>{</w:t>
+      </w:r>
+      <w:proofErr w:type="spellStart"/>
+      <w:r>
+        <w:rPr>
+          <w:rFonts w:ascii="Arial" w:eastAsia="Arial" w:hAnsi="Arial"/>
+          <w:color w:val="696969"/>
+          <w:sz w:val="24"/>
+          <w:lang w:val="nl-NL"/>
+        </w:rPr>
+        <w:t>aanwezig_leverancier</w:t>
+      </w:r>
+      <w:proofErr w:type="spellEnd"/>
+      <w:r>
+        <w:rPr>
+          <w:rFonts w:ascii="Arial" w:eastAsia="Arial" w:hAnsi="Arial"/>
+          <w:color w:val="696969"/>
+          <w:sz w:val="24"/>
+          <w:lang w:val="nl-NL"/>
+        </w:rPr>
+        <w:t>}</w:t>
       </w:r>
       <w:r>
         <w:rPr>
@@ -1078,7 +1269,27 @@
           <w:sz w:val="24"/>
           <w:lang w:val="nl-NL"/>
         </w:rPr>
-        <w:t xml:space="preserve">{datum_controle_volledig} </w:t>
+        <w:t>{</w:t>
+      </w:r>
+      <w:proofErr w:type="spellStart"/>
+      <w:r>
+        <w:rPr>
+          <w:rFonts w:ascii="Arial" w:eastAsia="Arial" w:hAnsi="Arial"/>
+          <w:color w:val="696969"/>
+          <w:sz w:val="24"/>
+          <w:lang w:val="nl-NL"/>
+        </w:rPr>
+        <w:t>datum_controle_volledig</w:t>
+      </w:r>
+      <w:proofErr w:type="spellEnd"/>
+      <w:r>
+        <w:rPr>
+          <w:rFonts w:ascii="Arial" w:eastAsia="Arial" w:hAnsi="Arial"/>
+          <w:color w:val="696969"/>
+          <w:sz w:val="24"/>
+          <w:lang w:val="nl-NL"/>
+        </w:rPr>
+        <w:t xml:space="preserve">} </w:t>
       </w:r>
       <w:r>
         <w:rPr>
@@ -1141,7 +1352,27 @@
           <w:sz w:val="24"/>
           <w:lang w:val="nl-NL"/>
         </w:rPr>
-        <w:t xml:space="preserve">{audit_straatnaam} </w:t>
+        <w:t>{</w:t>
+      </w:r>
+      <w:proofErr w:type="spellStart"/>
+      <w:r>
+        <w:rPr>
+          <w:rFonts w:ascii="Arial" w:eastAsia="Arial" w:hAnsi="Arial"/>
+          <w:color w:val="696969"/>
+          <w:sz w:val="24"/>
+          <w:lang w:val="nl-NL"/>
+        </w:rPr>
+        <w:t>audit_straatnaam</w:t>
+      </w:r>
+      <w:proofErr w:type="spellEnd"/>
+      <w:r>
+        <w:rPr>
+          <w:rFonts w:ascii="Arial" w:eastAsia="Arial" w:hAnsi="Arial"/>
+          <w:color w:val="696969"/>
+          <w:sz w:val="24"/>
+          <w:lang w:val="nl-NL"/>
+        </w:rPr>
+        <w:t xml:space="preserve">} </w:t>
       </w:r>
       <w:r>
         <w:rPr>
@@ -1159,7 +1390,27 @@
           <w:sz w:val="24"/>
           <w:lang w:val="nl-NL"/>
         </w:rPr>
-        <w:t>{audit_stad}</w:t>
+        <w:t>{</w:t>
+      </w:r>
+      <w:proofErr w:type="spellStart"/>
+      <w:r>
+        <w:rPr>
+          <w:rFonts w:ascii="Arial" w:eastAsia="Arial" w:hAnsi="Arial"/>
+          <w:color w:val="696969"/>
+          <w:sz w:val="24"/>
+          <w:lang w:val="nl-NL"/>
+        </w:rPr>
+        <w:t>audit_stad</w:t>
+      </w:r>
+      <w:proofErr w:type="spellEnd"/>
+      <w:r>
+        <w:rPr>
+          <w:rFonts w:ascii="Arial" w:eastAsia="Arial" w:hAnsi="Arial"/>
+          <w:color w:val="696969"/>
+          <w:sz w:val="24"/>
+          <w:lang w:val="nl-NL"/>
+        </w:rPr>
+        <w:t>}</w:t>
       </w:r>
       <w:r>
         <w:rPr>
@@ -1443,7 +1694,27 @@
           <w:sz w:val="24"/>
           <w:lang w:val="nl-NL"/>
         </w:rPr>
-        <w:t>Rapportnummer: {rapport_nummer}</w:t>
+        <w:t>Rapportnummer: {</w:t>
+      </w:r>
+      <w:proofErr w:type="spellStart"/>
+      <w:r>
+        <w:rPr>
+          <w:rFonts w:ascii="Arial" w:eastAsia="Arial" w:hAnsi="Arial"/>
+          <w:color w:val="696969"/>
+          <w:sz w:val="24"/>
+          <w:lang w:val="nl-NL"/>
+        </w:rPr>
+        <w:t>rapport_nummer</w:t>
+      </w:r>
+      <w:proofErr w:type="spellEnd"/>
+      <w:r>
+        <w:rPr>
+          <w:rFonts w:ascii="Arial" w:eastAsia="Arial" w:hAnsi="Arial"/>
+          <w:color w:val="696969"/>
+          <w:sz w:val="24"/>
+          <w:lang w:val="nl-NL"/>
+        </w:rPr>
+        <w:t>}</w:t>
       </w:r>
       <w:r>
         <w:rPr>
@@ -1538,7 +1809,23 @@
           </w:tcPr>
           <w:p>
             <w:r>
-              <w:t>{aopchart colChart}</w:t>
+              <w:t>{</w:t>
+            </w:r>
+            <w:proofErr w:type="spellStart"/>
+            <w:r>
+              <w:t>aopchart</w:t>
+            </w:r>
+            <w:proofErr w:type="spellEnd"/>
+            <w:r>
+              <w:t xml:space="preserve"> </w:t>
+            </w:r>
+            <w:proofErr w:type="spellStart"/>
+            <w:r>
+              <w:t>colChart</w:t>
+            </w:r>
+            <w:proofErr w:type="spellEnd"/>
+            <w:r>
+              <w:t>}</w:t>
             </w:r>
             <w:r>
               <w:br/>
@@ -1581,7 +1868,23 @@
               </w:tabs>
             </w:pPr>
             <w:r>
-              <w:t>{aopchart timelineChart}</w:t>
+              <w:t>{</w:t>
+            </w:r>
+            <w:proofErr w:type="spellStart"/>
+            <w:r>
+              <w:t>aopchart</w:t>
+            </w:r>
+            <w:proofErr w:type="spellEnd"/>
+            <w:r>
+              <w:t xml:space="preserve"> </w:t>
+            </w:r>
+            <w:proofErr w:type="spellStart"/>
+            <w:r>
+              <w:t>timelineChart</w:t>
+            </w:r>
+            <w:proofErr w:type="spellEnd"/>
+            <w:r>
+              <w:t>}</w:t>
             </w:r>
             <w:r>
               <w:br/>
@@ -1644,6 +1947,7 @@
               <w:br/>
               <w:t>Controle {</w:t>
             </w:r>
+            <w:proofErr w:type="spellStart"/>
             <w:r>
               <w:rPr>
                 <w:rFonts w:ascii="Arial" w:eastAsia="Arial" w:hAnsi="Arial"/>
@@ -1653,6 +1957,7 @@
               </w:rPr>
               <w:t>datum_controle_volledig</w:t>
             </w:r>
+            <w:proofErr w:type="spellEnd"/>
             <w:r>
               <w:rPr>
                 <w:rFonts w:ascii="Arial" w:eastAsia="Arial" w:hAnsi="Arial"/>
@@ -1675,14 +1980,30 @@
               <w:rPr>
                 <w:lang w:val="nl-NL"/>
               </w:rPr>
-              <w:t xml:space="preserve">{aopchart </w:t>
-            </w:r>
+              <w:t>{</w:t>
+            </w:r>
+            <w:proofErr w:type="spellStart"/>
             <w:r>
               <w:rPr>
                 <w:lang w:val="nl-NL"/>
               </w:rPr>
+              <w:t>aopchart</w:t>
+            </w:r>
+            <w:proofErr w:type="spellEnd"/>
+            <w:r>
+              <w:rPr>
+                <w:lang w:val="nl-NL"/>
+              </w:rPr>
+              <w:t xml:space="preserve"> </w:t>
+            </w:r>
+            <w:proofErr w:type="spellStart"/>
+            <w:r>
+              <w:rPr>
+                <w:lang w:val="nl-NL"/>
+              </w:rPr>
               <w:t>stockChart</w:t>
             </w:r>
+            <w:proofErr w:type="spellEnd"/>
             <w:r>
               <w:rPr>
                 <w:lang w:val="nl-NL"/>
@@ -1760,6 +2081,7 @@
                                       <w:szCs w:val="10"/>
                                     </w:rPr>
                                   </w:pPr>
+                                  <w:proofErr w:type="spellStart"/>
                                   <w:r>
                                     <w:rPr>
                                       <w:rFonts w:ascii="Arial" w:hAnsi="Arial" w:cs="Arial"/>
@@ -1769,7 +2091,19 @@
                                       <w:sz w:val="10"/>
                                       <w:szCs w:val="10"/>
                                     </w:rPr>
-                                    <w:t xml:space="preserve">Dicht </w:t>
+                                    <w:t>Dicht</w:t>
+                                  </w:r>
+                                  <w:proofErr w:type="spellEnd"/>
+                                  <w:r>
+                                    <w:rPr>
+                                      <w:rFonts w:ascii="Arial" w:hAnsi="Arial" w:cs="Arial"/>
+                                      <w:b/>
+                                      <w:bCs/>
+                                      <w:color w:val="FFFFFF" w:themeColor="background1"/>
+                                      <w:sz w:val="10"/>
+                                      <w:szCs w:val="10"/>
+                                    </w:rPr>
+                                    <w:t xml:space="preserve"> </w:t>
                                   </w:r>
                                   <w:r>
                                     <w:rPr>
@@ -1782,6 +2116,7 @@
                                     </w:rPr>
                                     <w:br/>
                                   </w:r>
+                                  <w:proofErr w:type="spellStart"/>
                                   <w:r>
                                     <w:rPr>
                                       <w:rFonts w:ascii="Arial" w:hAnsi="Arial" w:cs="Arial"/>
@@ -1793,6 +2128,7 @@
                                     </w:rPr>
                                     <w:t>stof</w:t>
                                   </w:r>
+                                  <w:proofErr w:type="spellEnd"/>
                                 </w:p>
                               </w:txbxContent>
                             </wps:txbx>
@@ -1832,6 +2168,7 @@
                                 <w:szCs w:val="10"/>
                               </w:rPr>
                             </w:pPr>
+                            <w:proofErr w:type="spellStart"/>
                             <w:r>
                               <w:rPr>
                                 <w:rFonts w:ascii="Arial" w:hAnsi="Arial" w:cs="Arial"/>
@@ -1841,7 +2178,19 @@
                                 <w:sz w:val="10"/>
                                 <w:szCs w:val="10"/>
                               </w:rPr>
-                              <w:t xml:space="preserve">Dicht </w:t>
+                              <w:t>Dicht</w:t>
+                            </w:r>
+                            <w:proofErr w:type="spellEnd"/>
+                            <w:r>
+                              <w:rPr>
+                                <w:rFonts w:ascii="Arial" w:hAnsi="Arial" w:cs="Arial"/>
+                                <w:b/>
+                                <w:bCs/>
+                                <w:color w:val="FFFFFF" w:themeColor="background1"/>
+                                <w:sz w:val="10"/>
+                                <w:szCs w:val="10"/>
+                              </w:rPr>
+                              <w:t xml:space="preserve"> </w:t>
                             </w:r>
                             <w:r>
                               <w:rPr>
@@ -1854,6 +2203,7 @@
                               </w:rPr>
                               <w:br/>
                             </w:r>
+                            <w:proofErr w:type="spellStart"/>
                             <w:r>
                               <w:rPr>
                                 <w:rFonts w:ascii="Arial" w:hAnsi="Arial" w:cs="Arial"/>
@@ -1865,6 +2215,7 @@
                               </w:rPr>
                               <w:t>stof</w:t>
                             </w:r>
+                            <w:proofErr w:type="spellEnd"/>
                           </w:p>
                         </w:txbxContent>
                       </v:textbox>
@@ -1933,6 +2284,7 @@
                                       <w:szCs w:val="10"/>
                                     </w:rPr>
                                   </w:pPr>
+                                  <w:proofErr w:type="spellStart"/>
                                   <w:r>
                                     <w:rPr>
                                       <w:rFonts w:ascii="Arial" w:hAnsi="Arial" w:cs="Arial"/>
@@ -1966,6 +2318,7 @@
                                     </w:rPr>
                                     <w:t>rag</w:t>
                                   </w:r>
+                                  <w:proofErr w:type="spellEnd"/>
                                 </w:p>
                               </w:txbxContent>
                             </wps:txbx>
@@ -2005,6 +2358,7 @@
                                 <w:szCs w:val="10"/>
                               </w:rPr>
                             </w:pPr>
+                            <w:proofErr w:type="spellStart"/>
                             <w:r>
                               <w:rPr>
                                 <w:rFonts w:ascii="Arial" w:hAnsi="Arial" w:cs="Arial"/>
@@ -2038,6 +2392,7 @@
                               </w:rPr>
                               <w:t>rag</w:t>
                             </w:r>
+                            <w:proofErr w:type="spellEnd"/>
                           </w:p>
                         </w:txbxContent>
                       </v:textbox>
@@ -2106,6 +2461,7 @@
                                       <w:szCs w:val="10"/>
                                     </w:rPr>
                                   </w:pPr>
+                                  <w:proofErr w:type="spellStart"/>
                                   <w:r>
                                     <w:rPr>
                                       <w:rFonts w:ascii="Arial" w:hAnsi="Arial" w:cs="Arial"/>
@@ -2115,8 +2471,33 @@
                                       <w:sz w:val="10"/>
                                       <w:szCs w:val="10"/>
                                     </w:rPr>
-                                    <w:t>Niet geleegd</w:t>
+                                    <w:t>Niet</w:t>
                                   </w:r>
+                                  <w:proofErr w:type="spellEnd"/>
+                                  <w:r>
+                                    <w:rPr>
+                                      <w:rFonts w:ascii="Arial" w:hAnsi="Arial" w:cs="Arial"/>
+                                      <w:b/>
+                                      <w:bCs/>
+                                      <w:color w:val="FFFFFF" w:themeColor="background1"/>
+                                      <w:sz w:val="10"/>
+                                      <w:szCs w:val="10"/>
+                                    </w:rPr>
+                                    <w:t xml:space="preserve"> </w:t>
+                                  </w:r>
+                                  <w:proofErr w:type="spellStart"/>
+                                  <w:r>
+                                    <w:rPr>
+                                      <w:rFonts w:ascii="Arial" w:hAnsi="Arial" w:cs="Arial"/>
+                                      <w:b/>
+                                      <w:bCs/>
+                                      <w:color w:val="FFFFFF" w:themeColor="background1"/>
+                                      <w:sz w:val="10"/>
+                                      <w:szCs w:val="10"/>
+                                    </w:rPr>
+                                    <w:t>geleegd</w:t>
+                                  </w:r>
+                                  <w:proofErr w:type="spellEnd"/>
                                 </w:p>
                               </w:txbxContent>
                             </wps:txbx>
@@ -2156,6 +2537,7 @@
                                 <w:szCs w:val="10"/>
                               </w:rPr>
                             </w:pPr>
+                            <w:proofErr w:type="spellStart"/>
                             <w:r>
                               <w:rPr>
                                 <w:rFonts w:ascii="Arial" w:hAnsi="Arial" w:cs="Arial"/>
@@ -2165,8 +2547,33 @@
                                 <w:sz w:val="10"/>
                                 <w:szCs w:val="10"/>
                               </w:rPr>
-                              <w:t>Niet geleegd</w:t>
+                              <w:t>Niet</w:t>
                             </w:r>
+                            <w:proofErr w:type="spellEnd"/>
+                            <w:r>
+                              <w:rPr>
+                                <w:rFonts w:ascii="Arial" w:hAnsi="Arial" w:cs="Arial"/>
+                                <w:b/>
+                                <w:bCs/>
+                                <w:color w:val="FFFFFF" w:themeColor="background1"/>
+                                <w:sz w:val="10"/>
+                                <w:szCs w:val="10"/>
+                              </w:rPr>
+                              <w:t xml:space="preserve"> </w:t>
+                            </w:r>
+                            <w:proofErr w:type="spellStart"/>
+                            <w:r>
+                              <w:rPr>
+                                <w:rFonts w:ascii="Arial" w:hAnsi="Arial" w:cs="Arial"/>
+                                <w:b/>
+                                <w:bCs/>
+                                <w:color w:val="FFFFFF" w:themeColor="background1"/>
+                                <w:sz w:val="10"/>
+                                <w:szCs w:val="10"/>
+                              </w:rPr>
+                              <w:t>geleegd</w:t>
+                            </w:r>
+                            <w:proofErr w:type="spellEnd"/>
                           </w:p>
                         </w:txbxContent>
                       </v:textbox>
@@ -2235,6 +2642,7 @@
                                       <w:szCs w:val="10"/>
                                     </w:rPr>
                                   </w:pPr>
+                                  <w:proofErr w:type="spellStart"/>
                                   <w:r>
                                     <w:rPr>
                                       <w:rFonts w:ascii="Arial" w:hAnsi="Arial" w:cs="Arial"/>
@@ -2246,6 +2654,7 @@
                                     </w:rPr>
                                     <w:t>Aanslag</w:t>
                                   </w:r>
+                                  <w:proofErr w:type="spellEnd"/>
                                 </w:p>
                               </w:txbxContent>
                             </wps:txbx>
@@ -2285,6 +2694,7 @@
                                 <w:szCs w:val="10"/>
                               </w:rPr>
                             </w:pPr>
+                            <w:proofErr w:type="spellStart"/>
                             <w:r>
                               <w:rPr>
                                 <w:rFonts w:ascii="Arial" w:hAnsi="Arial" w:cs="Arial"/>
@@ -2296,6 +2706,7 @@
                               </w:rPr>
                               <w:t>Aanslag</w:t>
                             </w:r>
+                            <w:proofErr w:type="spellEnd"/>
                           </w:p>
                         </w:txbxContent>
                       </v:textbox>
@@ -2363,6 +2774,7 @@
                                       <w:szCs w:val="10"/>
                                     </w:rPr>
                                   </w:pPr>
+                                  <w:proofErr w:type="spellStart"/>
                                   <w:r>
                                     <w:rPr>
                                       <w:rFonts w:ascii="Arial" w:hAnsi="Arial" w:cs="Arial"/>
@@ -2372,8 +2784,105 @@
                                       <w:sz w:val="10"/>
                                       <w:szCs w:val="10"/>
                                     </w:rPr>
-                                    <w:t>Niet gehecht vuil licht stof</w:t>
+                                    <w:t>Niet</w:t>
                                   </w:r>
+                                  <w:proofErr w:type="spellEnd"/>
+                                  <w:r>
+                                    <w:rPr>
+                                      <w:rFonts w:ascii="Arial" w:hAnsi="Arial" w:cs="Arial"/>
+                                      <w:b/>
+                                      <w:bCs/>
+                                      <w:color w:val="FFFFFF" w:themeColor="background1"/>
+                                      <w:sz w:val="10"/>
+                                      <w:szCs w:val="10"/>
+                                    </w:rPr>
+                                    <w:t xml:space="preserve"> </w:t>
+                                  </w:r>
+                                  <w:proofErr w:type="spellStart"/>
+                                  <w:r>
+                                    <w:rPr>
+                                      <w:rFonts w:ascii="Arial" w:hAnsi="Arial" w:cs="Arial"/>
+                                      <w:b/>
+                                      <w:bCs/>
+                                      <w:color w:val="FFFFFF" w:themeColor="background1"/>
+                                      <w:sz w:val="10"/>
+                                      <w:szCs w:val="10"/>
+                                    </w:rPr>
+                                    <w:t>gehecht</w:t>
+                                  </w:r>
+                                  <w:proofErr w:type="spellEnd"/>
+                                  <w:r>
+                                    <w:rPr>
+                                      <w:rFonts w:ascii="Arial" w:hAnsi="Arial" w:cs="Arial"/>
+                                      <w:b/>
+                                      <w:bCs/>
+                                      <w:color w:val="FFFFFF" w:themeColor="background1"/>
+                                      <w:sz w:val="10"/>
+                                      <w:szCs w:val="10"/>
+                                    </w:rPr>
+                                    <w:t xml:space="preserve"> </w:t>
+                                  </w:r>
+                                  <w:proofErr w:type="spellStart"/>
+                                  <w:r>
+                                    <w:rPr>
+                                      <w:rFonts w:ascii="Arial" w:hAnsi="Arial" w:cs="Arial"/>
+                                      <w:b/>
+                                      <w:bCs/>
+                                      <w:color w:val="FFFFFF" w:themeColor="background1"/>
+                                      <w:sz w:val="10"/>
+                                      <w:szCs w:val="10"/>
+                                    </w:rPr>
+                                    <w:t>vuil</w:t>
+                                  </w:r>
+                                  <w:proofErr w:type="spellEnd"/>
+                                  <w:r>
+                                    <w:rPr>
+                                      <w:rFonts w:ascii="Arial" w:hAnsi="Arial" w:cs="Arial"/>
+                                      <w:b/>
+                                      <w:bCs/>
+                                      <w:color w:val="FFFFFF" w:themeColor="background1"/>
+                                      <w:sz w:val="10"/>
+                                      <w:szCs w:val="10"/>
+                                    </w:rPr>
+                                    <w:t xml:space="preserve"> </w:t>
+                                  </w:r>
+                                  <w:proofErr w:type="spellStart"/>
+                                  <w:r>
+                                    <w:rPr>
+                                      <w:rFonts w:ascii="Arial" w:hAnsi="Arial" w:cs="Arial"/>
+                                      <w:b/>
+                                      <w:bCs/>
+                                      <w:color w:val="FFFFFF" w:themeColor="background1"/>
+                                      <w:sz w:val="10"/>
+                                      <w:szCs w:val="10"/>
+                                    </w:rPr>
+                                    <w:t>licht</w:t>
+                                  </w:r>
+                                  <w:proofErr w:type="spellEnd"/>
+                                  <w:r>
+                                    <w:rPr>
+                                      <w:rFonts w:ascii="Arial" w:hAnsi="Arial" w:cs="Arial"/>
+                                      <w:b/>
+                                      <w:bCs/>
+                                      <w:color w:val="FFFFFF" w:themeColor="background1"/>
+                                      <w:sz w:val="10"/>
+                                      <w:szCs w:val="10"/>
+                                    </w:rPr>
+                                    <w:t xml:space="preserve"> </w:t>
+                                  </w:r>
+                                  <w:proofErr w:type="spellStart"/>
+                                  <w:r>
+                                    <w:rPr>
+                                      <w:rFonts w:ascii="Arial" w:hAnsi="Arial" w:cs="Arial"/>
+                                      <w:b/>
+                                      <w:bCs/>
+                                      <w:color w:val="FFFFFF" w:themeColor="background1"/>
+                                      <w:sz w:val="10"/>
+                                      <w:szCs w:val="10"/>
+                                    </w:rPr>
+                                    <w:t>stof</w:t>
+                                  </w:r>
+                                  <w:proofErr w:type="spellEnd"/>
                                 </w:p>
                               </w:txbxContent>
                             </wps:txbx>
@@ -2412,6 +2921,7 @@
                                 <w:szCs w:val="10"/>
                               </w:rPr>
                             </w:pPr>
+                            <w:proofErr w:type="spellStart"/>
                             <w:r>
                               <w:rPr>
                                 <w:rFonts w:ascii="Arial" w:hAnsi="Arial" w:cs="Arial"/>
@@ -2421,8 +2931,105 @@
                                 <w:sz w:val="10"/>
                                 <w:szCs w:val="10"/>
                               </w:rPr>
-                              <w:t>Niet gehecht vuil licht stof</w:t>
+                              <w:t>Niet</w:t>
                             </w:r>
+                            <w:proofErr w:type="spellEnd"/>
+                            <w:r>
+                              <w:rPr>
+                                <w:rFonts w:ascii="Arial" w:hAnsi="Arial" w:cs="Arial"/>
+                                <w:b/>
+                                <w:bCs/>
+                                <w:color w:val="FFFFFF" w:themeColor="background1"/>
+                                <w:sz w:val="10"/>
+                                <w:szCs w:val="10"/>
+                              </w:rPr>
+                              <w:t xml:space="preserve"> </w:t>
+                            </w:r>
+                            <w:proofErr w:type="spellStart"/>
+                            <w:r>
+                              <w:rPr>
+                                <w:rFonts w:ascii="Arial" w:hAnsi="Arial" w:cs="Arial"/>
+                                <w:b/>
+                                <w:bCs/>
+                                <w:color w:val="FFFFFF" w:themeColor="background1"/>
+                                <w:sz w:val="10"/>
+                                <w:szCs w:val="10"/>
+                              </w:rPr>
+                              <w:t>gehecht</w:t>
+                            </w:r>
+                            <w:proofErr w:type="spellEnd"/>
+                            <w:r>
+                              <w:rPr>
+                                <w:rFonts w:ascii="Arial" w:hAnsi="Arial" w:cs="Arial"/>
+                                <w:b/>
+                                <w:bCs/>
+                                <w:color w:val="FFFFFF" w:themeColor="background1"/>
+                                <w:sz w:val="10"/>
+                                <w:szCs w:val="10"/>
+                              </w:rPr>
+                              <w:t xml:space="preserve"> </w:t>
+                            </w:r>
+                            <w:proofErr w:type="spellStart"/>
+                            <w:r>
+                              <w:rPr>
+                                <w:rFonts w:ascii="Arial" w:hAnsi="Arial" w:cs="Arial"/>
+                                <w:b/>
+                                <w:bCs/>
+                                <w:color w:val="FFFFFF" w:themeColor="background1"/>
+                                <w:sz w:val="10"/>
+                                <w:szCs w:val="10"/>
+                              </w:rPr>
+                              <w:t>vuil</w:t>
+                            </w:r>
+                            <w:proofErr w:type="spellEnd"/>
+                            <w:r>
+                              <w:rPr>
+                                <w:rFonts w:ascii="Arial" w:hAnsi="Arial" w:cs="Arial"/>
+                                <w:b/>
+                                <w:bCs/>
+                                <w:color w:val="FFFFFF" w:themeColor="background1"/>
+                                <w:sz w:val="10"/>
+                                <w:szCs w:val="10"/>
+                              </w:rPr>
+                              <w:t xml:space="preserve"> </w:t>
+                            </w:r>
+                            <w:proofErr w:type="spellStart"/>
+                            <w:r>
+                              <w:rPr>
+                                <w:rFonts w:ascii="Arial" w:hAnsi="Arial" w:cs="Arial"/>
+                                <w:b/>
+                                <w:bCs/>
+                                <w:color w:val="FFFFFF" w:themeColor="background1"/>
+                                <w:sz w:val="10"/>
+                                <w:szCs w:val="10"/>
+                              </w:rPr>
+                              <w:t>licht</w:t>
+                            </w:r>
+                            <w:proofErr w:type="spellEnd"/>
+                            <w:r>
+                              <w:rPr>
+                                <w:rFonts w:ascii="Arial" w:hAnsi="Arial" w:cs="Arial"/>
+                                <w:b/>
+                                <w:bCs/>
+                                <w:color w:val="FFFFFF" w:themeColor="background1"/>
+                                <w:sz w:val="10"/>
+                                <w:szCs w:val="10"/>
+                              </w:rPr>
+                              <w:t xml:space="preserve"> </w:t>
+                            </w:r>
+                            <w:proofErr w:type="spellStart"/>
+                            <w:r>
+                              <w:rPr>
+                                <w:rFonts w:ascii="Arial" w:hAnsi="Arial" w:cs="Arial"/>
+                                <w:b/>
+                                <w:bCs/>
+                                <w:color w:val="FFFFFF" w:themeColor="background1"/>
+                                <w:sz w:val="10"/>
+                                <w:szCs w:val="10"/>
+                              </w:rPr>
+                              <w:t>stof</w:t>
+                            </w:r>
+                            <w:proofErr w:type="spellEnd"/>
                           </w:p>
                         </w:txbxContent>
                       </v:textbox>
@@ -2491,6 +3098,7 @@
                                       <w:szCs w:val="10"/>
                                     </w:rPr>
                                   </w:pPr>
+                                  <w:proofErr w:type="spellStart"/>
                                   <w:r>
                                     <w:rPr>
                                       <w:rFonts w:ascii="Arial" w:hAnsi="Arial" w:cs="Arial"/>
@@ -2500,7 +3108,79 @@
                                       <w:sz w:val="10"/>
                                       <w:szCs w:val="10"/>
                                     </w:rPr>
-                                    <w:t>Niet gehecht vuil meth</w:t>
+                                    <w:t>Niet</w:t>
+                                  </w:r>
+                                  <w:proofErr w:type="spellEnd"/>
+                                  <w:r>
+                                    <w:rPr>
+                                      <w:rFonts w:ascii="Arial" w:hAnsi="Arial" w:cs="Arial"/>
+                                      <w:b/>
+                                      <w:bCs/>
+                                      <w:color w:val="FFFFFF" w:themeColor="background1"/>
+                                      <w:sz w:val="10"/>
+                                      <w:szCs w:val="10"/>
+                                    </w:rPr>
+                                    <w:t xml:space="preserve"> </w:t>
+                                  </w:r>
+                                  <w:proofErr w:type="spellStart"/>
+                                  <w:r>
+                                    <w:rPr>
+                                      <w:rFonts w:ascii="Arial" w:hAnsi="Arial" w:cs="Arial"/>
+                                      <w:b/>
+                                      <w:bCs/>
+                                      <w:color w:val="FFFFFF" w:themeColor="background1"/>
+                                      <w:sz w:val="10"/>
+                                      <w:szCs w:val="10"/>
+                                    </w:rPr>
+                                    <w:t>gehecht</w:t>
+                                  </w:r>
+                                  <w:proofErr w:type="spellEnd"/>
+                                  <w:r>
+                                    <w:rPr>
+                                      <w:rFonts w:ascii="Arial" w:hAnsi="Arial" w:cs="Arial"/>
+                                      <w:b/>
+                                      <w:bCs/>
+                                      <w:color w:val="FFFFFF" w:themeColor="background1"/>
+                                      <w:sz w:val="10"/>
+                                      <w:szCs w:val="10"/>
+                                    </w:rPr>
+                                    <w:t xml:space="preserve"> </w:t>
+                                  </w:r>
+                                  <w:proofErr w:type="spellStart"/>
+                                  <w:r>
+                                    <w:rPr>
+                                      <w:rFonts w:ascii="Arial" w:hAnsi="Arial" w:cs="Arial"/>
+                                      <w:b/>
+                                      <w:bCs/>
+                                      <w:color w:val="FFFFFF" w:themeColor="background1"/>
+                                      <w:sz w:val="10"/>
+                                      <w:szCs w:val="10"/>
+                                    </w:rPr>
+                                    <w:t>vuil</w:t>
+                                  </w:r>
+                                  <w:proofErr w:type="spellEnd"/>
+                                  <w:r>
+                                    <w:rPr>
+                                      <w:rFonts w:ascii="Arial" w:hAnsi="Arial" w:cs="Arial"/>
+                                      <w:b/>
+                                      <w:bCs/>
+                                      <w:color w:val="FFFFFF" w:themeColor="background1"/>
+                                      <w:sz w:val="10"/>
+                                      <w:szCs w:val="10"/>
+                                    </w:rPr>
+                                    <w:t xml:space="preserve"> </w:t>
+                                  </w:r>
+                                  <w:proofErr w:type="spellStart"/>
+                                  <w:r>
+                                    <w:rPr>
+                                      <w:rFonts w:ascii="Arial" w:hAnsi="Arial" w:cs="Arial"/>
+                                      <w:b/>
+                                      <w:bCs/>
+                                      <w:color w:val="FFFFFF" w:themeColor="background1"/>
+                                      <w:sz w:val="10"/>
+                                      <w:szCs w:val="10"/>
+                                    </w:rPr>
+                                    <w:t>meth</w:t>
                                   </w:r>
                                   <w:r>
                                     <w:rPr>
@@ -2524,6 +3204,7 @@
                                     </w:rPr>
                                     <w:t>de</w:t>
                                   </w:r>
+                                  <w:proofErr w:type="spellEnd"/>
                                 </w:p>
                               </w:txbxContent>
                             </wps:txbx>
@@ -2563,6 +3244,7 @@
                                 <w:szCs w:val="10"/>
                               </w:rPr>
                             </w:pPr>
+                            <w:proofErr w:type="spellStart"/>
                             <w:r>
                               <w:rPr>
                                 <w:rFonts w:ascii="Arial" w:hAnsi="Arial" w:cs="Arial"/>
@@ -2572,7 +3254,79 @@
                                 <w:sz w:val="10"/>
                                 <w:szCs w:val="10"/>
                               </w:rPr>
-                              <w:t>Niet gehecht vuil meth</w:t>
+                              <w:t>Niet</w:t>
+                            </w:r>
+                            <w:proofErr w:type="spellEnd"/>
+                            <w:r>
+                              <w:rPr>
+                                <w:rFonts w:ascii="Arial" w:hAnsi="Arial" w:cs="Arial"/>
+                                <w:b/>
+                                <w:bCs/>
+                                <w:color w:val="FFFFFF" w:themeColor="background1"/>
+                                <w:sz w:val="10"/>
+                                <w:szCs w:val="10"/>
+                              </w:rPr>
+                              <w:t xml:space="preserve"> </w:t>
+                            </w:r>
+                            <w:proofErr w:type="spellStart"/>
+                            <w:r>
+                              <w:rPr>
+                                <w:rFonts w:ascii="Arial" w:hAnsi="Arial" w:cs="Arial"/>
+                                <w:b/>
+                                <w:bCs/>
+                                <w:color w:val="FFFFFF" w:themeColor="background1"/>
+                                <w:sz w:val="10"/>
+                                <w:szCs w:val="10"/>
+                              </w:rPr>
+                              <w:t>gehecht</w:t>
+                            </w:r>
+                            <w:proofErr w:type="spellEnd"/>
+                            <w:r>
+                              <w:rPr>
+                                <w:rFonts w:ascii="Arial" w:hAnsi="Arial" w:cs="Arial"/>
+                                <w:b/>
+                                <w:bCs/>
+                                <w:color w:val="FFFFFF" w:themeColor="background1"/>
+                                <w:sz w:val="10"/>
+                                <w:szCs w:val="10"/>
+                              </w:rPr>
+                              <w:t xml:space="preserve"> </w:t>
+                            </w:r>
+                            <w:proofErr w:type="spellStart"/>
+                            <w:r>
+                              <w:rPr>
+                                <w:rFonts w:ascii="Arial" w:hAnsi="Arial" w:cs="Arial"/>
+                                <w:b/>
+                                <w:bCs/>
+                                <w:color w:val="FFFFFF" w:themeColor="background1"/>
+                                <w:sz w:val="10"/>
+                                <w:szCs w:val="10"/>
+                              </w:rPr>
+                              <w:t>vuil</w:t>
+                            </w:r>
+                            <w:proofErr w:type="spellEnd"/>
+                            <w:r>
+                              <w:rPr>
+                                <w:rFonts w:ascii="Arial" w:hAnsi="Arial" w:cs="Arial"/>
+                                <w:b/>
+                                <w:bCs/>
+                                <w:color w:val="FFFFFF" w:themeColor="background1"/>
+                                <w:sz w:val="10"/>
+                                <w:szCs w:val="10"/>
+                              </w:rPr>
+                              <w:t xml:space="preserve"> </w:t>
+                            </w:r>
+                            <w:proofErr w:type="spellStart"/>
+                            <w:r>
+                              <w:rPr>
+                                <w:rFonts w:ascii="Arial" w:hAnsi="Arial" w:cs="Arial"/>
+                                <w:b/>
+                                <w:bCs/>
+                                <w:color w:val="FFFFFF" w:themeColor="background1"/>
+                                <w:sz w:val="10"/>
+                                <w:szCs w:val="10"/>
+                              </w:rPr>
+                              <w:t>meth</w:t>
                             </w:r>
                             <w:r>
                               <w:rPr>
@@ -2596,6 +3350,7 @@
                               </w:rPr>
                               <w:t>de</w:t>
                             </w:r>
+                            <w:proofErr w:type="spellEnd"/>
                           </w:p>
                         </w:txbxContent>
                       </v:textbox>
@@ -2664,6 +3419,7 @@
                                       <w:szCs w:val="10"/>
                                     </w:rPr>
                                   </w:pPr>
+                                  <w:proofErr w:type="spellStart"/>
                                   <w:r>
                                     <w:rPr>
                                       <w:rFonts w:ascii="Arial" w:hAnsi="Arial" w:cs="Arial"/>
@@ -2673,8 +3429,33 @@
                                       <w:sz w:val="10"/>
                                       <w:szCs w:val="10"/>
                                     </w:rPr>
-                                    <w:t>Niet aangevuld</w:t>
+                                    <w:t>Niet</w:t>
                                   </w:r>
+                                  <w:proofErr w:type="spellEnd"/>
+                                  <w:r>
+                                    <w:rPr>
+                                      <w:rFonts w:ascii="Arial" w:hAnsi="Arial" w:cs="Arial"/>
+                                      <w:b/>
+                                      <w:bCs/>
+                                      <w:color w:val="FFFFFF" w:themeColor="background1"/>
+                                      <w:sz w:val="10"/>
+                                      <w:szCs w:val="10"/>
+                                    </w:rPr>
+                                    <w:t xml:space="preserve"> </w:t>
+                                  </w:r>
+                                  <w:proofErr w:type="spellStart"/>
+                                  <w:r>
+                                    <w:rPr>
+                                      <w:rFonts w:ascii="Arial" w:hAnsi="Arial" w:cs="Arial"/>
+                                      <w:b/>
+                                      <w:bCs/>
+                                      <w:color w:val="FFFFFF" w:themeColor="background1"/>
+                                      <w:sz w:val="10"/>
+                                      <w:szCs w:val="10"/>
+                                    </w:rPr>
+                                    <w:t>aangevuld</w:t>
+                                  </w:r>
+                                  <w:proofErr w:type="spellEnd"/>
                                 </w:p>
                               </w:txbxContent>
                             </wps:txbx>
@@ -2714,6 +3495,7 @@
                                 <w:szCs w:val="10"/>
                               </w:rPr>
                             </w:pPr>
+                            <w:proofErr w:type="spellStart"/>
                             <w:r>
                               <w:rPr>
                                 <w:rFonts w:ascii="Arial" w:hAnsi="Arial" w:cs="Arial"/>
@@ -2723,8 +3505,33 @@
                                 <w:sz w:val="10"/>
                                 <w:szCs w:val="10"/>
                               </w:rPr>
-                              <w:t>Niet aangevuld</w:t>
+                              <w:t>Niet</w:t>
                             </w:r>
+                            <w:proofErr w:type="spellEnd"/>
+                            <w:r>
+                              <w:rPr>
+                                <w:rFonts w:ascii="Arial" w:hAnsi="Arial" w:cs="Arial"/>
+                                <w:b/>
+                                <w:bCs/>
+                                <w:color w:val="FFFFFF" w:themeColor="background1"/>
+                                <w:sz w:val="10"/>
+                                <w:szCs w:val="10"/>
+                              </w:rPr>
+                              <w:t xml:space="preserve"> </w:t>
+                            </w:r>
+                            <w:proofErr w:type="spellStart"/>
+                            <w:r>
+                              <w:rPr>
+                                <w:rFonts w:ascii="Arial" w:hAnsi="Arial" w:cs="Arial"/>
+                                <w:b/>
+                                <w:bCs/>
+                                <w:color w:val="FFFFFF" w:themeColor="background1"/>
+                                <w:sz w:val="10"/>
+                                <w:szCs w:val="10"/>
+                              </w:rPr>
+                              <w:t>aangevuld</w:t>
+                            </w:r>
+                            <w:proofErr w:type="spellEnd"/>
                           </w:p>
                         </w:txbxContent>
                       </v:textbox>
@@ -2793,6 +3600,7 @@
                                       <w:szCs w:val="10"/>
                                     </w:rPr>
                                   </w:pPr>
+                                  <w:proofErr w:type="spellStart"/>
                                   <w:r>
                                     <w:rPr>
                                       <w:rFonts w:ascii="Arial" w:hAnsi="Arial" w:cs="Arial"/>
@@ -2802,8 +3610,81 @@
                                       <w:sz w:val="10"/>
                                       <w:szCs w:val="10"/>
                                     </w:rPr>
-                                    <w:t>Gehecht vuil vlek vingertast</w:t>
+                                    <w:t>Gehecht</w:t>
                                   </w:r>
+                                  <w:proofErr w:type="spellEnd"/>
+                                  <w:r>
+                                    <w:rPr>
+                                      <w:rFonts w:ascii="Arial" w:hAnsi="Arial" w:cs="Arial"/>
+                                      <w:b/>
+                                      <w:bCs/>
+                                      <w:color w:val="FFFFFF" w:themeColor="background1"/>
+                                      <w:sz w:val="10"/>
+                                      <w:szCs w:val="10"/>
+                                    </w:rPr>
+                                    <w:t xml:space="preserve"> </w:t>
+                                  </w:r>
+                                  <w:proofErr w:type="spellStart"/>
+                                  <w:r>
+                                    <w:rPr>
+                                      <w:rFonts w:ascii="Arial" w:hAnsi="Arial" w:cs="Arial"/>
+                                      <w:b/>
+                                      <w:bCs/>
+                                      <w:color w:val="FFFFFF" w:themeColor="background1"/>
+                                      <w:sz w:val="10"/>
+                                      <w:szCs w:val="10"/>
+                                    </w:rPr>
+                                    <w:t>vuil</w:t>
+                                  </w:r>
+                                  <w:proofErr w:type="spellEnd"/>
+                                  <w:r>
+                                    <w:rPr>
+                                      <w:rFonts w:ascii="Arial" w:hAnsi="Arial" w:cs="Arial"/>
+                                      <w:b/>
+                                      <w:bCs/>
+                                      <w:color w:val="FFFFFF" w:themeColor="background1"/>
+                                      <w:sz w:val="10"/>
+                                      <w:szCs w:val="10"/>
+                                    </w:rPr>
+                                    <w:t xml:space="preserve"> </w:t>
+                                  </w:r>
+                                  <w:proofErr w:type="spellStart"/>
+                                  <w:r>
+                                    <w:rPr>
+                                      <w:rFonts w:ascii="Arial" w:hAnsi="Arial" w:cs="Arial"/>
+                                      <w:b/>
+                                      <w:bCs/>
+                                      <w:color w:val="FFFFFF" w:themeColor="background1"/>
+                                      <w:sz w:val="10"/>
+                                      <w:szCs w:val="10"/>
+                                    </w:rPr>
+                                    <w:t>vlek</w:t>
+                                  </w:r>
+                                  <w:proofErr w:type="spellEnd"/>
+                                  <w:r>
+                                    <w:rPr>
+                                      <w:rFonts w:ascii="Arial" w:hAnsi="Arial" w:cs="Arial"/>
+                                      <w:b/>
+                                      <w:bCs/>
+                                      <w:color w:val="FFFFFF" w:themeColor="background1"/>
+                                      <w:sz w:val="10"/>
+                                      <w:szCs w:val="10"/>
+                                    </w:rPr>
+                                    <w:t xml:space="preserve"> </w:t>
+                                  </w:r>
+                                  <w:proofErr w:type="spellStart"/>
+                                  <w:r>
+                                    <w:rPr>
+                                      <w:rFonts w:ascii="Arial" w:hAnsi="Arial" w:cs="Arial"/>
+                                      <w:b/>
+                                      <w:bCs/>
+                                      <w:color w:val="FFFFFF" w:themeColor="background1"/>
+                                      <w:sz w:val="10"/>
+                                      <w:szCs w:val="10"/>
+                                    </w:rPr>
+                                    <w:t>vingertast</w:t>
+                                  </w:r>
+                                  <w:proofErr w:type="spellEnd"/>
                                 </w:p>
                               </w:txbxContent>
                             </wps:txbx>
@@ -2843,6 +3724,7 @@
                                 <w:szCs w:val="10"/>
                               </w:rPr>
                             </w:pPr>
+                            <w:proofErr w:type="spellStart"/>
                             <w:r>
                               <w:rPr>
                                 <w:rFonts w:ascii="Arial" w:hAnsi="Arial" w:cs="Arial"/>
@@ -2852,8 +3734,81 @@
                                 <w:sz w:val="10"/>
                                 <w:szCs w:val="10"/>
                               </w:rPr>
-                              <w:t>Gehecht vuil vlek vingertast</w:t>
+                              <w:t>Gehecht</w:t>
                             </w:r>
+                            <w:proofErr w:type="spellEnd"/>
+                            <w:r>
+                              <w:rPr>
+                                <w:rFonts w:ascii="Arial" w:hAnsi="Arial" w:cs="Arial"/>
+                                <w:b/>
+                                <w:bCs/>
+                                <w:color w:val="FFFFFF" w:themeColor="background1"/>
+                                <w:sz w:val="10"/>
+                                <w:szCs w:val="10"/>
+                              </w:rPr>
+                              <w:t xml:space="preserve"> </w:t>
+                            </w:r>
+                            <w:proofErr w:type="spellStart"/>
+                            <w:r>
+                              <w:rPr>
+                                <w:rFonts w:ascii="Arial" w:hAnsi="Arial" w:cs="Arial"/>
+                                <w:b/>
+                                <w:bCs/>
+                                <w:color w:val="FFFFFF" w:themeColor="background1"/>
+                                <w:sz w:val="10"/>
+                                <w:szCs w:val="10"/>
+                              </w:rPr>
+                              <w:t>vuil</w:t>
+                            </w:r>
+                            <w:proofErr w:type="spellEnd"/>
+                            <w:r>
+                              <w:rPr>
+                                <w:rFonts w:ascii="Arial" w:hAnsi="Arial" w:cs="Arial"/>
+                                <w:b/>
+                                <w:bCs/>
+                                <w:color w:val="FFFFFF" w:themeColor="background1"/>
+                                <w:sz w:val="10"/>
+                                <w:szCs w:val="10"/>
+                              </w:rPr>
+                              <w:t xml:space="preserve"> </w:t>
+                            </w:r>
+                            <w:proofErr w:type="spellStart"/>
+                            <w:r>
+                              <w:rPr>
+                                <w:rFonts w:ascii="Arial" w:hAnsi="Arial" w:cs="Arial"/>
+                                <w:b/>
+                                <w:bCs/>
+                                <w:color w:val="FFFFFF" w:themeColor="background1"/>
+                                <w:sz w:val="10"/>
+                                <w:szCs w:val="10"/>
+                              </w:rPr>
+                              <w:t>vlek</w:t>
+                            </w:r>
+                            <w:proofErr w:type="spellEnd"/>
+                            <w:r>
+                              <w:rPr>
+                                <w:rFonts w:ascii="Arial" w:hAnsi="Arial" w:cs="Arial"/>
+                                <w:b/>
+                                <w:bCs/>
+                                <w:color w:val="FFFFFF" w:themeColor="background1"/>
+                                <w:sz w:val="10"/>
+                                <w:szCs w:val="10"/>
+                              </w:rPr>
+                              <w:t xml:space="preserve"> </w:t>
+                            </w:r>
+                            <w:proofErr w:type="spellStart"/>
+                            <w:r>
+                              <w:rPr>
+                                <w:rFonts w:ascii="Arial" w:hAnsi="Arial" w:cs="Arial"/>
+                                <w:b/>
+                                <w:bCs/>
+                                <w:color w:val="FFFFFF" w:themeColor="background1"/>
+                                <w:sz w:val="10"/>
+                                <w:szCs w:val="10"/>
+                              </w:rPr>
+                              <w:t>vingertast</w:t>
+                            </w:r>
+                            <w:proofErr w:type="spellEnd"/>
                           </w:p>
                         </w:txbxContent>
                       </v:textbox>
@@ -2922,6 +3877,7 @@
                                       <w:szCs w:val="10"/>
                                     </w:rPr>
                                   </w:pPr>
+                                  <w:proofErr w:type="spellStart"/>
                                   <w:r>
                                     <w:rPr>
                                       <w:rFonts w:ascii="Arial" w:hAnsi="Arial" w:cs="Arial"/>
@@ -2931,8 +3887,57 @@
                                       <w:sz w:val="10"/>
                                       <w:szCs w:val="10"/>
                                     </w:rPr>
-                                    <w:t>Gehecht vuil methode</w:t>
+                                    <w:t>Gehecht</w:t>
                                   </w:r>
+                                  <w:proofErr w:type="spellEnd"/>
+                                  <w:r>
+                                    <w:rPr>
+                                      <w:rFonts w:ascii="Arial" w:hAnsi="Arial" w:cs="Arial"/>
+                                      <w:b/>
+                                      <w:bCs/>
+                                      <w:color w:val="FFFFFF" w:themeColor="background1"/>
+                                      <w:sz w:val="10"/>
+                                      <w:szCs w:val="10"/>
+                                    </w:rPr>
+                                    <w:t xml:space="preserve"> </w:t>
+                                  </w:r>
+                                  <w:proofErr w:type="spellStart"/>
+                                  <w:r>
+                                    <w:rPr>
+                                      <w:rFonts w:ascii="Arial" w:hAnsi="Arial" w:cs="Arial"/>
+                                      <w:b/>
+                                      <w:bCs/>
+                                      <w:color w:val="FFFFFF" w:themeColor="background1"/>
+                                      <w:sz w:val="10"/>
+                                      <w:szCs w:val="10"/>
+                                    </w:rPr>
+                                    <w:t>vuil</w:t>
+                                  </w:r>
+                                  <w:proofErr w:type="spellEnd"/>
+                                  <w:r>
+                                    <w:rPr>
+                                      <w:rFonts w:ascii="Arial" w:hAnsi="Arial" w:cs="Arial"/>
+                                      <w:b/>
+                                      <w:bCs/>
+                                      <w:color w:val="FFFFFF" w:themeColor="background1"/>
+                                      <w:sz w:val="10"/>
+                                      <w:szCs w:val="10"/>
+                                    </w:rPr>
+                                    <w:t xml:space="preserve"> </w:t>
+                                  </w:r>
+                                  <w:proofErr w:type="spellStart"/>
+                                  <w:r>
+                                    <w:rPr>
+                                      <w:rFonts w:ascii="Arial" w:hAnsi="Arial" w:cs="Arial"/>
+                                      <w:b/>
+                                      <w:bCs/>
+                                      <w:color w:val="FFFFFF" w:themeColor="background1"/>
+                                      <w:sz w:val="10"/>
+                                      <w:szCs w:val="10"/>
+                                    </w:rPr>
+                                    <w:t>methode</w:t>
+                                  </w:r>
+                                  <w:proofErr w:type="spellEnd"/>
                                 </w:p>
                               </w:txbxContent>
                             </wps:txbx>
@@ -2972,6 +3977,7 @@
                                 <w:szCs w:val="10"/>
                               </w:rPr>
                             </w:pPr>
+                            <w:proofErr w:type="spellStart"/>
                             <w:r>
                               <w:rPr>
                                 <w:rFonts w:ascii="Arial" w:hAnsi="Arial" w:cs="Arial"/>
@@ -2981,8 +3987,57 @@
                                 <w:sz w:val="10"/>
                                 <w:szCs w:val="10"/>
                               </w:rPr>
-                              <w:t>Gehecht vuil methode</w:t>
+                              <w:t>Gehecht</w:t>
                             </w:r>
+                            <w:proofErr w:type="spellEnd"/>
+                            <w:r>
+                              <w:rPr>
+                                <w:rFonts w:ascii="Arial" w:hAnsi="Arial" w:cs="Arial"/>
+                                <w:b/>
+                                <w:bCs/>
+                                <w:color w:val="FFFFFF" w:themeColor="background1"/>
+                                <w:sz w:val="10"/>
+                                <w:szCs w:val="10"/>
+                              </w:rPr>
+                              <w:t xml:space="preserve"> </w:t>
+                            </w:r>
+                            <w:proofErr w:type="spellStart"/>
+                            <w:r>
+                              <w:rPr>
+                                <w:rFonts w:ascii="Arial" w:hAnsi="Arial" w:cs="Arial"/>
+                                <w:b/>
+                                <w:bCs/>
+                                <w:color w:val="FFFFFF" w:themeColor="background1"/>
+                                <w:sz w:val="10"/>
+                                <w:szCs w:val="10"/>
+                              </w:rPr>
+                              <w:t>vuil</w:t>
+                            </w:r>
+                            <w:proofErr w:type="spellEnd"/>
+                            <w:r>
+                              <w:rPr>
+                                <w:rFonts w:ascii="Arial" w:hAnsi="Arial" w:cs="Arial"/>
+                                <w:b/>
+                                <w:bCs/>
+                                <w:color w:val="FFFFFF" w:themeColor="background1"/>
+                                <w:sz w:val="10"/>
+                                <w:szCs w:val="10"/>
+                              </w:rPr>
+                              <w:t xml:space="preserve"> </w:t>
+                            </w:r>
+                            <w:proofErr w:type="spellStart"/>
+                            <w:r>
+                              <w:rPr>
+                                <w:rFonts w:ascii="Arial" w:hAnsi="Arial" w:cs="Arial"/>
+                                <w:b/>
+                                <w:bCs/>
+                                <w:color w:val="FFFFFF" w:themeColor="background1"/>
+                                <w:sz w:val="10"/>
+                                <w:szCs w:val="10"/>
+                              </w:rPr>
+                              <w:t>methode</w:t>
+                            </w:r>
+                            <w:proofErr w:type="spellEnd"/>
                           </w:p>
                         </w:txbxContent>
                       </v:textbox>
@@ -3149,7 +4204,31 @@
                                       <w:szCs w:val="10"/>
                                     </w:rPr>
                                     <w:br/>
-                                    <w:t>{donut_chart_diverse_pct}</w:t>
+                                    <w:t>{</w:t>
+                                  </w:r>
+                                  <w:proofErr w:type="spellStart"/>
+                                  <w:r>
+                                    <w:rPr>
+                                      <w:rFonts w:ascii="Arial" w:hAnsi="Arial" w:cs="Arial"/>
+                                      <w:b/>
+                                      <w:bCs/>
+                                      <w:color w:val="FFFFFF" w:themeColor="background1"/>
+                                      <w:sz w:val="10"/>
+                                      <w:szCs w:val="10"/>
+                                    </w:rPr>
+                                    <w:t>donut_chart_diverse_pct</w:t>
+                                  </w:r>
+                                  <w:proofErr w:type="spellEnd"/>
+                                  <w:r>
+                                    <w:rPr>
+                                      <w:rFonts w:ascii="Arial" w:hAnsi="Arial" w:cs="Arial"/>
+                                      <w:b/>
+                                      <w:bCs/>
+                                      <w:color w:val="FFFFFF" w:themeColor="background1"/>
+                                      <w:sz w:val="10"/>
+                                      <w:szCs w:val="10"/>
+                                    </w:rPr>
+                                    <w:t>}</w:t>
                                   </w:r>
                                 </w:p>
                               </w:txbxContent>
@@ -3211,7 +4290,31 @@
                                 <w:szCs w:val="10"/>
                               </w:rPr>
                               <w:br/>
-                              <w:t>{donut_chart_diverse_pct}</w:t>
+                              <w:t>{</w:t>
+                            </w:r>
+                            <w:proofErr w:type="spellStart"/>
+                            <w:r>
+                              <w:rPr>
+                                <w:rFonts w:ascii="Arial" w:hAnsi="Arial" w:cs="Arial"/>
+                                <w:b/>
+                                <w:bCs/>
+                                <w:color w:val="FFFFFF" w:themeColor="background1"/>
+                                <w:sz w:val="10"/>
+                                <w:szCs w:val="10"/>
+                              </w:rPr>
+                              <w:t>donut_chart_diverse_pct</w:t>
+                            </w:r>
+                            <w:proofErr w:type="spellEnd"/>
+                            <w:r>
+                              <w:rPr>
+                                <w:rFonts w:ascii="Arial" w:hAnsi="Arial" w:cs="Arial"/>
+                                <w:b/>
+                                <w:bCs/>
+                                <w:color w:val="FFFFFF" w:themeColor="background1"/>
+                                <w:sz w:val="10"/>
+                                <w:szCs w:val="10"/>
+                              </w:rPr>
+                              <w:t>}</w:t>
                             </w:r>
                           </w:p>
                         </w:txbxContent>
@@ -3303,7 +4406,33 @@
                                       <w:lang w:val="nl-NL"/>
                                     </w:rPr>
                                     <w:br/>
-                                    <w:t>{donut_chart_dagelijkse_pct}</w:t>
+                                    <w:t>{</w:t>
+                                  </w:r>
+                                  <w:proofErr w:type="spellStart"/>
+                                  <w:r>
+                                    <w:rPr>
+                                      <w:rFonts w:ascii="Arial" w:hAnsi="Arial" w:cs="Arial"/>
+                                      <w:b/>
+                                      <w:bCs/>
+                                      <w:color w:val="FFFFFF" w:themeColor="background1"/>
+                                      <w:sz w:val="10"/>
+                                      <w:szCs w:val="10"/>
+                                      <w:lang w:val="nl-NL"/>
+                                    </w:rPr>
+                                    <w:t>donut_chart_dagelijkse_pct</w:t>
+                                  </w:r>
+                                  <w:proofErr w:type="spellEnd"/>
+                                  <w:r>
+                                    <w:rPr>
+                                      <w:rFonts w:ascii="Arial" w:hAnsi="Arial" w:cs="Arial"/>
+                                      <w:b/>
+                                      <w:bCs/>
+                                      <w:color w:val="FFFFFF" w:themeColor="background1"/>
+                                      <w:sz w:val="10"/>
+                                      <w:szCs w:val="10"/>
+                                      <w:lang w:val="nl-NL"/>
+                                    </w:rPr>
+                                    <w:t>}</w:t>
                                   </w:r>
                                 </w:p>
                               </w:txbxContent>
@@ -3368,7 +4497,33 @@
                                 <w:lang w:val="nl-NL"/>
                               </w:rPr>
                               <w:br/>
-                              <w:t>{donut_chart_dagelijkse_pct}</w:t>
+                              <w:t>{</w:t>
+                            </w:r>
+                            <w:proofErr w:type="spellStart"/>
+                            <w:r>
+                              <w:rPr>
+                                <w:rFonts w:ascii="Arial" w:hAnsi="Arial" w:cs="Arial"/>
+                                <w:b/>
+                                <w:bCs/>
+                                <w:color w:val="FFFFFF" w:themeColor="background1"/>
+                                <w:sz w:val="10"/>
+                                <w:szCs w:val="10"/>
+                                <w:lang w:val="nl-NL"/>
+                              </w:rPr>
+                              <w:t>donut_chart_dagelijkse_pct</w:t>
+                            </w:r>
+                            <w:proofErr w:type="spellEnd"/>
+                            <w:r>
+                              <w:rPr>
+                                <w:rFonts w:ascii="Arial" w:hAnsi="Arial" w:cs="Arial"/>
+                                <w:b/>
+                                <w:bCs/>
+                                <w:color w:val="FFFFFF" w:themeColor="background1"/>
+                                <w:sz w:val="10"/>
+                                <w:szCs w:val="10"/>
+                                <w:lang w:val="nl-NL"/>
+                              </w:rPr>
+                              <w:t>}</w:t>
                             </w:r>
                           </w:p>
                         </w:txbxContent>
@@ -3436,6 +4591,7 @@
                                       <w:szCs w:val="10"/>
                                     </w:rPr>
                                   </w:pPr>
+                                  <w:proofErr w:type="spellStart"/>
                                   <w:r>
                                     <w:rPr>
                                       <w:rFonts w:ascii="Arial" w:hAnsi="Arial" w:cs="Arial"/>
@@ -3447,6 +4603,7 @@
                                     </w:rPr>
                                     <w:t>Cumulatief</w:t>
                                   </w:r>
+                                  <w:proofErr w:type="spellEnd"/>
                                   <w:r>
                                     <w:rPr>
                                       <w:rFonts w:ascii="Arial" w:hAnsi="Arial" w:cs="Arial"/>
@@ -3457,7 +4614,31 @@
                                       <w:szCs w:val="10"/>
                                     </w:rPr>
                                     <w:br/>
-                                    <w:t>{donut_chart_cumulatief_pct}</w:t>
+                                    <w:t>{</w:t>
+                                  </w:r>
+                                  <w:proofErr w:type="spellStart"/>
+                                  <w:r>
+                                    <w:rPr>
+                                      <w:rFonts w:ascii="Arial" w:hAnsi="Arial" w:cs="Arial"/>
+                                      <w:b/>
+                                      <w:bCs/>
+                                      <w:color w:val="FFFFFF" w:themeColor="background1"/>
+                                      <w:sz w:val="10"/>
+                                      <w:szCs w:val="10"/>
+                                    </w:rPr>
+                                    <w:t>donut_chart_cumulatief_pct</w:t>
+                                  </w:r>
+                                  <w:proofErr w:type="spellEnd"/>
+                                  <w:r>
+                                    <w:rPr>
+                                      <w:rFonts w:ascii="Arial" w:hAnsi="Arial" w:cs="Arial"/>
+                                      <w:b/>
+                                      <w:bCs/>
+                                      <w:color w:val="FFFFFF" w:themeColor="background1"/>
+                                      <w:sz w:val="10"/>
+                                      <w:szCs w:val="10"/>
+                                    </w:rPr>
+                                    <w:t>}</w:t>
                                   </w:r>
                                 </w:p>
                               </w:txbxContent>
@@ -3498,6 +4679,7 @@
                                 <w:szCs w:val="10"/>
                               </w:rPr>
                             </w:pPr>
+                            <w:proofErr w:type="spellStart"/>
                             <w:r>
                               <w:rPr>
                                 <w:rFonts w:ascii="Arial" w:hAnsi="Arial" w:cs="Arial"/>
@@ -3509,6 +4691,7 @@
                               </w:rPr>
                               <w:t>Cumulatief</w:t>
                             </w:r>
+                            <w:proofErr w:type="spellEnd"/>
                             <w:r>
                               <w:rPr>
                                 <w:rFonts w:ascii="Arial" w:hAnsi="Arial" w:cs="Arial"/>
@@ -3519,7 +4702,31 @@
                                 <w:szCs w:val="10"/>
                               </w:rPr>
                               <w:br/>
-                              <w:t>{donut_chart_cumulatief_pct}</w:t>
+                              <w:t>{</w:t>
+                            </w:r>
+                            <w:proofErr w:type="spellStart"/>
+                            <w:r>
+                              <w:rPr>
+                                <w:rFonts w:ascii="Arial" w:hAnsi="Arial" w:cs="Arial"/>
+                                <w:b/>
+                                <w:bCs/>
+                                <w:color w:val="FFFFFF" w:themeColor="background1"/>
+                                <w:sz w:val="10"/>
+                                <w:szCs w:val="10"/>
+                              </w:rPr>
+                              <w:t>donut_chart_cumulatief_pct</w:t>
+                            </w:r>
+                            <w:proofErr w:type="spellEnd"/>
+                            <w:r>
+                              <w:rPr>
+                                <w:rFonts w:ascii="Arial" w:hAnsi="Arial" w:cs="Arial"/>
+                                <w:b/>
+                                <w:bCs/>
+                                <w:color w:val="FFFFFF" w:themeColor="background1"/>
+                                <w:sz w:val="10"/>
+                                <w:szCs w:val="10"/>
+                              </w:rPr>
+                              <w:t>}</w:t>
                             </w:r>
                           </w:p>
                         </w:txbxContent>
@@ -3535,16 +4742,36 @@
                 <w:szCs w:val="16"/>
                 <w:lang w:val="nl-NL"/>
               </w:rPr>
-              <w:t xml:space="preserve">{aopchart </w:t>
-            </w:r>
+              <w:t>{</w:t>
+            </w:r>
+            <w:proofErr w:type="spellStart"/>
             <w:r>
               <w:rPr>
                 <w:sz w:val="16"/>
                 <w:szCs w:val="16"/>
                 <w:lang w:val="nl-NL"/>
               </w:rPr>
+              <w:t>aopchart</w:t>
+            </w:r>
+            <w:proofErr w:type="spellEnd"/>
+            <w:r>
+              <w:rPr>
+                <w:sz w:val="16"/>
+                <w:szCs w:val="16"/>
+                <w:lang w:val="nl-NL"/>
+              </w:rPr>
+              <w:t xml:space="preserve"> </w:t>
+            </w:r>
+            <w:proofErr w:type="spellStart"/>
+            <w:r>
+              <w:rPr>
+                <w:sz w:val="16"/>
+                <w:szCs w:val="16"/>
+                <w:lang w:val="nl-NL"/>
+              </w:rPr>
               <w:t>donutChart</w:t>
             </w:r>
+            <w:proofErr w:type="spellEnd"/>
             <w:r>
               <w:rPr>
                 <w:sz w:val="16"/>
@@ -3680,6 +4907,7 @@
                 <w:szCs w:val="18"/>
               </w:rPr>
             </w:pPr>
+            <w:proofErr w:type="spellStart"/>
             <w:r>
               <w:rPr>
                 <w:rFonts w:ascii="Arial" w:hAnsi="Arial" w:cs="Arial"/>
@@ -3691,6 +4919,7 @@
               <w:lastRenderedPageBreak/>
               <w:t>Categorie</w:t>
             </w:r>
+            <w:proofErr w:type="spellEnd"/>
           </w:p>
         </w:tc>
         <w:tc>
@@ -3751,6 +4980,7 @@
                 <w:szCs w:val="18"/>
               </w:rPr>
             </w:pPr>
+            <w:proofErr w:type="spellStart"/>
             <w:r>
               <w:rPr>
                 <w:rFonts w:ascii="Arial" w:hAnsi="Arial" w:cs="Arial"/>
@@ -3761,6 +4991,7 @@
               </w:rPr>
               <w:t>Goedkeurgrens</w:t>
             </w:r>
+            <w:proofErr w:type="spellEnd"/>
           </w:p>
         </w:tc>
         <w:tc>
@@ -3786,6 +5017,7 @@
                 <w:szCs w:val="18"/>
               </w:rPr>
             </w:pPr>
+            <w:proofErr w:type="spellStart"/>
             <w:r>
               <w:rPr>
                 <w:rFonts w:ascii="Arial" w:hAnsi="Arial" w:cs="Arial"/>
@@ -3794,8 +5026,53 @@
                 <w:sz w:val="18"/>
                 <w:szCs w:val="18"/>
               </w:rPr>
-              <w:t>Aantal behaalde fouten</w:t>
-            </w:r>
+              <w:t>Aantal</w:t>
+            </w:r>
+            <w:proofErr w:type="spellEnd"/>
+            <w:r>
+              <w:rPr>
+                <w:rFonts w:ascii="Arial" w:hAnsi="Arial" w:cs="Arial"/>
+                <w:b/>
+                <w:bCs/>
+                <w:sz w:val="18"/>
+                <w:szCs w:val="18"/>
+              </w:rPr>
+              <w:t xml:space="preserve"> </w:t>
+            </w:r>
+            <w:proofErr w:type="spellStart"/>
+            <w:r>
+              <w:rPr>
+                <w:rFonts w:ascii="Arial" w:hAnsi="Arial" w:cs="Arial"/>
+                <w:b/>
+                <w:bCs/>
+                <w:sz w:val="18"/>
+                <w:szCs w:val="18"/>
+              </w:rPr>
+              <w:t>behaalde</w:t>
+            </w:r>
+            <w:proofErr w:type="spellEnd"/>
+            <w:r>
+              <w:rPr>
+                <w:rFonts w:ascii="Arial" w:hAnsi="Arial" w:cs="Arial"/>
+                <w:b/>
+                <w:bCs/>
+                <w:sz w:val="18"/>
+                <w:szCs w:val="18"/>
+              </w:rPr>
+              <w:t xml:space="preserve"> </w:t>
+            </w:r>
+            <w:proofErr w:type="spellStart"/>
+            <w:r>
+              <w:rPr>
+                <w:rFonts w:ascii="Arial" w:hAnsi="Arial" w:cs="Arial"/>
+                <w:b/>
+                <w:bCs/>
+                <w:sz w:val="18"/>
+                <w:szCs w:val="18"/>
+              </w:rPr>
+              <w:t>fouten</w:t>
+            </w:r>
+            <w:proofErr w:type="spellEnd"/>
           </w:p>
         </w:tc>
         <w:tc>
@@ -3821,6 +5098,7 @@
                 <w:szCs w:val="18"/>
               </w:rPr>
             </w:pPr>
+            <w:proofErr w:type="spellStart"/>
             <w:r>
               <w:rPr>
                 <w:rFonts w:ascii="Arial" w:hAnsi="Arial" w:cs="Arial"/>
@@ -3831,6 +5109,7 @@
               </w:rPr>
               <w:t>Beoordeling</w:t>
             </w:r>
+            <w:proofErr w:type="spellEnd"/>
           </w:p>
         </w:tc>
       </w:tr>
@@ -3894,7 +5173,25 @@
                 <w:sz w:val="18"/>
                 <w:szCs w:val="18"/>
               </w:rPr>
-              <w:t>{tel_elementen}</w:t>
+              <w:t>{</w:t>
+            </w:r>
+            <w:proofErr w:type="spellStart"/>
+            <w:r>
+              <w:rPr>
+                <w:rFonts w:ascii="Arial" w:hAnsi="Arial" w:cs="Arial"/>
+                <w:sz w:val="18"/>
+                <w:szCs w:val="18"/>
+              </w:rPr>
+              <w:t>tel_elementen</w:t>
+            </w:r>
+            <w:proofErr w:type="spellEnd"/>
+            <w:r>
+              <w:rPr>
+                <w:rFonts w:ascii="Arial" w:hAnsi="Arial" w:cs="Arial"/>
+                <w:sz w:val="18"/>
+                <w:szCs w:val="18"/>
+              </w:rPr>
+              <w:t>}</w:t>
             </w:r>
           </w:p>
         </w:tc>
@@ -3924,7 +5221,25 @@
                 <w:sz w:val="18"/>
                 <w:szCs w:val="18"/>
               </w:rPr>
-              <w:t>{goedkeurgrens}</w:t>
+              <w:t>{</w:t>
+            </w:r>
+            <w:proofErr w:type="spellStart"/>
+            <w:r>
+              <w:rPr>
+                <w:rFonts w:ascii="Arial" w:hAnsi="Arial" w:cs="Arial"/>
+                <w:sz w:val="18"/>
+                <w:szCs w:val="18"/>
+              </w:rPr>
+              <w:t>goedkeurgrens</w:t>
+            </w:r>
+            <w:proofErr w:type="spellEnd"/>
+            <w:r>
+              <w:rPr>
+                <w:rFonts w:ascii="Arial" w:hAnsi="Arial" w:cs="Arial"/>
+                <w:sz w:val="18"/>
+                <w:szCs w:val="18"/>
+              </w:rPr>
+              <w:t>}</w:t>
             </w:r>
           </w:p>
         </w:tc>
@@ -3955,7 +5270,25 @@
                 <w:sz w:val="18"/>
                 <w:szCs w:val="18"/>
               </w:rPr>
-              <w:t>{aantal_fouten}</w:t>
+              <w:t>{</w:t>
+            </w:r>
+            <w:proofErr w:type="spellStart"/>
+            <w:r>
+              <w:rPr>
+                <w:rFonts w:ascii="Arial" w:hAnsi="Arial" w:cs="Arial"/>
+                <w:sz w:val="18"/>
+                <w:szCs w:val="18"/>
+              </w:rPr>
+              <w:t>aantal_fouten</w:t>
+            </w:r>
+            <w:proofErr w:type="spellEnd"/>
+            <w:r>
+              <w:rPr>
+                <w:rFonts w:ascii="Arial" w:hAnsi="Arial" w:cs="Arial"/>
+                <w:sz w:val="18"/>
+                <w:szCs w:val="18"/>
+              </w:rPr>
+              <w:t>}</w:t>
             </w:r>
           </w:p>
         </w:tc>
@@ -4055,6 +5388,7 @@
           <w:headerReference w:type="default" r:id="rId12"/>
           <w:footerReference w:type="default" r:id="rId13"/>
           <w:headerReference w:type="first" r:id="rId14"/>
+          <w:footerReference w:type="first" r:id="rId15"/>
           <w:pgSz w:w="12240" w:h="15840" w:code="1"/>
           <w:pgMar w:top="720" w:right="720" w:bottom="720" w:left="720" w:header="720" w:footer="720" w:gutter="0"/>
           <w:cols w:space="720"/>
@@ -4127,7 +5461,7 @@
       <w:tr>
         <w:trPr>
           <w:cantSplit/>
-          <w:trHeight w:hRule="exact" w:val="754"/>
+          <w:trHeight w:hRule="exact" w:val="720"/>
         </w:trPr>
         <w:tc>
           <w:tcPr>
@@ -4194,6 +5528,7 @@
                 <w:lang w:val="nl-NL"/>
               </w:rPr>
             </w:pPr>
+            <w:proofErr w:type="spellStart"/>
             <w:r>
               <w:rPr>
                 <w:rFonts w:ascii="Arial" w:hAnsi="Arial" w:cs="Arial"/>
@@ -4204,6 +5539,7 @@
               </w:rPr>
               <w:t>Categorie</w:t>
             </w:r>
+            <w:proofErr w:type="spellEnd"/>
           </w:p>
         </w:tc>
         <w:tc>
@@ -4270,6 +5606,7 @@
                 <w:lang w:val="nl-NL"/>
               </w:rPr>
             </w:pPr>
+            <w:proofErr w:type="spellStart"/>
             <w:r>
               <w:rPr>
                 <w:rFonts w:ascii="Arial" w:hAnsi="Arial" w:cs="Arial"/>
@@ -4280,6 +5617,7 @@
               </w:rPr>
               <w:t>Vuilsoort</w:t>
             </w:r>
+            <w:proofErr w:type="spellEnd"/>
           </w:p>
         </w:tc>
         <w:tc>
@@ -4308,6 +5646,7 @@
                 <w:lang w:val="nl-NL"/>
               </w:rPr>
             </w:pPr>
+            <w:proofErr w:type="spellStart"/>
             <w:r>
               <w:rPr>
                 <w:rFonts w:ascii="Arial" w:hAnsi="Arial" w:cs="Arial"/>
@@ -4318,6 +5657,7 @@
               </w:rPr>
               <w:t>Opmerking</w:t>
             </w:r>
+            <w:proofErr w:type="spellEnd"/>
           </w:p>
         </w:tc>
         <w:tc>
@@ -4339,6 +5679,7 @@
                 <w:szCs w:val="24"/>
               </w:rPr>
             </w:pPr>
+            <w:proofErr w:type="spellStart"/>
             <w:r>
               <w:rPr>
                 <w:rFonts w:ascii="Arial" w:hAnsi="Arial" w:cs="Arial"/>
@@ -4347,7 +5688,62 @@
                 <w:sz w:val="24"/>
                 <w:szCs w:val="24"/>
               </w:rPr>
-              <w:t>Aantal fout(en)</w:t>
+              <w:t>Aantal</w:t>
+            </w:r>
+            <w:proofErr w:type="spellEnd"/>
+            <w:r>
+              <w:rPr>
+                <w:rFonts w:ascii="Arial" w:hAnsi="Arial" w:cs="Arial"/>
+                <w:b/>
+                <w:bCs/>
+                <w:sz w:val="24"/>
+                <w:szCs w:val="24"/>
+              </w:rPr>
+              <w:t xml:space="preserve"> </w:t>
+            </w:r>
+            <w:proofErr w:type="spellStart"/>
+            <w:r>
+              <w:rPr>
+                <w:rFonts w:ascii="Arial" w:hAnsi="Arial" w:cs="Arial"/>
+                <w:b/>
+                <w:bCs/>
+                <w:sz w:val="24"/>
+                <w:szCs w:val="24"/>
+              </w:rPr>
+              <w:t>fout</w:t>
+            </w:r>
+            <w:proofErr w:type="spellEnd"/>
+            <w:r>
+              <w:rPr>
+                <w:rFonts w:ascii="Arial" w:hAnsi="Arial" w:cs="Arial"/>
+                <w:b/>
+                <w:bCs/>
+                <w:sz w:val="24"/>
+                <w:szCs w:val="24"/>
+              </w:rPr>
+              <w:t>(</w:t>
+            </w:r>
+            <w:proofErr w:type="spellStart"/>
+            <w:r>
+              <w:rPr>
+                <w:rFonts w:ascii="Arial" w:hAnsi="Arial" w:cs="Arial"/>
+                <w:b/>
+                <w:bCs/>
+                <w:sz w:val="24"/>
+                <w:szCs w:val="24"/>
+              </w:rPr>
+              <w:t>en</w:t>
+            </w:r>
+            <w:proofErr w:type="spellEnd"/>
+            <w:r>
+              <w:rPr>
+                <w:rFonts w:ascii="Arial" w:hAnsi="Arial" w:cs="Arial"/>
+                <w:b/>
+                <w:bCs/>
+                <w:sz w:val="24"/>
+                <w:szCs w:val="24"/>
+              </w:rPr>
+              <w:t>)</w:t>
             </w:r>
           </w:p>
         </w:tc>
@@ -4377,6 +5773,7 @@
                 <w:lang w:val="nl-NL"/>
               </w:rPr>
             </w:pPr>
+            <w:proofErr w:type="spellStart"/>
             <w:r>
               <w:rPr>
                 <w:rFonts w:ascii="Arial" w:hAnsi="Arial" w:cs="Arial"/>
@@ -4385,7 +5782,18 @@
                 <w:sz w:val="24"/>
                 <w:szCs w:val="24"/>
               </w:rPr>
-              <w:t>Foto nr.</w:t>
+              <w:t>Foto</w:t>
+            </w:r>
+            <w:proofErr w:type="spellEnd"/>
+            <w:r>
+              <w:rPr>
+                <w:rFonts w:ascii="Arial" w:hAnsi="Arial" w:cs="Arial"/>
+                <w:b/>
+                <w:bCs/>
+                <w:sz w:val="24"/>
+                <w:szCs w:val="24"/>
+              </w:rPr>
+              <w:t xml:space="preserve"> nr.</w:t>
             </w:r>
           </w:p>
         </w:tc>
@@ -4393,6 +5801,7 @@
       <w:tr>
         <w:trPr>
           <w:cantSplit/>
+          <w:trHeight w:val="432"/>
         </w:trPr>
         <w:tc>
           <w:tcPr>
@@ -4454,7 +5863,25 @@
                 <w:sz w:val="18"/>
                 <w:szCs w:val="18"/>
               </w:rPr>
-              <w:t>{categorie}</w:t>
+              <w:t>{</w:t>
+            </w:r>
+            <w:proofErr w:type="spellStart"/>
+            <w:r>
+              <w:rPr>
+                <w:rFonts w:ascii="Arial" w:hAnsi="Arial" w:cs="Arial"/>
+                <w:sz w:val="18"/>
+                <w:szCs w:val="18"/>
+              </w:rPr>
+              <w:t>categorie</w:t>
+            </w:r>
+            <w:proofErr w:type="spellEnd"/>
+            <w:r>
+              <w:rPr>
+                <w:rFonts w:ascii="Arial" w:hAnsi="Arial" w:cs="Arial"/>
+                <w:sz w:val="18"/>
+                <w:szCs w:val="18"/>
+              </w:rPr>
+              <w:t>}</w:t>
             </w:r>
           </w:p>
         </w:tc>
@@ -4516,7 +5943,25 @@
                 <w:sz w:val="18"/>
                 <w:szCs w:val="18"/>
               </w:rPr>
-              <w:t>{vuilsoort}</w:t>
+              <w:t>{</w:t>
+            </w:r>
+            <w:proofErr w:type="spellStart"/>
+            <w:r>
+              <w:rPr>
+                <w:rFonts w:ascii="Arial" w:hAnsi="Arial" w:cs="Arial"/>
+                <w:sz w:val="18"/>
+                <w:szCs w:val="18"/>
+              </w:rPr>
+              <w:t>vuilsoort</w:t>
+            </w:r>
+            <w:proofErr w:type="spellEnd"/>
+            <w:r>
+              <w:rPr>
+                <w:rFonts w:ascii="Arial" w:hAnsi="Arial" w:cs="Arial"/>
+                <w:sz w:val="18"/>
+                <w:szCs w:val="18"/>
+              </w:rPr>
+              <w:t>}</w:t>
             </w:r>
           </w:p>
         </w:tc>
@@ -4547,7 +5992,25 @@
                 <w:sz w:val="18"/>
                 <w:szCs w:val="18"/>
               </w:rPr>
-              <w:t>{opmerking}</w:t>
+              <w:t>{</w:t>
+            </w:r>
+            <w:proofErr w:type="spellStart"/>
+            <w:r>
+              <w:rPr>
+                <w:rFonts w:ascii="Arial" w:hAnsi="Arial" w:cs="Arial"/>
+                <w:sz w:val="18"/>
+                <w:szCs w:val="18"/>
+              </w:rPr>
+              <w:t>opmerking</w:t>
+            </w:r>
+            <w:proofErr w:type="spellEnd"/>
+            <w:r>
+              <w:rPr>
+                <w:rFonts w:ascii="Arial" w:hAnsi="Arial" w:cs="Arial"/>
+                <w:sz w:val="18"/>
+                <w:szCs w:val="18"/>
+              </w:rPr>
+              <w:t>}</w:t>
             </w:r>
           </w:p>
         </w:tc>
@@ -4575,6 +6038,7 @@
               </w:rPr>
               <w:t>{</w:t>
             </w:r>
+            <w:proofErr w:type="spellStart"/>
             <w:r>
               <w:rPr>
                 <w:rFonts w:ascii="Arial" w:hAnsi="Arial" w:cs="Arial"/>
@@ -4583,6 +6047,7 @@
               </w:rPr>
               <w:t>aantal_fouten</w:t>
             </w:r>
+            <w:proofErr w:type="spellEnd"/>
             <w:r>
               <w:rPr>
                 <w:rFonts w:ascii="Arial" w:hAnsi="Arial" w:cs="Arial"/>
@@ -4622,17 +6087,36 @@
                 <w:sz w:val="18"/>
                 <w:szCs w:val="18"/>
               </w:rPr>
-              <w:t>{foto_nr}</w:t>
-            </w:r>
+              <w:t>{</w:t>
+            </w:r>
+            <w:proofErr w:type="spellStart"/>
             <w:r>
               <w:rPr>
                 <w:rFonts w:ascii="Arial" w:hAnsi="Arial" w:cs="Arial"/>
                 <w:sz w:val="18"/>
                 <w:szCs w:val="18"/>
               </w:rPr>
+              <w:t>foto_nr</w:t>
+            </w:r>
+            <w:proofErr w:type="spellEnd"/>
+            <w:r>
+              <w:rPr>
+                <w:rFonts w:ascii="Arial" w:hAnsi="Arial" w:cs="Arial"/>
+                <w:sz w:val="18"/>
+                <w:szCs w:val="18"/>
+              </w:rPr>
+              <w:t>}</w:t>
+            </w:r>
+            <w:r>
+              <w:rPr>
+                <w:rFonts w:ascii="Arial" w:hAnsi="Arial" w:cs="Arial"/>
+                <w:sz w:val="18"/>
+                <w:szCs w:val="18"/>
+              </w:rPr>
               <w:br/>
               <w:t>{/</w:t>
             </w:r>
+            <w:proofErr w:type="spellStart"/>
             <w:r>
               <w:rPr>
                 <w:rFonts w:ascii="Arial" w:hAnsi="Arial" w:cs="Arial"/>
@@ -4640,7 +6124,17 @@
                 <w:szCs w:val="18"/>
                 <w:lang w:val="nl-NL"/>
               </w:rPr>
-              <w:t>ruimteniveau_opmerkingen}</w:t>
+              <w:t>ruimteniveau_opmerkingen</w:t>
+            </w:r>
+            <w:proofErr w:type="spellEnd"/>
+            <w:r>
+              <w:rPr>
+                <w:rFonts w:ascii="Arial" w:hAnsi="Arial" w:cs="Arial"/>
+                <w:sz w:val="18"/>
+                <w:szCs w:val="18"/>
+                <w:lang w:val="nl-NL"/>
+              </w:rPr>
+              <w:t>}</w:t>
             </w:r>
           </w:p>
         </w:tc>
@@ -4720,8 +6214,18 @@
           <w:szCs w:val="16"/>
           <w:lang w:val="nl-NL"/>
         </w:rPr>
-        <w:t>{_htmlContent</w:t>
-      </w:r>
+        <w:t>{_</w:t>
+      </w:r>
+      <w:proofErr w:type="spellStart"/>
+      <w:r>
+        <w:rPr>
+          <w:sz w:val="16"/>
+          <w:szCs w:val="16"/>
+          <w:lang w:val="nl-NL"/>
+        </w:rPr>
+        <w:t>htmlContent</w:t>
+      </w:r>
+      <w:proofErr w:type="spellEnd"/>
       <w:r>
         <w:rPr>
           <w:sz w:val="16"/>
@@ -4747,7 +6251,31 @@
           <w:szCs w:val="16"/>
           <w:lang w:val="nl-NL"/>
         </w:rPr>
-        <w:t>{/htmlContent.length &gt; 1}</w:t>
+        <w:t>{/</w:t>
+      </w:r>
+      <w:proofErr w:type="spellStart"/>
+      <w:r>
+        <w:rPr>
+          <w:rFonts w:ascii="Arial" w:hAnsi="Arial" w:cs="Arial"/>
+          <w:b/>
+          <w:bCs/>
+          <w:sz w:val="16"/>
+          <w:szCs w:val="16"/>
+          <w:lang w:val="nl-NL"/>
+        </w:rPr>
+        <w:t>htmlContent.length</w:t>
+      </w:r>
+      <w:proofErr w:type="spellEnd"/>
+      <w:r>
+        <w:rPr>
+          <w:rFonts w:ascii="Arial" w:hAnsi="Arial" w:cs="Arial"/>
+          <w:b/>
+          <w:bCs/>
+          <w:sz w:val="16"/>
+          <w:szCs w:val="16"/>
+          <w:lang w:val="nl-NL"/>
+        </w:rPr>
+        <w:t xml:space="preserve"> &gt; 1}</w:t>
       </w:r>
       <w:r>
         <w:rPr>
@@ -4848,6 +6376,7 @@
                 <w:lang w:val="nl-NL"/>
               </w:rPr>
             </w:pPr>
+            <w:proofErr w:type="spellStart"/>
             <w:r>
               <w:rPr>
                 <w:rFonts w:ascii="Arial" w:hAnsi="Arial" w:cs="Arial"/>
@@ -4858,6 +6387,7 @@
               </w:rPr>
               <w:t>Opmerkingen</w:t>
             </w:r>
+            <w:proofErr w:type="spellEnd"/>
             <w:r>
               <w:rPr>
                 <w:rFonts w:ascii="Arial" w:hAnsi="Arial" w:cs="Arial"/>
@@ -4935,8 +6465,27 @@
                 <w:sz w:val="18"/>
                 <w:szCs w:val="18"/>
               </w:rPr>
-              <w:t>{opmerking}{/</w:t>
-            </w:r>
+              <w:t>{</w:t>
+            </w:r>
+            <w:proofErr w:type="spellStart"/>
+            <w:r>
+              <w:rPr>
+                <w:rFonts w:ascii="Arial" w:hAnsi="Arial" w:cs="Arial"/>
+                <w:sz w:val="18"/>
+                <w:szCs w:val="18"/>
+              </w:rPr>
+              <w:t>opmerking</w:t>
+            </w:r>
+            <w:proofErr w:type="spellEnd"/>
+            <w:r>
+              <w:rPr>
+                <w:rFonts w:ascii="Arial" w:hAnsi="Arial" w:cs="Arial"/>
+                <w:sz w:val="18"/>
+                <w:szCs w:val="18"/>
+              </w:rPr>
+              <w:t>}{/</w:t>
+            </w:r>
+            <w:proofErr w:type="spellStart"/>
             <w:r>
               <w:rPr>
                 <w:rFonts w:ascii="Arial" w:hAnsi="Arial" w:cs="Arial"/>
@@ -4944,7 +6493,17 @@
                 <w:szCs w:val="18"/>
                 <w:lang w:val="nl-NL"/>
               </w:rPr>
-              <w:t>algemene_opmerkingen}</w:t>
+              <w:t>algemene_opmerkingen</w:t>
+            </w:r>
+            <w:proofErr w:type="spellEnd"/>
+            <w:r>
+              <w:rPr>
+                <w:rFonts w:ascii="Arial" w:hAnsi="Arial" w:cs="Arial"/>
+                <w:sz w:val="18"/>
+                <w:szCs w:val="18"/>
+                <w:lang w:val="nl-NL"/>
+              </w:rPr>
+              <w:t>}</w:t>
             </w:r>
           </w:p>
         </w:tc>
@@ -4961,6 +6520,7 @@
       <w:pPr>
         <w:spacing w:after="0" w:line="240" w:lineRule="auto"/>
       </w:pPr>
+      <w:proofErr w:type="spellStart"/>
       <w:r>
         <w:rPr>
           <w:rFonts w:ascii="Arial" w:eastAsia="Arial" w:hAnsi="Arial"/>
@@ -4968,8 +6528,69 @@
           <w:color w:val="000000"/>
           <w:sz w:val="18"/>
         </w:rPr>
-        <w:t>Overige- en hygiëne aspecten</w:t>
-      </w:r>
+        <w:t>Overige</w:t>
+      </w:r>
+      <w:proofErr w:type="spellEnd"/>
+      <w:r>
+        <w:rPr>
+          <w:rFonts w:ascii="Arial" w:eastAsia="Arial" w:hAnsi="Arial"/>
+          <w:b/>
+          <w:color w:val="000000"/>
+          <w:sz w:val="18"/>
+        </w:rPr>
+        <w:t xml:space="preserve">- </w:t>
+      </w:r>
+      <w:proofErr w:type="spellStart"/>
+      <w:r>
+        <w:rPr>
+          <w:rFonts w:ascii="Arial" w:eastAsia="Arial" w:hAnsi="Arial"/>
+          <w:b/>
+          <w:color w:val="000000"/>
+          <w:sz w:val="18"/>
+        </w:rPr>
+        <w:t>en</w:t>
+      </w:r>
+      <w:proofErr w:type="spellEnd"/>
+      <w:r>
+        <w:rPr>
+          <w:rFonts w:ascii="Arial" w:eastAsia="Arial" w:hAnsi="Arial"/>
+          <w:b/>
+          <w:color w:val="000000"/>
+          <w:sz w:val="18"/>
+        </w:rPr>
+        <w:t xml:space="preserve"> </w:t>
+      </w:r>
+      <w:proofErr w:type="spellStart"/>
+      <w:r>
+        <w:rPr>
+          <w:rFonts w:ascii="Arial" w:eastAsia="Arial" w:hAnsi="Arial"/>
+          <w:b/>
+          <w:color w:val="000000"/>
+          <w:sz w:val="18"/>
+        </w:rPr>
+        <w:t>hygiëne</w:t>
+      </w:r>
+      <w:proofErr w:type="spellEnd"/>
+      <w:r>
+        <w:rPr>
+          <w:rFonts w:ascii="Arial" w:eastAsia="Arial" w:hAnsi="Arial"/>
+          <w:b/>
+          <w:color w:val="000000"/>
+          <w:sz w:val="18"/>
+        </w:rPr>
+        <w:t xml:space="preserve"> </w:t>
+      </w:r>
+      <w:proofErr w:type="spellStart"/>
+      <w:r>
+        <w:rPr>
+          <w:rFonts w:ascii="Arial" w:eastAsia="Arial" w:hAnsi="Arial"/>
+          <w:b/>
+          <w:color w:val="000000"/>
+          <w:sz w:val="18"/>
+        </w:rPr>
+        <w:t>aspecten</w:t>
+      </w:r>
+      <w:proofErr w:type="spellEnd"/>
     </w:p>
     <w:p>
       <w:pPr>
@@ -5101,6 +6722,7 @@
                 <w:szCs w:val="24"/>
               </w:rPr>
             </w:pPr>
+            <w:proofErr w:type="spellStart"/>
             <w:r>
               <w:rPr>
                 <w:rFonts w:ascii="Arial" w:hAnsi="Arial" w:cs="Arial"/>
@@ -5111,6 +6733,7 @@
               </w:rPr>
               <w:t>Opmerkingen</w:t>
             </w:r>
+            <w:proofErr w:type="spellEnd"/>
           </w:p>
         </w:tc>
       </w:tr>
@@ -5253,22 +6876,32 @@
                 <w:sz w:val="18"/>
                 <w:szCs w:val="18"/>
               </w:rPr>
-              <w:t>{opmerking</w:t>
-            </w:r>
+              <w:t>{</w:t>
+            </w:r>
+            <w:proofErr w:type="spellStart"/>
             <w:r>
               <w:rPr>
                 <w:rFonts w:ascii="Arial" w:hAnsi="Arial" w:cs="Arial"/>
                 <w:sz w:val="18"/>
                 <w:szCs w:val="18"/>
               </w:rPr>
-              <w:t>}</w:t>
-            </w:r>
+              <w:t>opmerking</w:t>
+            </w:r>
+            <w:proofErr w:type="spellEnd"/>
             <w:r>
               <w:rPr>
                 <w:rFonts w:ascii="Arial" w:hAnsi="Arial" w:cs="Arial"/>
                 <w:sz w:val="18"/>
                 <w:szCs w:val="18"/>
               </w:rPr>
+              <w:t>}</w:t>
+            </w:r>
+            <w:r>
+              <w:rPr>
+                <w:rFonts w:ascii="Arial" w:hAnsi="Arial" w:cs="Arial"/>
+                <w:sz w:val="18"/>
+                <w:szCs w:val="18"/>
+              </w:rPr>
               <w:t xml:space="preserve"> </w:t>
             </w:r>
             <w:r>
@@ -5279,6 +6912,7 @@
               </w:rPr>
               <w:t>{/</w:t>
             </w:r>
+            <w:proofErr w:type="spellStart"/>
             <w:r>
               <w:rPr>
                 <w:rFonts w:ascii="Arial" w:hAnsi="Arial" w:cs="Arial"/>
@@ -5286,7 +6920,17 @@
                 <w:szCs w:val="10"/>
                 <w:lang w:val="nl-NL"/>
               </w:rPr>
-              <w:t>overige_hygienische_aspecten}</w:t>
+              <w:t>overige_hygienische_aspecten</w:t>
+            </w:r>
+            <w:proofErr w:type="spellEnd"/>
+            <w:r>
+              <w:rPr>
+                <w:rFonts w:ascii="Arial" w:hAnsi="Arial" w:cs="Arial"/>
+                <w:sz w:val="10"/>
+                <w:szCs w:val="10"/>
+                <w:lang w:val="nl-NL"/>
+              </w:rPr>
+              <w:t>}</w:t>
             </w:r>
           </w:p>
         </w:tc>
@@ -5458,6 +7102,7 @@
                             </w:rPr>
                             <w:t>{</w:t>
                           </w:r>
+                          <w:proofErr w:type="spellStart"/>
                           <w:r>
                             <w:rPr>
                               <w:rFonts w:ascii="Arial" w:eastAsia="Arial" w:hAnsi="Arial" w:cs="Arial"/>
@@ -5502,6 +7147,7 @@
                             </w:rPr>
                             <w:t>_volledig</w:t>
                           </w:r>
+                          <w:proofErr w:type="spellEnd"/>
                           <w:r>
                             <w:rPr>
                               <w:rFonts w:ascii="Arial" w:hAnsi="Arial" w:cs="Arial"/>
@@ -5825,6 +7471,7 @@
                       </w:rPr>
                       <w:t>{</w:t>
                     </w:r>
+                    <w:proofErr w:type="spellStart"/>
                     <w:r>
                       <w:rPr>
                         <w:rFonts w:ascii="Arial" w:eastAsia="Arial" w:hAnsi="Arial" w:cs="Arial"/>
@@ -5869,6 +7516,7 @@
                       </w:rPr>
                       <w:t>_volledig</w:t>
                     </w:r>
+                    <w:proofErr w:type="spellEnd"/>
                     <w:r>
                       <w:rPr>
                         <w:rFonts w:ascii="Arial" w:hAnsi="Arial" w:cs="Arial"/>
@@ -6110,6 +7758,700 @@
 </w:ftr>
 </file>
 
+<file path=word/footer2.xml><?xml version="1.0" encoding="utf-8"?>
+<w:ftr xmlns:wpc="http://schemas.microsoft.com/office/word/2010/wordprocessingCanvas" xmlns:cx="http://schemas.microsoft.com/office/drawing/2014/chartex" xmlns:cx1="http://schemas.microsoft.com/office/drawing/2015/9/8/chartex" xmlns:cx2="http://schemas.microsoft.com/office/drawing/2015/10/21/chartex" xmlns:cx3="http://schemas.microsoft.com/office/drawing/2016/5/9/chartex" xmlns:cx4="http://schemas.microsoft.com/office/drawing/2016/5/10/chartex" xmlns:cx5="http://schemas.microsoft.com/office/drawing/2016/5/11/chartex" xmlns:cx6="http://schemas.microsoft.com/office/drawing/2016/5/12/chartex" xmlns:cx7="http://schemas.microsoft.com/office/drawing/2016/5/13/chartex" xmlns:cx8="http://schemas.microsoft.com/office/drawing/2016/5/14/chartex" xmlns:mc="http://schemas.openxmlformats.org/markup-compatibility/2006" xmlns:aink="http://schemas.microsoft.com/office/drawing/2016/ink" xmlns:am3d="http://schemas.microsoft.com/office/drawing/2017/model3d" xmlns:o="urn:schemas-microsoft-com:office:office" xmlns:r="http://schemas.openxmlformats.org/officeDocument/2006/relationships" xmlns:m="http://schemas.openxmlformats.org/officeDocument/2006/math" xmlns:v="urn:schemas-microsoft-com:vml" xmlns:wp14="http://schemas.microsoft.com/office/word/2010/wordprocessingDrawing" xmlns:wp="http://schemas.openxmlformats.org/drawingml/2006/wordprocessingDrawing" xmlns:w10="urn:schemas-microsoft-com:office:word" xmlns:w="http://schemas.openxmlformats.org/wordprocessingml/2006/main" xmlns:w14="http://schemas.microsoft.com/office/word/2010/wordml" xmlns:w15="http://schemas.microsoft.com/office/word/2012/wordml" xmlns:w16cex="http://schemas.microsoft.com/office/word/2018/wordml/cex" xmlns:w16cid="http://schemas.microsoft.com/office/word/2016/wordml/cid" xmlns:w16="http://schemas.microsoft.com/office/word/2018/wordml" xmlns:w16sdtdh="http://schemas.microsoft.com/office/word/2020/wordml/sdtdatahash" xmlns:w16se="http://schemas.microsoft.com/office/word/2015/wordml/symex" xmlns:wpg="http://schemas.microsoft.com/office/word/2010/wordprocessingGroup" xmlns:wpi="http://schemas.microsoft.com/office/word/2010/wordprocessingInk" xmlns:wne="http://schemas.microsoft.com/office/word/2006/wordml" xmlns:wps="http://schemas.microsoft.com/office/word/2010/wordprocessingShape" mc:Ignorable="w14 w15 w16se w16cid w16 w16cex w16sdtdh wp14">
+  <w:p>
+    <w:pPr>
+      <w:pStyle w:val="Footer"/>
+    </w:pPr>
+    <w:r>
+      <w:rPr>
+        <w:noProof/>
+      </w:rPr>
+      <mc:AlternateContent>
+        <mc:Choice Requires="wps">
+          <w:drawing>
+            <wp:anchor distT="45720" distB="45720" distL="114300" distR="114300" simplePos="0" relativeHeight="251666432" behindDoc="1" locked="0" layoutInCell="1" allowOverlap="1" wp14:anchorId="3764ED2F" wp14:editId="612C902B">
+              <wp:simplePos x="0" y="0"/>
+              <wp:positionH relativeFrom="margin">
+                <wp:posOffset>0</wp:posOffset>
+              </wp:positionH>
+              <wp:positionV relativeFrom="paragraph">
+                <wp:posOffset>350520</wp:posOffset>
+              </wp:positionV>
+              <wp:extent cx="6629400" cy="227618"/>
+              <wp:effectExtent l="0" t="0" r="19050" b="20320"/>
+              <wp:wrapNone/>
+              <wp:docPr id="6" name="Text Box 2"/>
+              <wp:cNvGraphicFramePr>
+                <a:graphicFrameLocks xmlns:a="http://schemas.openxmlformats.org/drawingml/2006/main"/>
+              </wp:cNvGraphicFramePr>
+              <a:graphic xmlns:a="http://schemas.openxmlformats.org/drawingml/2006/main">
+                <a:graphicData uri="http://schemas.microsoft.com/office/word/2010/wordprocessingShape">
+                  <wps:wsp>
+                    <wps:cNvSpPr txBox="1">
+                      <a:spLocks noChangeArrowheads="1"/>
+                    </wps:cNvSpPr>
+                    <wps:spPr bwMode="auto">
+                      <a:xfrm>
+                        <a:off x="0" y="0"/>
+                        <a:ext cx="6629400" cy="227618"/>
+                      </a:xfrm>
+                      <a:prstGeom prst="rect">
+                        <a:avLst/>
+                      </a:prstGeom>
+                      <a:solidFill>
+                        <a:srgbClr val="458FA6"/>
+                      </a:solidFill>
+                      <a:ln w="9525">
+                        <a:solidFill>
+                          <a:srgbClr val="458FA6"/>
+                        </a:solidFill>
+                        <a:miter lim="800000"/>
+                        <a:headEnd/>
+                        <a:tailEnd/>
+                      </a:ln>
+                    </wps:spPr>
+                    <wps:txbx>
+                      <w:txbxContent>
+                        <w:p>
+                          <w:pPr>
+                            <w:spacing w:after="0" w:line="240" w:lineRule="auto"/>
+                            <w:rPr>
+                              <w:rFonts w:ascii="Arial" w:hAnsi="Arial" w:cs="Arial"/>
+                              <w:i/>
+                              <w:iCs/>
+                              <w:sz w:val="20"/>
+                              <w:szCs w:val="20"/>
+                              <w:lang w:val="nl-NL"/>
+                            </w:rPr>
+                          </w:pPr>
+                          <w:r>
+                            <w:rPr>
+                              <w:rFonts w:ascii="Arial" w:hAnsi="Arial" w:cs="Arial"/>
+                              <w:i/>
+                              <w:iCs/>
+                              <w:sz w:val="20"/>
+                              <w:szCs w:val="20"/>
+                              <w:lang w:val="nl-NL"/>
+                            </w:rPr>
+                            <w:t xml:space="preserve">      </w:t>
+                          </w:r>
+                          <w:r>
+                            <w:rPr>
+                              <w:rFonts w:ascii="Arial" w:eastAsia="Arial" w:hAnsi="Arial" w:cs="Arial"/>
+                              <w:i/>
+                              <w:color w:val="FFFFFF"/>
+                              <w:sz w:val="20"/>
+                              <w:szCs w:val="20"/>
+                              <w:lang w:val="nl-NL"/>
+                            </w:rPr>
+                            <w:t>Datum</w:t>
+                          </w:r>
+                          <w:r>
+                            <w:rPr>
+                              <w:rFonts w:ascii="Arial" w:eastAsia="Arial" w:hAnsi="Arial" w:cs="Arial"/>
+                              <w:i/>
+                              <w:color w:val="FFFFFF"/>
+                              <w:sz w:val="20"/>
+                              <w:szCs w:val="20"/>
+                              <w:lang w:val="nl-NL"/>
+                            </w:rPr>
+                            <w:t>:</w:t>
+                          </w:r>
+                          <w:r>
+                            <w:rPr>
+                              <w:rFonts w:ascii="Arial" w:hAnsi="Arial" w:cs="Arial"/>
+                              <w:i/>
+                              <w:iCs/>
+                              <w:sz w:val="20"/>
+                              <w:szCs w:val="20"/>
+                              <w:lang w:val="nl-NL"/>
+                            </w:rPr>
+                            <w:t xml:space="preserve"> </w:t>
+                          </w:r>
+                          <w:r>
+                            <w:rPr>
+                              <w:rFonts w:ascii="Arial" w:hAnsi="Arial" w:cs="Arial"/>
+                              <w:i/>
+                              <w:iCs/>
+                              <w:color w:val="FFFFFF" w:themeColor="background1"/>
+                              <w:sz w:val="20"/>
+                              <w:szCs w:val="20"/>
+                              <w:lang w:val="nl-NL"/>
+                            </w:rPr>
+                            <w:t>{</w:t>
+                          </w:r>
+                          <w:proofErr w:type="spellStart"/>
+                          <w:r>
+                            <w:rPr>
+                              <w:rFonts w:ascii="Arial" w:eastAsia="Arial" w:hAnsi="Arial" w:cs="Arial"/>
+                              <w:i/>
+                              <w:color w:val="FFFFFF"/>
+                              <w:sz w:val="20"/>
+                              <w:szCs w:val="20"/>
+                              <w:lang w:val="nl-NL"/>
+                            </w:rPr>
+                            <w:t>datum_controle_volledig</w:t>
+                          </w:r>
+                          <w:proofErr w:type="spellEnd"/>
+                          <w:r>
+                            <w:rPr>
+                              <w:rFonts w:ascii="Arial" w:hAnsi="Arial" w:cs="Arial"/>
+                              <w:i/>
+                              <w:iCs/>
+                              <w:color w:val="FFFFFF" w:themeColor="background1"/>
+                              <w:sz w:val="20"/>
+                              <w:szCs w:val="20"/>
+                              <w:lang w:val="nl-NL"/>
+                            </w:rPr>
+                            <w:t>}</w:t>
+                          </w:r>
+                          <w:r>
+                            <w:rPr>
+                              <w:rFonts w:ascii="Arial" w:hAnsi="Arial" w:cs="Arial"/>
+                              <w:i/>
+                              <w:iCs/>
+                              <w:sz w:val="20"/>
+                              <w:szCs w:val="20"/>
+                              <w:lang w:val="nl-NL"/>
+                            </w:rPr>
+                            <w:tab/>
+                          </w:r>
+                          <w:r>
+                            <w:rPr>
+                              <w:rFonts w:ascii="Arial" w:hAnsi="Arial" w:cs="Arial"/>
+                              <w:i/>
+                              <w:iCs/>
+                              <w:sz w:val="20"/>
+                              <w:szCs w:val="20"/>
+                              <w:lang w:val="nl-NL"/>
+                            </w:rPr>
+                            <w:tab/>
+                          </w:r>
+                          <w:r>
+                            <w:rPr>
+                              <w:rFonts w:ascii="Arial" w:hAnsi="Arial" w:cs="Arial"/>
+                              <w:i/>
+                              <w:iCs/>
+                              <w:sz w:val="20"/>
+                              <w:szCs w:val="20"/>
+                              <w:lang w:val="nl-NL"/>
+                            </w:rPr>
+                            <w:tab/>
+                          </w:r>
+                          <w:r>
+                            <w:rPr>
+                              <w:rFonts w:ascii="Arial" w:hAnsi="Arial" w:cs="Arial"/>
+                              <w:i/>
+                              <w:iCs/>
+                              <w:sz w:val="20"/>
+                              <w:szCs w:val="20"/>
+                              <w:lang w:val="nl-NL"/>
+                            </w:rPr>
+                            <w:tab/>
+                          </w:r>
+                          <w:r>
+                            <w:rPr>
+                              <w:rFonts w:ascii="Arial" w:hAnsi="Arial" w:cs="Arial"/>
+                              <w:i/>
+                              <w:iCs/>
+                              <w:sz w:val="20"/>
+                              <w:szCs w:val="20"/>
+                              <w:lang w:val="nl-NL"/>
+                            </w:rPr>
+                            <w:tab/>
+                          </w:r>
+                          <w:r>
+                            <w:rPr>
+                              <w:rFonts w:ascii="Arial" w:hAnsi="Arial" w:cs="Arial"/>
+                              <w:i/>
+                              <w:iCs/>
+                              <w:sz w:val="20"/>
+                              <w:szCs w:val="20"/>
+                              <w:lang w:val="nl-NL"/>
+                            </w:rPr>
+                            <w:tab/>
+                          </w:r>
+                          <w:r>
+                            <w:rPr>
+                              <w:rFonts w:ascii="Arial" w:hAnsi="Arial" w:cs="Arial"/>
+                              <w:i/>
+                              <w:iCs/>
+                              <w:sz w:val="20"/>
+                              <w:szCs w:val="20"/>
+                              <w:lang w:val="nl-NL"/>
+                            </w:rPr>
+                            <w:tab/>
+                            <w:t xml:space="preserve">                    </w:t>
+                          </w:r>
+                          <w:r>
+                            <w:rPr>
+                              <w:rFonts w:ascii="Arial" w:eastAsia="Arial" w:hAnsi="Arial" w:cs="Arial"/>
+                              <w:i/>
+                              <w:color w:val="FFFFFF"/>
+                              <w:sz w:val="20"/>
+                              <w:szCs w:val="20"/>
+                              <w:lang w:val="nl-NL"/>
+                            </w:rPr>
+                            <w:t xml:space="preserve">Blad </w:t>
+                          </w:r>
+                          <w:r>
+                            <w:rPr>
+                              <w:rFonts w:ascii="Arial" w:eastAsia="Arial" w:hAnsi="Arial" w:cs="Arial"/>
+                              <w:i/>
+                              <w:color w:val="FFFFFF"/>
+                              <w:sz w:val="20"/>
+                              <w:szCs w:val="20"/>
+                            </w:rPr>
+                            <w:fldChar w:fldCharType="begin"/>
+                          </w:r>
+                          <w:r>
+                            <w:rPr>
+                              <w:rFonts w:ascii="Arial" w:eastAsia="Arial" w:hAnsi="Arial" w:cs="Arial"/>
+                              <w:i/>
+                              <w:noProof/>
+                              <w:color w:val="FFFFFF"/>
+                              <w:sz w:val="20"/>
+                              <w:szCs w:val="20"/>
+                              <w:lang w:val="nl-NL"/>
+                            </w:rPr>
+                            <w:instrText xml:space="preserve"> PAGE </w:instrText>
+                          </w:r>
+                          <w:r>
+                            <w:rPr>
+                              <w:rFonts w:ascii="Arial" w:eastAsia="Arial" w:hAnsi="Arial" w:cs="Arial"/>
+                              <w:i/>
+                              <w:color w:val="FFFFFF"/>
+                              <w:sz w:val="20"/>
+                              <w:szCs w:val="20"/>
+                            </w:rPr>
+                            <w:fldChar w:fldCharType="separate"/>
+                          </w:r>
+                          <w:r>
+                            <w:rPr>
+                              <w:rFonts w:ascii="Arial" w:eastAsia="Arial" w:hAnsi="Arial" w:cs="Arial"/>
+                              <w:i/>
+                              <w:color w:val="FFFFFF"/>
+                              <w:sz w:val="20"/>
+                              <w:szCs w:val="20"/>
+                              <w:lang w:val="nl-NL"/>
+                            </w:rPr>
+                            <w:t>2</w:t>
+                          </w:r>
+                          <w:r>
+                            <w:rPr>
+                              <w:rFonts w:ascii="Arial" w:eastAsia="Arial" w:hAnsi="Arial" w:cs="Arial"/>
+                              <w:i/>
+                              <w:color w:val="FFFFFF"/>
+                              <w:sz w:val="20"/>
+                              <w:szCs w:val="20"/>
+                            </w:rPr>
+                            <w:fldChar w:fldCharType="end"/>
+                          </w:r>
+                          <w:r>
+                            <w:rPr>
+                              <w:rFonts w:ascii="Arial" w:eastAsia="Arial" w:hAnsi="Arial" w:cs="Arial"/>
+                              <w:i/>
+                              <w:color w:val="FFFFFF"/>
+                              <w:sz w:val="20"/>
+                              <w:szCs w:val="20"/>
+                              <w:lang w:val="nl-NL"/>
+                            </w:rPr>
+                            <w:t xml:space="preserve"> van </w:t>
+                          </w:r>
+                          <w:r>
+                            <w:rPr>
+                              <w:rFonts w:ascii="Arial" w:eastAsia="Arial" w:hAnsi="Arial" w:cs="Arial"/>
+                              <w:i/>
+                              <w:color w:val="FFFFFF"/>
+                              <w:sz w:val="20"/>
+                              <w:szCs w:val="20"/>
+                            </w:rPr>
+                            <w:fldChar w:fldCharType="begin"/>
+                          </w:r>
+                          <w:r>
+                            <w:rPr>
+                              <w:rFonts w:ascii="Arial" w:eastAsia="Arial" w:hAnsi="Arial" w:cs="Arial"/>
+                              <w:i/>
+                              <w:noProof/>
+                              <w:color w:val="FFFFFF"/>
+                              <w:sz w:val="20"/>
+                              <w:szCs w:val="20"/>
+                              <w:lang w:val="nl-NL"/>
+                            </w:rPr>
+                            <w:instrText xml:space="preserve"> NUMPAGES </w:instrText>
+                          </w:r>
+                          <w:r>
+                            <w:rPr>
+                              <w:rFonts w:ascii="Arial" w:eastAsia="Arial" w:hAnsi="Arial" w:cs="Arial"/>
+                              <w:i/>
+                              <w:color w:val="FFFFFF"/>
+                              <w:sz w:val="20"/>
+                              <w:szCs w:val="20"/>
+                            </w:rPr>
+                            <w:fldChar w:fldCharType="separate"/>
+                          </w:r>
+                          <w:r>
+                            <w:rPr>
+                              <w:rFonts w:ascii="Arial" w:eastAsia="Arial" w:hAnsi="Arial" w:cs="Arial"/>
+                              <w:i/>
+                              <w:color w:val="FFFFFF"/>
+                              <w:sz w:val="20"/>
+                              <w:szCs w:val="20"/>
+                              <w:lang w:val="nl-NL"/>
+                            </w:rPr>
+                            <w:t>7</w:t>
+                          </w:r>
+                          <w:r>
+                            <w:rPr>
+                              <w:rFonts w:ascii="Arial" w:eastAsia="Arial" w:hAnsi="Arial" w:cs="Arial"/>
+                              <w:i/>
+                              <w:color w:val="FFFFFF"/>
+                              <w:sz w:val="20"/>
+                              <w:szCs w:val="20"/>
+                            </w:rPr>
+                            <w:fldChar w:fldCharType="end"/>
+                          </w:r>
+                        </w:p>
+                      </w:txbxContent>
+                    </wps:txbx>
+                    <wps:bodyPr rot="0" vert="horz" wrap="square" lIns="91440" tIns="45720" rIns="91440" bIns="45720" anchor="t" anchorCtr="0">
+                      <a:noAutofit/>
+                    </wps:bodyPr>
+                  </wps:wsp>
+                </a:graphicData>
+              </a:graphic>
+              <wp14:sizeRelH relativeFrom="margin">
+                <wp14:pctWidth>0</wp14:pctWidth>
+              </wp14:sizeRelH>
+              <wp14:sizeRelV relativeFrom="margin">
+                <wp14:pctHeight>0</wp14:pctHeight>
+              </wp14:sizeRelV>
+            </wp:anchor>
+          </w:drawing>
+        </mc:Choice>
+        <mc:Fallback>
+          <w:pict>
+            <v:shapetype w14:anchorId="3764ED2F" id="_x0000_t202" coordsize="21600,21600" o:spt="202" path="m,l,21600r21600,l21600,xe">
+              <v:stroke joinstyle="miter"/>
+              <v:path gradientshapeok="t" o:connecttype="rect"/>
+            </v:shapetype>
+            <v:shape id="_x0000_s1041" type="#_x0000_t202" style="position:absolute;margin-left:0;margin-top:27.6pt;width:522pt;height:17.9pt;z-index:-251650048;visibility:visible;mso-wrap-style:square;mso-width-percent:0;mso-height-percent:0;mso-wrap-distance-left:9pt;mso-wrap-distance-top:3.6pt;mso-wrap-distance-right:9pt;mso-wrap-distance-bottom:3.6pt;mso-position-horizontal:absolute;mso-position-horizontal-relative:margin;mso-position-vertical:absolute;mso-position-vertical-relative:text;mso-width-percent:0;mso-height-percent:0;mso-width-relative:margin;mso-height-relative:margin;v-text-anchor:top" o:gfxdata="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" fillcolor="#458fa6" strokecolor="#458fa6">
+              <v:textbox>
+                <w:txbxContent>
+                  <w:p>
+                    <w:pPr>
+                      <w:spacing w:after="0" w:line="240" w:lineRule="auto"/>
+                      <w:rPr>
+                        <w:rFonts w:ascii="Arial" w:hAnsi="Arial" w:cs="Arial"/>
+                        <w:i/>
+                        <w:iCs/>
+                        <w:sz w:val="20"/>
+                        <w:szCs w:val="20"/>
+                        <w:lang w:val="nl-NL"/>
+                      </w:rPr>
+                    </w:pPr>
+                    <w:r>
+                      <w:rPr>
+                        <w:rFonts w:ascii="Arial" w:hAnsi="Arial" w:cs="Arial"/>
+                        <w:i/>
+                        <w:iCs/>
+                        <w:sz w:val="20"/>
+                        <w:szCs w:val="20"/>
+                        <w:lang w:val="nl-NL"/>
+                      </w:rPr>
+                      <w:t xml:space="preserve">      </w:t>
+                    </w:r>
+                    <w:r>
+                      <w:rPr>
+                        <w:rFonts w:ascii="Arial" w:eastAsia="Arial" w:hAnsi="Arial" w:cs="Arial"/>
+                        <w:i/>
+                        <w:color w:val="FFFFFF"/>
+                        <w:sz w:val="20"/>
+                        <w:szCs w:val="20"/>
+                        <w:lang w:val="nl-NL"/>
+                      </w:rPr>
+                      <w:t>Datum</w:t>
+                    </w:r>
+                    <w:r>
+                      <w:rPr>
+                        <w:rFonts w:ascii="Arial" w:eastAsia="Arial" w:hAnsi="Arial" w:cs="Arial"/>
+                        <w:i/>
+                        <w:color w:val="FFFFFF"/>
+                        <w:sz w:val="20"/>
+                        <w:szCs w:val="20"/>
+                        <w:lang w:val="nl-NL"/>
+                      </w:rPr>
+                      <w:t>:</w:t>
+                    </w:r>
+                    <w:r>
+                      <w:rPr>
+                        <w:rFonts w:ascii="Arial" w:hAnsi="Arial" w:cs="Arial"/>
+                        <w:i/>
+                        <w:iCs/>
+                        <w:sz w:val="20"/>
+                        <w:szCs w:val="20"/>
+                        <w:lang w:val="nl-NL"/>
+                      </w:rPr>
+                      <w:t xml:space="preserve"> </w:t>
+                    </w:r>
+                    <w:r>
+                      <w:rPr>
+                        <w:rFonts w:ascii="Arial" w:hAnsi="Arial" w:cs="Arial"/>
+                        <w:i/>
+                        <w:iCs/>
+                        <w:color w:val="FFFFFF" w:themeColor="background1"/>
+                        <w:sz w:val="20"/>
+                        <w:szCs w:val="20"/>
+                        <w:lang w:val="nl-NL"/>
+                      </w:rPr>
+                      <w:t>{</w:t>
+                    </w:r>
+                    <w:proofErr w:type="spellStart"/>
+                    <w:r>
+                      <w:rPr>
+                        <w:rFonts w:ascii="Arial" w:eastAsia="Arial" w:hAnsi="Arial" w:cs="Arial"/>
+                        <w:i/>
+                        <w:color w:val="FFFFFF"/>
+                        <w:sz w:val="20"/>
+                        <w:szCs w:val="20"/>
+                        <w:lang w:val="nl-NL"/>
+                      </w:rPr>
+                      <w:t>datum_controle_volledig</w:t>
+                    </w:r>
+                    <w:proofErr w:type="spellEnd"/>
+                    <w:r>
+                      <w:rPr>
+                        <w:rFonts w:ascii="Arial" w:hAnsi="Arial" w:cs="Arial"/>
+                        <w:i/>
+                        <w:iCs/>
+                        <w:color w:val="FFFFFF" w:themeColor="background1"/>
+                        <w:sz w:val="20"/>
+                        <w:szCs w:val="20"/>
+                        <w:lang w:val="nl-NL"/>
+                      </w:rPr>
+                      <w:t>}</w:t>
+                    </w:r>
+                    <w:r>
+                      <w:rPr>
+                        <w:rFonts w:ascii="Arial" w:hAnsi="Arial" w:cs="Arial"/>
+                        <w:i/>
+                        <w:iCs/>
+                        <w:sz w:val="20"/>
+                        <w:szCs w:val="20"/>
+                        <w:lang w:val="nl-NL"/>
+                      </w:rPr>
+                      <w:tab/>
+                    </w:r>
+                    <w:r>
+                      <w:rPr>
+                        <w:rFonts w:ascii="Arial" w:hAnsi="Arial" w:cs="Arial"/>
+                        <w:i/>
+                        <w:iCs/>
+                        <w:sz w:val="20"/>
+                        <w:szCs w:val="20"/>
+                        <w:lang w:val="nl-NL"/>
+                      </w:rPr>
+                      <w:tab/>
+                    </w:r>
+                    <w:r>
+                      <w:rPr>
+                        <w:rFonts w:ascii="Arial" w:hAnsi="Arial" w:cs="Arial"/>
+                        <w:i/>
+                        <w:iCs/>
+                        <w:sz w:val="20"/>
+                        <w:szCs w:val="20"/>
+                        <w:lang w:val="nl-NL"/>
+                      </w:rPr>
+                      <w:tab/>
+                    </w:r>
+                    <w:r>
+                      <w:rPr>
+                        <w:rFonts w:ascii="Arial" w:hAnsi="Arial" w:cs="Arial"/>
+                        <w:i/>
+                        <w:iCs/>
+                        <w:sz w:val="20"/>
+                        <w:szCs w:val="20"/>
+                        <w:lang w:val="nl-NL"/>
+                      </w:rPr>
+                      <w:tab/>
+                    </w:r>
+                    <w:r>
+                      <w:rPr>
+                        <w:rFonts w:ascii="Arial" w:hAnsi="Arial" w:cs="Arial"/>
+                        <w:i/>
+                        <w:iCs/>
+                        <w:sz w:val="20"/>
+                        <w:szCs w:val="20"/>
+                        <w:lang w:val="nl-NL"/>
+                      </w:rPr>
+                      <w:tab/>
+                    </w:r>
+                    <w:r>
+                      <w:rPr>
+                        <w:rFonts w:ascii="Arial" w:hAnsi="Arial" w:cs="Arial"/>
+                        <w:i/>
+                        <w:iCs/>
+                        <w:sz w:val="20"/>
+                        <w:szCs w:val="20"/>
+                        <w:lang w:val="nl-NL"/>
+                      </w:rPr>
+                      <w:tab/>
+                    </w:r>
+                    <w:r>
+                      <w:rPr>
+                        <w:rFonts w:ascii="Arial" w:hAnsi="Arial" w:cs="Arial"/>
+                        <w:i/>
+                        <w:iCs/>
+                        <w:sz w:val="20"/>
+                        <w:szCs w:val="20"/>
+                        <w:lang w:val="nl-NL"/>
+                      </w:rPr>
+                      <w:tab/>
+                      <w:t xml:space="preserve">                    </w:t>
+                    </w:r>
+                    <w:r>
+                      <w:rPr>
+                        <w:rFonts w:ascii="Arial" w:eastAsia="Arial" w:hAnsi="Arial" w:cs="Arial"/>
+                        <w:i/>
+                        <w:color w:val="FFFFFF"/>
+                        <w:sz w:val="20"/>
+                        <w:szCs w:val="20"/>
+                        <w:lang w:val="nl-NL"/>
+                      </w:rPr>
+                      <w:t xml:space="preserve">Blad </w:t>
+                    </w:r>
+                    <w:r>
+                      <w:rPr>
+                        <w:rFonts w:ascii="Arial" w:eastAsia="Arial" w:hAnsi="Arial" w:cs="Arial"/>
+                        <w:i/>
+                        <w:color w:val="FFFFFF"/>
+                        <w:sz w:val="20"/>
+                        <w:szCs w:val="20"/>
+                      </w:rPr>
+                      <w:fldChar w:fldCharType="begin"/>
+                    </w:r>
+                    <w:r>
+                      <w:rPr>
+                        <w:rFonts w:ascii="Arial" w:eastAsia="Arial" w:hAnsi="Arial" w:cs="Arial"/>
+                        <w:i/>
+                        <w:noProof/>
+                        <w:color w:val="FFFFFF"/>
+                        <w:sz w:val="20"/>
+                        <w:szCs w:val="20"/>
+                        <w:lang w:val="nl-NL"/>
+                      </w:rPr>
+                      <w:instrText xml:space="preserve"> PAGE </w:instrText>
+                    </w:r>
+                    <w:r>
+                      <w:rPr>
+                        <w:rFonts w:ascii="Arial" w:eastAsia="Arial" w:hAnsi="Arial" w:cs="Arial"/>
+                        <w:i/>
+                        <w:color w:val="FFFFFF"/>
+                        <w:sz w:val="20"/>
+                        <w:szCs w:val="20"/>
+                      </w:rPr>
+                      <w:fldChar w:fldCharType="separate"/>
+                    </w:r>
+                    <w:r>
+                      <w:rPr>
+                        <w:rFonts w:ascii="Arial" w:eastAsia="Arial" w:hAnsi="Arial" w:cs="Arial"/>
+                        <w:i/>
+                        <w:color w:val="FFFFFF"/>
+                        <w:sz w:val="20"/>
+                        <w:szCs w:val="20"/>
+                        <w:lang w:val="nl-NL"/>
+                      </w:rPr>
+                      <w:t>2</w:t>
+                    </w:r>
+                    <w:r>
+                      <w:rPr>
+                        <w:rFonts w:ascii="Arial" w:eastAsia="Arial" w:hAnsi="Arial" w:cs="Arial"/>
+                        <w:i/>
+                        <w:color w:val="FFFFFF"/>
+                        <w:sz w:val="20"/>
+                        <w:szCs w:val="20"/>
+                      </w:rPr>
+                      <w:fldChar w:fldCharType="end"/>
+                    </w:r>
+                    <w:r>
+                      <w:rPr>
+                        <w:rFonts w:ascii="Arial" w:eastAsia="Arial" w:hAnsi="Arial" w:cs="Arial"/>
+                        <w:i/>
+                        <w:color w:val="FFFFFF"/>
+                        <w:sz w:val="20"/>
+                        <w:szCs w:val="20"/>
+                        <w:lang w:val="nl-NL"/>
+                      </w:rPr>
+                      <w:t xml:space="preserve"> van </w:t>
+                    </w:r>
+                    <w:r>
+                      <w:rPr>
+                        <w:rFonts w:ascii="Arial" w:eastAsia="Arial" w:hAnsi="Arial" w:cs="Arial"/>
+                        <w:i/>
+                        <w:color w:val="FFFFFF"/>
+                        <w:sz w:val="20"/>
+                        <w:szCs w:val="20"/>
+                      </w:rPr>
+                      <w:fldChar w:fldCharType="begin"/>
+                    </w:r>
+                    <w:r>
+                      <w:rPr>
+                        <w:rFonts w:ascii="Arial" w:eastAsia="Arial" w:hAnsi="Arial" w:cs="Arial"/>
+                        <w:i/>
+                        <w:noProof/>
+                        <w:color w:val="FFFFFF"/>
+                        <w:sz w:val="20"/>
+                        <w:szCs w:val="20"/>
+                        <w:lang w:val="nl-NL"/>
+                      </w:rPr>
+                      <w:instrText xml:space="preserve"> NUMPAGES </w:instrText>
+                    </w:r>
+                    <w:r>
+                      <w:rPr>
+                        <w:rFonts w:ascii="Arial" w:eastAsia="Arial" w:hAnsi="Arial" w:cs="Arial"/>
+                        <w:i/>
+                        <w:color w:val="FFFFFF"/>
+                        <w:sz w:val="20"/>
+                        <w:szCs w:val="20"/>
+                      </w:rPr>
+                      <w:fldChar w:fldCharType="separate"/>
+                    </w:r>
+                    <w:r>
+                      <w:rPr>
+                        <w:rFonts w:ascii="Arial" w:eastAsia="Arial" w:hAnsi="Arial" w:cs="Arial"/>
+                        <w:i/>
+                        <w:color w:val="FFFFFF"/>
+                        <w:sz w:val="20"/>
+                        <w:szCs w:val="20"/>
+                        <w:lang w:val="nl-NL"/>
+                      </w:rPr>
+                      <w:t>7</w:t>
+                    </w:r>
+                    <w:r>
+                      <w:rPr>
+                        <w:rFonts w:ascii="Arial" w:eastAsia="Arial" w:hAnsi="Arial" w:cs="Arial"/>
+                        <w:i/>
+                        <w:color w:val="FFFFFF"/>
+                        <w:sz w:val="20"/>
+                        <w:szCs w:val="20"/>
+                      </w:rPr>
+                      <w:fldChar w:fldCharType="end"/>
+                    </w:r>
+                  </w:p>
+                </w:txbxContent>
+              </v:textbox>
+              <w10:wrap anchorx="margin"/>
+            </v:shape>
+          </w:pict>
+        </mc:Fallback>
+      </mc:AlternateContent>
+    </w:r>
+  </w:p>
+</w:ftr>
+</file>
+
 <file path=word/footnotes.xml><?xml version="1.0" encoding="utf-8"?>
 <w:footnotes xmlns:wpc="http://schemas.microsoft.com/office/word/2010/wordprocessingCanvas" xmlns:cx="http://schemas.microsoft.com/office/drawing/2014/chartex" xmlns:cx1="http://schemas.microsoft.com/office/drawing/2015/9/8/chartex" xmlns:cx2="http://schemas.microsoft.com/office/drawing/2015/10/21/chartex" xmlns:cx3="http://schemas.microsoft.com/office/drawing/2016/5/9/chartex" xmlns:cx4="http://schemas.microsoft.com/office/drawing/2016/5/10/chartex" xmlns:cx5="http://schemas.microsoft.com/office/drawing/2016/5/11/chartex" xmlns:cx6="http://schemas.microsoft.com/office/drawing/2016/5/12/chartex" xmlns:cx7="http://schemas.microsoft.com/office/drawing/2016/5/13/chartex" xmlns:cx8="http://schemas.microsoft.com/office/drawing/2016/5/14/chartex" xmlns:mc="http://schemas.openxmlformats.org/markup-compatibility/2006" xmlns:aink="http://schemas.microsoft.com/office/drawing/2016/ink" xmlns:am3d="http://schemas.microsoft.com/office/drawing/2017/model3d" xmlns:o="urn:schemas-microsoft-com:office:office" xmlns:r="http://schemas.openxmlformats.org/officeDocument/2006/relationships" xmlns:m="http://schemas.openxmlformats.org/officeDocument/2006/math" xmlns:v="urn:schemas-microsoft-com:vml" xmlns:wp14="http://schemas.microsoft.com/office/word/2010/wordprocessingDrawing" xmlns:wp="http://schemas.openxmlformats.org/drawingml/2006/wordprocessingDrawing" xmlns:w10="urn:schemas-microsoft-com:office:word" xmlns:w="http://schemas.openxmlformats.org/wordprocessingml/2006/main" xmlns:w14="http://schemas.microsoft.com/office/word/2010/wordml" xmlns:w15="http://schemas.microsoft.com/office/word/2012/wordml" xmlns:w16cex="http://schemas.microsoft.com/office/word/2018/wordml/cex" xmlns:w16cid="http://schemas.microsoft.com/office/word/2016/wordml/cid" xmlns:w16="http://schemas.microsoft.com/office/word/2018/wordml" xmlns:w16sdtdh="http://schemas.microsoft.com/office/word/2020/wordml/sdtdatahash" xmlns:w16se="http://schemas.microsoft.com/office/word/2015/wordml/symex" xmlns:wpg="http://schemas.microsoft.com/office/word/2010/wordprocessingGroup" xmlns:wpi="http://schemas.microsoft.com/office/word/2010/wordprocessingInk" xmlns:wne="http://schemas.microsoft.com/office/word/2006/wordml" xmlns:wps="http://schemas.microsoft.com/office/word/2010/wordprocessingShape" mc:Ignorable="w14 w15 w16se w16cid w16 w16cex w16sdtdh wp14">
   <w:footnote w:type="separator" w:id="-1">
@@ -6371,7 +8713,33 @@
                                     <w:szCs w:val="20"/>
                                     <w:lang w:val="nl-NL"/>
                                   </w:rPr>
-                                  <w:t>{rapport_nummer}</w:t>
+                                  <w:t>{</w:t>
+                                </w:r>
+                                <w:proofErr w:type="spellStart"/>
+                                <w:r>
+                                  <w:rPr>
+                                    <w:rFonts w:ascii="Arial" w:eastAsia="Arial" w:hAnsi="Arial"/>
+                                    <w:i/>
+                                    <w:iCs/>
+                                    <w:color w:val="FFFFFF" w:themeColor="background1"/>
+                                    <w:sz w:val="20"/>
+                                    <w:szCs w:val="20"/>
+                                    <w:lang w:val="nl-NL"/>
+                                  </w:rPr>
+                                  <w:t>rapport_nummer</w:t>
+                                </w:r>
+                                <w:proofErr w:type="spellEnd"/>
+                                <w:r>
+                                  <w:rPr>
+                                    <w:rFonts w:ascii="Arial" w:eastAsia="Arial" w:hAnsi="Arial"/>
+                                    <w:i/>
+                                    <w:iCs/>
+                                    <w:color w:val="FFFFFF" w:themeColor="background1"/>
+                                    <w:sz w:val="20"/>
+                                    <w:szCs w:val="20"/>
+                                    <w:lang w:val="nl-NL"/>
+                                  </w:rPr>
+                                  <w:t>}</w:t>
                                 </w:r>
                                 <w:r>
                                   <w:rPr>
@@ -6596,7 +8964,33 @@
                               <w:szCs w:val="20"/>
                               <w:lang w:val="nl-NL"/>
                             </w:rPr>
-                            <w:t>{rapport_nummer}</w:t>
+                            <w:t>{</w:t>
+                          </w:r>
+                          <w:proofErr w:type="spellStart"/>
+                          <w:r>
+                            <w:rPr>
+                              <w:rFonts w:ascii="Arial" w:eastAsia="Arial" w:hAnsi="Arial"/>
+                              <w:i/>
+                              <w:iCs/>
+                              <w:color w:val="FFFFFF" w:themeColor="background1"/>
+                              <w:sz w:val="20"/>
+                              <w:szCs w:val="20"/>
+                              <w:lang w:val="nl-NL"/>
+                            </w:rPr>
+                            <w:t>rapport_nummer</w:t>
+                          </w:r>
+                          <w:proofErr w:type="spellEnd"/>
+                          <w:r>
+                            <w:rPr>
+                              <w:rFonts w:ascii="Arial" w:eastAsia="Arial" w:hAnsi="Arial"/>
+                              <w:i/>
+                              <w:iCs/>
+                              <w:color w:val="FFFFFF" w:themeColor="background1"/>
+                              <w:sz w:val="20"/>
+                              <w:szCs w:val="20"/>
+                              <w:lang w:val="nl-NL"/>
+                            </w:rPr>
+                            <w:t>}</w:t>
                           </w:r>
                           <w:r>
                             <w:rPr>

--- a/aop/ICCA_TEMPLATE.docx
+++ b/aop/ICCA_TEMPLATE.docx
@@ -1801,11 +1801,14 @@
       </w:tblGrid>
       <w:tr>
         <w:trPr>
-          <w:trHeight w:val="4202"/>
+          <w:trHeight w:val="3959"/>
         </w:trPr>
         <w:tc>
           <w:tcPr>
             <w:tcW w:w="5395" w:type="dxa"/>
+            <w:tcBorders>
+              <w:bottom w:val="single" w:sz="4" w:space="0" w:color="auto"/>
+            </w:tcBorders>
           </w:tcPr>
           <w:p>
             <w:r>
@@ -1860,6 +1863,9 @@
         <w:tc>
           <w:tcPr>
             <w:tcW w:w="5395" w:type="dxa"/>
+            <w:tcBorders>
+              <w:bottom w:val="single" w:sz="4" w:space="0" w:color="auto"/>
+            </w:tcBorders>
           </w:tcPr>
           <w:p>
             <w:pPr>
@@ -1912,11 +1918,17 @@
       </w:tr>
       <w:tr>
         <w:trPr>
-          <w:trHeight w:val="6785"/>
+          <w:trHeight w:val="4193"/>
         </w:trPr>
         <w:tc>
           <w:tcPr>
             <w:tcW w:w="5395" w:type="dxa"/>
+            <w:tcBorders>
+              <w:top w:val="single" w:sz="4" w:space="0" w:color="auto"/>
+              <w:left w:val="nil"/>
+              <w:bottom w:val="nil"/>
+              <w:right w:val="nil"/>
+            </w:tcBorders>
           </w:tcPr>
           <w:p>
             <w:pPr>
@@ -2032,13 +2044,1058 @@
               <mc:AlternateContent>
                 <mc:Choice Requires="wps">
                   <w:drawing>
-                    <wp:anchor distT="0" distB="0" distL="114300" distR="114300" simplePos="0" relativeHeight="251673600" behindDoc="0" locked="0" layoutInCell="1" allowOverlap="1" wp14:anchorId="327C9E7A" wp14:editId="715E7E45">
+                    <wp:anchor distT="0" distB="0" distL="114300" distR="114300" simplePos="0" relativeHeight="251679744" behindDoc="0" locked="0" layoutInCell="1" allowOverlap="1" wp14:anchorId="4B0019F5" wp14:editId="2267F11B">
                       <wp:simplePos x="0" y="0"/>
                       <wp:positionH relativeFrom="column">
-                        <wp:posOffset>1332172</wp:posOffset>
+                        <wp:posOffset>2972327</wp:posOffset>
                       </wp:positionH>
                       <wp:positionV relativeFrom="paragraph">
-                        <wp:posOffset>3189664</wp:posOffset>
+                        <wp:posOffset>1772920</wp:posOffset>
+                      </wp:positionV>
+                      <wp:extent cx="339774" cy="365760"/>
+                      <wp:effectExtent l="0" t="0" r="22225" b="15240"/>
+                      <wp:wrapNone/>
+                      <wp:docPr id="16" name="Text Box 16"/>
+                      <wp:cNvGraphicFramePr/>
+                      <a:graphic xmlns:a="http://schemas.openxmlformats.org/drawingml/2006/main">
+                        <a:graphicData uri="http://schemas.microsoft.com/office/word/2010/wordprocessingShape">
+                          <wps:wsp>
+                            <wps:cNvSpPr txBox="1"/>
+                            <wps:spPr>
+                              <a:xfrm>
+                                <a:off x="0" y="0"/>
+                                <a:ext cx="339774" cy="365760"/>
+                              </a:xfrm>
+                              <a:prstGeom prst="rect">
+                                <a:avLst/>
+                              </a:prstGeom>
+                              <a:solidFill>
+                                <a:srgbClr val="A9A57C"/>
+                              </a:solidFill>
+                              <a:ln w="6350">
+                                <a:solidFill>
+                                  <a:srgbClr val="868686"/>
+                                </a:solidFill>
+                              </a:ln>
+                            </wps:spPr>
+                            <wps:txbx>
+                              <w:txbxContent>
+                                <w:p>
+                                  <w:pPr>
+                                    <w:pStyle w:val="NoSpacing"/>
+                                    <w:jc w:val="center"/>
+                                    <w:rPr>
+                                      <w:rFonts w:ascii="Arial" w:hAnsi="Arial" w:cs="Arial"/>
+                                      <w:b/>
+                                      <w:bCs/>
+                                      <w:color w:val="FFFFFF" w:themeColor="background1"/>
+                                      <w:sz w:val="10"/>
+                                      <w:szCs w:val="10"/>
+                                    </w:rPr>
+                                  </w:pPr>
+                                  <w:proofErr w:type="spellStart"/>
+                                  <w:r>
+                                    <w:rPr>
+                                      <w:rFonts w:ascii="Arial" w:hAnsi="Arial" w:cs="Arial"/>
+                                      <w:b/>
+                                      <w:bCs/>
+                                      <w:color w:val="FFFFFF" w:themeColor="background1"/>
+                                      <w:sz w:val="10"/>
+                                      <w:szCs w:val="10"/>
+                                    </w:rPr>
+                                    <w:t>Spi</w:t>
+                                  </w:r>
+                                  <w:r>
+                                    <w:rPr>
+                                      <w:rFonts w:ascii="Arial" w:hAnsi="Arial" w:cs="Arial"/>
+                                      <w:b/>
+                                      <w:bCs/>
+                                      <w:color w:val="FFFFFF" w:themeColor="background1"/>
+                                      <w:sz w:val="10"/>
+                                      <w:szCs w:val="10"/>
+                                    </w:rPr>
+                                    <w:t>n</w:t>
+                                  </w:r>
+                                  <w:r>
+                                    <w:rPr>
+                                      <w:rFonts w:ascii="Arial" w:hAnsi="Arial" w:cs="Arial"/>
+                                      <w:b/>
+                                      <w:bCs/>
+                                      <w:color w:val="FFFFFF" w:themeColor="background1"/>
+                                      <w:sz w:val="10"/>
+                                      <w:szCs w:val="10"/>
+                                    </w:rPr>
+                                    <w:t>rag</w:t>
+                                  </w:r>
+                                  <w:proofErr w:type="spellEnd"/>
+                                </w:p>
+                              </w:txbxContent>
+                            </wps:txbx>
+                            <wps:bodyPr rot="0" spcFirstLastPara="0" vertOverflow="overflow" horzOverflow="overflow" vert="horz" wrap="square" lIns="0" tIns="0" rIns="0" bIns="0" numCol="1" spcCol="0" rtlCol="0" fromWordArt="0" anchor="ctr" anchorCtr="0" forceAA="0" compatLnSpc="1">
+                              <a:prstTxWarp prst="textNoShape">
+                                <a:avLst/>
+                              </a:prstTxWarp>
+                              <a:noAutofit/>
+                            </wps:bodyPr>
+                          </wps:wsp>
+                        </a:graphicData>
+                      </a:graphic>
+                      <wp14:sizeRelH relativeFrom="margin">
+                        <wp14:pctWidth>0</wp14:pctWidth>
+                      </wp14:sizeRelH>
+                      <wp14:sizeRelV relativeFrom="margin">
+                        <wp14:pctHeight>0</wp14:pctHeight>
+                      </wp14:sizeRelV>
+                    </wp:anchor>
+                  </w:drawing>
+                </mc:Choice>
+                <mc:Fallback>
+                  <w:pict>
+                    <v:shape w14:anchorId="4B0019F5" id="Text Box 16" o:spid="_x0000_s1027" type="#_x0000_t202" style="position:absolute;margin-left:234.05pt;margin-top:139.6pt;width:26.75pt;height:28.8pt;z-index:251679744;visibility:visible;mso-wrap-style:square;mso-width-percent:0;mso-height-percent:0;mso-wrap-distance-left:9pt;mso-wrap-distance-top:0;mso-wrap-distance-right:9pt;mso-wrap-distance-bottom:0;mso-position-horizontal:absolute;mso-position-horizontal-relative:text;mso-position-vertical:absolute;mso-position-vertical-relative:text;mso-width-percent:0;mso-height-percent:0;mso-width-relative:margin;mso-height-relative:margin;v-text-anchor:middle" o:gfxdata="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" fillcolor="#a9a57c" strokecolor="#868686" strokeweight=".5pt">
+                      <v:textbox inset="0,0,0,0">
+                        <w:txbxContent>
+                          <w:p>
+                            <w:pPr>
+                              <w:pStyle w:val="NoSpacing"/>
+                              <w:jc w:val="center"/>
+                              <w:rPr>
+                                <w:rFonts w:ascii="Arial" w:hAnsi="Arial" w:cs="Arial"/>
+                                <w:b/>
+                                <w:bCs/>
+                                <w:color w:val="FFFFFF" w:themeColor="background1"/>
+                                <w:sz w:val="10"/>
+                                <w:szCs w:val="10"/>
+                              </w:rPr>
+                            </w:pPr>
+                            <w:proofErr w:type="spellStart"/>
+                            <w:r>
+                              <w:rPr>
+                                <w:rFonts w:ascii="Arial" w:hAnsi="Arial" w:cs="Arial"/>
+                                <w:b/>
+                                <w:bCs/>
+                                <w:color w:val="FFFFFF" w:themeColor="background1"/>
+                                <w:sz w:val="10"/>
+                                <w:szCs w:val="10"/>
+                              </w:rPr>
+                              <w:t>Spi</w:t>
+                            </w:r>
+                            <w:r>
+                              <w:rPr>
+                                <w:rFonts w:ascii="Arial" w:hAnsi="Arial" w:cs="Arial"/>
+                                <w:b/>
+                                <w:bCs/>
+                                <w:color w:val="FFFFFF" w:themeColor="background1"/>
+                                <w:sz w:val="10"/>
+                                <w:szCs w:val="10"/>
+                              </w:rPr>
+                              <w:t>n</w:t>
+                            </w:r>
+                            <w:r>
+                              <w:rPr>
+                                <w:rFonts w:ascii="Arial" w:hAnsi="Arial" w:cs="Arial"/>
+                                <w:b/>
+                                <w:bCs/>
+                                <w:color w:val="FFFFFF" w:themeColor="background1"/>
+                                <w:sz w:val="10"/>
+                                <w:szCs w:val="10"/>
+                              </w:rPr>
+                              <w:t>rag</w:t>
+                            </w:r>
+                            <w:proofErr w:type="spellEnd"/>
+                          </w:p>
+                        </w:txbxContent>
+                      </v:textbox>
+                    </v:shape>
+                  </w:pict>
+                </mc:Fallback>
+              </mc:AlternateContent>
+            </w:r>
+            <w:r>
+              <w:rPr>
+                <w:rFonts w:ascii="Arial" w:hAnsi="Arial" w:cs="Arial"/>
+                <w:noProof/>
+                <w:sz w:val="10"/>
+                <w:szCs w:val="10"/>
+                <w:lang w:val="nl-NL"/>
+              </w:rPr>
+              <mc:AlternateContent>
+                <mc:Choice Requires="wps">
+                  <w:drawing>
+                    <wp:anchor distT="0" distB="0" distL="114300" distR="114300" simplePos="0" relativeHeight="251675648" behindDoc="0" locked="0" layoutInCell="1" allowOverlap="1" wp14:anchorId="0F42B3A3" wp14:editId="44EE2856">
+                      <wp:simplePos x="0" y="0"/>
+                      <wp:positionH relativeFrom="column">
+                        <wp:posOffset>2612184</wp:posOffset>
+                      </wp:positionH>
+                      <wp:positionV relativeFrom="paragraph">
+                        <wp:posOffset>1772992</wp:posOffset>
+                      </wp:positionV>
+                      <wp:extent cx="360680" cy="365760"/>
+                      <wp:effectExtent l="0" t="0" r="20320" b="15240"/>
+                      <wp:wrapNone/>
+                      <wp:docPr id="14" name="Text Box 14"/>
+                      <wp:cNvGraphicFramePr/>
+                      <a:graphic xmlns:a="http://schemas.openxmlformats.org/drawingml/2006/main">
+                        <a:graphicData uri="http://schemas.microsoft.com/office/word/2010/wordprocessingShape">
+                          <wps:wsp>
+                            <wps:cNvSpPr txBox="1"/>
+                            <wps:spPr>
+                              <a:xfrm>
+                                <a:off x="0" y="0"/>
+                                <a:ext cx="360680" cy="365760"/>
+                              </a:xfrm>
+                              <a:prstGeom prst="rect">
+                                <a:avLst/>
+                              </a:prstGeom>
+                              <a:solidFill>
+                                <a:srgbClr val="A9A57C"/>
+                              </a:solidFill>
+                              <a:ln w="6350">
+                                <a:solidFill>
+                                  <a:srgbClr val="868686"/>
+                                </a:solidFill>
+                              </a:ln>
+                            </wps:spPr>
+                            <wps:txbx>
+                              <w:txbxContent>
+                                <w:p>
+                                  <w:pPr>
+                                    <w:pStyle w:val="NoSpacing"/>
+                                    <w:jc w:val="center"/>
+                                    <w:rPr>
+                                      <w:rFonts w:ascii="Arial" w:hAnsi="Arial" w:cs="Arial"/>
+                                      <w:b/>
+                                      <w:bCs/>
+                                      <w:color w:val="FFFFFF" w:themeColor="background1"/>
+                                      <w:sz w:val="10"/>
+                                      <w:szCs w:val="10"/>
+                                    </w:rPr>
+                                  </w:pPr>
+                                  <w:proofErr w:type="spellStart"/>
+                                  <w:r>
+                                    <w:rPr>
+                                      <w:rFonts w:ascii="Arial" w:hAnsi="Arial" w:cs="Arial"/>
+                                      <w:b/>
+                                      <w:bCs/>
+                                      <w:color w:val="FFFFFF" w:themeColor="background1"/>
+                                      <w:sz w:val="10"/>
+                                      <w:szCs w:val="10"/>
+                                    </w:rPr>
+                                    <w:t>Niet</w:t>
+                                  </w:r>
+                                  <w:proofErr w:type="spellEnd"/>
+                                  <w:r>
+                                    <w:rPr>
+                                      <w:rFonts w:ascii="Arial" w:hAnsi="Arial" w:cs="Arial"/>
+                                      <w:b/>
+                                      <w:bCs/>
+                                      <w:color w:val="FFFFFF" w:themeColor="background1"/>
+                                      <w:sz w:val="10"/>
+                                      <w:szCs w:val="10"/>
+                                    </w:rPr>
+                                    <w:t xml:space="preserve"> </w:t>
+                                  </w:r>
+                                  <w:proofErr w:type="spellStart"/>
+                                  <w:r>
+                                    <w:rPr>
+                                      <w:rFonts w:ascii="Arial" w:hAnsi="Arial" w:cs="Arial"/>
+                                      <w:b/>
+                                      <w:bCs/>
+                                      <w:color w:val="FFFFFF" w:themeColor="background1"/>
+                                      <w:sz w:val="10"/>
+                                      <w:szCs w:val="10"/>
+                                    </w:rPr>
+                                    <w:t>geleegd</w:t>
+                                  </w:r>
+                                  <w:proofErr w:type="spellEnd"/>
+                                </w:p>
+                              </w:txbxContent>
+                            </wps:txbx>
+                            <wps:bodyPr rot="0" spcFirstLastPara="0" vertOverflow="overflow" horzOverflow="overflow" vert="horz" wrap="square" lIns="0" tIns="0" rIns="0" bIns="0" numCol="1" spcCol="0" rtlCol="0" fromWordArt="0" anchor="ctr" anchorCtr="0" forceAA="0" compatLnSpc="1">
+                              <a:prstTxWarp prst="textNoShape">
+                                <a:avLst/>
+                              </a:prstTxWarp>
+                              <a:noAutofit/>
+                            </wps:bodyPr>
+                          </wps:wsp>
+                        </a:graphicData>
+                      </a:graphic>
+                      <wp14:sizeRelH relativeFrom="margin">
+                        <wp14:pctWidth>0</wp14:pctWidth>
+                      </wp14:sizeRelH>
+                      <wp14:sizeRelV relativeFrom="margin">
+                        <wp14:pctHeight>0</wp14:pctHeight>
+                      </wp14:sizeRelV>
+                    </wp:anchor>
+                  </w:drawing>
+                </mc:Choice>
+                <mc:Fallback>
+                  <w:pict>
+                    <v:shape w14:anchorId="0F42B3A3" id="Text Box 14" o:spid="_x0000_s1028" type="#_x0000_t202" style="position:absolute;margin-left:205.7pt;margin-top:139.6pt;width:28.4pt;height:28.8pt;z-index:251675648;visibility:visible;mso-wrap-style:square;mso-width-percent:0;mso-height-percent:0;mso-wrap-distance-left:9pt;mso-wrap-distance-top:0;mso-wrap-distance-right:9pt;mso-wrap-distance-bottom:0;mso-position-horizontal:absolute;mso-position-horizontal-relative:text;mso-position-vertical:absolute;mso-position-vertical-relative:text;mso-width-percent:0;mso-height-percent:0;mso-width-relative:margin;mso-height-relative:margin;v-text-anchor:middle" o:gfxdata="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" fillcolor="#a9a57c" strokecolor="#868686" strokeweight=".5pt">
+                      <v:textbox inset="0,0,0,0">
+                        <w:txbxContent>
+                          <w:p>
+                            <w:pPr>
+                              <w:pStyle w:val="NoSpacing"/>
+                              <w:jc w:val="center"/>
+                              <w:rPr>
+                                <w:rFonts w:ascii="Arial" w:hAnsi="Arial" w:cs="Arial"/>
+                                <w:b/>
+                                <w:bCs/>
+                                <w:color w:val="FFFFFF" w:themeColor="background1"/>
+                                <w:sz w:val="10"/>
+                                <w:szCs w:val="10"/>
+                              </w:rPr>
+                            </w:pPr>
+                            <w:proofErr w:type="spellStart"/>
+                            <w:r>
+                              <w:rPr>
+                                <w:rFonts w:ascii="Arial" w:hAnsi="Arial" w:cs="Arial"/>
+                                <w:b/>
+                                <w:bCs/>
+                                <w:color w:val="FFFFFF" w:themeColor="background1"/>
+                                <w:sz w:val="10"/>
+                                <w:szCs w:val="10"/>
+                              </w:rPr>
+                              <w:t>Niet</w:t>
+                            </w:r>
+                            <w:proofErr w:type="spellEnd"/>
+                            <w:r>
+                              <w:rPr>
+                                <w:rFonts w:ascii="Arial" w:hAnsi="Arial" w:cs="Arial"/>
+                                <w:b/>
+                                <w:bCs/>
+                                <w:color w:val="FFFFFF" w:themeColor="background1"/>
+                                <w:sz w:val="10"/>
+                                <w:szCs w:val="10"/>
+                              </w:rPr>
+                              <w:t xml:space="preserve"> </w:t>
+                            </w:r>
+                            <w:proofErr w:type="spellStart"/>
+                            <w:r>
+                              <w:rPr>
+                                <w:rFonts w:ascii="Arial" w:hAnsi="Arial" w:cs="Arial"/>
+                                <w:b/>
+                                <w:bCs/>
+                                <w:color w:val="FFFFFF" w:themeColor="background1"/>
+                                <w:sz w:val="10"/>
+                                <w:szCs w:val="10"/>
+                              </w:rPr>
+                              <w:t>geleegd</w:t>
+                            </w:r>
+                            <w:proofErr w:type="spellEnd"/>
+                          </w:p>
+                        </w:txbxContent>
+                      </v:textbox>
+                    </v:shape>
+                  </w:pict>
+                </mc:Fallback>
+              </mc:AlternateContent>
+            </w:r>
+            <w:r>
+              <w:rPr>
+                <w:rFonts w:ascii="Arial" w:hAnsi="Arial" w:cs="Arial"/>
+                <w:noProof/>
+                <w:sz w:val="10"/>
+                <w:szCs w:val="10"/>
+                <w:lang w:val="nl-NL"/>
+              </w:rPr>
+              <mc:AlternateContent>
+                <mc:Choice Requires="wps">
+                  <w:drawing>
+                    <wp:anchor distT="0" distB="0" distL="114300" distR="114300" simplePos="0" relativeHeight="251669504" behindDoc="0" locked="0" layoutInCell="1" allowOverlap="1" wp14:anchorId="0347B5A1" wp14:editId="3824718B">
+                      <wp:simplePos x="0" y="0"/>
+                      <wp:positionH relativeFrom="column">
+                        <wp:posOffset>2285328</wp:posOffset>
+                      </wp:positionH>
+                      <wp:positionV relativeFrom="paragraph">
+                        <wp:posOffset>1774025</wp:posOffset>
+                      </wp:positionV>
+                      <wp:extent cx="328246" cy="364490"/>
+                      <wp:effectExtent l="0" t="0" r="15240" b="16510"/>
+                      <wp:wrapNone/>
+                      <wp:docPr id="11" name="Text Box 11"/>
+                      <wp:cNvGraphicFramePr/>
+                      <a:graphic xmlns:a="http://schemas.openxmlformats.org/drawingml/2006/main">
+                        <a:graphicData uri="http://schemas.microsoft.com/office/word/2010/wordprocessingShape">
+                          <wps:wsp>
+                            <wps:cNvSpPr txBox="1"/>
+                            <wps:spPr>
+                              <a:xfrm>
+                                <a:off x="0" y="0"/>
+                                <a:ext cx="328246" cy="364490"/>
+                              </a:xfrm>
+                              <a:prstGeom prst="rect">
+                                <a:avLst/>
+                              </a:prstGeom>
+                              <a:solidFill>
+                                <a:srgbClr val="A9A57C"/>
+                              </a:solidFill>
+                              <a:ln w="6350">
+                                <a:solidFill>
+                                  <a:srgbClr val="868686"/>
+                                </a:solidFill>
+                              </a:ln>
+                            </wps:spPr>
+                            <wps:txbx>
+                              <w:txbxContent>
+                                <w:p>
+                                  <w:pPr>
+                                    <w:pStyle w:val="NoSpacing"/>
+                                    <w:jc w:val="center"/>
+                                    <w:rPr>
+                                      <w:rFonts w:ascii="Arial" w:hAnsi="Arial" w:cs="Arial"/>
+                                      <w:b/>
+                                      <w:bCs/>
+                                      <w:color w:val="FFFFFF" w:themeColor="background1"/>
+                                      <w:sz w:val="10"/>
+                                      <w:szCs w:val="10"/>
+                                    </w:rPr>
+                                  </w:pPr>
+                                  <w:proofErr w:type="spellStart"/>
+                                  <w:r>
+                                    <w:rPr>
+                                      <w:rFonts w:ascii="Arial" w:hAnsi="Arial" w:cs="Arial"/>
+                                      <w:b/>
+                                      <w:bCs/>
+                                      <w:color w:val="FFFFFF" w:themeColor="background1"/>
+                                      <w:sz w:val="10"/>
+                                      <w:szCs w:val="10"/>
+                                    </w:rPr>
+                                    <w:t>Niet</w:t>
+                                  </w:r>
+                                  <w:proofErr w:type="spellEnd"/>
+                                  <w:r>
+                                    <w:rPr>
+                                      <w:rFonts w:ascii="Arial" w:hAnsi="Arial" w:cs="Arial"/>
+                                      <w:b/>
+                                      <w:bCs/>
+                                      <w:color w:val="FFFFFF" w:themeColor="background1"/>
+                                      <w:sz w:val="10"/>
+                                      <w:szCs w:val="10"/>
+                                    </w:rPr>
+                                    <w:t xml:space="preserve"> </w:t>
+                                  </w:r>
+                                  <w:proofErr w:type="spellStart"/>
+                                  <w:r>
+                                    <w:rPr>
+                                      <w:rFonts w:ascii="Arial" w:hAnsi="Arial" w:cs="Arial"/>
+                                      <w:b/>
+                                      <w:bCs/>
+                                      <w:color w:val="FFFFFF" w:themeColor="background1"/>
+                                      <w:sz w:val="10"/>
+                                      <w:szCs w:val="10"/>
+                                    </w:rPr>
+                                    <w:t>aangevuld</w:t>
+                                  </w:r>
+                                  <w:proofErr w:type="spellEnd"/>
+                                </w:p>
+                              </w:txbxContent>
+                            </wps:txbx>
+                            <wps:bodyPr rot="0" spcFirstLastPara="0" vertOverflow="overflow" horzOverflow="overflow" vert="horz" wrap="square" lIns="0" tIns="0" rIns="0" bIns="0" numCol="1" spcCol="0" rtlCol="0" fromWordArt="0" anchor="ctr" anchorCtr="0" forceAA="0" compatLnSpc="1">
+                              <a:prstTxWarp prst="textNoShape">
+                                <a:avLst/>
+                              </a:prstTxWarp>
+                              <a:noAutofit/>
+                            </wps:bodyPr>
+                          </wps:wsp>
+                        </a:graphicData>
+                      </a:graphic>
+                      <wp14:sizeRelH relativeFrom="margin">
+                        <wp14:pctWidth>0</wp14:pctWidth>
+                      </wp14:sizeRelH>
+                      <wp14:sizeRelV relativeFrom="margin">
+                        <wp14:pctHeight>0</wp14:pctHeight>
+                      </wp14:sizeRelV>
+                    </wp:anchor>
+                  </w:drawing>
+                </mc:Choice>
+                <mc:Fallback>
+                  <w:pict>
+                    <v:shape w14:anchorId="0347B5A1" id="Text Box 11" o:spid="_x0000_s1029" type="#_x0000_t202" style="position:absolute;margin-left:179.95pt;margin-top:139.7pt;width:25.85pt;height:28.7pt;z-index:251669504;visibility:visible;mso-wrap-style:square;mso-width-percent:0;mso-height-percent:0;mso-wrap-distance-left:9pt;mso-wrap-distance-top:0;mso-wrap-distance-right:9pt;mso-wrap-distance-bottom:0;mso-position-horizontal:absolute;mso-position-horizontal-relative:text;mso-position-vertical:absolute;mso-position-vertical-relative:text;mso-width-percent:0;mso-height-percent:0;mso-width-relative:margin;mso-height-relative:margin;v-text-anchor:middle" o:gfxdata="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" fillcolor="#a9a57c" strokecolor="#868686" strokeweight=".5pt">
+                      <v:textbox inset="0,0,0,0">
+                        <w:txbxContent>
+                          <w:p>
+                            <w:pPr>
+                              <w:pStyle w:val="NoSpacing"/>
+                              <w:jc w:val="center"/>
+                              <w:rPr>
+                                <w:rFonts w:ascii="Arial" w:hAnsi="Arial" w:cs="Arial"/>
+                                <w:b/>
+                                <w:bCs/>
+                                <w:color w:val="FFFFFF" w:themeColor="background1"/>
+                                <w:sz w:val="10"/>
+                                <w:szCs w:val="10"/>
+                              </w:rPr>
+                            </w:pPr>
+                            <w:proofErr w:type="spellStart"/>
+                            <w:r>
+                              <w:rPr>
+                                <w:rFonts w:ascii="Arial" w:hAnsi="Arial" w:cs="Arial"/>
+                                <w:b/>
+                                <w:bCs/>
+                                <w:color w:val="FFFFFF" w:themeColor="background1"/>
+                                <w:sz w:val="10"/>
+                                <w:szCs w:val="10"/>
+                              </w:rPr>
+                              <w:t>Niet</w:t>
+                            </w:r>
+                            <w:proofErr w:type="spellEnd"/>
+                            <w:r>
+                              <w:rPr>
+                                <w:rFonts w:ascii="Arial" w:hAnsi="Arial" w:cs="Arial"/>
+                                <w:b/>
+                                <w:bCs/>
+                                <w:color w:val="FFFFFF" w:themeColor="background1"/>
+                                <w:sz w:val="10"/>
+                                <w:szCs w:val="10"/>
+                              </w:rPr>
+                              <w:t xml:space="preserve"> </w:t>
+                            </w:r>
+                            <w:proofErr w:type="spellStart"/>
+                            <w:r>
+                              <w:rPr>
+                                <w:rFonts w:ascii="Arial" w:hAnsi="Arial" w:cs="Arial"/>
+                                <w:b/>
+                                <w:bCs/>
+                                <w:color w:val="FFFFFF" w:themeColor="background1"/>
+                                <w:sz w:val="10"/>
+                                <w:szCs w:val="10"/>
+                              </w:rPr>
+                              <w:t>aangevuld</w:t>
+                            </w:r>
+                            <w:proofErr w:type="spellEnd"/>
+                          </w:p>
+                        </w:txbxContent>
+                      </v:textbox>
+                    </v:shape>
+                  </w:pict>
+                </mc:Fallback>
+              </mc:AlternateContent>
+            </w:r>
+            <w:r>
+              <w:rPr>
+                <w:rFonts w:ascii="Arial" w:hAnsi="Arial" w:cs="Arial"/>
+                <w:noProof/>
+                <w:sz w:val="10"/>
+                <w:szCs w:val="10"/>
+                <w:lang w:val="nl-NL"/>
+              </w:rPr>
+              <mc:AlternateContent>
+                <mc:Choice Requires="wps">
+                  <w:drawing>
+                    <wp:anchor distT="0" distB="0" distL="114300" distR="114300" simplePos="0" relativeHeight="251667456" behindDoc="0" locked="0" layoutInCell="1" allowOverlap="1" wp14:anchorId="41F813A1" wp14:editId="5850DA58">
+                      <wp:simplePos x="0" y="0"/>
+                      <wp:positionH relativeFrom="column">
+                        <wp:posOffset>1952625</wp:posOffset>
+                      </wp:positionH>
+                      <wp:positionV relativeFrom="paragraph">
+                        <wp:posOffset>1773359</wp:posOffset>
+                      </wp:positionV>
+                      <wp:extent cx="333756" cy="365760"/>
+                      <wp:effectExtent l="0" t="0" r="28575" b="15240"/>
+                      <wp:wrapNone/>
+                      <wp:docPr id="10" name="Text Box 10"/>
+                      <wp:cNvGraphicFramePr/>
+                      <a:graphic xmlns:a="http://schemas.openxmlformats.org/drawingml/2006/main">
+                        <a:graphicData uri="http://schemas.microsoft.com/office/word/2010/wordprocessingShape">
+                          <wps:wsp>
+                            <wps:cNvSpPr txBox="1"/>
+                            <wps:spPr>
+                              <a:xfrm>
+                                <a:off x="0" y="0"/>
+                                <a:ext cx="333756" cy="365760"/>
+                              </a:xfrm>
+                              <a:prstGeom prst="rect">
+                                <a:avLst/>
+                              </a:prstGeom>
+                              <a:solidFill>
+                                <a:srgbClr val="689C9A"/>
+                              </a:solidFill>
+                              <a:ln w="6350">
+                                <a:solidFill>
+                                  <a:srgbClr val="868686"/>
+                                </a:solidFill>
+                              </a:ln>
+                            </wps:spPr>
+                            <wps:txbx>
+                              <w:txbxContent>
+                                <w:p>
+                                  <w:pPr>
+                                    <w:pStyle w:val="NoSpacing"/>
+                                    <w:jc w:val="center"/>
+                                    <w:rPr>
+                                      <w:rFonts w:ascii="Arial" w:hAnsi="Arial" w:cs="Arial"/>
+                                      <w:b/>
+                                      <w:bCs/>
+                                      <w:color w:val="FFFFFF" w:themeColor="background1"/>
+                                      <w:sz w:val="10"/>
+                                      <w:szCs w:val="10"/>
+                                    </w:rPr>
+                                  </w:pPr>
+                                  <w:proofErr w:type="spellStart"/>
+                                  <w:r>
+                                    <w:rPr>
+                                      <w:rFonts w:ascii="Arial" w:hAnsi="Arial" w:cs="Arial"/>
+                                      <w:b/>
+                                      <w:bCs/>
+                                      <w:color w:val="FFFFFF" w:themeColor="background1"/>
+                                      <w:sz w:val="10"/>
+                                      <w:szCs w:val="10"/>
+                                    </w:rPr>
+                                    <w:t>Gehecht</w:t>
+                                  </w:r>
+                                  <w:proofErr w:type="spellEnd"/>
+                                  <w:r>
+                                    <w:rPr>
+                                      <w:rFonts w:ascii="Arial" w:hAnsi="Arial" w:cs="Arial"/>
+                                      <w:b/>
+                                      <w:bCs/>
+                                      <w:color w:val="FFFFFF" w:themeColor="background1"/>
+                                      <w:sz w:val="10"/>
+                                      <w:szCs w:val="10"/>
+                                    </w:rPr>
+                                    <w:t xml:space="preserve"> </w:t>
+                                  </w:r>
+                                  <w:proofErr w:type="spellStart"/>
+                                  <w:r>
+                                    <w:rPr>
+                                      <w:rFonts w:ascii="Arial" w:hAnsi="Arial" w:cs="Arial"/>
+                                      <w:b/>
+                                      <w:bCs/>
+                                      <w:color w:val="FFFFFF" w:themeColor="background1"/>
+                                      <w:sz w:val="10"/>
+                                      <w:szCs w:val="10"/>
+                                    </w:rPr>
+                                    <w:t>vuil</w:t>
+                                  </w:r>
+                                  <w:proofErr w:type="spellEnd"/>
+                                  <w:r>
+                                    <w:rPr>
+                                      <w:rFonts w:ascii="Arial" w:hAnsi="Arial" w:cs="Arial"/>
+                                      <w:b/>
+                                      <w:bCs/>
+                                      <w:color w:val="FFFFFF" w:themeColor="background1"/>
+                                      <w:sz w:val="10"/>
+                                      <w:szCs w:val="10"/>
+                                    </w:rPr>
+                                    <w:t xml:space="preserve"> </w:t>
+                                  </w:r>
+                                  <w:proofErr w:type="spellStart"/>
+                                  <w:r>
+                                    <w:rPr>
+                                      <w:rFonts w:ascii="Arial" w:hAnsi="Arial" w:cs="Arial"/>
+                                      <w:b/>
+                                      <w:bCs/>
+                                      <w:color w:val="FFFFFF" w:themeColor="background1"/>
+                                      <w:sz w:val="10"/>
+                                      <w:szCs w:val="10"/>
+                                    </w:rPr>
+                                    <w:t>vlek</w:t>
+                                  </w:r>
+                                  <w:proofErr w:type="spellEnd"/>
+                                  <w:r>
+                                    <w:rPr>
+                                      <w:rFonts w:ascii="Arial" w:hAnsi="Arial" w:cs="Arial"/>
+                                      <w:b/>
+                                      <w:bCs/>
+                                      <w:color w:val="FFFFFF" w:themeColor="background1"/>
+                                      <w:sz w:val="10"/>
+                                      <w:szCs w:val="10"/>
+                                    </w:rPr>
+                                    <w:t xml:space="preserve"> </w:t>
+                                  </w:r>
+                                  <w:proofErr w:type="spellStart"/>
+                                  <w:r>
+                                    <w:rPr>
+                                      <w:rFonts w:ascii="Arial" w:hAnsi="Arial" w:cs="Arial"/>
+                                      <w:b/>
+                                      <w:bCs/>
+                                      <w:color w:val="FFFFFF" w:themeColor="background1"/>
+                                      <w:sz w:val="10"/>
+                                      <w:szCs w:val="10"/>
+                                    </w:rPr>
+                                    <w:t>vingertast</w:t>
+                                  </w:r>
+                                  <w:proofErr w:type="spellEnd"/>
+                                </w:p>
+                              </w:txbxContent>
+                            </wps:txbx>
+                            <wps:bodyPr rot="0" spcFirstLastPara="0" vertOverflow="overflow" horzOverflow="overflow" vert="horz" wrap="square" lIns="0" tIns="0" rIns="0" bIns="0" numCol="1" spcCol="0" rtlCol="0" fromWordArt="0" anchor="ctr" anchorCtr="0" forceAA="0" compatLnSpc="1">
+                              <a:prstTxWarp prst="textNoShape">
+                                <a:avLst/>
+                              </a:prstTxWarp>
+                              <a:noAutofit/>
+                            </wps:bodyPr>
+                          </wps:wsp>
+                        </a:graphicData>
+                      </a:graphic>
+                      <wp14:sizeRelH relativeFrom="margin">
+                        <wp14:pctWidth>0</wp14:pctWidth>
+                      </wp14:sizeRelH>
+                      <wp14:sizeRelV relativeFrom="margin">
+                        <wp14:pctHeight>0</wp14:pctHeight>
+                      </wp14:sizeRelV>
+                    </wp:anchor>
+                  </w:drawing>
+                </mc:Choice>
+                <mc:Fallback>
+                  <w:pict>
+                    <v:shape w14:anchorId="41F813A1" id="Text Box 10" o:spid="_x0000_s1030" type="#_x0000_t202" style="position:absolute;margin-left:153.75pt;margin-top:139.65pt;width:26.3pt;height:28.8pt;z-index:251667456;visibility:visible;mso-wrap-style:square;mso-width-percent:0;mso-height-percent:0;mso-wrap-distance-left:9pt;mso-wrap-distance-top:0;mso-wrap-distance-right:9pt;mso-wrap-distance-bottom:0;mso-position-horizontal:absolute;mso-position-horizontal-relative:text;mso-position-vertical:absolute;mso-position-vertical-relative:text;mso-width-percent:0;mso-height-percent:0;mso-width-relative:margin;mso-height-relative:margin;v-text-anchor:middle" o:gfxdata="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" fillcolor="#689c9a" strokecolor="#868686" strokeweight=".5pt">
+                      <v:textbox inset="0,0,0,0">
+                        <w:txbxContent>
+                          <w:p>
+                            <w:pPr>
+                              <w:pStyle w:val="NoSpacing"/>
+                              <w:jc w:val="center"/>
+                              <w:rPr>
+                                <w:rFonts w:ascii="Arial" w:hAnsi="Arial" w:cs="Arial"/>
+                                <w:b/>
+                                <w:bCs/>
+                                <w:color w:val="FFFFFF" w:themeColor="background1"/>
+                                <w:sz w:val="10"/>
+                                <w:szCs w:val="10"/>
+                              </w:rPr>
+                            </w:pPr>
+                            <w:proofErr w:type="spellStart"/>
+                            <w:r>
+                              <w:rPr>
+                                <w:rFonts w:ascii="Arial" w:hAnsi="Arial" w:cs="Arial"/>
+                                <w:b/>
+                                <w:bCs/>
+                                <w:color w:val="FFFFFF" w:themeColor="background1"/>
+                                <w:sz w:val="10"/>
+                                <w:szCs w:val="10"/>
+                              </w:rPr>
+                              <w:t>Gehecht</w:t>
+                            </w:r>
+                            <w:proofErr w:type="spellEnd"/>
+                            <w:r>
+                              <w:rPr>
+                                <w:rFonts w:ascii="Arial" w:hAnsi="Arial" w:cs="Arial"/>
+                                <w:b/>
+                                <w:bCs/>
+                                <w:color w:val="FFFFFF" w:themeColor="background1"/>
+                                <w:sz w:val="10"/>
+                                <w:szCs w:val="10"/>
+                              </w:rPr>
+                              <w:t xml:space="preserve"> </w:t>
+                            </w:r>
+                            <w:proofErr w:type="spellStart"/>
+                            <w:r>
+                              <w:rPr>
+                                <w:rFonts w:ascii="Arial" w:hAnsi="Arial" w:cs="Arial"/>
+                                <w:b/>
+                                <w:bCs/>
+                                <w:color w:val="FFFFFF" w:themeColor="background1"/>
+                                <w:sz w:val="10"/>
+                                <w:szCs w:val="10"/>
+                              </w:rPr>
+                              <w:t>vuil</w:t>
+                            </w:r>
+                            <w:proofErr w:type="spellEnd"/>
+                            <w:r>
+                              <w:rPr>
+                                <w:rFonts w:ascii="Arial" w:hAnsi="Arial" w:cs="Arial"/>
+                                <w:b/>
+                                <w:bCs/>
+                                <w:color w:val="FFFFFF" w:themeColor="background1"/>
+                                <w:sz w:val="10"/>
+                                <w:szCs w:val="10"/>
+                              </w:rPr>
+                              <w:t xml:space="preserve"> </w:t>
+                            </w:r>
+                            <w:proofErr w:type="spellStart"/>
+                            <w:r>
+                              <w:rPr>
+                                <w:rFonts w:ascii="Arial" w:hAnsi="Arial" w:cs="Arial"/>
+                                <w:b/>
+                                <w:bCs/>
+                                <w:color w:val="FFFFFF" w:themeColor="background1"/>
+                                <w:sz w:val="10"/>
+                                <w:szCs w:val="10"/>
+                              </w:rPr>
+                              <w:t>vlek</w:t>
+                            </w:r>
+                            <w:proofErr w:type="spellEnd"/>
+                            <w:r>
+                              <w:rPr>
+                                <w:rFonts w:ascii="Arial" w:hAnsi="Arial" w:cs="Arial"/>
+                                <w:b/>
+                                <w:bCs/>
+                                <w:color w:val="FFFFFF" w:themeColor="background1"/>
+                                <w:sz w:val="10"/>
+                                <w:szCs w:val="10"/>
+                              </w:rPr>
+                              <w:t xml:space="preserve"> </w:t>
+                            </w:r>
+                            <w:proofErr w:type="spellStart"/>
+                            <w:r>
+                              <w:rPr>
+                                <w:rFonts w:ascii="Arial" w:hAnsi="Arial" w:cs="Arial"/>
+                                <w:b/>
+                                <w:bCs/>
+                                <w:color w:val="FFFFFF" w:themeColor="background1"/>
+                                <w:sz w:val="10"/>
+                                <w:szCs w:val="10"/>
+                              </w:rPr>
+                              <w:t>vingertast</w:t>
+                            </w:r>
+                            <w:proofErr w:type="spellEnd"/>
+                          </w:p>
+                        </w:txbxContent>
+                      </v:textbox>
+                    </v:shape>
+                  </w:pict>
+                </mc:Fallback>
+              </mc:AlternateContent>
+            </w:r>
+            <w:r>
+              <w:rPr>
+                <w:rFonts w:ascii="Arial" w:hAnsi="Arial" w:cs="Arial"/>
+                <w:noProof/>
+                <w:sz w:val="10"/>
+                <w:szCs w:val="10"/>
+                <w:lang w:val="nl-NL"/>
+              </w:rPr>
+              <mc:AlternateContent>
+                <mc:Choice Requires="wps">
+                  <w:drawing>
+                    <wp:anchor distT="0" distB="0" distL="114300" distR="114300" simplePos="0" relativeHeight="251681792" behindDoc="0" locked="0" layoutInCell="1" allowOverlap="1" wp14:anchorId="4D00AF4E" wp14:editId="65B812D1">
+                      <wp:simplePos x="0" y="0"/>
+                      <wp:positionH relativeFrom="column">
+                        <wp:posOffset>1616810</wp:posOffset>
+                      </wp:positionH>
+                      <wp:positionV relativeFrom="paragraph">
+                        <wp:posOffset>1773193</wp:posOffset>
+                      </wp:positionV>
+                      <wp:extent cx="338328" cy="365760"/>
+                      <wp:effectExtent l="0" t="0" r="24130" b="15240"/>
+                      <wp:wrapNone/>
+                      <wp:docPr id="17" name="Text Box 17"/>
+                      <wp:cNvGraphicFramePr/>
+                      <a:graphic xmlns:a="http://schemas.openxmlformats.org/drawingml/2006/main">
+                        <a:graphicData uri="http://schemas.microsoft.com/office/word/2010/wordprocessingShape">
+                          <wps:wsp>
+                            <wps:cNvSpPr txBox="1"/>
+                            <wps:spPr>
+                              <a:xfrm>
+                                <a:off x="0" y="0"/>
+                                <a:ext cx="338328" cy="365760"/>
+                              </a:xfrm>
+                              <a:prstGeom prst="rect">
+                                <a:avLst/>
+                              </a:prstGeom>
+                              <a:solidFill>
+                                <a:srgbClr val="689C9A"/>
+                              </a:solidFill>
+                              <a:ln w="6350">
+                                <a:solidFill>
+                                  <a:srgbClr val="868686"/>
+                                </a:solidFill>
+                              </a:ln>
+                            </wps:spPr>
+                            <wps:txbx>
+                              <w:txbxContent>
+                                <w:p>
+                                  <w:pPr>
+                                    <w:pStyle w:val="NoSpacing"/>
+                                    <w:jc w:val="center"/>
+                                    <w:rPr>
+                                      <w:rFonts w:ascii="Arial" w:hAnsi="Arial" w:cs="Arial"/>
+                                      <w:b/>
+                                      <w:bCs/>
+                                      <w:color w:val="FFFFFF" w:themeColor="background1"/>
+                                      <w:sz w:val="10"/>
+                                      <w:szCs w:val="10"/>
+                                    </w:rPr>
+                                  </w:pPr>
+                                  <w:proofErr w:type="spellStart"/>
+                                  <w:r>
+                                    <w:rPr>
+                                      <w:rFonts w:ascii="Arial" w:hAnsi="Arial" w:cs="Arial"/>
+                                      <w:b/>
+                                      <w:bCs/>
+                                      <w:color w:val="FFFFFF" w:themeColor="background1"/>
+                                      <w:sz w:val="10"/>
+                                      <w:szCs w:val="10"/>
+                                    </w:rPr>
+                                    <w:t>Gehecht</w:t>
+                                  </w:r>
+                                  <w:proofErr w:type="spellEnd"/>
+                                  <w:r>
+                                    <w:rPr>
+                                      <w:rFonts w:ascii="Arial" w:hAnsi="Arial" w:cs="Arial"/>
+                                      <w:b/>
+                                      <w:bCs/>
+                                      <w:color w:val="FFFFFF" w:themeColor="background1"/>
+                                      <w:sz w:val="10"/>
+                                      <w:szCs w:val="10"/>
+                                    </w:rPr>
+                                    <w:t xml:space="preserve"> </w:t>
+                                  </w:r>
+                                  <w:proofErr w:type="spellStart"/>
+                                  <w:r>
+                                    <w:rPr>
+                                      <w:rFonts w:ascii="Arial" w:hAnsi="Arial" w:cs="Arial"/>
+                                      <w:b/>
+                                      <w:bCs/>
+                                      <w:color w:val="FFFFFF" w:themeColor="background1"/>
+                                      <w:sz w:val="10"/>
+                                      <w:szCs w:val="10"/>
+                                    </w:rPr>
+                                    <w:t>vuil</w:t>
+                                  </w:r>
+                                  <w:proofErr w:type="spellEnd"/>
+                                  <w:r>
+                                    <w:rPr>
+                                      <w:rFonts w:ascii="Arial" w:hAnsi="Arial" w:cs="Arial"/>
+                                      <w:b/>
+                                      <w:bCs/>
+                                      <w:color w:val="FFFFFF" w:themeColor="background1"/>
+                                      <w:sz w:val="10"/>
+                                      <w:szCs w:val="10"/>
+                                    </w:rPr>
+                                    <w:t xml:space="preserve"> </w:t>
+                                  </w:r>
+                                  <w:proofErr w:type="spellStart"/>
+                                  <w:r>
+                                    <w:rPr>
+                                      <w:rFonts w:ascii="Arial" w:hAnsi="Arial" w:cs="Arial"/>
+                                      <w:b/>
+                                      <w:bCs/>
+                                      <w:color w:val="FFFFFF" w:themeColor="background1"/>
+                                      <w:sz w:val="10"/>
+                                      <w:szCs w:val="10"/>
+                                    </w:rPr>
+                                    <w:t>methode</w:t>
+                                  </w:r>
+                                  <w:proofErr w:type="spellEnd"/>
+                                </w:p>
+                              </w:txbxContent>
+                            </wps:txbx>
+                            <wps:bodyPr rot="0" spcFirstLastPara="0" vertOverflow="overflow" horzOverflow="overflow" vert="horz" wrap="square" lIns="0" tIns="0" rIns="0" bIns="0" numCol="1" spcCol="0" rtlCol="0" fromWordArt="0" anchor="ctr" anchorCtr="0" forceAA="0" compatLnSpc="1">
+                              <a:prstTxWarp prst="textNoShape">
+                                <a:avLst/>
+                              </a:prstTxWarp>
+                              <a:noAutofit/>
+                            </wps:bodyPr>
+                          </wps:wsp>
+                        </a:graphicData>
+                      </a:graphic>
+                      <wp14:sizeRelH relativeFrom="margin">
+                        <wp14:pctWidth>0</wp14:pctWidth>
+                      </wp14:sizeRelH>
+                      <wp14:sizeRelV relativeFrom="margin">
+                        <wp14:pctHeight>0</wp14:pctHeight>
+                      </wp14:sizeRelV>
+                    </wp:anchor>
+                  </w:drawing>
+                </mc:Choice>
+                <mc:Fallback>
+                  <w:pict>
+                    <v:shape w14:anchorId="4D00AF4E" id="Text Box 17" o:spid="_x0000_s1031" type="#_x0000_t202" style="position:absolute;margin-left:127.3pt;margin-top:139.6pt;width:26.65pt;height:28.8pt;z-index:251681792;visibility:visible;mso-wrap-style:square;mso-width-percent:0;mso-height-percent:0;mso-wrap-distance-left:9pt;mso-wrap-distance-top:0;mso-wrap-distance-right:9pt;mso-wrap-distance-bottom:0;mso-position-horizontal:absolute;mso-position-horizontal-relative:text;mso-position-vertical:absolute;mso-position-vertical-relative:text;mso-width-percent:0;mso-height-percent:0;mso-width-relative:margin;mso-height-relative:margin;v-text-anchor:middle" o:gfxdata="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" fillcolor="#689c9a" strokecolor="#868686" strokeweight=".5pt">
+                      <v:textbox inset="0,0,0,0">
+                        <w:txbxContent>
+                          <w:p>
+                            <w:pPr>
+                              <w:pStyle w:val="NoSpacing"/>
+                              <w:jc w:val="center"/>
+                              <w:rPr>
+                                <w:rFonts w:ascii="Arial" w:hAnsi="Arial" w:cs="Arial"/>
+                                <w:b/>
+                                <w:bCs/>
+                                <w:color w:val="FFFFFF" w:themeColor="background1"/>
+                                <w:sz w:val="10"/>
+                                <w:szCs w:val="10"/>
+                              </w:rPr>
+                            </w:pPr>
+                            <w:proofErr w:type="spellStart"/>
+                            <w:r>
+                              <w:rPr>
+                                <w:rFonts w:ascii="Arial" w:hAnsi="Arial" w:cs="Arial"/>
+                                <w:b/>
+                                <w:bCs/>
+                                <w:color w:val="FFFFFF" w:themeColor="background1"/>
+                                <w:sz w:val="10"/>
+                                <w:szCs w:val="10"/>
+                              </w:rPr>
+                              <w:t>Gehecht</w:t>
+                            </w:r>
+                            <w:proofErr w:type="spellEnd"/>
+                            <w:r>
+                              <w:rPr>
+                                <w:rFonts w:ascii="Arial" w:hAnsi="Arial" w:cs="Arial"/>
+                                <w:b/>
+                                <w:bCs/>
+                                <w:color w:val="FFFFFF" w:themeColor="background1"/>
+                                <w:sz w:val="10"/>
+                                <w:szCs w:val="10"/>
+                              </w:rPr>
+                              <w:t xml:space="preserve"> </w:t>
+                            </w:r>
+                            <w:proofErr w:type="spellStart"/>
+                            <w:r>
+                              <w:rPr>
+                                <w:rFonts w:ascii="Arial" w:hAnsi="Arial" w:cs="Arial"/>
+                                <w:b/>
+                                <w:bCs/>
+                                <w:color w:val="FFFFFF" w:themeColor="background1"/>
+                                <w:sz w:val="10"/>
+                                <w:szCs w:val="10"/>
+                              </w:rPr>
+                              <w:t>vuil</w:t>
+                            </w:r>
+                            <w:proofErr w:type="spellEnd"/>
+                            <w:r>
+                              <w:rPr>
+                                <w:rFonts w:ascii="Arial" w:hAnsi="Arial" w:cs="Arial"/>
+                                <w:b/>
+                                <w:bCs/>
+                                <w:color w:val="FFFFFF" w:themeColor="background1"/>
+                                <w:sz w:val="10"/>
+                                <w:szCs w:val="10"/>
+                              </w:rPr>
+                              <w:t xml:space="preserve"> </w:t>
+                            </w:r>
+                            <w:proofErr w:type="spellStart"/>
+                            <w:r>
+                              <w:rPr>
+                                <w:rFonts w:ascii="Arial" w:hAnsi="Arial" w:cs="Arial"/>
+                                <w:b/>
+                                <w:bCs/>
+                                <w:color w:val="FFFFFF" w:themeColor="background1"/>
+                                <w:sz w:val="10"/>
+                                <w:szCs w:val="10"/>
+                              </w:rPr>
+                              <w:t>methode</w:t>
+                            </w:r>
+                            <w:proofErr w:type="spellEnd"/>
+                          </w:p>
+                        </w:txbxContent>
+                      </v:textbox>
+                    </v:shape>
+                  </w:pict>
+                </mc:Fallback>
+              </mc:AlternateContent>
+            </w:r>
+            <w:r>
+              <w:rPr>
+                <w:rFonts w:ascii="Arial" w:hAnsi="Arial" w:cs="Arial"/>
+                <w:noProof/>
+                <w:sz w:val="10"/>
+                <w:szCs w:val="10"/>
+                <w:lang w:val="nl-NL"/>
+              </w:rPr>
+              <mc:AlternateContent>
+                <mc:Choice Requires="wps">
+                  <w:drawing>
+                    <wp:anchor distT="0" distB="0" distL="114300" distR="114300" simplePos="0" relativeHeight="251695104" behindDoc="0" locked="0" layoutInCell="1" allowOverlap="1" wp14:anchorId="327C9E7A" wp14:editId="70E4D498">
+                      <wp:simplePos x="0" y="0"/>
+                      <wp:positionH relativeFrom="column">
+                        <wp:posOffset>1307473</wp:posOffset>
+                      </wp:positionH>
+                      <wp:positionV relativeFrom="paragraph">
+                        <wp:posOffset>1772800</wp:posOffset>
                       </wp:positionV>
                       <wp:extent cx="308610" cy="365760"/>
                       <wp:effectExtent l="0" t="0" r="15240" b="15240"/>
@@ -2152,7 +3209,7 @@
                 </mc:Choice>
                 <mc:Fallback>
                   <w:pict>
-                    <v:shape w14:anchorId="327C9E7A" id="Text Box 13" o:spid="_x0000_s1027" type="#_x0000_t202" style="position:absolute;margin-left:104.9pt;margin-top:251.15pt;width:24.3pt;height:28.8pt;z-index:251673600;visibility:visible;mso-wrap-style:square;mso-width-percent:0;mso-height-percent:0;mso-wrap-distance-left:9pt;mso-wrap-distance-top:0;mso-wrap-distance-right:9pt;mso-wrap-distance-bottom:0;mso-position-horizontal:absolute;mso-position-horizontal-relative:text;mso-position-vertical:absolute;mso-position-vertical-relative:text;mso-width-percent:0;mso-height-percent:0;mso-width-relative:margin;mso-height-relative:margin;v-text-anchor:middle" o:gfxdata="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" fillcolor="#689c9a" strokecolor="#868686" strokeweight=".5pt">
+                    <v:shape w14:anchorId="327C9E7A" id="Text Box 13" o:spid="_x0000_s1032" type="#_x0000_t202" style="position:absolute;margin-left:102.95pt;margin-top:139.6pt;width:24.3pt;height:28.8pt;z-index:251695104;visibility:visible;mso-wrap-style:square;mso-width-percent:0;mso-height-percent:0;mso-wrap-distance-left:9pt;mso-wrap-distance-top:0;mso-wrap-distance-right:9pt;mso-wrap-distance-bottom:0;mso-position-horizontal:absolute;mso-position-horizontal-relative:text;mso-position-vertical:absolute;mso-position-vertical-relative:text;mso-width-percent:0;mso-height-percent:0;mso-width-relative:margin;mso-height-relative:margin;v-text-anchor:middle" o:gfxdata="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" fillcolor="#689c9a" strokecolor="#868686" strokeweight=".5pt">
                       <v:textbox inset="0,0,0,0">
                         <w:txbxContent>
                           <w:p>
@@ -2235,371 +3292,13 @@
               <mc:AlternateContent>
                 <mc:Choice Requires="wps">
                   <w:drawing>
-                    <wp:anchor distT="0" distB="0" distL="114300" distR="114300" simplePos="0" relativeHeight="251679744" behindDoc="0" locked="0" layoutInCell="1" allowOverlap="1" wp14:anchorId="4B0019F5" wp14:editId="161DEA14">
+                    <wp:anchor distT="0" distB="0" distL="114300" distR="114300" simplePos="0" relativeHeight="251665408" behindDoc="0" locked="0" layoutInCell="1" allowOverlap="1" wp14:anchorId="1E79411C" wp14:editId="2844067D">
                       <wp:simplePos x="0" y="0"/>
                       <wp:positionH relativeFrom="column">
-                        <wp:posOffset>2968224</wp:posOffset>
+                        <wp:posOffset>982353</wp:posOffset>
                       </wp:positionH>
                       <wp:positionV relativeFrom="paragraph">
-                        <wp:posOffset>3191243</wp:posOffset>
-                      </wp:positionV>
-                      <wp:extent cx="328930" cy="365760"/>
-                      <wp:effectExtent l="0" t="0" r="13970" b="15240"/>
-                      <wp:wrapNone/>
-                      <wp:docPr id="16" name="Text Box 16"/>
-                      <wp:cNvGraphicFramePr/>
-                      <a:graphic xmlns:a="http://schemas.openxmlformats.org/drawingml/2006/main">
-                        <a:graphicData uri="http://schemas.microsoft.com/office/word/2010/wordprocessingShape">
-                          <wps:wsp>
-                            <wps:cNvSpPr txBox="1"/>
-                            <wps:spPr>
-                              <a:xfrm>
-                                <a:off x="0" y="0"/>
-                                <a:ext cx="328930" cy="365760"/>
-                              </a:xfrm>
-                              <a:prstGeom prst="rect">
-                                <a:avLst/>
-                              </a:prstGeom>
-                              <a:solidFill>
-                                <a:srgbClr val="A9A57C"/>
-                              </a:solidFill>
-                              <a:ln w="6350">
-                                <a:solidFill>
-                                  <a:srgbClr val="868686"/>
-                                </a:solidFill>
-                              </a:ln>
-                            </wps:spPr>
-                            <wps:txbx>
-                              <w:txbxContent>
-                                <w:p>
-                                  <w:pPr>
-                                    <w:pStyle w:val="NoSpacing"/>
-                                    <w:jc w:val="center"/>
-                                    <w:rPr>
-                                      <w:rFonts w:ascii="Arial" w:hAnsi="Arial" w:cs="Arial"/>
-                                      <w:b/>
-                                      <w:bCs/>
-                                      <w:color w:val="FFFFFF" w:themeColor="background1"/>
-                                      <w:sz w:val="10"/>
-                                      <w:szCs w:val="10"/>
-                                    </w:rPr>
-                                  </w:pPr>
-                                  <w:proofErr w:type="spellStart"/>
-                                  <w:r>
-                                    <w:rPr>
-                                      <w:rFonts w:ascii="Arial" w:hAnsi="Arial" w:cs="Arial"/>
-                                      <w:b/>
-                                      <w:bCs/>
-                                      <w:color w:val="FFFFFF" w:themeColor="background1"/>
-                                      <w:sz w:val="10"/>
-                                      <w:szCs w:val="10"/>
-                                    </w:rPr>
-                                    <w:t>Spi</w:t>
-                                  </w:r>
-                                  <w:r>
-                                    <w:rPr>
-                                      <w:rFonts w:ascii="Arial" w:hAnsi="Arial" w:cs="Arial"/>
-                                      <w:b/>
-                                      <w:bCs/>
-                                      <w:color w:val="FFFFFF" w:themeColor="background1"/>
-                                      <w:sz w:val="10"/>
-                                      <w:szCs w:val="10"/>
-                                    </w:rPr>
-                                    <w:t>n</w:t>
-                                  </w:r>
-                                  <w:r>
-                                    <w:rPr>
-                                      <w:rFonts w:ascii="Arial" w:hAnsi="Arial" w:cs="Arial"/>
-                                      <w:b/>
-                                      <w:bCs/>
-                                      <w:color w:val="FFFFFF" w:themeColor="background1"/>
-                                      <w:sz w:val="10"/>
-                                      <w:szCs w:val="10"/>
-                                    </w:rPr>
-                                    <w:t>rag</w:t>
-                                  </w:r>
-                                  <w:proofErr w:type="spellEnd"/>
-                                </w:p>
-                              </w:txbxContent>
-                            </wps:txbx>
-                            <wps:bodyPr rot="0" spcFirstLastPara="0" vertOverflow="overflow" horzOverflow="overflow" vert="horz" wrap="square" lIns="0" tIns="0" rIns="0" bIns="0" numCol="1" spcCol="0" rtlCol="0" fromWordArt="0" anchor="ctr" anchorCtr="0" forceAA="0" compatLnSpc="1">
-                              <a:prstTxWarp prst="textNoShape">
-                                <a:avLst/>
-                              </a:prstTxWarp>
-                              <a:noAutofit/>
-                            </wps:bodyPr>
-                          </wps:wsp>
-                        </a:graphicData>
-                      </a:graphic>
-                      <wp14:sizeRelH relativeFrom="margin">
-                        <wp14:pctWidth>0</wp14:pctWidth>
-                      </wp14:sizeRelH>
-                      <wp14:sizeRelV relativeFrom="margin">
-                        <wp14:pctHeight>0</wp14:pctHeight>
-                      </wp14:sizeRelV>
-                    </wp:anchor>
-                  </w:drawing>
-                </mc:Choice>
-                <mc:Fallback>
-                  <w:pict>
-                    <v:shape w14:anchorId="4B0019F5" id="Text Box 16" o:spid="_x0000_s1028" type="#_x0000_t202" style="position:absolute;margin-left:233.7pt;margin-top:251.3pt;width:25.9pt;height:28.8pt;z-index:251679744;visibility:visible;mso-wrap-style:square;mso-width-percent:0;mso-height-percent:0;mso-wrap-distance-left:9pt;mso-wrap-distance-top:0;mso-wrap-distance-right:9pt;mso-wrap-distance-bottom:0;mso-position-horizontal:absolute;mso-position-horizontal-relative:text;mso-position-vertical:absolute;mso-position-vertical-relative:text;mso-width-percent:0;mso-height-percent:0;mso-width-relative:margin;mso-height-relative:margin;v-text-anchor:middle" o:gfxdata="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" fillcolor="#a9a57c" strokecolor="#868686" strokeweight=".5pt">
-                      <v:textbox inset="0,0,0,0">
-                        <w:txbxContent>
-                          <w:p>
-                            <w:pPr>
-                              <w:pStyle w:val="NoSpacing"/>
-                              <w:jc w:val="center"/>
-                              <w:rPr>
-                                <w:rFonts w:ascii="Arial" w:hAnsi="Arial" w:cs="Arial"/>
-                                <w:b/>
-                                <w:bCs/>
-                                <w:color w:val="FFFFFF" w:themeColor="background1"/>
-                                <w:sz w:val="10"/>
-                                <w:szCs w:val="10"/>
-                              </w:rPr>
-                            </w:pPr>
-                            <w:proofErr w:type="spellStart"/>
-                            <w:r>
-                              <w:rPr>
-                                <w:rFonts w:ascii="Arial" w:hAnsi="Arial" w:cs="Arial"/>
-                                <w:b/>
-                                <w:bCs/>
-                                <w:color w:val="FFFFFF" w:themeColor="background1"/>
-                                <w:sz w:val="10"/>
-                                <w:szCs w:val="10"/>
-                              </w:rPr>
-                              <w:t>Spi</w:t>
-                            </w:r>
-                            <w:r>
-                              <w:rPr>
-                                <w:rFonts w:ascii="Arial" w:hAnsi="Arial" w:cs="Arial"/>
-                                <w:b/>
-                                <w:bCs/>
-                                <w:color w:val="FFFFFF" w:themeColor="background1"/>
-                                <w:sz w:val="10"/>
-                                <w:szCs w:val="10"/>
-                              </w:rPr>
-                              <w:t>n</w:t>
-                            </w:r>
-                            <w:r>
-                              <w:rPr>
-                                <w:rFonts w:ascii="Arial" w:hAnsi="Arial" w:cs="Arial"/>
-                                <w:b/>
-                                <w:bCs/>
-                                <w:color w:val="FFFFFF" w:themeColor="background1"/>
-                                <w:sz w:val="10"/>
-                                <w:szCs w:val="10"/>
-                              </w:rPr>
-                              <w:t>rag</w:t>
-                            </w:r>
-                            <w:proofErr w:type="spellEnd"/>
-                          </w:p>
-                        </w:txbxContent>
-                      </v:textbox>
-                    </v:shape>
-                  </w:pict>
-                </mc:Fallback>
-              </mc:AlternateContent>
-            </w:r>
-            <w:r>
-              <w:rPr>
-                <w:rFonts w:ascii="Arial" w:hAnsi="Arial" w:cs="Arial"/>
-                <w:noProof/>
-                <w:sz w:val="10"/>
-                <w:szCs w:val="10"/>
-                <w:lang w:val="nl-NL"/>
-              </w:rPr>
-              <mc:AlternateContent>
-                <mc:Choice Requires="wps">
-                  <w:drawing>
-                    <wp:anchor distT="0" distB="0" distL="114300" distR="114300" simplePos="0" relativeHeight="251675648" behindDoc="0" locked="0" layoutInCell="1" allowOverlap="1" wp14:anchorId="0F42B3A3" wp14:editId="13649E69">
-                      <wp:simplePos x="0" y="0"/>
-                      <wp:positionH relativeFrom="column">
-                        <wp:posOffset>2609282</wp:posOffset>
-                      </wp:positionH>
-                      <wp:positionV relativeFrom="paragraph">
-                        <wp:posOffset>3191243</wp:posOffset>
-                      </wp:positionV>
-                      <wp:extent cx="360680" cy="365760"/>
-                      <wp:effectExtent l="0" t="0" r="20320" b="15240"/>
-                      <wp:wrapNone/>
-                      <wp:docPr id="14" name="Text Box 14"/>
-                      <wp:cNvGraphicFramePr/>
-                      <a:graphic xmlns:a="http://schemas.openxmlformats.org/drawingml/2006/main">
-                        <a:graphicData uri="http://schemas.microsoft.com/office/word/2010/wordprocessingShape">
-                          <wps:wsp>
-                            <wps:cNvSpPr txBox="1"/>
-                            <wps:spPr>
-                              <a:xfrm>
-                                <a:off x="0" y="0"/>
-                                <a:ext cx="360680" cy="365760"/>
-                              </a:xfrm>
-                              <a:prstGeom prst="rect">
-                                <a:avLst/>
-                              </a:prstGeom>
-                              <a:solidFill>
-                                <a:srgbClr val="A9A57C"/>
-                              </a:solidFill>
-                              <a:ln w="6350">
-                                <a:solidFill>
-                                  <a:srgbClr val="868686"/>
-                                </a:solidFill>
-                              </a:ln>
-                            </wps:spPr>
-                            <wps:txbx>
-                              <w:txbxContent>
-                                <w:p>
-                                  <w:pPr>
-                                    <w:pStyle w:val="NoSpacing"/>
-                                    <w:jc w:val="center"/>
-                                    <w:rPr>
-                                      <w:rFonts w:ascii="Arial" w:hAnsi="Arial" w:cs="Arial"/>
-                                      <w:b/>
-                                      <w:bCs/>
-                                      <w:color w:val="FFFFFF" w:themeColor="background1"/>
-                                      <w:sz w:val="10"/>
-                                      <w:szCs w:val="10"/>
-                                    </w:rPr>
-                                  </w:pPr>
-                                  <w:proofErr w:type="spellStart"/>
-                                  <w:r>
-                                    <w:rPr>
-                                      <w:rFonts w:ascii="Arial" w:hAnsi="Arial" w:cs="Arial"/>
-                                      <w:b/>
-                                      <w:bCs/>
-                                      <w:color w:val="FFFFFF" w:themeColor="background1"/>
-                                      <w:sz w:val="10"/>
-                                      <w:szCs w:val="10"/>
-                                    </w:rPr>
-                                    <w:t>Niet</w:t>
-                                  </w:r>
-                                  <w:proofErr w:type="spellEnd"/>
-                                  <w:r>
-                                    <w:rPr>
-                                      <w:rFonts w:ascii="Arial" w:hAnsi="Arial" w:cs="Arial"/>
-                                      <w:b/>
-                                      <w:bCs/>
-                                      <w:color w:val="FFFFFF" w:themeColor="background1"/>
-                                      <w:sz w:val="10"/>
-                                      <w:szCs w:val="10"/>
-                                    </w:rPr>
-                                    <w:t xml:space="preserve"> </w:t>
-                                  </w:r>
-                                  <w:proofErr w:type="spellStart"/>
-                                  <w:r>
-                                    <w:rPr>
-                                      <w:rFonts w:ascii="Arial" w:hAnsi="Arial" w:cs="Arial"/>
-                                      <w:b/>
-                                      <w:bCs/>
-                                      <w:color w:val="FFFFFF" w:themeColor="background1"/>
-                                      <w:sz w:val="10"/>
-                                      <w:szCs w:val="10"/>
-                                    </w:rPr>
-                                    <w:t>geleegd</w:t>
-                                  </w:r>
-                                  <w:proofErr w:type="spellEnd"/>
-                                </w:p>
-                              </w:txbxContent>
-                            </wps:txbx>
-                            <wps:bodyPr rot="0" spcFirstLastPara="0" vertOverflow="overflow" horzOverflow="overflow" vert="horz" wrap="square" lIns="0" tIns="0" rIns="0" bIns="0" numCol="1" spcCol="0" rtlCol="0" fromWordArt="0" anchor="ctr" anchorCtr="0" forceAA="0" compatLnSpc="1">
-                              <a:prstTxWarp prst="textNoShape">
-                                <a:avLst/>
-                              </a:prstTxWarp>
-                              <a:noAutofit/>
-                            </wps:bodyPr>
-                          </wps:wsp>
-                        </a:graphicData>
-                      </a:graphic>
-                      <wp14:sizeRelH relativeFrom="margin">
-                        <wp14:pctWidth>0</wp14:pctWidth>
-                      </wp14:sizeRelH>
-                      <wp14:sizeRelV relativeFrom="margin">
-                        <wp14:pctHeight>0</wp14:pctHeight>
-                      </wp14:sizeRelV>
-                    </wp:anchor>
-                  </w:drawing>
-                </mc:Choice>
-                <mc:Fallback>
-                  <w:pict>
-                    <v:shape w14:anchorId="0F42B3A3" id="Text Box 14" o:spid="_x0000_s1029" type="#_x0000_t202" style="position:absolute;margin-left:205.45pt;margin-top:251.3pt;width:28.4pt;height:28.8pt;z-index:251675648;visibility:visible;mso-wrap-style:square;mso-width-percent:0;mso-height-percent:0;mso-wrap-distance-left:9pt;mso-wrap-distance-top:0;mso-wrap-distance-right:9pt;mso-wrap-distance-bottom:0;mso-position-horizontal:absolute;mso-position-horizontal-relative:text;mso-position-vertical:absolute;mso-position-vertical-relative:text;mso-width-percent:0;mso-height-percent:0;mso-width-relative:margin;mso-height-relative:margin;v-text-anchor:middle" o:gfxdata="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" fillcolor="#a9a57c" strokecolor="#868686" strokeweight=".5pt">
-                      <v:textbox inset="0,0,0,0">
-                        <w:txbxContent>
-                          <w:p>
-                            <w:pPr>
-                              <w:pStyle w:val="NoSpacing"/>
-                              <w:jc w:val="center"/>
-                              <w:rPr>
-                                <w:rFonts w:ascii="Arial" w:hAnsi="Arial" w:cs="Arial"/>
-                                <w:b/>
-                                <w:bCs/>
-                                <w:color w:val="FFFFFF" w:themeColor="background1"/>
-                                <w:sz w:val="10"/>
-                                <w:szCs w:val="10"/>
-                              </w:rPr>
-                            </w:pPr>
-                            <w:proofErr w:type="spellStart"/>
-                            <w:r>
-                              <w:rPr>
-                                <w:rFonts w:ascii="Arial" w:hAnsi="Arial" w:cs="Arial"/>
-                                <w:b/>
-                                <w:bCs/>
-                                <w:color w:val="FFFFFF" w:themeColor="background1"/>
-                                <w:sz w:val="10"/>
-                                <w:szCs w:val="10"/>
-                              </w:rPr>
-                              <w:t>Niet</w:t>
-                            </w:r>
-                            <w:proofErr w:type="spellEnd"/>
-                            <w:r>
-                              <w:rPr>
-                                <w:rFonts w:ascii="Arial" w:hAnsi="Arial" w:cs="Arial"/>
-                                <w:b/>
-                                <w:bCs/>
-                                <w:color w:val="FFFFFF" w:themeColor="background1"/>
-                                <w:sz w:val="10"/>
-                                <w:szCs w:val="10"/>
-                              </w:rPr>
-                              <w:t xml:space="preserve"> </w:t>
-                            </w:r>
-                            <w:proofErr w:type="spellStart"/>
-                            <w:r>
-                              <w:rPr>
-                                <w:rFonts w:ascii="Arial" w:hAnsi="Arial" w:cs="Arial"/>
-                                <w:b/>
-                                <w:bCs/>
-                                <w:color w:val="FFFFFF" w:themeColor="background1"/>
-                                <w:sz w:val="10"/>
-                                <w:szCs w:val="10"/>
-                              </w:rPr>
-                              <w:t>geleegd</w:t>
-                            </w:r>
-                            <w:proofErr w:type="spellEnd"/>
-                          </w:p>
-                        </w:txbxContent>
-                      </v:textbox>
-                    </v:shape>
-                  </w:pict>
-                </mc:Fallback>
-              </mc:AlternateContent>
-            </w:r>
-            <w:r>
-              <w:rPr>
-                <w:rFonts w:ascii="Arial" w:hAnsi="Arial" w:cs="Arial"/>
-                <w:noProof/>
-                <w:sz w:val="10"/>
-                <w:szCs w:val="10"/>
-                <w:lang w:val="nl-NL"/>
-              </w:rPr>
-              <mc:AlternateContent>
-                <mc:Choice Requires="wps">
-                  <w:drawing>
-                    <wp:anchor distT="0" distB="0" distL="114300" distR="114300" simplePos="0" relativeHeight="251665408" behindDoc="0" locked="0" layoutInCell="1" allowOverlap="1" wp14:anchorId="1E79411C" wp14:editId="498E40F3">
-                      <wp:simplePos x="0" y="0"/>
-                      <wp:positionH relativeFrom="column">
-                        <wp:posOffset>1014095</wp:posOffset>
-                      </wp:positionH>
-                      <wp:positionV relativeFrom="paragraph">
-                        <wp:posOffset>3190240</wp:posOffset>
+                        <wp:posOffset>1772558</wp:posOffset>
                       </wp:positionV>
                       <wp:extent cx="327660" cy="365760"/>
                       <wp:effectExtent l="0" t="0" r="15240" b="15240"/>
@@ -2678,7 +3377,7 @@
                 </mc:Choice>
                 <mc:Fallback>
                   <w:pict>
-                    <v:shape w14:anchorId="1E79411C" id="Text Box 9" o:spid="_x0000_s1030" type="#_x0000_t202" style="position:absolute;margin-left:79.85pt;margin-top:251.2pt;width:25.8pt;height:28.8pt;z-index:251665408;visibility:visible;mso-wrap-style:square;mso-width-percent:0;mso-height-percent:0;mso-wrap-distance-left:9pt;mso-wrap-distance-top:0;mso-wrap-distance-right:9pt;mso-wrap-distance-bottom:0;mso-position-horizontal:absolute;mso-position-horizontal-relative:text;mso-position-vertical:absolute;mso-position-vertical-relative:text;mso-width-percent:0;mso-height-percent:0;mso-width-relative:margin;mso-height-relative:margin;v-text-anchor:middle" o:gfxdata="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" fillcolor="#689c9a" strokecolor="#868686" strokeweight=".5pt">
+                    <v:shape w14:anchorId="1E79411C" id="Text Box 9" o:spid="_x0000_s1033" type="#_x0000_t202" style="position:absolute;margin-left:77.35pt;margin-top:139.55pt;width:25.8pt;height:28.8pt;z-index:251665408;visibility:visible;mso-wrap-style:square;mso-width-percent:0;mso-height-percent:0;mso-wrap-distance-left:9pt;mso-wrap-distance-top:0;mso-wrap-distance-right:9pt;mso-wrap-distance-bottom:0;mso-position-horizontal:absolute;mso-position-horizontal-relative:text;mso-position-vertical:absolute;mso-position-vertical-relative:text;mso-width-percent:0;mso-height-percent:0;mso-width-relative:margin;mso-height-relative:margin;v-text-anchor:middle" o:gfxdata="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" fillcolor="#689c9a" strokecolor="#868686" strokeweight=".5pt">
                       <v:textbox inset="0,0,0,0">
                         <w:txbxContent>
                           <w:p>
@@ -2726,13 +3425,334 @@
               <mc:AlternateContent>
                 <mc:Choice Requires="wps">
                   <w:drawing>
-                    <wp:anchor distT="0" distB="0" distL="114300" distR="114300" simplePos="0" relativeHeight="251663360" behindDoc="0" locked="0" layoutInCell="1" allowOverlap="1" wp14:anchorId="0190E239" wp14:editId="49A72D8B">
+                    <wp:anchor distT="0" distB="0" distL="114300" distR="114300" simplePos="0" relativeHeight="251661312" behindDoc="0" locked="0" layoutInCell="1" allowOverlap="1" wp14:anchorId="6C4B8B03" wp14:editId="21D53112">
                       <wp:simplePos x="0" y="0"/>
                       <wp:positionH relativeFrom="column">
-                        <wp:posOffset>350520</wp:posOffset>
+                        <wp:posOffset>652939</wp:posOffset>
                       </wp:positionH>
                       <wp:positionV relativeFrom="paragraph">
-                        <wp:posOffset>3190875</wp:posOffset>
+                        <wp:posOffset>1772362</wp:posOffset>
+                      </wp:positionV>
+                      <wp:extent cx="328930" cy="365760"/>
+                      <wp:effectExtent l="0" t="0" r="13970" b="15240"/>
+                      <wp:wrapNone/>
+                      <wp:docPr id="7" name="Text Box 7"/>
+                      <wp:cNvGraphicFramePr/>
+                      <a:graphic xmlns:a="http://schemas.openxmlformats.org/drawingml/2006/main">
+                        <a:graphicData uri="http://schemas.microsoft.com/office/word/2010/wordprocessingShape">
+                          <wps:wsp>
+                            <wps:cNvSpPr txBox="1"/>
+                            <wps:spPr>
+                              <a:xfrm>
+                                <a:off x="0" y="0"/>
+                                <a:ext cx="328930" cy="365760"/>
+                              </a:xfrm>
+                              <a:prstGeom prst="rect">
+                                <a:avLst/>
+                              </a:prstGeom>
+                              <a:solidFill>
+                                <a:srgbClr val="B7AE38"/>
+                              </a:solidFill>
+                              <a:ln w="6350">
+                                <a:solidFill>
+                                  <a:srgbClr val="868686"/>
+                                </a:solidFill>
+                              </a:ln>
+                            </wps:spPr>
+                            <wps:txbx>
+                              <w:txbxContent>
+                                <w:p>
+                                  <w:pPr>
+                                    <w:pStyle w:val="NoSpacing"/>
+                                    <w:jc w:val="center"/>
+                                    <w:rPr>
+                                      <w:rFonts w:ascii="Arial" w:hAnsi="Arial" w:cs="Arial"/>
+                                      <w:b/>
+                                      <w:bCs/>
+                                      <w:color w:val="FFFFFF" w:themeColor="background1"/>
+                                      <w:sz w:val="10"/>
+                                      <w:szCs w:val="10"/>
+                                    </w:rPr>
+                                  </w:pPr>
+                                  <w:proofErr w:type="spellStart"/>
+                                  <w:r>
+                                    <w:rPr>
+                                      <w:rFonts w:ascii="Arial" w:hAnsi="Arial" w:cs="Arial"/>
+                                      <w:b/>
+                                      <w:bCs/>
+                                      <w:color w:val="FFFFFF" w:themeColor="background1"/>
+                                      <w:sz w:val="10"/>
+                                      <w:szCs w:val="10"/>
+                                    </w:rPr>
+                                    <w:t>Niet</w:t>
+                                  </w:r>
+                                  <w:proofErr w:type="spellEnd"/>
+                                  <w:r>
+                                    <w:rPr>
+                                      <w:rFonts w:ascii="Arial" w:hAnsi="Arial" w:cs="Arial"/>
+                                      <w:b/>
+                                      <w:bCs/>
+                                      <w:color w:val="FFFFFF" w:themeColor="background1"/>
+                                      <w:sz w:val="10"/>
+                                      <w:szCs w:val="10"/>
+                                    </w:rPr>
+                                    <w:t xml:space="preserve"> </w:t>
+                                  </w:r>
+                                  <w:proofErr w:type="spellStart"/>
+                                  <w:r>
+                                    <w:rPr>
+                                      <w:rFonts w:ascii="Arial" w:hAnsi="Arial" w:cs="Arial"/>
+                                      <w:b/>
+                                      <w:bCs/>
+                                      <w:color w:val="FFFFFF" w:themeColor="background1"/>
+                                      <w:sz w:val="10"/>
+                                      <w:szCs w:val="10"/>
+                                    </w:rPr>
+                                    <w:t>gehecht</w:t>
+                                  </w:r>
+                                  <w:proofErr w:type="spellEnd"/>
+                                  <w:r>
+                                    <w:rPr>
+                                      <w:rFonts w:ascii="Arial" w:hAnsi="Arial" w:cs="Arial"/>
+                                      <w:b/>
+                                      <w:bCs/>
+                                      <w:color w:val="FFFFFF" w:themeColor="background1"/>
+                                      <w:sz w:val="10"/>
+                                      <w:szCs w:val="10"/>
+                                    </w:rPr>
+                                    <w:t xml:space="preserve"> </w:t>
+                                  </w:r>
+                                  <w:proofErr w:type="spellStart"/>
+                                  <w:r>
+                                    <w:rPr>
+                                      <w:rFonts w:ascii="Arial" w:hAnsi="Arial" w:cs="Arial"/>
+                                      <w:b/>
+                                      <w:bCs/>
+                                      <w:color w:val="FFFFFF" w:themeColor="background1"/>
+                                      <w:sz w:val="10"/>
+                                      <w:szCs w:val="10"/>
+                                    </w:rPr>
+                                    <w:t>vuil</w:t>
+                                  </w:r>
+                                  <w:proofErr w:type="spellEnd"/>
+                                  <w:r>
+                                    <w:rPr>
+                                      <w:rFonts w:ascii="Arial" w:hAnsi="Arial" w:cs="Arial"/>
+                                      <w:b/>
+                                      <w:bCs/>
+                                      <w:color w:val="FFFFFF" w:themeColor="background1"/>
+                                      <w:sz w:val="10"/>
+                                      <w:szCs w:val="10"/>
+                                    </w:rPr>
+                                    <w:t xml:space="preserve"> </w:t>
+                                  </w:r>
+                                  <w:proofErr w:type="spellStart"/>
+                                  <w:r>
+                                    <w:rPr>
+                                      <w:rFonts w:ascii="Arial" w:hAnsi="Arial" w:cs="Arial"/>
+                                      <w:b/>
+                                      <w:bCs/>
+                                      <w:color w:val="FFFFFF" w:themeColor="background1"/>
+                                      <w:sz w:val="10"/>
+                                      <w:szCs w:val="10"/>
+                                    </w:rPr>
+                                    <w:t>meth</w:t>
+                                  </w:r>
+                                  <w:r>
+                                    <w:rPr>
+                                      <w:rFonts w:ascii="Arial" w:hAnsi="Arial" w:cs="Arial"/>
+                                      <w:b/>
+                                      <w:bCs/>
+                                      <w:color w:val="FFFFFF" w:themeColor="background1"/>
+                                      <w:sz w:val="10"/>
+                                      <w:szCs w:val="10"/>
+                                    </w:rPr>
+                                    <w:t>o</w:t>
+                                  </w:r>
+                                  <w:r>
+                                    <w:rPr>
+                                      <w:rFonts w:ascii="Arial" w:hAnsi="Arial" w:cs="Arial"/>
+                                      <w:b/>
+                                      <w:bCs/>
+                                      <w:color w:val="FFFFFF" w:themeColor="background1"/>
+                                      <w:sz w:val="10"/>
+                                      <w:szCs w:val="10"/>
+                                    </w:rPr>
+                                    <w:t>de</w:t>
+                                  </w:r>
+                                  <w:proofErr w:type="spellEnd"/>
+                                </w:p>
+                              </w:txbxContent>
+                            </wps:txbx>
+                            <wps:bodyPr rot="0" spcFirstLastPara="0" vertOverflow="overflow" horzOverflow="overflow" vert="horz" wrap="square" lIns="0" tIns="0" rIns="0" bIns="0" numCol="1" spcCol="0" rtlCol="0" fromWordArt="0" anchor="ctr" anchorCtr="0" forceAA="0" compatLnSpc="1">
+                              <a:prstTxWarp prst="textNoShape">
+                                <a:avLst/>
+                              </a:prstTxWarp>
+                              <a:noAutofit/>
+                            </wps:bodyPr>
+                          </wps:wsp>
+                        </a:graphicData>
+                      </a:graphic>
+                      <wp14:sizeRelH relativeFrom="margin">
+                        <wp14:pctWidth>0</wp14:pctWidth>
+                      </wp14:sizeRelH>
+                      <wp14:sizeRelV relativeFrom="margin">
+                        <wp14:pctHeight>0</wp14:pctHeight>
+                      </wp14:sizeRelV>
+                    </wp:anchor>
+                  </w:drawing>
+                </mc:Choice>
+                <mc:Fallback>
+                  <w:pict>
+                    <v:shape w14:anchorId="6C4B8B03" id="Text Box 7" o:spid="_x0000_s1034" type="#_x0000_t202" style="position:absolute;margin-left:51.4pt;margin-top:139.55pt;width:25.9pt;height:28.8pt;z-index:251661312;visibility:visible;mso-wrap-style:square;mso-width-percent:0;mso-height-percent:0;mso-wrap-distance-left:9pt;mso-wrap-distance-top:0;mso-wrap-distance-right:9pt;mso-wrap-distance-bottom:0;mso-position-horizontal:absolute;mso-position-horizontal-relative:text;mso-position-vertical:absolute;mso-position-vertical-relative:text;mso-width-percent:0;mso-height-percent:0;mso-width-relative:margin;mso-height-relative:margin;v-text-anchor:middle" o:gfxdata="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" fillcolor="#b7ae38" strokecolor="#868686" strokeweight=".5pt">
+                      <v:textbox inset="0,0,0,0">
+                        <w:txbxContent>
+                          <w:p>
+                            <w:pPr>
+                              <w:pStyle w:val="NoSpacing"/>
+                              <w:jc w:val="center"/>
+                              <w:rPr>
+                                <w:rFonts w:ascii="Arial" w:hAnsi="Arial" w:cs="Arial"/>
+                                <w:b/>
+                                <w:bCs/>
+                                <w:color w:val="FFFFFF" w:themeColor="background1"/>
+                                <w:sz w:val="10"/>
+                                <w:szCs w:val="10"/>
+                              </w:rPr>
+                            </w:pPr>
+                            <w:proofErr w:type="spellStart"/>
+                            <w:r>
+                              <w:rPr>
+                                <w:rFonts w:ascii="Arial" w:hAnsi="Arial" w:cs="Arial"/>
+                                <w:b/>
+                                <w:bCs/>
+                                <w:color w:val="FFFFFF" w:themeColor="background1"/>
+                                <w:sz w:val="10"/>
+                                <w:szCs w:val="10"/>
+                              </w:rPr>
+                              <w:t>Niet</w:t>
+                            </w:r>
+                            <w:proofErr w:type="spellEnd"/>
+                            <w:r>
+                              <w:rPr>
+                                <w:rFonts w:ascii="Arial" w:hAnsi="Arial" w:cs="Arial"/>
+                                <w:b/>
+                                <w:bCs/>
+                                <w:color w:val="FFFFFF" w:themeColor="background1"/>
+                                <w:sz w:val="10"/>
+                                <w:szCs w:val="10"/>
+                              </w:rPr>
+                              <w:t xml:space="preserve"> </w:t>
+                            </w:r>
+                            <w:proofErr w:type="spellStart"/>
+                            <w:r>
+                              <w:rPr>
+                                <w:rFonts w:ascii="Arial" w:hAnsi="Arial" w:cs="Arial"/>
+                                <w:b/>
+                                <w:bCs/>
+                                <w:color w:val="FFFFFF" w:themeColor="background1"/>
+                                <w:sz w:val="10"/>
+                                <w:szCs w:val="10"/>
+                              </w:rPr>
+                              <w:t>gehecht</w:t>
+                            </w:r>
+                            <w:proofErr w:type="spellEnd"/>
+                            <w:r>
+                              <w:rPr>
+                                <w:rFonts w:ascii="Arial" w:hAnsi="Arial" w:cs="Arial"/>
+                                <w:b/>
+                                <w:bCs/>
+                                <w:color w:val="FFFFFF" w:themeColor="background1"/>
+                                <w:sz w:val="10"/>
+                                <w:szCs w:val="10"/>
+                              </w:rPr>
+                              <w:t xml:space="preserve"> </w:t>
+                            </w:r>
+                            <w:proofErr w:type="spellStart"/>
+                            <w:r>
+                              <w:rPr>
+                                <w:rFonts w:ascii="Arial" w:hAnsi="Arial" w:cs="Arial"/>
+                                <w:b/>
+                                <w:bCs/>
+                                <w:color w:val="FFFFFF" w:themeColor="background1"/>
+                                <w:sz w:val="10"/>
+                                <w:szCs w:val="10"/>
+                              </w:rPr>
+                              <w:t>vuil</w:t>
+                            </w:r>
+                            <w:proofErr w:type="spellEnd"/>
+                            <w:r>
+                              <w:rPr>
+                                <w:rFonts w:ascii="Arial" w:hAnsi="Arial" w:cs="Arial"/>
+                                <w:b/>
+                                <w:bCs/>
+                                <w:color w:val="FFFFFF" w:themeColor="background1"/>
+                                <w:sz w:val="10"/>
+                                <w:szCs w:val="10"/>
+                              </w:rPr>
+                              <w:t xml:space="preserve"> </w:t>
+                            </w:r>
+                            <w:proofErr w:type="spellStart"/>
+                            <w:r>
+                              <w:rPr>
+                                <w:rFonts w:ascii="Arial" w:hAnsi="Arial" w:cs="Arial"/>
+                                <w:b/>
+                                <w:bCs/>
+                                <w:color w:val="FFFFFF" w:themeColor="background1"/>
+                                <w:sz w:val="10"/>
+                                <w:szCs w:val="10"/>
+                              </w:rPr>
+                              <w:t>meth</w:t>
+                            </w:r>
+                            <w:r>
+                              <w:rPr>
+                                <w:rFonts w:ascii="Arial" w:hAnsi="Arial" w:cs="Arial"/>
+                                <w:b/>
+                                <w:bCs/>
+                                <w:color w:val="FFFFFF" w:themeColor="background1"/>
+                                <w:sz w:val="10"/>
+                                <w:szCs w:val="10"/>
+                              </w:rPr>
+                              <w:t>o</w:t>
+                            </w:r>
+                            <w:r>
+                              <w:rPr>
+                                <w:rFonts w:ascii="Arial" w:hAnsi="Arial" w:cs="Arial"/>
+                                <w:b/>
+                                <w:bCs/>
+                                <w:color w:val="FFFFFF" w:themeColor="background1"/>
+                                <w:sz w:val="10"/>
+                                <w:szCs w:val="10"/>
+                              </w:rPr>
+                              <w:t>de</w:t>
+                            </w:r>
+                            <w:proofErr w:type="spellEnd"/>
+                          </w:p>
+                        </w:txbxContent>
+                      </v:textbox>
+                    </v:shape>
+                  </w:pict>
+                </mc:Fallback>
+              </mc:AlternateContent>
+            </w:r>
+            <w:r>
+              <w:rPr>
+                <w:rFonts w:ascii="Arial" w:hAnsi="Arial" w:cs="Arial"/>
+                <w:noProof/>
+                <w:sz w:val="10"/>
+                <w:szCs w:val="10"/>
+                <w:lang w:val="nl-NL"/>
+              </w:rPr>
+              <mc:AlternateContent>
+                <mc:Choice Requires="wps">
+                  <w:drawing>
+                    <wp:anchor distT="0" distB="0" distL="114300" distR="114300" simplePos="0" relativeHeight="251694080" behindDoc="0" locked="0" layoutInCell="1" allowOverlap="1" wp14:anchorId="0190E239" wp14:editId="3393D48F">
+                      <wp:simplePos x="0" y="0"/>
+                      <wp:positionH relativeFrom="column">
+                        <wp:posOffset>315065</wp:posOffset>
+                      </wp:positionH>
+                      <wp:positionV relativeFrom="paragraph">
+                        <wp:posOffset>1772119</wp:posOffset>
                       </wp:positionV>
                       <wp:extent cx="337820" cy="365760"/>
                       <wp:effectExtent l="0" t="0" r="24130" b="15240"/>
@@ -2906,7 +3926,7 @@
                 </mc:Choice>
                 <mc:Fallback>
                   <w:pict>
-                    <v:shape w14:anchorId="0190E239" id="Text Box 8" o:spid="_x0000_s1031" type="#_x0000_t202" style="position:absolute;margin-left:27.6pt;margin-top:251.25pt;width:26.6pt;height:28.8pt;z-index:251663360;visibility:visible;mso-wrap-style:square;mso-width-percent:0;mso-height-percent:0;mso-wrap-distance-left:9pt;mso-wrap-distance-top:0;mso-wrap-distance-right:9pt;mso-wrap-distance-bottom:0;mso-position-horizontal:absolute;mso-position-horizontal-relative:text;mso-position-vertical:absolute;mso-position-vertical-relative:text;mso-width-percent:0;mso-height-percent:0;mso-width-relative:margin;mso-height-relative:margin;v-text-anchor:middle" o:gfxdata="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" fillcolor="#b7ae38" strokecolor="#868686" strokeweight=".5pt">
+                    <v:shape w14:anchorId="0190E239" id="Text Box 8" o:spid="_x0000_s1035" type="#_x0000_t202" style="position:absolute;margin-left:24.8pt;margin-top:139.55pt;width:26.6pt;height:28.8pt;z-index:251694080;visibility:visible;mso-wrap-style:square;mso-width-percent:0;mso-height-percent:0;mso-wrap-distance-left:9pt;mso-wrap-distance-top:0;mso-wrap-distance-right:9pt;mso-wrap-distance-bottom:0;mso-position-horizontal:absolute;mso-position-horizontal-relative:text;mso-position-vertical:absolute;mso-position-vertical-relative:text;mso-width-percent:0;mso-height-percent:0;mso-width-relative:margin;mso-height-relative:margin;v-text-anchor:middle" o:gfxdata="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" fillcolor="#b7ae38" strokecolor="#868686" strokeweight=".5pt">
                       <v:textbox inset="0,0,0,0">
                         <w:txbxContent>
                           <w:p>
@@ -3040,1021 +4060,13 @@
             </w:r>
             <w:r>
               <w:rPr>
-                <w:rFonts w:ascii="Arial" w:hAnsi="Arial" w:cs="Arial"/>
-                <w:noProof/>
-                <w:sz w:val="10"/>
-                <w:szCs w:val="10"/>
-                <w:lang w:val="nl-NL"/>
-              </w:rPr>
-              <mc:AlternateContent>
-                <mc:Choice Requires="wps">
-                  <w:drawing>
-                    <wp:anchor distT="0" distB="0" distL="114300" distR="114300" simplePos="0" relativeHeight="251661312" behindDoc="0" locked="0" layoutInCell="1" allowOverlap="1" wp14:anchorId="6C4B8B03" wp14:editId="2D8B06BD">
-                      <wp:simplePos x="0" y="0"/>
-                      <wp:positionH relativeFrom="column">
-                        <wp:posOffset>685165</wp:posOffset>
-                      </wp:positionH>
-                      <wp:positionV relativeFrom="paragraph">
-                        <wp:posOffset>3190875</wp:posOffset>
-                      </wp:positionV>
-                      <wp:extent cx="328930" cy="365760"/>
-                      <wp:effectExtent l="0" t="0" r="13970" b="15240"/>
-                      <wp:wrapNone/>
-                      <wp:docPr id="7" name="Text Box 7"/>
-                      <wp:cNvGraphicFramePr/>
-                      <a:graphic xmlns:a="http://schemas.openxmlformats.org/drawingml/2006/main">
-                        <a:graphicData uri="http://schemas.microsoft.com/office/word/2010/wordprocessingShape">
-                          <wps:wsp>
-                            <wps:cNvSpPr txBox="1"/>
-                            <wps:spPr>
-                              <a:xfrm>
-                                <a:off x="0" y="0"/>
-                                <a:ext cx="328930" cy="365760"/>
-                              </a:xfrm>
-                              <a:prstGeom prst="rect">
-                                <a:avLst/>
-                              </a:prstGeom>
-                              <a:solidFill>
-                                <a:srgbClr val="B7AE38"/>
-                              </a:solidFill>
-                              <a:ln w="6350">
-                                <a:solidFill>
-                                  <a:srgbClr val="868686"/>
-                                </a:solidFill>
-                              </a:ln>
-                            </wps:spPr>
-                            <wps:txbx>
-                              <w:txbxContent>
-                                <w:p>
-                                  <w:pPr>
-                                    <w:pStyle w:val="NoSpacing"/>
-                                    <w:jc w:val="center"/>
-                                    <w:rPr>
-                                      <w:rFonts w:ascii="Arial" w:hAnsi="Arial" w:cs="Arial"/>
-                                      <w:b/>
-                                      <w:bCs/>
-                                      <w:color w:val="FFFFFF" w:themeColor="background1"/>
-                                      <w:sz w:val="10"/>
-                                      <w:szCs w:val="10"/>
-                                    </w:rPr>
-                                  </w:pPr>
-                                  <w:proofErr w:type="spellStart"/>
-                                  <w:r>
-                                    <w:rPr>
-                                      <w:rFonts w:ascii="Arial" w:hAnsi="Arial" w:cs="Arial"/>
-                                      <w:b/>
-                                      <w:bCs/>
-                                      <w:color w:val="FFFFFF" w:themeColor="background1"/>
-                                      <w:sz w:val="10"/>
-                                      <w:szCs w:val="10"/>
-                                    </w:rPr>
-                                    <w:t>Niet</w:t>
-                                  </w:r>
-                                  <w:proofErr w:type="spellEnd"/>
-                                  <w:r>
-                                    <w:rPr>
-                                      <w:rFonts w:ascii="Arial" w:hAnsi="Arial" w:cs="Arial"/>
-                                      <w:b/>
-                                      <w:bCs/>
-                                      <w:color w:val="FFFFFF" w:themeColor="background1"/>
-                                      <w:sz w:val="10"/>
-                                      <w:szCs w:val="10"/>
-                                    </w:rPr>
-                                    <w:t xml:space="preserve"> </w:t>
-                                  </w:r>
-                                  <w:proofErr w:type="spellStart"/>
-                                  <w:r>
-                                    <w:rPr>
-                                      <w:rFonts w:ascii="Arial" w:hAnsi="Arial" w:cs="Arial"/>
-                                      <w:b/>
-                                      <w:bCs/>
-                                      <w:color w:val="FFFFFF" w:themeColor="background1"/>
-                                      <w:sz w:val="10"/>
-                                      <w:szCs w:val="10"/>
-                                    </w:rPr>
-                                    <w:t>gehecht</w:t>
-                                  </w:r>
-                                  <w:proofErr w:type="spellEnd"/>
-                                  <w:r>
-                                    <w:rPr>
-                                      <w:rFonts w:ascii="Arial" w:hAnsi="Arial" w:cs="Arial"/>
-                                      <w:b/>
-                                      <w:bCs/>
-                                      <w:color w:val="FFFFFF" w:themeColor="background1"/>
-                                      <w:sz w:val="10"/>
-                                      <w:szCs w:val="10"/>
-                                    </w:rPr>
-                                    <w:t xml:space="preserve"> </w:t>
-                                  </w:r>
-                                  <w:proofErr w:type="spellStart"/>
-                                  <w:r>
-                                    <w:rPr>
-                                      <w:rFonts w:ascii="Arial" w:hAnsi="Arial" w:cs="Arial"/>
-                                      <w:b/>
-                                      <w:bCs/>
-                                      <w:color w:val="FFFFFF" w:themeColor="background1"/>
-                                      <w:sz w:val="10"/>
-                                      <w:szCs w:val="10"/>
-                                    </w:rPr>
-                                    <w:t>vuil</w:t>
-                                  </w:r>
-                                  <w:proofErr w:type="spellEnd"/>
-                                  <w:r>
-                                    <w:rPr>
-                                      <w:rFonts w:ascii="Arial" w:hAnsi="Arial" w:cs="Arial"/>
-                                      <w:b/>
-                                      <w:bCs/>
-                                      <w:color w:val="FFFFFF" w:themeColor="background1"/>
-                                      <w:sz w:val="10"/>
-                                      <w:szCs w:val="10"/>
-                                    </w:rPr>
-                                    <w:t xml:space="preserve"> </w:t>
-                                  </w:r>
-                                  <w:proofErr w:type="spellStart"/>
-                                  <w:r>
-                                    <w:rPr>
-                                      <w:rFonts w:ascii="Arial" w:hAnsi="Arial" w:cs="Arial"/>
-                                      <w:b/>
-                                      <w:bCs/>
-                                      <w:color w:val="FFFFFF" w:themeColor="background1"/>
-                                      <w:sz w:val="10"/>
-                                      <w:szCs w:val="10"/>
-                                    </w:rPr>
-                                    <w:t>meth</w:t>
-                                  </w:r>
-                                  <w:r>
-                                    <w:rPr>
-                                      <w:rFonts w:ascii="Arial" w:hAnsi="Arial" w:cs="Arial"/>
-                                      <w:b/>
-                                      <w:bCs/>
-                                      <w:color w:val="FFFFFF" w:themeColor="background1"/>
-                                      <w:sz w:val="10"/>
-                                      <w:szCs w:val="10"/>
-                                    </w:rPr>
-                                    <w:t>o</w:t>
-                                  </w:r>
-                                  <w:r>
-                                    <w:rPr>
-                                      <w:rFonts w:ascii="Arial" w:hAnsi="Arial" w:cs="Arial"/>
-                                      <w:b/>
-                                      <w:bCs/>
-                                      <w:color w:val="FFFFFF" w:themeColor="background1"/>
-                                      <w:sz w:val="10"/>
-                                      <w:szCs w:val="10"/>
-                                    </w:rPr>
-                                    <w:t>de</w:t>
-                                  </w:r>
-                                  <w:proofErr w:type="spellEnd"/>
-                                </w:p>
-                              </w:txbxContent>
-                            </wps:txbx>
-                            <wps:bodyPr rot="0" spcFirstLastPara="0" vertOverflow="overflow" horzOverflow="overflow" vert="horz" wrap="square" lIns="0" tIns="0" rIns="0" bIns="0" numCol="1" spcCol="0" rtlCol="0" fromWordArt="0" anchor="ctr" anchorCtr="0" forceAA="0" compatLnSpc="1">
-                              <a:prstTxWarp prst="textNoShape">
-                                <a:avLst/>
-                              </a:prstTxWarp>
-                              <a:noAutofit/>
-                            </wps:bodyPr>
-                          </wps:wsp>
-                        </a:graphicData>
-                      </a:graphic>
-                      <wp14:sizeRelH relativeFrom="margin">
-                        <wp14:pctWidth>0</wp14:pctWidth>
-                      </wp14:sizeRelH>
-                      <wp14:sizeRelV relativeFrom="margin">
-                        <wp14:pctHeight>0</wp14:pctHeight>
-                      </wp14:sizeRelV>
-                    </wp:anchor>
-                  </w:drawing>
-                </mc:Choice>
-                <mc:Fallback>
-                  <w:pict>
-                    <v:shape w14:anchorId="6C4B8B03" id="Text Box 7" o:spid="_x0000_s1032" type="#_x0000_t202" style="position:absolute;margin-left:53.95pt;margin-top:251.25pt;width:25.9pt;height:28.8pt;z-index:251661312;visibility:visible;mso-wrap-style:square;mso-width-percent:0;mso-height-percent:0;mso-wrap-distance-left:9pt;mso-wrap-distance-top:0;mso-wrap-distance-right:9pt;mso-wrap-distance-bottom:0;mso-position-horizontal:absolute;mso-position-horizontal-relative:text;mso-position-vertical:absolute;mso-position-vertical-relative:text;mso-width-percent:0;mso-height-percent:0;mso-width-relative:margin;mso-height-relative:margin;v-text-anchor:middle" o:gfxdata="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" fillcolor="#b7ae38" strokecolor="#868686" strokeweight=".5pt">
-                      <v:textbox inset="0,0,0,0">
-                        <w:txbxContent>
-                          <w:p>
-                            <w:pPr>
-                              <w:pStyle w:val="NoSpacing"/>
-                              <w:jc w:val="center"/>
-                              <w:rPr>
-                                <w:rFonts w:ascii="Arial" w:hAnsi="Arial" w:cs="Arial"/>
-                                <w:b/>
-                                <w:bCs/>
-                                <w:color w:val="FFFFFF" w:themeColor="background1"/>
-                                <w:sz w:val="10"/>
-                                <w:szCs w:val="10"/>
-                              </w:rPr>
-                            </w:pPr>
-                            <w:proofErr w:type="spellStart"/>
-                            <w:r>
-                              <w:rPr>
-                                <w:rFonts w:ascii="Arial" w:hAnsi="Arial" w:cs="Arial"/>
-                                <w:b/>
-                                <w:bCs/>
-                                <w:color w:val="FFFFFF" w:themeColor="background1"/>
-                                <w:sz w:val="10"/>
-                                <w:szCs w:val="10"/>
-                              </w:rPr>
-                              <w:t>Niet</w:t>
-                            </w:r>
-                            <w:proofErr w:type="spellEnd"/>
-                            <w:r>
-                              <w:rPr>
-                                <w:rFonts w:ascii="Arial" w:hAnsi="Arial" w:cs="Arial"/>
-                                <w:b/>
-                                <w:bCs/>
-                                <w:color w:val="FFFFFF" w:themeColor="background1"/>
-                                <w:sz w:val="10"/>
-                                <w:szCs w:val="10"/>
-                              </w:rPr>
-                              <w:t xml:space="preserve"> </w:t>
-                            </w:r>
-                            <w:proofErr w:type="spellStart"/>
-                            <w:r>
-                              <w:rPr>
-                                <w:rFonts w:ascii="Arial" w:hAnsi="Arial" w:cs="Arial"/>
-                                <w:b/>
-                                <w:bCs/>
-                                <w:color w:val="FFFFFF" w:themeColor="background1"/>
-                                <w:sz w:val="10"/>
-                                <w:szCs w:val="10"/>
-                              </w:rPr>
-                              <w:t>gehecht</w:t>
-                            </w:r>
-                            <w:proofErr w:type="spellEnd"/>
-                            <w:r>
-                              <w:rPr>
-                                <w:rFonts w:ascii="Arial" w:hAnsi="Arial" w:cs="Arial"/>
-                                <w:b/>
-                                <w:bCs/>
-                                <w:color w:val="FFFFFF" w:themeColor="background1"/>
-                                <w:sz w:val="10"/>
-                                <w:szCs w:val="10"/>
-                              </w:rPr>
-                              <w:t xml:space="preserve"> </w:t>
-                            </w:r>
-                            <w:proofErr w:type="spellStart"/>
-                            <w:r>
-                              <w:rPr>
-                                <w:rFonts w:ascii="Arial" w:hAnsi="Arial" w:cs="Arial"/>
-                                <w:b/>
-                                <w:bCs/>
-                                <w:color w:val="FFFFFF" w:themeColor="background1"/>
-                                <w:sz w:val="10"/>
-                                <w:szCs w:val="10"/>
-                              </w:rPr>
-                              <w:t>vuil</w:t>
-                            </w:r>
-                            <w:proofErr w:type="spellEnd"/>
-                            <w:r>
-                              <w:rPr>
-                                <w:rFonts w:ascii="Arial" w:hAnsi="Arial" w:cs="Arial"/>
-                                <w:b/>
-                                <w:bCs/>
-                                <w:color w:val="FFFFFF" w:themeColor="background1"/>
-                                <w:sz w:val="10"/>
-                                <w:szCs w:val="10"/>
-                              </w:rPr>
-                              <w:t xml:space="preserve"> </w:t>
-                            </w:r>
-                            <w:proofErr w:type="spellStart"/>
-                            <w:r>
-                              <w:rPr>
-                                <w:rFonts w:ascii="Arial" w:hAnsi="Arial" w:cs="Arial"/>
-                                <w:b/>
-                                <w:bCs/>
-                                <w:color w:val="FFFFFF" w:themeColor="background1"/>
-                                <w:sz w:val="10"/>
-                                <w:szCs w:val="10"/>
-                              </w:rPr>
-                              <w:t>meth</w:t>
-                            </w:r>
-                            <w:r>
-                              <w:rPr>
-                                <w:rFonts w:ascii="Arial" w:hAnsi="Arial" w:cs="Arial"/>
-                                <w:b/>
-                                <w:bCs/>
-                                <w:color w:val="FFFFFF" w:themeColor="background1"/>
-                                <w:sz w:val="10"/>
-                                <w:szCs w:val="10"/>
-                              </w:rPr>
-                              <w:t>o</w:t>
-                            </w:r>
-                            <w:r>
-                              <w:rPr>
-                                <w:rFonts w:ascii="Arial" w:hAnsi="Arial" w:cs="Arial"/>
-                                <w:b/>
-                                <w:bCs/>
-                                <w:color w:val="FFFFFF" w:themeColor="background1"/>
-                                <w:sz w:val="10"/>
-                                <w:szCs w:val="10"/>
-                              </w:rPr>
-                              <w:t>de</w:t>
-                            </w:r>
-                            <w:proofErr w:type="spellEnd"/>
-                          </w:p>
-                        </w:txbxContent>
-                      </v:textbox>
-                    </v:shape>
-                  </w:pict>
-                </mc:Fallback>
-              </mc:AlternateContent>
-            </w:r>
-            <w:r>
-              <w:rPr>
-                <w:rFonts w:ascii="Arial" w:hAnsi="Arial" w:cs="Arial"/>
-                <w:noProof/>
-                <w:sz w:val="10"/>
-                <w:szCs w:val="10"/>
-                <w:lang w:val="nl-NL"/>
-              </w:rPr>
-              <mc:AlternateContent>
-                <mc:Choice Requires="wps">
-                  <w:drawing>
-                    <wp:anchor distT="0" distB="0" distL="114300" distR="114300" simplePos="0" relativeHeight="251669504" behindDoc="0" locked="0" layoutInCell="1" allowOverlap="1" wp14:anchorId="0347B5A1" wp14:editId="2FB6D05F">
-                      <wp:simplePos x="0" y="0"/>
-                      <wp:positionH relativeFrom="column">
-                        <wp:posOffset>2303145</wp:posOffset>
-                      </wp:positionH>
-                      <wp:positionV relativeFrom="paragraph">
-                        <wp:posOffset>3191013</wp:posOffset>
-                      </wp:positionV>
-                      <wp:extent cx="306324" cy="364490"/>
-                      <wp:effectExtent l="0" t="0" r="17780" b="16510"/>
-                      <wp:wrapNone/>
-                      <wp:docPr id="11" name="Text Box 11"/>
-                      <wp:cNvGraphicFramePr/>
-                      <a:graphic xmlns:a="http://schemas.openxmlformats.org/drawingml/2006/main">
-                        <a:graphicData uri="http://schemas.microsoft.com/office/word/2010/wordprocessingShape">
-                          <wps:wsp>
-                            <wps:cNvSpPr txBox="1"/>
-                            <wps:spPr>
-                              <a:xfrm>
-                                <a:off x="0" y="0"/>
-                                <a:ext cx="306324" cy="364490"/>
-                              </a:xfrm>
-                              <a:prstGeom prst="rect">
-                                <a:avLst/>
-                              </a:prstGeom>
-                              <a:solidFill>
-                                <a:srgbClr val="A9A57C"/>
-                              </a:solidFill>
-                              <a:ln w="6350">
-                                <a:solidFill>
-                                  <a:srgbClr val="868686"/>
-                                </a:solidFill>
-                              </a:ln>
-                            </wps:spPr>
-                            <wps:txbx>
-                              <w:txbxContent>
-                                <w:p>
-                                  <w:pPr>
-                                    <w:pStyle w:val="NoSpacing"/>
-                                    <w:jc w:val="center"/>
-                                    <w:rPr>
-                                      <w:rFonts w:ascii="Arial" w:hAnsi="Arial" w:cs="Arial"/>
-                                      <w:b/>
-                                      <w:bCs/>
-                                      <w:color w:val="FFFFFF" w:themeColor="background1"/>
-                                      <w:sz w:val="10"/>
-                                      <w:szCs w:val="10"/>
-                                    </w:rPr>
-                                  </w:pPr>
-                                  <w:proofErr w:type="spellStart"/>
-                                  <w:r>
-                                    <w:rPr>
-                                      <w:rFonts w:ascii="Arial" w:hAnsi="Arial" w:cs="Arial"/>
-                                      <w:b/>
-                                      <w:bCs/>
-                                      <w:color w:val="FFFFFF" w:themeColor="background1"/>
-                                      <w:sz w:val="10"/>
-                                      <w:szCs w:val="10"/>
-                                    </w:rPr>
-                                    <w:t>Niet</w:t>
-                                  </w:r>
-                                  <w:proofErr w:type="spellEnd"/>
-                                  <w:r>
-                                    <w:rPr>
-                                      <w:rFonts w:ascii="Arial" w:hAnsi="Arial" w:cs="Arial"/>
-                                      <w:b/>
-                                      <w:bCs/>
-                                      <w:color w:val="FFFFFF" w:themeColor="background1"/>
-                                      <w:sz w:val="10"/>
-                                      <w:szCs w:val="10"/>
-                                    </w:rPr>
-                                    <w:t xml:space="preserve"> </w:t>
-                                  </w:r>
-                                  <w:proofErr w:type="spellStart"/>
-                                  <w:r>
-                                    <w:rPr>
-                                      <w:rFonts w:ascii="Arial" w:hAnsi="Arial" w:cs="Arial"/>
-                                      <w:b/>
-                                      <w:bCs/>
-                                      <w:color w:val="FFFFFF" w:themeColor="background1"/>
-                                      <w:sz w:val="10"/>
-                                      <w:szCs w:val="10"/>
-                                    </w:rPr>
-                                    <w:t>aangevuld</w:t>
-                                  </w:r>
-                                  <w:proofErr w:type="spellEnd"/>
-                                </w:p>
-                              </w:txbxContent>
-                            </wps:txbx>
-                            <wps:bodyPr rot="0" spcFirstLastPara="0" vertOverflow="overflow" horzOverflow="overflow" vert="horz" wrap="square" lIns="0" tIns="0" rIns="0" bIns="0" numCol="1" spcCol="0" rtlCol="0" fromWordArt="0" anchor="ctr" anchorCtr="0" forceAA="0" compatLnSpc="1">
-                              <a:prstTxWarp prst="textNoShape">
-                                <a:avLst/>
-                              </a:prstTxWarp>
-                              <a:noAutofit/>
-                            </wps:bodyPr>
-                          </wps:wsp>
-                        </a:graphicData>
-                      </a:graphic>
-                      <wp14:sizeRelH relativeFrom="margin">
-                        <wp14:pctWidth>0</wp14:pctWidth>
-                      </wp14:sizeRelH>
-                      <wp14:sizeRelV relativeFrom="margin">
-                        <wp14:pctHeight>0</wp14:pctHeight>
-                      </wp14:sizeRelV>
-                    </wp:anchor>
-                  </w:drawing>
-                </mc:Choice>
-                <mc:Fallback>
-                  <w:pict>
-                    <v:shape w14:anchorId="0347B5A1" id="Text Box 11" o:spid="_x0000_s1033" type="#_x0000_t202" style="position:absolute;margin-left:181.35pt;margin-top:251.25pt;width:24.1pt;height:28.7pt;z-index:251669504;visibility:visible;mso-wrap-style:square;mso-width-percent:0;mso-height-percent:0;mso-wrap-distance-left:9pt;mso-wrap-distance-top:0;mso-wrap-distance-right:9pt;mso-wrap-distance-bottom:0;mso-position-horizontal:absolute;mso-position-horizontal-relative:text;mso-position-vertical:absolute;mso-position-vertical-relative:text;mso-width-percent:0;mso-height-percent:0;mso-width-relative:margin;mso-height-relative:margin;v-text-anchor:middle" o:gfxdata="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" fillcolor="#a9a57c" strokecolor="#868686" strokeweight=".5pt">
-                      <v:textbox inset="0,0,0,0">
-                        <w:txbxContent>
-                          <w:p>
-                            <w:pPr>
-                              <w:pStyle w:val="NoSpacing"/>
-                              <w:jc w:val="center"/>
-                              <w:rPr>
-                                <w:rFonts w:ascii="Arial" w:hAnsi="Arial" w:cs="Arial"/>
-                                <w:b/>
-                                <w:bCs/>
-                                <w:color w:val="FFFFFF" w:themeColor="background1"/>
-                                <w:sz w:val="10"/>
-                                <w:szCs w:val="10"/>
-                              </w:rPr>
-                            </w:pPr>
-                            <w:proofErr w:type="spellStart"/>
-                            <w:r>
-                              <w:rPr>
-                                <w:rFonts w:ascii="Arial" w:hAnsi="Arial" w:cs="Arial"/>
-                                <w:b/>
-                                <w:bCs/>
-                                <w:color w:val="FFFFFF" w:themeColor="background1"/>
-                                <w:sz w:val="10"/>
-                                <w:szCs w:val="10"/>
-                              </w:rPr>
-                              <w:t>Niet</w:t>
-                            </w:r>
-                            <w:proofErr w:type="spellEnd"/>
-                            <w:r>
-                              <w:rPr>
-                                <w:rFonts w:ascii="Arial" w:hAnsi="Arial" w:cs="Arial"/>
-                                <w:b/>
-                                <w:bCs/>
-                                <w:color w:val="FFFFFF" w:themeColor="background1"/>
-                                <w:sz w:val="10"/>
-                                <w:szCs w:val="10"/>
-                              </w:rPr>
-                              <w:t xml:space="preserve"> </w:t>
-                            </w:r>
-                            <w:proofErr w:type="spellStart"/>
-                            <w:r>
-                              <w:rPr>
-                                <w:rFonts w:ascii="Arial" w:hAnsi="Arial" w:cs="Arial"/>
-                                <w:b/>
-                                <w:bCs/>
-                                <w:color w:val="FFFFFF" w:themeColor="background1"/>
-                                <w:sz w:val="10"/>
-                                <w:szCs w:val="10"/>
-                              </w:rPr>
-                              <w:t>aangevuld</w:t>
-                            </w:r>
-                            <w:proofErr w:type="spellEnd"/>
-                          </w:p>
-                        </w:txbxContent>
-                      </v:textbox>
-                    </v:shape>
-                  </w:pict>
-                </mc:Fallback>
-              </mc:AlternateContent>
-            </w:r>
-            <w:r>
-              <w:rPr>
-                <w:rFonts w:ascii="Arial" w:hAnsi="Arial" w:cs="Arial"/>
-                <w:noProof/>
-                <w:sz w:val="10"/>
-                <w:szCs w:val="10"/>
-                <w:lang w:val="nl-NL"/>
-              </w:rPr>
-              <mc:AlternateContent>
-                <mc:Choice Requires="wps">
-                  <w:drawing>
-                    <wp:anchor distT="0" distB="0" distL="114300" distR="114300" simplePos="0" relativeHeight="251667456" behindDoc="0" locked="0" layoutInCell="1" allowOverlap="1" wp14:anchorId="41F813A1" wp14:editId="2F822AF5">
-                      <wp:simplePos x="0" y="0"/>
-                      <wp:positionH relativeFrom="column">
-                        <wp:posOffset>1976247</wp:posOffset>
-                      </wp:positionH>
-                      <wp:positionV relativeFrom="paragraph">
-                        <wp:posOffset>3191002</wp:posOffset>
-                      </wp:positionV>
-                      <wp:extent cx="333756" cy="365760"/>
-                      <wp:effectExtent l="0" t="0" r="28575" b="15240"/>
-                      <wp:wrapNone/>
-                      <wp:docPr id="10" name="Text Box 10"/>
-                      <wp:cNvGraphicFramePr/>
-                      <a:graphic xmlns:a="http://schemas.openxmlformats.org/drawingml/2006/main">
-                        <a:graphicData uri="http://schemas.microsoft.com/office/word/2010/wordprocessingShape">
-                          <wps:wsp>
-                            <wps:cNvSpPr txBox="1"/>
-                            <wps:spPr>
-                              <a:xfrm>
-                                <a:off x="0" y="0"/>
-                                <a:ext cx="333756" cy="365760"/>
-                              </a:xfrm>
-                              <a:prstGeom prst="rect">
-                                <a:avLst/>
-                              </a:prstGeom>
-                              <a:solidFill>
-                                <a:srgbClr val="689C9A"/>
-                              </a:solidFill>
-                              <a:ln w="6350">
-                                <a:solidFill>
-                                  <a:srgbClr val="868686"/>
-                                </a:solidFill>
-                              </a:ln>
-                            </wps:spPr>
-                            <wps:txbx>
-                              <w:txbxContent>
-                                <w:p>
-                                  <w:pPr>
-                                    <w:pStyle w:val="NoSpacing"/>
-                                    <w:jc w:val="center"/>
-                                    <w:rPr>
-                                      <w:rFonts w:ascii="Arial" w:hAnsi="Arial" w:cs="Arial"/>
-                                      <w:b/>
-                                      <w:bCs/>
-                                      <w:color w:val="FFFFFF" w:themeColor="background1"/>
-                                      <w:sz w:val="10"/>
-                                      <w:szCs w:val="10"/>
-                                    </w:rPr>
-                                  </w:pPr>
-                                  <w:proofErr w:type="spellStart"/>
-                                  <w:r>
-                                    <w:rPr>
-                                      <w:rFonts w:ascii="Arial" w:hAnsi="Arial" w:cs="Arial"/>
-                                      <w:b/>
-                                      <w:bCs/>
-                                      <w:color w:val="FFFFFF" w:themeColor="background1"/>
-                                      <w:sz w:val="10"/>
-                                      <w:szCs w:val="10"/>
-                                    </w:rPr>
-                                    <w:t>Gehecht</w:t>
-                                  </w:r>
-                                  <w:proofErr w:type="spellEnd"/>
-                                  <w:r>
-                                    <w:rPr>
-                                      <w:rFonts w:ascii="Arial" w:hAnsi="Arial" w:cs="Arial"/>
-                                      <w:b/>
-                                      <w:bCs/>
-                                      <w:color w:val="FFFFFF" w:themeColor="background1"/>
-                                      <w:sz w:val="10"/>
-                                      <w:szCs w:val="10"/>
-                                    </w:rPr>
-                                    <w:t xml:space="preserve"> </w:t>
-                                  </w:r>
-                                  <w:proofErr w:type="spellStart"/>
-                                  <w:r>
-                                    <w:rPr>
-                                      <w:rFonts w:ascii="Arial" w:hAnsi="Arial" w:cs="Arial"/>
-                                      <w:b/>
-                                      <w:bCs/>
-                                      <w:color w:val="FFFFFF" w:themeColor="background1"/>
-                                      <w:sz w:val="10"/>
-                                      <w:szCs w:val="10"/>
-                                    </w:rPr>
-                                    <w:t>vuil</w:t>
-                                  </w:r>
-                                  <w:proofErr w:type="spellEnd"/>
-                                  <w:r>
-                                    <w:rPr>
-                                      <w:rFonts w:ascii="Arial" w:hAnsi="Arial" w:cs="Arial"/>
-                                      <w:b/>
-                                      <w:bCs/>
-                                      <w:color w:val="FFFFFF" w:themeColor="background1"/>
-                                      <w:sz w:val="10"/>
-                                      <w:szCs w:val="10"/>
-                                    </w:rPr>
-                                    <w:t xml:space="preserve"> </w:t>
-                                  </w:r>
-                                  <w:proofErr w:type="spellStart"/>
-                                  <w:r>
-                                    <w:rPr>
-                                      <w:rFonts w:ascii="Arial" w:hAnsi="Arial" w:cs="Arial"/>
-                                      <w:b/>
-                                      <w:bCs/>
-                                      <w:color w:val="FFFFFF" w:themeColor="background1"/>
-                                      <w:sz w:val="10"/>
-                                      <w:szCs w:val="10"/>
-                                    </w:rPr>
-                                    <w:t>vlek</w:t>
-                                  </w:r>
-                                  <w:proofErr w:type="spellEnd"/>
-                                  <w:r>
-                                    <w:rPr>
-                                      <w:rFonts w:ascii="Arial" w:hAnsi="Arial" w:cs="Arial"/>
-                                      <w:b/>
-                                      <w:bCs/>
-                                      <w:color w:val="FFFFFF" w:themeColor="background1"/>
-                                      <w:sz w:val="10"/>
-                                      <w:szCs w:val="10"/>
-                                    </w:rPr>
-                                    <w:t xml:space="preserve"> </w:t>
-                                  </w:r>
-                                  <w:proofErr w:type="spellStart"/>
-                                  <w:r>
-                                    <w:rPr>
-                                      <w:rFonts w:ascii="Arial" w:hAnsi="Arial" w:cs="Arial"/>
-                                      <w:b/>
-                                      <w:bCs/>
-                                      <w:color w:val="FFFFFF" w:themeColor="background1"/>
-                                      <w:sz w:val="10"/>
-                                      <w:szCs w:val="10"/>
-                                    </w:rPr>
-                                    <w:t>vingertast</w:t>
-                                  </w:r>
-                                  <w:proofErr w:type="spellEnd"/>
-                                </w:p>
-                              </w:txbxContent>
-                            </wps:txbx>
-                            <wps:bodyPr rot="0" spcFirstLastPara="0" vertOverflow="overflow" horzOverflow="overflow" vert="horz" wrap="square" lIns="0" tIns="0" rIns="0" bIns="0" numCol="1" spcCol="0" rtlCol="0" fromWordArt="0" anchor="ctr" anchorCtr="0" forceAA="0" compatLnSpc="1">
-                              <a:prstTxWarp prst="textNoShape">
-                                <a:avLst/>
-                              </a:prstTxWarp>
-                              <a:noAutofit/>
-                            </wps:bodyPr>
-                          </wps:wsp>
-                        </a:graphicData>
-                      </a:graphic>
-                      <wp14:sizeRelH relativeFrom="margin">
-                        <wp14:pctWidth>0</wp14:pctWidth>
-                      </wp14:sizeRelH>
-                      <wp14:sizeRelV relativeFrom="margin">
-                        <wp14:pctHeight>0</wp14:pctHeight>
-                      </wp14:sizeRelV>
-                    </wp:anchor>
-                  </w:drawing>
-                </mc:Choice>
-                <mc:Fallback>
-                  <w:pict>
-                    <v:shape w14:anchorId="41F813A1" id="Text Box 10" o:spid="_x0000_s1034" type="#_x0000_t202" style="position:absolute;margin-left:155.6pt;margin-top:251.25pt;width:26.3pt;height:28.8pt;z-index:251667456;visibility:visible;mso-wrap-style:square;mso-width-percent:0;mso-height-percent:0;mso-wrap-distance-left:9pt;mso-wrap-distance-top:0;mso-wrap-distance-right:9pt;mso-wrap-distance-bottom:0;mso-position-horizontal:absolute;mso-position-horizontal-relative:text;mso-position-vertical:absolute;mso-position-vertical-relative:text;mso-width-percent:0;mso-height-percent:0;mso-width-relative:margin;mso-height-relative:margin;v-text-anchor:middle" o:gfxdata="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" fillcolor="#689c9a" strokecolor="#868686" strokeweight=".5pt">
-                      <v:textbox inset="0,0,0,0">
-                        <w:txbxContent>
-                          <w:p>
-                            <w:pPr>
-                              <w:pStyle w:val="NoSpacing"/>
-                              <w:jc w:val="center"/>
-                              <w:rPr>
-                                <w:rFonts w:ascii="Arial" w:hAnsi="Arial" w:cs="Arial"/>
-                                <w:b/>
-                                <w:bCs/>
-                                <w:color w:val="FFFFFF" w:themeColor="background1"/>
-                                <w:sz w:val="10"/>
-                                <w:szCs w:val="10"/>
-                              </w:rPr>
-                            </w:pPr>
-                            <w:proofErr w:type="spellStart"/>
-                            <w:r>
-                              <w:rPr>
-                                <w:rFonts w:ascii="Arial" w:hAnsi="Arial" w:cs="Arial"/>
-                                <w:b/>
-                                <w:bCs/>
-                                <w:color w:val="FFFFFF" w:themeColor="background1"/>
-                                <w:sz w:val="10"/>
-                                <w:szCs w:val="10"/>
-                              </w:rPr>
-                              <w:t>Gehecht</w:t>
-                            </w:r>
-                            <w:proofErr w:type="spellEnd"/>
-                            <w:r>
-                              <w:rPr>
-                                <w:rFonts w:ascii="Arial" w:hAnsi="Arial" w:cs="Arial"/>
-                                <w:b/>
-                                <w:bCs/>
-                                <w:color w:val="FFFFFF" w:themeColor="background1"/>
-                                <w:sz w:val="10"/>
-                                <w:szCs w:val="10"/>
-                              </w:rPr>
-                              <w:t xml:space="preserve"> </w:t>
-                            </w:r>
-                            <w:proofErr w:type="spellStart"/>
-                            <w:r>
-                              <w:rPr>
-                                <w:rFonts w:ascii="Arial" w:hAnsi="Arial" w:cs="Arial"/>
-                                <w:b/>
-                                <w:bCs/>
-                                <w:color w:val="FFFFFF" w:themeColor="background1"/>
-                                <w:sz w:val="10"/>
-                                <w:szCs w:val="10"/>
-                              </w:rPr>
-                              <w:t>vuil</w:t>
-                            </w:r>
-                            <w:proofErr w:type="spellEnd"/>
-                            <w:r>
-                              <w:rPr>
-                                <w:rFonts w:ascii="Arial" w:hAnsi="Arial" w:cs="Arial"/>
-                                <w:b/>
-                                <w:bCs/>
-                                <w:color w:val="FFFFFF" w:themeColor="background1"/>
-                                <w:sz w:val="10"/>
-                                <w:szCs w:val="10"/>
-                              </w:rPr>
-                              <w:t xml:space="preserve"> </w:t>
-                            </w:r>
-                            <w:proofErr w:type="spellStart"/>
-                            <w:r>
-                              <w:rPr>
-                                <w:rFonts w:ascii="Arial" w:hAnsi="Arial" w:cs="Arial"/>
-                                <w:b/>
-                                <w:bCs/>
-                                <w:color w:val="FFFFFF" w:themeColor="background1"/>
-                                <w:sz w:val="10"/>
-                                <w:szCs w:val="10"/>
-                              </w:rPr>
-                              <w:t>vlek</w:t>
-                            </w:r>
-                            <w:proofErr w:type="spellEnd"/>
-                            <w:r>
-                              <w:rPr>
-                                <w:rFonts w:ascii="Arial" w:hAnsi="Arial" w:cs="Arial"/>
-                                <w:b/>
-                                <w:bCs/>
-                                <w:color w:val="FFFFFF" w:themeColor="background1"/>
-                                <w:sz w:val="10"/>
-                                <w:szCs w:val="10"/>
-                              </w:rPr>
-                              <w:t xml:space="preserve"> </w:t>
-                            </w:r>
-                            <w:proofErr w:type="spellStart"/>
-                            <w:r>
-                              <w:rPr>
-                                <w:rFonts w:ascii="Arial" w:hAnsi="Arial" w:cs="Arial"/>
-                                <w:b/>
-                                <w:bCs/>
-                                <w:color w:val="FFFFFF" w:themeColor="background1"/>
-                                <w:sz w:val="10"/>
-                                <w:szCs w:val="10"/>
-                              </w:rPr>
-                              <w:t>vingertast</w:t>
-                            </w:r>
-                            <w:proofErr w:type="spellEnd"/>
-                          </w:p>
-                        </w:txbxContent>
-                      </v:textbox>
-                    </v:shape>
-                  </w:pict>
-                </mc:Fallback>
-              </mc:AlternateContent>
-            </w:r>
-            <w:r>
-              <w:rPr>
-                <w:rFonts w:ascii="Arial" w:hAnsi="Arial" w:cs="Arial"/>
-                <w:noProof/>
-                <w:sz w:val="10"/>
-                <w:szCs w:val="10"/>
-                <w:lang w:val="nl-NL"/>
-              </w:rPr>
-              <mc:AlternateContent>
-                <mc:Choice Requires="wps">
-                  <w:drawing>
-                    <wp:anchor distT="0" distB="0" distL="114300" distR="114300" simplePos="0" relativeHeight="251681792" behindDoc="0" locked="0" layoutInCell="1" allowOverlap="1" wp14:anchorId="4D00AF4E" wp14:editId="511F0EA8">
-                      <wp:simplePos x="0" y="0"/>
-                      <wp:positionH relativeFrom="column">
-                        <wp:posOffset>1642745</wp:posOffset>
-                      </wp:positionH>
-                      <wp:positionV relativeFrom="paragraph">
-                        <wp:posOffset>3190875</wp:posOffset>
-                      </wp:positionV>
-                      <wp:extent cx="338328" cy="365760"/>
-                      <wp:effectExtent l="0" t="0" r="24130" b="15240"/>
-                      <wp:wrapNone/>
-                      <wp:docPr id="17" name="Text Box 17"/>
-                      <wp:cNvGraphicFramePr/>
-                      <a:graphic xmlns:a="http://schemas.openxmlformats.org/drawingml/2006/main">
-                        <a:graphicData uri="http://schemas.microsoft.com/office/word/2010/wordprocessingShape">
-                          <wps:wsp>
-                            <wps:cNvSpPr txBox="1"/>
-                            <wps:spPr>
-                              <a:xfrm>
-                                <a:off x="0" y="0"/>
-                                <a:ext cx="338328" cy="365760"/>
-                              </a:xfrm>
-                              <a:prstGeom prst="rect">
-                                <a:avLst/>
-                              </a:prstGeom>
-                              <a:solidFill>
-                                <a:srgbClr val="689C9A"/>
-                              </a:solidFill>
-                              <a:ln w="6350">
-                                <a:solidFill>
-                                  <a:srgbClr val="868686"/>
-                                </a:solidFill>
-                              </a:ln>
-                            </wps:spPr>
-                            <wps:txbx>
-                              <w:txbxContent>
-                                <w:p>
-                                  <w:pPr>
-                                    <w:pStyle w:val="NoSpacing"/>
-                                    <w:jc w:val="center"/>
-                                    <w:rPr>
-                                      <w:rFonts w:ascii="Arial" w:hAnsi="Arial" w:cs="Arial"/>
-                                      <w:b/>
-                                      <w:bCs/>
-                                      <w:color w:val="FFFFFF" w:themeColor="background1"/>
-                                      <w:sz w:val="10"/>
-                                      <w:szCs w:val="10"/>
-                                    </w:rPr>
-                                  </w:pPr>
-                                  <w:proofErr w:type="spellStart"/>
-                                  <w:r>
-                                    <w:rPr>
-                                      <w:rFonts w:ascii="Arial" w:hAnsi="Arial" w:cs="Arial"/>
-                                      <w:b/>
-                                      <w:bCs/>
-                                      <w:color w:val="FFFFFF" w:themeColor="background1"/>
-                                      <w:sz w:val="10"/>
-                                      <w:szCs w:val="10"/>
-                                    </w:rPr>
-                                    <w:t>Gehecht</w:t>
-                                  </w:r>
-                                  <w:proofErr w:type="spellEnd"/>
-                                  <w:r>
-                                    <w:rPr>
-                                      <w:rFonts w:ascii="Arial" w:hAnsi="Arial" w:cs="Arial"/>
-                                      <w:b/>
-                                      <w:bCs/>
-                                      <w:color w:val="FFFFFF" w:themeColor="background1"/>
-                                      <w:sz w:val="10"/>
-                                      <w:szCs w:val="10"/>
-                                    </w:rPr>
-                                    <w:t xml:space="preserve"> </w:t>
-                                  </w:r>
-                                  <w:proofErr w:type="spellStart"/>
-                                  <w:r>
-                                    <w:rPr>
-                                      <w:rFonts w:ascii="Arial" w:hAnsi="Arial" w:cs="Arial"/>
-                                      <w:b/>
-                                      <w:bCs/>
-                                      <w:color w:val="FFFFFF" w:themeColor="background1"/>
-                                      <w:sz w:val="10"/>
-                                      <w:szCs w:val="10"/>
-                                    </w:rPr>
-                                    <w:t>vuil</w:t>
-                                  </w:r>
-                                  <w:proofErr w:type="spellEnd"/>
-                                  <w:r>
-                                    <w:rPr>
-                                      <w:rFonts w:ascii="Arial" w:hAnsi="Arial" w:cs="Arial"/>
-                                      <w:b/>
-                                      <w:bCs/>
-                                      <w:color w:val="FFFFFF" w:themeColor="background1"/>
-                                      <w:sz w:val="10"/>
-                                      <w:szCs w:val="10"/>
-                                    </w:rPr>
-                                    <w:t xml:space="preserve"> </w:t>
-                                  </w:r>
-                                  <w:proofErr w:type="spellStart"/>
-                                  <w:r>
-                                    <w:rPr>
-                                      <w:rFonts w:ascii="Arial" w:hAnsi="Arial" w:cs="Arial"/>
-                                      <w:b/>
-                                      <w:bCs/>
-                                      <w:color w:val="FFFFFF" w:themeColor="background1"/>
-                                      <w:sz w:val="10"/>
-                                      <w:szCs w:val="10"/>
-                                    </w:rPr>
-                                    <w:t>methode</w:t>
-                                  </w:r>
-                                  <w:proofErr w:type="spellEnd"/>
-                                </w:p>
-                              </w:txbxContent>
-                            </wps:txbx>
-                            <wps:bodyPr rot="0" spcFirstLastPara="0" vertOverflow="overflow" horzOverflow="overflow" vert="horz" wrap="square" lIns="0" tIns="0" rIns="0" bIns="0" numCol="1" spcCol="0" rtlCol="0" fromWordArt="0" anchor="ctr" anchorCtr="0" forceAA="0" compatLnSpc="1">
-                              <a:prstTxWarp prst="textNoShape">
-                                <a:avLst/>
-                              </a:prstTxWarp>
-                              <a:noAutofit/>
-                            </wps:bodyPr>
-                          </wps:wsp>
-                        </a:graphicData>
-                      </a:graphic>
-                      <wp14:sizeRelH relativeFrom="margin">
-                        <wp14:pctWidth>0</wp14:pctWidth>
-                      </wp14:sizeRelH>
-                      <wp14:sizeRelV relativeFrom="margin">
-                        <wp14:pctHeight>0</wp14:pctHeight>
-                      </wp14:sizeRelV>
-                    </wp:anchor>
-                  </w:drawing>
-                </mc:Choice>
-                <mc:Fallback>
-                  <w:pict>
-                    <v:shape w14:anchorId="4D00AF4E" id="Text Box 17" o:spid="_x0000_s1035" type="#_x0000_t202" style="position:absolute;margin-left:129.35pt;margin-top:251.25pt;width:26.65pt;height:28.8pt;z-index:251681792;visibility:visible;mso-wrap-style:square;mso-width-percent:0;mso-height-percent:0;mso-wrap-distance-left:9pt;mso-wrap-distance-top:0;mso-wrap-distance-right:9pt;mso-wrap-distance-bottom:0;mso-position-horizontal:absolute;mso-position-horizontal-relative:text;mso-position-vertical:absolute;mso-position-vertical-relative:text;mso-width-percent:0;mso-height-percent:0;mso-width-relative:margin;mso-height-relative:margin;v-text-anchor:middle" o:gfxdata="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" fillcolor="#689c9a" strokecolor="#868686" strokeweight=".5pt">
-                      <v:textbox inset="0,0,0,0">
-                        <w:txbxContent>
-                          <w:p>
-                            <w:pPr>
-                              <w:pStyle w:val="NoSpacing"/>
-                              <w:jc w:val="center"/>
-                              <w:rPr>
-                                <w:rFonts w:ascii="Arial" w:hAnsi="Arial" w:cs="Arial"/>
-                                <w:b/>
-                                <w:bCs/>
-                                <w:color w:val="FFFFFF" w:themeColor="background1"/>
-                                <w:sz w:val="10"/>
-                                <w:szCs w:val="10"/>
-                              </w:rPr>
-                            </w:pPr>
-                            <w:proofErr w:type="spellStart"/>
-                            <w:r>
-                              <w:rPr>
-                                <w:rFonts w:ascii="Arial" w:hAnsi="Arial" w:cs="Arial"/>
-                                <w:b/>
-                                <w:bCs/>
-                                <w:color w:val="FFFFFF" w:themeColor="background1"/>
-                                <w:sz w:val="10"/>
-                                <w:szCs w:val="10"/>
-                              </w:rPr>
-                              <w:t>Gehecht</w:t>
-                            </w:r>
-                            <w:proofErr w:type="spellEnd"/>
-                            <w:r>
-                              <w:rPr>
-                                <w:rFonts w:ascii="Arial" w:hAnsi="Arial" w:cs="Arial"/>
-                                <w:b/>
-                                <w:bCs/>
-                                <w:color w:val="FFFFFF" w:themeColor="background1"/>
-                                <w:sz w:val="10"/>
-                                <w:szCs w:val="10"/>
-                              </w:rPr>
-                              <w:t xml:space="preserve"> </w:t>
-                            </w:r>
-                            <w:proofErr w:type="spellStart"/>
-                            <w:r>
-                              <w:rPr>
-                                <w:rFonts w:ascii="Arial" w:hAnsi="Arial" w:cs="Arial"/>
-                                <w:b/>
-                                <w:bCs/>
-                                <w:color w:val="FFFFFF" w:themeColor="background1"/>
-                                <w:sz w:val="10"/>
-                                <w:szCs w:val="10"/>
-                              </w:rPr>
-                              <w:t>vuil</w:t>
-                            </w:r>
-                            <w:proofErr w:type="spellEnd"/>
-                            <w:r>
-                              <w:rPr>
-                                <w:rFonts w:ascii="Arial" w:hAnsi="Arial" w:cs="Arial"/>
-                                <w:b/>
-                                <w:bCs/>
-                                <w:color w:val="FFFFFF" w:themeColor="background1"/>
-                                <w:sz w:val="10"/>
-                                <w:szCs w:val="10"/>
-                              </w:rPr>
-                              <w:t xml:space="preserve"> </w:t>
-                            </w:r>
-                            <w:proofErr w:type="spellStart"/>
-                            <w:r>
-                              <w:rPr>
-                                <w:rFonts w:ascii="Arial" w:hAnsi="Arial" w:cs="Arial"/>
-                                <w:b/>
-                                <w:bCs/>
-                                <w:color w:val="FFFFFF" w:themeColor="background1"/>
-                                <w:sz w:val="10"/>
-                                <w:szCs w:val="10"/>
-                              </w:rPr>
-                              <w:t>methode</w:t>
-                            </w:r>
-                            <w:proofErr w:type="spellEnd"/>
-                          </w:p>
-                        </w:txbxContent>
-                      </v:textbox>
-                    </v:shape>
-                  </w:pict>
-                </mc:Fallback>
-              </mc:AlternateContent>
-            </w:r>
-            <w:r>
-              <w:rPr>
                 <w:noProof/>
                 <w:lang w:val="nl-NL"/>
               </w:rPr>
               <w:drawing>
-                <wp:inline distT="0" distB="0" distL="0" distR="0" wp14:anchorId="06E7B015" wp14:editId="415BAF8B">
-                  <wp:extent cx="3429000" cy="3200400"/>
-                  <wp:effectExtent l="0" t="0" r="0" b="0"/>
+                <wp:inline distT="0" distB="0" distL="0" distR="0" wp14:anchorId="06E7B015" wp14:editId="7DC30D97">
+                  <wp:extent cx="3401695" cy="1721224"/>
+                  <wp:effectExtent l="0" t="0" r="8255" b="12700"/>
                   <wp:docPr id="27" name="Chart 27"/>
                   <wp:cNvGraphicFramePr/>
                   <a:graphic xmlns:a="http://schemas.openxmlformats.org/drawingml/2006/main">
@@ -4114,6 +4126,12 @@
         <w:tc>
           <w:tcPr>
             <w:tcW w:w="5395" w:type="dxa"/>
+            <w:tcBorders>
+              <w:top w:val="single" w:sz="4" w:space="0" w:color="auto"/>
+              <w:left w:val="nil"/>
+              <w:bottom w:val="nil"/>
+              <w:right w:val="nil"/>
+            </w:tcBorders>
           </w:tcPr>
           <w:p>
             <w:pPr>
@@ -4136,13 +4154,13 @@
               <mc:AlternateContent>
                 <mc:Choice Requires="wps">
                   <w:drawing>
-                    <wp:anchor distT="0" distB="0" distL="114300" distR="114300" simplePos="0" relativeHeight="251692032" behindDoc="0" locked="0" layoutInCell="1" allowOverlap="1" wp14:anchorId="0D081EDC" wp14:editId="5B2A8094">
+                    <wp:anchor distT="0" distB="0" distL="114300" distR="114300" simplePos="0" relativeHeight="251692032" behindDoc="0" locked="0" layoutInCell="1" allowOverlap="1" wp14:anchorId="0D081EDC" wp14:editId="1424418B">
                       <wp:simplePos x="0" y="0"/>
                       <wp:positionH relativeFrom="column">
-                        <wp:posOffset>2165325</wp:posOffset>
+                        <wp:posOffset>1989241</wp:posOffset>
                       </wp:positionH>
                       <wp:positionV relativeFrom="paragraph">
-                        <wp:posOffset>2092325</wp:posOffset>
+                        <wp:posOffset>1680845</wp:posOffset>
                       </wp:positionV>
                       <wp:extent cx="573314" cy="365760"/>
                       <wp:effectExtent l="0" t="0" r="0" b="0"/>
@@ -4253,7 +4271,7 @@
                 </mc:Choice>
                 <mc:Fallback>
                   <w:pict>
-                    <v:shape w14:anchorId="0D081EDC" id="Text Box 19" o:spid="_x0000_s1036" type="#_x0000_t202" style="position:absolute;margin-left:170.5pt;margin-top:164.75pt;width:45.15pt;height:28.8pt;z-index:251692032;visibility:visible;mso-wrap-style:square;mso-width-percent:0;mso-height-percent:0;mso-wrap-distance-left:9pt;mso-wrap-distance-top:0;mso-wrap-distance-right:9pt;mso-wrap-distance-bottom:0;mso-position-horizontal:absolute;mso-position-horizontal-relative:text;mso-position-vertical:absolute;mso-position-vertical-relative:text;mso-width-percent:0;mso-height-percent:0;mso-width-relative:margin;mso-height-relative:margin;v-text-anchor:middle" o:gfxdata="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" fillcolor="#a9a57c" stroked="f" strokeweight=".25pt">
+                    <v:shape w14:anchorId="0D081EDC" id="Text Box 19" o:spid="_x0000_s1036" type="#_x0000_t202" style="position:absolute;margin-left:156.65pt;margin-top:132.35pt;width:45.15pt;height:28.8pt;z-index:251692032;visibility:visible;mso-wrap-style:square;mso-width-percent:0;mso-height-percent:0;mso-wrap-distance-left:9pt;mso-wrap-distance-top:0;mso-wrap-distance-right:9pt;mso-wrap-distance-bottom:0;mso-position-horizontal:absolute;mso-position-horizontal-relative:text;mso-position-vertical:absolute;mso-position-vertical-relative:text;mso-width-percent:0;mso-height-percent:0;mso-width-relative:margin;mso-height-relative:margin;v-text-anchor:middle" o:gfxdata="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" fillcolor="#a9a57c" stroked="f" strokeweight=".25pt">
                       <v:textbox inset="0,0,0,0">
                         <w:txbxContent>
                           <w:p>
@@ -4335,13 +4353,216 @@
               <mc:AlternateContent>
                 <mc:Choice Requires="wps">
                   <w:drawing>
-                    <wp:anchor distT="0" distB="0" distL="114300" distR="114300" simplePos="0" relativeHeight="251689984" behindDoc="0" locked="0" layoutInCell="1" allowOverlap="1" wp14:anchorId="22CD3114" wp14:editId="4A84896A">
+                    <wp:anchor distT="0" distB="0" distL="114300" distR="114300" simplePos="0" relativeHeight="251685888" behindDoc="0" locked="0" layoutInCell="1" allowOverlap="1" wp14:anchorId="33F1DC8F" wp14:editId="0D41BFBB">
                       <wp:simplePos x="0" y="0"/>
                       <wp:positionH relativeFrom="column">
-                        <wp:posOffset>449580</wp:posOffset>
+                        <wp:posOffset>1290598</wp:posOffset>
                       </wp:positionH>
                       <wp:positionV relativeFrom="paragraph">
-                        <wp:posOffset>2108835</wp:posOffset>
+                        <wp:posOffset>1681480</wp:posOffset>
+                      </wp:positionV>
+                      <wp:extent cx="571500" cy="365760"/>
+                      <wp:effectExtent l="0" t="0" r="0" b="0"/>
+                      <wp:wrapNone/>
+                      <wp:docPr id="12" name="Text Box 12"/>
+                      <wp:cNvGraphicFramePr/>
+                      <a:graphic xmlns:a="http://schemas.openxmlformats.org/drawingml/2006/main">
+                        <a:graphicData uri="http://schemas.microsoft.com/office/word/2010/wordprocessingShape">
+                          <wps:wsp>
+                            <wps:cNvSpPr txBox="1"/>
+                            <wps:spPr>
+                              <a:xfrm>
+                                <a:off x="0" y="0"/>
+                                <a:ext cx="571500" cy="365760"/>
+                              </a:xfrm>
+                              <a:prstGeom prst="rect">
+                                <a:avLst/>
+                              </a:prstGeom>
+                              <a:solidFill>
+                                <a:srgbClr val="689C9A"/>
+                              </a:solidFill>
+                              <a:ln w="3175">
+                                <a:noFill/>
+                              </a:ln>
+                            </wps:spPr>
+                            <wps:txbx>
+                              <w:txbxContent>
+                                <w:p>
+                                  <w:pPr>
+                                    <w:pStyle w:val="NoSpacing"/>
+                                    <w:jc w:val="center"/>
+                                    <w:rPr>
+                                      <w:rFonts w:ascii="Arial" w:hAnsi="Arial" w:cs="Arial"/>
+                                      <w:b/>
+                                      <w:bCs/>
+                                      <w:color w:val="FFFFFF" w:themeColor="background1"/>
+                                      <w:sz w:val="10"/>
+                                      <w:szCs w:val="10"/>
+                                    </w:rPr>
+                                  </w:pPr>
+                                  <w:proofErr w:type="spellStart"/>
+                                  <w:r>
+                                    <w:rPr>
+                                      <w:rFonts w:ascii="Arial" w:hAnsi="Arial" w:cs="Arial"/>
+                                      <w:b/>
+                                      <w:bCs/>
+                                      <w:color w:val="FFFFFF" w:themeColor="background1"/>
+                                      <w:sz w:val="10"/>
+                                      <w:szCs w:val="10"/>
+                                    </w:rPr>
+                                    <w:t>Cumulatief</w:t>
+                                  </w:r>
+                                  <w:proofErr w:type="spellEnd"/>
+                                  <w:r>
+                                    <w:rPr>
+                                      <w:rFonts w:ascii="Arial" w:hAnsi="Arial" w:cs="Arial"/>
+                                      <w:b/>
+                                      <w:bCs/>
+                                      <w:color w:val="FFFFFF" w:themeColor="background1"/>
+                                      <w:sz w:val="10"/>
+                                      <w:szCs w:val="10"/>
+                                    </w:rPr>
+                                    <w:br/>
+                                    <w:t>{</w:t>
+                                  </w:r>
+                                  <w:proofErr w:type="spellStart"/>
+                                  <w:r>
+                                    <w:rPr>
+                                      <w:rFonts w:ascii="Arial" w:hAnsi="Arial" w:cs="Arial"/>
+                                      <w:b/>
+                                      <w:bCs/>
+                                      <w:color w:val="FFFFFF" w:themeColor="background1"/>
+                                      <w:sz w:val="10"/>
+                                      <w:szCs w:val="10"/>
+                                    </w:rPr>
+                                    <w:t>donut_chart_cumulatief_pct</w:t>
+                                  </w:r>
+                                  <w:proofErr w:type="spellEnd"/>
+                                  <w:r>
+                                    <w:rPr>
+                                      <w:rFonts w:ascii="Arial" w:hAnsi="Arial" w:cs="Arial"/>
+                                      <w:b/>
+                                      <w:bCs/>
+                                      <w:color w:val="FFFFFF" w:themeColor="background1"/>
+                                      <w:sz w:val="10"/>
+                                      <w:szCs w:val="10"/>
+                                    </w:rPr>
+                                    <w:t>}</w:t>
+                                  </w:r>
+                                </w:p>
+                              </w:txbxContent>
+                            </wps:txbx>
+                            <wps:bodyPr rot="0" spcFirstLastPara="0" vertOverflow="overflow" horzOverflow="overflow" vert="horz" wrap="square" lIns="0" tIns="0" rIns="0" bIns="0" numCol="1" spcCol="0" rtlCol="0" fromWordArt="0" anchor="ctr" anchorCtr="0" forceAA="0" compatLnSpc="1">
+                              <a:prstTxWarp prst="textNoShape">
+                                <a:avLst/>
+                              </a:prstTxWarp>
+                              <a:noAutofit/>
+                            </wps:bodyPr>
+                          </wps:wsp>
+                        </a:graphicData>
+                      </a:graphic>
+                      <wp14:sizeRelH relativeFrom="margin">
+                        <wp14:pctWidth>0</wp14:pctWidth>
+                      </wp14:sizeRelH>
+                      <wp14:sizeRelV relativeFrom="margin">
+                        <wp14:pctHeight>0</wp14:pctHeight>
+                      </wp14:sizeRelV>
+                    </wp:anchor>
+                  </w:drawing>
+                </mc:Choice>
+                <mc:Fallback>
+                  <w:pict>
+                    <v:shape w14:anchorId="33F1DC8F" id="Text Box 12" o:spid="_x0000_s1037" type="#_x0000_t202" style="position:absolute;margin-left:101.6pt;margin-top:132.4pt;width:45pt;height:28.8pt;z-index:251685888;visibility:visible;mso-wrap-style:square;mso-width-percent:0;mso-height-percent:0;mso-wrap-distance-left:9pt;mso-wrap-distance-top:0;mso-wrap-distance-right:9pt;mso-wrap-distance-bottom:0;mso-position-horizontal:absolute;mso-position-horizontal-relative:text;mso-position-vertical:absolute;mso-position-vertical-relative:text;mso-width-percent:0;mso-height-percent:0;mso-width-relative:margin;mso-height-relative:margin;v-text-anchor:middle" o:gfxdata="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" fillcolor="#689c9a" stroked="f" strokeweight=".25pt">
+                      <v:textbox inset="0,0,0,0">
+                        <w:txbxContent>
+                          <w:p>
+                            <w:pPr>
+                              <w:pStyle w:val="NoSpacing"/>
+                              <w:jc w:val="center"/>
+                              <w:rPr>
+                                <w:rFonts w:ascii="Arial" w:hAnsi="Arial" w:cs="Arial"/>
+                                <w:b/>
+                                <w:bCs/>
+                                <w:color w:val="FFFFFF" w:themeColor="background1"/>
+                                <w:sz w:val="10"/>
+                                <w:szCs w:val="10"/>
+                              </w:rPr>
+                            </w:pPr>
+                            <w:proofErr w:type="spellStart"/>
+                            <w:r>
+                              <w:rPr>
+                                <w:rFonts w:ascii="Arial" w:hAnsi="Arial" w:cs="Arial"/>
+                                <w:b/>
+                                <w:bCs/>
+                                <w:color w:val="FFFFFF" w:themeColor="background1"/>
+                                <w:sz w:val="10"/>
+                                <w:szCs w:val="10"/>
+                              </w:rPr>
+                              <w:t>Cumulatief</w:t>
+                            </w:r>
+                            <w:proofErr w:type="spellEnd"/>
+                            <w:r>
+                              <w:rPr>
+                                <w:rFonts w:ascii="Arial" w:hAnsi="Arial" w:cs="Arial"/>
+                                <w:b/>
+                                <w:bCs/>
+                                <w:color w:val="FFFFFF" w:themeColor="background1"/>
+                                <w:sz w:val="10"/>
+                                <w:szCs w:val="10"/>
+                              </w:rPr>
+                              <w:br/>
+                              <w:t>{</w:t>
+                            </w:r>
+                            <w:proofErr w:type="spellStart"/>
+                            <w:r>
+                              <w:rPr>
+                                <w:rFonts w:ascii="Arial" w:hAnsi="Arial" w:cs="Arial"/>
+                                <w:b/>
+                                <w:bCs/>
+                                <w:color w:val="FFFFFF" w:themeColor="background1"/>
+                                <w:sz w:val="10"/>
+                                <w:szCs w:val="10"/>
+                              </w:rPr>
+                              <w:t>donut_chart_cumulatief_pct</w:t>
+                            </w:r>
+                            <w:proofErr w:type="spellEnd"/>
+                            <w:r>
+                              <w:rPr>
+                                <w:rFonts w:ascii="Arial" w:hAnsi="Arial" w:cs="Arial"/>
+                                <w:b/>
+                                <w:bCs/>
+                                <w:color w:val="FFFFFF" w:themeColor="background1"/>
+                                <w:sz w:val="10"/>
+                                <w:szCs w:val="10"/>
+                              </w:rPr>
+                              <w:t>}</w:t>
+                            </w:r>
+                          </w:p>
+                        </w:txbxContent>
+                      </v:textbox>
+                    </v:shape>
+                  </w:pict>
+                </mc:Fallback>
+              </mc:AlternateContent>
+            </w:r>
+            <w:r>
+              <w:rPr>
+                <w:rFonts w:ascii="Arial" w:hAnsi="Arial" w:cs="Arial"/>
+                <w:noProof/>
+                <w:sz w:val="10"/>
+                <w:szCs w:val="10"/>
+                <w:lang w:val="nl-NL"/>
+              </w:rPr>
+              <mc:AlternateContent>
+                <mc:Choice Requires="wps">
+                  <w:drawing>
+                    <wp:anchor distT="0" distB="0" distL="114300" distR="114300" simplePos="0" relativeHeight="251693056" behindDoc="0" locked="0" layoutInCell="1" allowOverlap="1" wp14:anchorId="22CD3114" wp14:editId="5FAB242D">
+                      <wp:simplePos x="0" y="0"/>
+                      <wp:positionH relativeFrom="column">
+                        <wp:posOffset>561294</wp:posOffset>
+                      </wp:positionH>
+                      <wp:positionV relativeFrom="paragraph">
+                        <wp:posOffset>1682667</wp:posOffset>
                       </wp:positionV>
                       <wp:extent cx="592546" cy="365760"/>
                       <wp:effectExtent l="0" t="0" r="0" b="0"/>
@@ -4457,7 +4678,7 @@
                 </mc:Choice>
                 <mc:Fallback>
                   <w:pict>
-                    <v:shape w14:anchorId="22CD3114" id="Text Box 18" o:spid="_x0000_s1037" type="#_x0000_t202" style="position:absolute;margin-left:35.4pt;margin-top:166.05pt;width:46.65pt;height:28.8pt;z-index:251689984;visibility:visible;mso-wrap-style:square;mso-width-percent:0;mso-height-percent:0;mso-wrap-distance-left:9pt;mso-wrap-distance-top:0;mso-wrap-distance-right:9pt;mso-wrap-distance-bottom:0;mso-position-horizontal:absolute;mso-position-horizontal-relative:text;mso-position-vertical:absolute;mso-position-vertical-relative:text;mso-width-percent:0;mso-height-percent:0;mso-width-relative:margin;mso-height-relative:margin;v-text-anchor:middle" o:gfxdata="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" fillcolor="#b7ae38" stroked="f" strokeweight=".25pt">
+                    <v:shape w14:anchorId="22CD3114" id="Text Box 18" o:spid="_x0000_s1038" type="#_x0000_t202" style="position:absolute;margin-left:44.2pt;margin-top:132.5pt;width:46.65pt;height:28.8pt;z-index:251693056;visibility:visible;mso-wrap-style:square;mso-width-percent:0;mso-height-percent:0;mso-wrap-distance-left:9pt;mso-wrap-distance-top:0;mso-wrap-distance-right:9pt;mso-wrap-distance-bottom:0;mso-position-horizontal:absolute;mso-position-horizontal-relative:text;mso-position-vertical:absolute;mso-position-vertical-relative:text;mso-width-percent:0;mso-height-percent:0;mso-width-relative:margin;mso-height-relative:margin;v-text-anchor:middle" o:gfxdata="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" fillcolor="#b7ae38" stroked="f" strokeweight=".25pt">
                       <v:textbox inset="0,0,0,0">
                         <w:txbxContent>
                           <w:p>
@@ -4535,209 +4756,6 @@
             </w:r>
             <w:r>
               <w:rPr>
-                <w:rFonts w:ascii="Arial" w:hAnsi="Arial" w:cs="Arial"/>
-                <w:noProof/>
-                <w:sz w:val="10"/>
-                <w:szCs w:val="10"/>
-                <w:lang w:val="nl-NL"/>
-              </w:rPr>
-              <mc:AlternateContent>
-                <mc:Choice Requires="wps">
-                  <w:drawing>
-                    <wp:anchor distT="0" distB="0" distL="114300" distR="114300" simplePos="0" relativeHeight="251685888" behindDoc="0" locked="0" layoutInCell="1" allowOverlap="1" wp14:anchorId="33F1DC8F" wp14:editId="5335C5E2">
-                      <wp:simplePos x="0" y="0"/>
-                      <wp:positionH relativeFrom="column">
-                        <wp:posOffset>1364336</wp:posOffset>
-                      </wp:positionH>
-                      <wp:positionV relativeFrom="paragraph">
-                        <wp:posOffset>2092173</wp:posOffset>
-                      </wp:positionV>
-                      <wp:extent cx="571500" cy="365760"/>
-                      <wp:effectExtent l="0" t="0" r="0" b="0"/>
-                      <wp:wrapNone/>
-                      <wp:docPr id="12" name="Text Box 12"/>
-                      <wp:cNvGraphicFramePr/>
-                      <a:graphic xmlns:a="http://schemas.openxmlformats.org/drawingml/2006/main">
-                        <a:graphicData uri="http://schemas.microsoft.com/office/word/2010/wordprocessingShape">
-                          <wps:wsp>
-                            <wps:cNvSpPr txBox="1"/>
-                            <wps:spPr>
-                              <a:xfrm>
-                                <a:off x="0" y="0"/>
-                                <a:ext cx="571500" cy="365760"/>
-                              </a:xfrm>
-                              <a:prstGeom prst="rect">
-                                <a:avLst/>
-                              </a:prstGeom>
-                              <a:solidFill>
-                                <a:srgbClr val="689C9A"/>
-                              </a:solidFill>
-                              <a:ln w="3175">
-                                <a:noFill/>
-                              </a:ln>
-                            </wps:spPr>
-                            <wps:txbx>
-                              <w:txbxContent>
-                                <w:p>
-                                  <w:pPr>
-                                    <w:pStyle w:val="NoSpacing"/>
-                                    <w:jc w:val="center"/>
-                                    <w:rPr>
-                                      <w:rFonts w:ascii="Arial" w:hAnsi="Arial" w:cs="Arial"/>
-                                      <w:b/>
-                                      <w:bCs/>
-                                      <w:color w:val="FFFFFF" w:themeColor="background1"/>
-                                      <w:sz w:val="10"/>
-                                      <w:szCs w:val="10"/>
-                                    </w:rPr>
-                                  </w:pPr>
-                                  <w:proofErr w:type="spellStart"/>
-                                  <w:r>
-                                    <w:rPr>
-                                      <w:rFonts w:ascii="Arial" w:hAnsi="Arial" w:cs="Arial"/>
-                                      <w:b/>
-                                      <w:bCs/>
-                                      <w:color w:val="FFFFFF" w:themeColor="background1"/>
-                                      <w:sz w:val="10"/>
-                                      <w:szCs w:val="10"/>
-                                    </w:rPr>
-                                    <w:t>Cumulatief</w:t>
-                                  </w:r>
-                                  <w:proofErr w:type="spellEnd"/>
-                                  <w:r>
-                                    <w:rPr>
-                                      <w:rFonts w:ascii="Arial" w:hAnsi="Arial" w:cs="Arial"/>
-                                      <w:b/>
-                                      <w:bCs/>
-                                      <w:color w:val="FFFFFF" w:themeColor="background1"/>
-                                      <w:sz w:val="10"/>
-                                      <w:szCs w:val="10"/>
-                                    </w:rPr>
-                                    <w:br/>
-                                    <w:t>{</w:t>
-                                  </w:r>
-                                  <w:proofErr w:type="spellStart"/>
-                                  <w:r>
-                                    <w:rPr>
-                                      <w:rFonts w:ascii="Arial" w:hAnsi="Arial" w:cs="Arial"/>
-                                      <w:b/>
-                                      <w:bCs/>
-                                      <w:color w:val="FFFFFF" w:themeColor="background1"/>
-                                      <w:sz w:val="10"/>
-                                      <w:szCs w:val="10"/>
-                                    </w:rPr>
-                                    <w:t>donut_chart_cumulatief_pct</w:t>
-                                  </w:r>
-                                  <w:proofErr w:type="spellEnd"/>
-                                  <w:r>
-                                    <w:rPr>
-                                      <w:rFonts w:ascii="Arial" w:hAnsi="Arial" w:cs="Arial"/>
-                                      <w:b/>
-                                      <w:bCs/>
-                                      <w:color w:val="FFFFFF" w:themeColor="background1"/>
-                                      <w:sz w:val="10"/>
-                                      <w:szCs w:val="10"/>
-                                    </w:rPr>
-                                    <w:t>}</w:t>
-                                  </w:r>
-                                </w:p>
-                              </w:txbxContent>
-                            </wps:txbx>
-                            <wps:bodyPr rot="0" spcFirstLastPara="0" vertOverflow="overflow" horzOverflow="overflow" vert="horz" wrap="square" lIns="0" tIns="0" rIns="0" bIns="0" numCol="1" spcCol="0" rtlCol="0" fromWordArt="0" anchor="ctr" anchorCtr="0" forceAA="0" compatLnSpc="1">
-                              <a:prstTxWarp prst="textNoShape">
-                                <a:avLst/>
-                              </a:prstTxWarp>
-                              <a:noAutofit/>
-                            </wps:bodyPr>
-                          </wps:wsp>
-                        </a:graphicData>
-                      </a:graphic>
-                      <wp14:sizeRelH relativeFrom="margin">
-                        <wp14:pctWidth>0</wp14:pctWidth>
-                      </wp14:sizeRelH>
-                      <wp14:sizeRelV relativeFrom="margin">
-                        <wp14:pctHeight>0</wp14:pctHeight>
-                      </wp14:sizeRelV>
-                    </wp:anchor>
-                  </w:drawing>
-                </mc:Choice>
-                <mc:Fallback>
-                  <w:pict>
-                    <v:shape w14:anchorId="33F1DC8F" id="Text Box 12" o:spid="_x0000_s1038" type="#_x0000_t202" style="position:absolute;margin-left:107.45pt;margin-top:164.75pt;width:45pt;height:28.8pt;z-index:251685888;visibility:visible;mso-wrap-style:square;mso-width-percent:0;mso-height-percent:0;mso-wrap-distance-left:9pt;mso-wrap-distance-top:0;mso-wrap-distance-right:9pt;mso-wrap-distance-bottom:0;mso-position-horizontal:absolute;mso-position-horizontal-relative:text;mso-position-vertical:absolute;mso-position-vertical-relative:text;mso-width-percent:0;mso-height-percent:0;mso-width-relative:margin;mso-height-relative:margin;v-text-anchor:middle" o:gfxdata="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" fillcolor="#689c9a" stroked="f" strokeweight=".25pt">
-                      <v:textbox inset="0,0,0,0">
-                        <w:txbxContent>
-                          <w:p>
-                            <w:pPr>
-                              <w:pStyle w:val="NoSpacing"/>
-                              <w:jc w:val="center"/>
-                              <w:rPr>
-                                <w:rFonts w:ascii="Arial" w:hAnsi="Arial" w:cs="Arial"/>
-                                <w:b/>
-                                <w:bCs/>
-                                <w:color w:val="FFFFFF" w:themeColor="background1"/>
-                                <w:sz w:val="10"/>
-                                <w:szCs w:val="10"/>
-                              </w:rPr>
-                            </w:pPr>
-                            <w:proofErr w:type="spellStart"/>
-                            <w:r>
-                              <w:rPr>
-                                <w:rFonts w:ascii="Arial" w:hAnsi="Arial" w:cs="Arial"/>
-                                <w:b/>
-                                <w:bCs/>
-                                <w:color w:val="FFFFFF" w:themeColor="background1"/>
-                                <w:sz w:val="10"/>
-                                <w:szCs w:val="10"/>
-                              </w:rPr>
-                              <w:t>Cumulatief</w:t>
-                            </w:r>
-                            <w:proofErr w:type="spellEnd"/>
-                            <w:r>
-                              <w:rPr>
-                                <w:rFonts w:ascii="Arial" w:hAnsi="Arial" w:cs="Arial"/>
-                                <w:b/>
-                                <w:bCs/>
-                                <w:color w:val="FFFFFF" w:themeColor="background1"/>
-                                <w:sz w:val="10"/>
-                                <w:szCs w:val="10"/>
-                              </w:rPr>
-                              <w:br/>
-                              <w:t>{</w:t>
-                            </w:r>
-                            <w:proofErr w:type="spellStart"/>
-                            <w:r>
-                              <w:rPr>
-                                <w:rFonts w:ascii="Arial" w:hAnsi="Arial" w:cs="Arial"/>
-                                <w:b/>
-                                <w:bCs/>
-                                <w:color w:val="FFFFFF" w:themeColor="background1"/>
-                                <w:sz w:val="10"/>
-                                <w:szCs w:val="10"/>
-                              </w:rPr>
-                              <w:t>donut_chart_cumulatief_pct</w:t>
-                            </w:r>
-                            <w:proofErr w:type="spellEnd"/>
-                            <w:r>
-                              <w:rPr>
-                                <w:rFonts w:ascii="Arial" w:hAnsi="Arial" w:cs="Arial"/>
-                                <w:b/>
-                                <w:bCs/>
-                                <w:color w:val="FFFFFF" w:themeColor="background1"/>
-                                <w:sz w:val="10"/>
-                                <w:szCs w:val="10"/>
-                              </w:rPr>
-                              <w:t>}</w:t>
-                            </w:r>
-                          </w:p>
-                        </w:txbxContent>
-                      </v:textbox>
-                    </v:shape>
-                  </w:pict>
-                </mc:Fallback>
-              </mc:AlternateContent>
-            </w:r>
-            <w:r>
-              <w:rPr>
                 <w:sz w:val="16"/>
                 <w:szCs w:val="16"/>
                 <w:lang w:val="nl-NL"/>
@@ -4816,9 +4834,9 @@
                 <w:noProof/>
               </w:rPr>
               <w:drawing>
-                <wp:inline distT="0" distB="0" distL="0" distR="0" wp14:anchorId="556AF5E3" wp14:editId="5CD41E05">
-                  <wp:extent cx="3147060" cy="2451735"/>
-                  <wp:effectExtent l="0" t="0" r="15240" b="5715"/>
+                <wp:inline distT="0" distB="0" distL="0" distR="0" wp14:anchorId="556AF5E3" wp14:editId="169ED19D">
+                  <wp:extent cx="3021554" cy="1864658"/>
+                  <wp:effectExtent l="0" t="0" r="7620" b="2540"/>
                   <wp:docPr id="5" name="Chart 5"/>
                   <wp:cNvGraphicFramePr/>
                   <a:graphic xmlns:a="http://schemas.openxmlformats.org/drawingml/2006/main">
@@ -4916,7 +4934,6 @@
                 <w:sz w:val="18"/>
                 <w:szCs w:val="18"/>
               </w:rPr>
-              <w:lastRenderedPageBreak/>
               <w:t>Categorie</w:t>
             </w:r>
             <w:proofErr w:type="spellEnd"/>
@@ -5116,7 +5133,7 @@
       <w:tr>
         <w:trPr>
           <w:cantSplit/>
-          <w:trHeight w:val="144"/>
+          <w:trHeight w:val="276"/>
         </w:trPr>
         <w:tc>
           <w:tcPr>
@@ -5366,16 +5383,6 @@
         </w:tc>
       </w:tr>
     </w:tbl>
-    <w:p>
-      <w:pPr>
-        <w:tabs>
-          <w:tab w:val="left" w:pos="6930"/>
-        </w:tabs>
-        <w:rPr>
-          <w:lang w:val="nl-NL"/>
-        </w:rPr>
-      </w:pPr>
-    </w:p>
     <w:p>
       <w:pPr>
         <w:tabs>
@@ -6146,14 +6153,6 @@
         <w:rPr>
           <w:lang w:val="nl-NL"/>
         </w:rPr>
-      </w:pPr>
-    </w:p>
-    <w:p>
-      <w:pPr>
-        <w:pStyle w:val="NoSpacing"/>
-        <w:rPr>
-          <w:lang w:val="nl-NL"/>
-        </w:rPr>
         <w:sectPr>
           <w:pgSz w:w="12240" w:h="15840" w:code="1"/>
           <w:pgMar w:top="720" w:right="720" w:bottom="720" w:left="720" w:header="720" w:footer="720" w:gutter="0"/>
@@ -6184,7 +6183,33 @@
           <w:lang w:val="nl-NL"/>
         </w:rPr>
         <w:lastRenderedPageBreak/>
-        <w:t>{#htmlContent.length &gt; 1</w:t>
+        <w:t xml:space="preserve">{#htmlContent.length &gt; 1} </w:t>
+      </w:r>
+      <w:r>
+        <w:rPr>
+          <w:sz w:val="16"/>
+          <w:szCs w:val="16"/>
+          <w:lang w:val="nl-NL"/>
+        </w:rPr>
+        <w:t>{_</w:t>
+      </w:r>
+      <w:proofErr w:type="spellStart"/>
+      <w:r>
+        <w:rPr>
+          <w:sz w:val="16"/>
+          <w:szCs w:val="16"/>
+          <w:lang w:val="nl-NL"/>
+        </w:rPr>
+        <w:t>htmlContent</w:t>
+      </w:r>
+      <w:proofErr w:type="spellEnd"/>
+      <w:r>
+        <w:rPr>
+          <w:sz w:val="16"/>
+          <w:szCs w:val="16"/>
+          <w:lang w:val="nl-NL"/>
+        </w:rPr>
+        <w:t xml:space="preserve">} </w:t>
       </w:r>
       <w:r>
         <w:rPr>
@@ -6195,8 +6220,9 @@
           <w:szCs w:val="16"/>
           <w:lang w:val="nl-NL"/>
         </w:rPr>
-        <w:t>}</w:t>
-      </w:r>
+        <w:t>{/</w:t>
+      </w:r>
+      <w:proofErr w:type="spellStart"/>
       <w:r>
         <w:rPr>
           <w:rFonts w:ascii="Arial" w:hAnsi="Arial" w:cs="Arial"/>
@@ -6206,42 +6232,9 @@
           <w:szCs w:val="16"/>
           <w:lang w:val="nl-NL"/>
         </w:rPr>
-        <w:t xml:space="preserve"> </w:t>
-      </w:r>
-      <w:r>
-        <w:rPr>
-          <w:sz w:val="16"/>
-          <w:szCs w:val="16"/>
-          <w:lang w:val="nl-NL"/>
-        </w:rPr>
-        <w:t>{_</w:t>
-      </w:r>
-      <w:proofErr w:type="spellStart"/>
-      <w:r>
-        <w:rPr>
-          <w:sz w:val="16"/>
-          <w:szCs w:val="16"/>
-          <w:lang w:val="nl-NL"/>
-        </w:rPr>
-        <w:t>htmlContent</w:t>
+        <w:t>htmlContent.length</w:t>
       </w:r>
       <w:proofErr w:type="spellEnd"/>
-      <w:r>
-        <w:rPr>
-          <w:sz w:val="16"/>
-          <w:szCs w:val="16"/>
-          <w:lang w:val="nl-NL"/>
-        </w:rPr>
-        <w:t>}</w:t>
-      </w:r>
-      <w:r>
-        <w:rPr>
-          <w:sz w:val="16"/>
-          <w:szCs w:val="16"/>
-          <w:lang w:val="nl-NL"/>
-        </w:rPr>
-        <w:t xml:space="preserve"> </w:t>
-      </w:r>
       <w:r>
         <w:rPr>
           <w:rFonts w:ascii="Arial" w:hAnsi="Arial" w:cs="Arial"/>
@@ -6251,31 +6244,61 @@
           <w:szCs w:val="16"/>
           <w:lang w:val="nl-NL"/>
         </w:rPr>
-        <w:t>{/</w:t>
-      </w:r>
-      <w:proofErr w:type="spellStart"/>
+        <w:t xml:space="preserve"> &gt; 1}</w:t>
+      </w:r>
+      <w:r>
+        <w:rPr>
+          <w:rFonts w:ascii="Arial" w:eastAsia="Arial" w:hAnsi="Arial"/>
+          <w:bCs/>
+          <w:color w:val="000000"/>
+          <w:sz w:val="10"/>
+          <w:szCs w:val="10"/>
+          <w:lang w:val="nl-NL"/>
+        </w:rPr>
+        <w:t>{#</w:t>
+      </w:r>
       <w:r>
         <w:rPr>
           <w:rFonts w:ascii="Arial" w:hAnsi="Arial" w:cs="Arial"/>
-          <w:b/>
           <w:bCs/>
-          <w:sz w:val="16"/>
-          <w:szCs w:val="16"/>
-          <w:lang w:val="nl-NL"/>
-        </w:rPr>
-        <w:t>htmlContent.length</w:t>
-      </w:r>
-      <w:proofErr w:type="spellEnd"/>
-      <w:r>
-        <w:rPr>
-          <w:rFonts w:ascii="Arial" w:hAnsi="Arial" w:cs="Arial"/>
-          <w:b/>
+          <w:sz w:val="10"/>
+          <w:szCs w:val="10"/>
+          <w:lang w:val="nl-NL"/>
+        </w:rPr>
+        <w:t>algemene_opmerkingen</w:t>
+      </w:r>
+      <w:r>
+        <w:rPr>
+          <w:rFonts w:ascii="Arial" w:eastAsia="Arial" w:hAnsi="Arial"/>
           <w:bCs/>
-          <w:sz w:val="16"/>
-          <w:szCs w:val="16"/>
-          <w:lang w:val="nl-NL"/>
-        </w:rPr>
-        <w:t xml:space="preserve"> &gt; 1}</w:t>
+          <w:color w:val="000000"/>
+          <w:sz w:val="10"/>
+          <w:szCs w:val="10"/>
+          <w:lang w:val="nl-NL"/>
+        </w:rPr>
+        <w:t xml:space="preserve">.length &gt; </w:t>
+      </w:r>
+      <w:r>
+        <w:rPr>
+          <w:rFonts w:ascii="Arial" w:eastAsia="Arial" w:hAnsi="Arial"/>
+          <w:bCs/>
+          <w:color w:val="000000"/>
+          <w:sz w:val="10"/>
+          <w:szCs w:val="10"/>
+          <w:lang w:val="nl-NL"/>
+        </w:rPr>
+        <w:t>0</w:t>
+      </w:r>
+      <w:r>
+        <w:rPr>
+          <w:rFonts w:ascii="Arial" w:eastAsia="Arial" w:hAnsi="Arial"/>
+          <w:bCs/>
+          <w:color w:val="000000"/>
+          <w:sz w:val="10"/>
+          <w:szCs w:val="10"/>
+          <w:lang w:val="nl-NL"/>
+        </w:rPr>
+        <w:t>}</w:t>
       </w:r>
       <w:r>
         <w:rPr>
@@ -6514,87 +6537,167 @@
         <w:tabs>
           <w:tab w:val="left" w:pos="6930"/>
         </w:tabs>
+        <w:rPr>
+          <w:lang w:val="nl-NL"/>
+        </w:rPr>
       </w:pPr>
+      <w:r>
+        <w:rPr>
+          <w:rFonts w:ascii="Arial" w:eastAsia="Arial" w:hAnsi="Arial"/>
+          <w:bCs/>
+          <w:color w:val="000000"/>
+          <w:sz w:val="10"/>
+          <w:szCs w:val="10"/>
+          <w:lang w:val="nl-NL"/>
+        </w:rPr>
+        <w:t>{</w:t>
+      </w:r>
+      <w:r>
+        <w:rPr>
+          <w:rFonts w:ascii="Arial" w:eastAsia="Arial" w:hAnsi="Arial"/>
+          <w:bCs/>
+          <w:color w:val="000000"/>
+          <w:sz w:val="10"/>
+          <w:szCs w:val="10"/>
+          <w:lang w:val="nl-NL"/>
+        </w:rPr>
+        <w:t>/</w:t>
+      </w:r>
+      <w:proofErr w:type="spellStart"/>
+      <w:r>
+        <w:rPr>
+          <w:rFonts w:ascii="Arial" w:hAnsi="Arial" w:cs="Arial"/>
+          <w:bCs/>
+          <w:sz w:val="10"/>
+          <w:szCs w:val="10"/>
+          <w:lang w:val="nl-NL"/>
+        </w:rPr>
+        <w:t>algemene_opmerkingen</w:t>
+      </w:r>
+      <w:r>
+        <w:rPr>
+          <w:rFonts w:ascii="Arial" w:eastAsia="Arial" w:hAnsi="Arial"/>
+          <w:bCs/>
+          <w:color w:val="000000"/>
+          <w:sz w:val="10"/>
+          <w:szCs w:val="10"/>
+          <w:lang w:val="nl-NL"/>
+        </w:rPr>
+        <w:t>.length</w:t>
+      </w:r>
+      <w:proofErr w:type="spellEnd"/>
+      <w:r>
+        <w:rPr>
+          <w:rFonts w:ascii="Arial" w:eastAsia="Arial" w:hAnsi="Arial"/>
+          <w:bCs/>
+          <w:color w:val="000000"/>
+          <w:sz w:val="10"/>
+          <w:szCs w:val="10"/>
+          <w:lang w:val="nl-NL"/>
+        </w:rPr>
+        <w:t xml:space="preserve"> &gt; </w:t>
+      </w:r>
+      <w:r>
+        <w:rPr>
+          <w:rFonts w:ascii="Arial" w:eastAsia="Arial" w:hAnsi="Arial"/>
+          <w:bCs/>
+          <w:color w:val="000000"/>
+          <w:sz w:val="10"/>
+          <w:szCs w:val="10"/>
+          <w:lang w:val="nl-NL"/>
+        </w:rPr>
+        <w:t>0</w:t>
+      </w:r>
+      <w:r>
+        <w:rPr>
+          <w:rFonts w:ascii="Arial" w:eastAsia="Arial" w:hAnsi="Arial"/>
+          <w:bCs/>
+          <w:color w:val="000000"/>
+          <w:sz w:val="10"/>
+          <w:szCs w:val="10"/>
+          <w:lang w:val="nl-NL"/>
+        </w:rPr>
+        <w:t>}</w:t>
+      </w:r>
     </w:p>
     <w:p>
       <w:pPr>
         <w:spacing w:after="0" w:line="240" w:lineRule="auto"/>
+        <w:rPr>
+          <w:lang w:val="nl-NL"/>
+        </w:rPr>
       </w:pPr>
-      <w:proofErr w:type="spellStart"/>
+      <w:r>
+        <w:rPr>
+          <w:rFonts w:ascii="Arial" w:eastAsia="Arial" w:hAnsi="Arial"/>
+          <w:bCs/>
+          <w:color w:val="000000"/>
+          <w:sz w:val="10"/>
+          <w:szCs w:val="10"/>
+          <w:lang w:val="nl-NL"/>
+        </w:rPr>
+        <w:t>{#</w:t>
+      </w:r>
+      <w:r>
+        <w:rPr>
+          <w:rFonts w:ascii="Arial" w:hAnsi="Arial" w:cs="Arial"/>
+          <w:bCs/>
+          <w:sz w:val="10"/>
+          <w:szCs w:val="10"/>
+          <w:lang w:val="nl-NL"/>
+        </w:rPr>
+        <w:t>overige_hygienische_aspecten</w:t>
+      </w:r>
+      <w:r>
+        <w:rPr>
+          <w:rFonts w:ascii="Arial" w:eastAsia="Arial" w:hAnsi="Arial"/>
+          <w:bCs/>
+          <w:color w:val="000000"/>
+          <w:sz w:val="10"/>
+          <w:szCs w:val="10"/>
+          <w:lang w:val="nl-NL"/>
+        </w:rPr>
+        <w:t xml:space="preserve">.length &gt; </w:t>
+      </w:r>
+      <w:r>
+        <w:rPr>
+          <w:rFonts w:ascii="Arial" w:eastAsia="Arial" w:hAnsi="Arial"/>
+          <w:bCs/>
+          <w:color w:val="000000"/>
+          <w:sz w:val="10"/>
+          <w:szCs w:val="10"/>
+          <w:lang w:val="nl-NL"/>
+        </w:rPr>
+        <w:t>0</w:t>
+      </w:r>
+      <w:r>
+        <w:rPr>
+          <w:rFonts w:ascii="Arial" w:eastAsia="Arial" w:hAnsi="Arial"/>
+          <w:bCs/>
+          <w:color w:val="000000"/>
+          <w:sz w:val="10"/>
+          <w:szCs w:val="10"/>
+          <w:lang w:val="nl-NL"/>
+        </w:rPr>
+        <w:t>}</w:t>
+      </w:r>
       <w:r>
         <w:rPr>
           <w:rFonts w:ascii="Arial" w:eastAsia="Arial" w:hAnsi="Arial"/>
           <w:b/>
           <w:color w:val="000000"/>
           <w:sz w:val="18"/>
-        </w:rPr>
-        <w:t>Overige</w:t>
-      </w:r>
-      <w:proofErr w:type="spellEnd"/>
-      <w:r>
-        <w:rPr>
-          <w:rFonts w:ascii="Arial" w:eastAsia="Arial" w:hAnsi="Arial"/>
-          <w:b/>
-          <w:color w:val="000000"/>
-          <w:sz w:val="18"/>
-        </w:rPr>
-        <w:t xml:space="preserve">- </w:t>
-      </w:r>
-      <w:proofErr w:type="spellStart"/>
-      <w:r>
-        <w:rPr>
-          <w:rFonts w:ascii="Arial" w:eastAsia="Arial" w:hAnsi="Arial"/>
-          <w:b/>
-          <w:color w:val="000000"/>
-          <w:sz w:val="18"/>
-        </w:rPr>
-        <w:t>en</w:t>
-      </w:r>
-      <w:proofErr w:type="spellEnd"/>
-      <w:r>
-        <w:rPr>
-          <w:rFonts w:ascii="Arial" w:eastAsia="Arial" w:hAnsi="Arial"/>
-          <w:b/>
-          <w:color w:val="000000"/>
-          <w:sz w:val="18"/>
-        </w:rPr>
-        <w:t xml:space="preserve"> </w:t>
-      </w:r>
-      <w:proofErr w:type="spellStart"/>
-      <w:r>
-        <w:rPr>
-          <w:rFonts w:ascii="Arial" w:eastAsia="Arial" w:hAnsi="Arial"/>
-          <w:b/>
-          <w:color w:val="000000"/>
-          <w:sz w:val="18"/>
-        </w:rPr>
-        <w:t>hygiëne</w:t>
-      </w:r>
-      <w:proofErr w:type="spellEnd"/>
-      <w:r>
-        <w:rPr>
-          <w:rFonts w:ascii="Arial" w:eastAsia="Arial" w:hAnsi="Arial"/>
-          <w:b/>
-          <w:color w:val="000000"/>
-          <w:sz w:val="18"/>
-        </w:rPr>
-        <w:t xml:space="preserve"> </w:t>
-      </w:r>
-      <w:proofErr w:type="spellStart"/>
-      <w:r>
-        <w:rPr>
-          <w:rFonts w:ascii="Arial" w:eastAsia="Arial" w:hAnsi="Arial"/>
-          <w:b/>
-          <w:color w:val="000000"/>
-          <w:sz w:val="18"/>
-        </w:rPr>
-        <w:t>aspecten</w:t>
-      </w:r>
-      <w:proofErr w:type="spellEnd"/>
+          <w:lang w:val="nl-NL"/>
+        </w:rPr>
+        <w:t>Overige- en hygiëne aspecten</w:t>
+      </w:r>
     </w:p>
     <w:p>
       <w:pPr>
         <w:spacing w:after="0" w:line="240" w:lineRule="auto"/>
+        <w:rPr>
+          <w:lang w:val="nl-NL"/>
+        </w:rPr>
       </w:pPr>
     </w:p>
     <w:tbl>
@@ -6942,6 +7045,84 @@
           <w:tab w:val="left" w:pos="1296"/>
         </w:tabs>
       </w:pPr>
+      <w:r>
+        <w:rPr>
+          <w:rFonts w:ascii="Arial" w:eastAsia="Arial" w:hAnsi="Arial"/>
+          <w:bCs/>
+          <w:color w:val="000000"/>
+          <w:sz w:val="10"/>
+          <w:szCs w:val="10"/>
+          <w:lang w:val="nl-NL"/>
+        </w:rPr>
+        <w:t>{</w:t>
+      </w:r>
+      <w:r>
+        <w:rPr>
+          <w:rFonts w:ascii="Arial" w:eastAsia="Arial" w:hAnsi="Arial"/>
+          <w:bCs/>
+          <w:color w:val="000000"/>
+          <w:sz w:val="10"/>
+          <w:szCs w:val="10"/>
+          <w:lang w:val="nl-NL"/>
+        </w:rPr>
+        <w:t>/</w:t>
+      </w:r>
+      <w:proofErr w:type="spellStart"/>
+      <w:r>
+        <w:rPr>
+          <w:rFonts w:ascii="Arial" w:hAnsi="Arial" w:cs="Arial"/>
+          <w:bCs/>
+          <w:sz w:val="10"/>
+          <w:szCs w:val="10"/>
+          <w:lang w:val="nl-NL"/>
+        </w:rPr>
+        <w:t>overige_hygienische_aspecten</w:t>
+      </w:r>
+      <w:r>
+        <w:rPr>
+          <w:rFonts w:ascii="Arial" w:eastAsia="Arial" w:hAnsi="Arial"/>
+          <w:bCs/>
+          <w:color w:val="000000"/>
+          <w:sz w:val="10"/>
+          <w:szCs w:val="10"/>
+          <w:lang w:val="nl-NL"/>
+        </w:rPr>
+        <w:t>.length</w:t>
+      </w:r>
+      <w:proofErr w:type="spellEnd"/>
+      <w:r>
+        <w:rPr>
+          <w:rFonts w:ascii="Arial" w:eastAsia="Arial" w:hAnsi="Arial"/>
+          <w:bCs/>
+          <w:color w:val="000000"/>
+          <w:sz w:val="10"/>
+          <w:szCs w:val="10"/>
+          <w:lang w:val="nl-NL"/>
+        </w:rPr>
+        <w:t xml:space="preserve"> &gt; </w:t>
+      </w:r>
+      <w:r>
+        <w:rPr>
+          <w:rFonts w:ascii="Arial" w:eastAsia="Arial" w:hAnsi="Arial"/>
+          <w:bCs/>
+          <w:color w:val="000000"/>
+          <w:sz w:val="10"/>
+          <w:szCs w:val="10"/>
+          <w:lang w:val="nl-NL"/>
+        </w:rPr>
+        <w:t>0</w:t>
+      </w:r>
+      <w:r>
+        <w:rPr>
+          <w:rFonts w:ascii="Arial" w:eastAsia="Arial" w:hAnsi="Arial"/>
+          <w:bCs/>
+          <w:color w:val="000000"/>
+          <w:sz w:val="10"/>
+          <w:szCs w:val="10"/>
+          <w:lang w:val="nl-NL"/>
+        </w:rPr>
+        <w:t>}</w:t>
+      </w:r>
     </w:p>
     <w:sectPr>
       <w:pgSz w:w="12240" w:h="15840" w:code="1"/>
